--- a/docs/files/ast/ast_6M2026_en.docx
+++ b/docs/files/ast/ast_6M2026_en.docx
@@ -3201,24 +3201,10 @@
         <w:rPr>
           <w:sz w:val="24"/>
         </w:rPr>
-        <w:t xml:space="preserve">☐ </w:t>
+        <w:t xml:space="preserve">☑ </w:t>
       </w:r>
       <w:r>
         <w:t>Yes, the company is not in the list of sanctions (add a screenshot)</w:t>
-      </w:r>
-    </w:p>
-    <w:p>
-      <w:pPr>
-        <w:spacing w:after="0"/>
-        <w:ind w:left="397"/>
-      </w:pPr>
-      <w:r>
-        <w:rPr>
-          <w:b/>
-          <w:color w:val="B42318"/>
-          <w:sz w:val="19"/>
-        </w:rPr>
-        <w:t>Needs review</w:t>
       </w:r>
     </w:p>
     <w:p>
@@ -3238,7 +3224,7 @@
           <w:color w:val="333333"/>
           <w:sz w:val="19"/>
         </w:rPr>
-        <w:t>Automatic check against the EU, UN, US OFAC and UK consolidated sanctions lists.</w:t>
+        <w:t>Not found on the EU, UN, UK, US OFAC consolidated sanctions lists (automatic check 2026-10-22).</w:t>
       </w:r>
     </w:p>
     <w:p>

--- a/docs/files/ast/ast_6M2026_en.docx
+++ b/docs/files/ast/ast_6M2026_en.docx
@@ -2,139 +2,314 @@
 <file path=word/document.xml><?xml version="1.0" encoding="utf-8"?>
 <w:document xmlns:wpc="http://schemas.microsoft.com/office/word/2010/wordprocessingCanvas" xmlns:mo="http://schemas.microsoft.com/office/mac/office/2008/main" xmlns:mc="http://schemas.openxmlformats.org/markup-compatibility/2006" xmlns:mv="urn:schemas-microsoft-com:mac:vml" xmlns:o="urn:schemas-microsoft-com:office:office" xmlns:r="http://schemas.openxmlformats.org/officeDocument/2006/relationships" xmlns:m="http://schemas.openxmlformats.org/officeDocument/2006/math" xmlns:v="urn:schemas-microsoft-com:vml" xmlns:wp14="http://schemas.microsoft.com/office/word/2010/wordprocessingDrawing" xmlns:wp="http://schemas.openxmlformats.org/drawingml/2006/wordprocessingDrawing" xmlns:w10="urn:schemas-microsoft-com:office:word" xmlns:w="http://schemas.openxmlformats.org/wordprocessingml/2006/main" xmlns:w14="http://schemas.microsoft.com/office/word/2010/wordml" xmlns:wpg="http://schemas.microsoft.com/office/word/2010/wordprocessingGroup" xmlns:wpi="http://schemas.microsoft.com/office/word/2010/wordprocessingInk" xmlns:wne="http://schemas.microsoft.com/office/word/2006/wordml" xmlns:wps="http://schemas.microsoft.com/office/word/2010/wordprocessingShape" mc:Ignorable="w14 wp14">
   <w:body>
+    <w:tbl>
+      <w:tblPr>
+        <w:tblW w:w="9639" w:type="dxa"/>
+        <w:tblBorders>
+          <w:top w:val="nil"/>
+          <w:left w:val="nil"/>
+          <w:bottom w:val="nil"/>
+          <w:right w:val="nil"/>
+          <w:insideH w:val="nil"/>
+          <w:insideV w:val="nil"/>
+        </w:tblBorders>
+        <w:tblLayout w:type="fixed"/>
+        <w:tblCellMar>
+          <w:top w:w="260" w:type="dxa"/>
+          <w:left w:w="280" w:type="dxa"/>
+          <w:bottom w:w="260" w:type="dxa"/>
+          <w:right w:w="280" w:type="dxa"/>
+        </w:tblCellMar>
+        <w:tblLook w:firstColumn="1" w:firstRow="1" w:lastColumn="0" w:lastRow="0" w:noHBand="0" w:noVBand="1" w:val="04A0"/>
+      </w:tblPr>
+      <w:tblGrid>
+        <w:gridCol w:w="7030"/>
+        <w:gridCol w:w="2608"/>
+      </w:tblGrid>
+      <w:tr>
+        <w:tc>
+          <w:tcPr>
+            <w:tcW w:type="dxa" w:w="7030"/>
+            <w:shd w:val="clear" w:color="auto" w:fill="1F4E79"/>
+          </w:tcPr>
+          <w:p>
+            <w:pPr>
+              <w:spacing w:before="0" w:after="0"/>
+            </w:pPr>
+            <w:r>
+              <w:rPr>
+                <w:b/>
+                <w:caps/>
+                <w:color w:val="AFC6DD"/>
+                <w:sz w:val="17"/>
+              </w:rPr>
+              <w:t>Issuer review · 6M2026</w:t>
+            </w:r>
+          </w:p>
+          <w:p>
+            <w:pPr>
+              <w:spacing w:before="40" w:after="0"/>
+            </w:pPr>
+            <w:r>
+              <w:rPr>
+                <w:b/>
+                <w:color w:val="FFFFFF"/>
+                <w:sz w:val="52"/>
+              </w:rPr>
+              <w:t>Augstsprieguma tīkls (AST)</w:t>
+            </w:r>
+          </w:p>
+        </w:tc>
+        <w:tc>
+          <w:tcPr>
+            <w:tcW w:type="dxa" w:w="2608"/>
+            <w:shd w:val="clear" w:color="auto" w:fill="1F4E79"/>
+          </w:tcPr>
+          <w:p>
+            <w:pPr>
+              <w:spacing w:before="280" w:after="0"/>
+              <w:jc w:val="right"/>
+            </w:pPr>
+            <w:r>
+              <w:rPr>
+                <w:b/>
+                <w:color w:val="1B7F3B"/>
+                <w:sz w:val="19"/>
+                <w:shd w:val="clear" w:color="auto" w:fill="E3F3E8"/>
+              </w:rPr>
+              <w:t xml:space="preserve">  ●  OK  </w:t>
+            </w:r>
+          </w:p>
+        </w:tc>
+      </w:tr>
+    </w:tbl>
     <w:p>
       <w:pPr>
-        <w:spacing w:after="0"/>
+        <w:pBdr>
+          <w:top w:val="single" w:sz="12" w:color="2A78D6" w:space="0"/>
+        </w:pBdr>
+        <w:spacing w:before="0" w:after="200" w:line="120" w:lineRule="auto"/>
       </w:pPr>
-      <w:r>
-        <w:rPr>
-          <w:b/>
-          <w:color w:val="1F4E79"/>
-          <w:sz w:val="48"/>
-        </w:rPr>
-        <w:t>Augstsprieguma tīkls (AST)</w:t>
-      </w:r>
-    </w:p>
-    <w:p>
-      <w:r>
-        <w:rPr>
-          <w:color w:val="5F6B7A"/>
-          <w:sz w:val="24"/>
-        </w:rPr>
-        <w:t>Issuer review · 6M2026</w:t>
-      </w:r>
-    </w:p>
-    <w:p>
-      <w:pPr>
-        <w:spacing w:after="0"/>
-      </w:pPr>
-      <w:r>
-        <w:rPr>
-          <w:b/>
-          <w:sz w:val="19"/>
-        </w:rPr>
-        <w:t xml:space="preserve">Analysis date: </w:t>
-      </w:r>
-      <w:r>
-        <w:rPr>
-          <w:b w:val="0"/>
-          <w:sz w:val="19"/>
-        </w:rPr>
-        <w:t>2026-10-22</w:t>
-      </w:r>
-    </w:p>
-    <w:p>
-      <w:pPr>
-        <w:spacing w:after="0"/>
-      </w:pPr>
-      <w:r>
-        <w:rPr>
-          <w:b/>
-          <w:sz w:val="19"/>
-        </w:rPr>
-        <w:t xml:space="preserve">Rating: </w:t>
-      </w:r>
-      <w:r>
-        <w:rPr>
-          <w:b w:val="0"/>
-          <w:sz w:val="19"/>
-        </w:rPr>
-        <w:t>A- with a stable outlook (agency not named in the report)</w:t>
-      </w:r>
-      <w:hyperlink r:id="rId10">
-        <w:r>
-          <w:rPr>
-            <w:color w:val="2A78D6"/>
-            <w:vertAlign w:val="superscript"/>
-            <w:sz w:val="16"/>
-          </w:rPr>
-          <w:t xml:space="preserve">1</w:t>
-        </w:r>
-      </w:hyperlink>
-      <w:r>
-        <w:rPr>
-          <w:color w:val="2A78D6"/>
-          <w:vertAlign w:val="superscript"/>
-        </w:rPr>
-        <w:t>,</w:t>
-      </w:r>
-      <w:hyperlink r:id="rId11">
-        <w:r>
-          <w:rPr>
-            <w:color w:val="2A78D6"/>
-            <w:vertAlign w:val="superscript"/>
-            <w:sz w:val="16"/>
-          </w:rPr>
-          <w:t xml:space="preserve">2</w:t>
-        </w:r>
-      </w:hyperlink>
-    </w:p>
-    <w:p>
-      <w:pPr>
-        <w:spacing w:after="0"/>
-      </w:pPr>
-      <w:r>
-        <w:rPr>
-          <w:b/>
-          <w:sz w:val="19"/>
-        </w:rPr>
-        <w:t xml:space="preserve">Next report: </w:t>
-      </w:r>
-      <w:r>
-        <w:rPr>
-          <w:b w:val="0"/>
-          <w:sz w:val="19"/>
-        </w:rPr>
-        <w:t>9M 2026 interim report - 2026-11-30</w:t>
-      </w:r>
-      <w:hyperlink r:id="rId12">
-        <w:r>
-          <w:rPr>
-            <w:color w:val="2A78D6"/>
-            <w:vertAlign w:val="superscript"/>
-            <w:sz w:val="16"/>
-          </w:rPr>
-          <w:t xml:space="preserve">3</w:t>
-        </w:r>
-      </w:hyperlink>
     </w:p>
     <w:tbl>
       <w:tblPr>
-        <w:tblW w:type="auto" w:w="0"/>
+        <w:tblW w:w="9639" w:type="dxa"/>
+        <w:tblBorders>
+          <w:top w:val="nil"/>
+          <w:left w:val="nil"/>
+          <w:bottom w:val="nil"/>
+          <w:right w:val="nil"/>
+          <w:insideH w:val="nil"/>
+          <w:insideV w:val="nil"/>
+        </w:tblBorders>
+        <w:tblLayout w:type="fixed"/>
+        <w:tblCellMar>
+          <w:top w:w="0" w:type="dxa"/>
+          <w:left w:w="0" w:type="dxa"/>
+          <w:bottom w:w="120" w:type="dxa"/>
+          <w:right w:w="160" w:type="dxa"/>
+        </w:tblCellMar>
         <w:tblLook w:firstColumn="1" w:firstRow="1" w:lastColumn="0" w:lastRow="0" w:noHBand="0" w:noVBand="1" w:val="04A0"/>
       </w:tblPr>
       <w:tblGrid>
-        <w:gridCol w:w="9972"/>
+        <w:gridCol w:w="3213"/>
+        <w:gridCol w:w="3213"/>
+        <w:gridCol w:w="3213"/>
+      </w:tblGrid>
+      <w:tr>
+        <w:tc>
+          <w:tcPr>
+            <w:tcW w:type="dxa" w:w="3213"/>
+            <w:tcBorders>
+              <w:top w:val="nil"/>
+              <w:left w:val="nil"/>
+              <w:bottom w:val="single" w:sz="4" w:color="C9D3DE" w:space="0"/>
+              <w:right w:val="nil"/>
+            </w:tcBorders>
+          </w:tcPr>
+          <w:p>
+            <w:pPr>
+              <w:spacing w:before="0" w:after="20"/>
+            </w:pPr>
+            <w:r>
+              <w:rPr>
+                <w:b/>
+                <w:caps/>
+                <w:color w:val="5F6B7A"/>
+                <w:sz w:val="15"/>
+              </w:rPr>
+              <w:t>Analysis date</w:t>
+            </w:r>
+          </w:p>
+          <w:p>
+            <w:pPr>
+              <w:spacing w:before="0" w:after="0"/>
+            </w:pPr>
+            <w:r>
+              <w:rPr>
+                <w:b w:val="0"/>
+                <w:sz w:val="19"/>
+              </w:rPr>
+              <w:t>2026-10-22</w:t>
+            </w:r>
+          </w:p>
+        </w:tc>
+        <w:tc>
+          <w:tcPr>
+            <w:tcW w:type="dxa" w:w="3213"/>
+            <w:tcBorders>
+              <w:top w:val="nil"/>
+              <w:left w:val="nil"/>
+              <w:bottom w:val="single" w:sz="4" w:color="C9D3DE" w:space="0"/>
+              <w:right w:val="nil"/>
+            </w:tcBorders>
+          </w:tcPr>
+          <w:p>
+            <w:pPr>
+              <w:spacing w:before="0" w:after="20"/>
+            </w:pPr>
+            <w:r>
+              <w:rPr>
+                <w:b/>
+                <w:caps/>
+                <w:color w:val="5F6B7A"/>
+                <w:sz w:val="15"/>
+              </w:rPr>
+              <w:t>Rating</w:t>
+            </w:r>
+          </w:p>
+          <w:p>
+            <w:pPr>
+              <w:spacing w:before="0" w:after="0"/>
+            </w:pPr>
+            <w:r>
+              <w:rPr>
+                <w:b w:val="0"/>
+                <w:sz w:val="19"/>
+              </w:rPr>
+              <w:t>A- with a stable outlook (agency not named in the report)</w:t>
+            </w:r>
+            <w:hyperlink r:id="rId12">
+              <w:r>
+                <w:rPr>
+                  <w:color w:val="2A78D6"/>
+                  <w:vertAlign w:val="superscript"/>
+                  <w:sz w:val="16"/>
+                </w:rPr>
+                <w:t xml:space="preserve">1</w:t>
+              </w:r>
+            </w:hyperlink>
+            <w:r>
+              <w:rPr>
+                <w:color w:val="2A78D6"/>
+                <w:vertAlign w:val="superscript"/>
+              </w:rPr>
+              <w:t>,</w:t>
+            </w:r>
+            <w:hyperlink r:id="rId13">
+              <w:r>
+                <w:rPr>
+                  <w:color w:val="2A78D6"/>
+                  <w:vertAlign w:val="superscript"/>
+                  <w:sz w:val="16"/>
+                </w:rPr>
+                <w:t xml:space="preserve">2</w:t>
+              </w:r>
+            </w:hyperlink>
+          </w:p>
+        </w:tc>
+        <w:tc>
+          <w:tcPr>
+            <w:tcW w:type="dxa" w:w="3213"/>
+            <w:tcBorders>
+              <w:top w:val="nil"/>
+              <w:left w:val="nil"/>
+              <w:bottom w:val="single" w:sz="4" w:color="C9D3DE" w:space="0"/>
+              <w:right w:val="nil"/>
+            </w:tcBorders>
+          </w:tcPr>
+          <w:p>
+            <w:pPr>
+              <w:spacing w:before="0" w:after="20"/>
+            </w:pPr>
+            <w:r>
+              <w:rPr>
+                <w:b/>
+                <w:caps/>
+                <w:color w:val="5F6B7A"/>
+                <w:sz w:val="15"/>
+              </w:rPr>
+              <w:t>Next report</w:t>
+            </w:r>
+          </w:p>
+          <w:p>
+            <w:pPr>
+              <w:spacing w:before="0" w:after="0"/>
+            </w:pPr>
+            <w:r>
+              <w:rPr>
+                <w:b w:val="0"/>
+                <w:sz w:val="19"/>
+              </w:rPr>
+              <w:t>9M 2026 interim report - 2026-11-30</w:t>
+            </w:r>
+            <w:hyperlink r:id="rId14">
+              <w:r>
+                <w:rPr>
+                  <w:color w:val="2A78D6"/>
+                  <w:vertAlign w:val="superscript"/>
+                  <w:sz w:val="16"/>
+                </w:rPr>
+                <w:t xml:space="preserve">3</w:t>
+              </w:r>
+            </w:hyperlink>
+          </w:p>
+        </w:tc>
+      </w:tr>
+    </w:tbl>
+    <w:p>
+      <w:pPr>
+        <w:spacing w:before="0" w:after="80"/>
+      </w:pPr>
+    </w:p>
+    <w:tbl>
+      <w:tblPr>
+        <w:tblW w:w="9639" w:type="dxa"/>
+        <w:tblBorders>
+          <w:top w:val="nil"/>
+          <w:left w:val="nil"/>
+          <w:bottom w:val="nil"/>
+          <w:right w:val="nil"/>
+          <w:insideH w:val="nil"/>
+          <w:insideV w:val="nil"/>
+        </w:tblBorders>
+        <w:tblLayout w:type="fixed"/>
+        <w:tblCellMar>
+          <w:top w:w="180" w:type="dxa"/>
+          <w:left w:w="260" w:type="dxa"/>
+          <w:bottom w:w="200" w:type="dxa"/>
+          <w:right w:w="260" w:type="dxa"/>
+        </w:tblCellMar>
+        <w:tblLook w:firstColumn="1" w:firstRow="1" w:lastColumn="0" w:lastRow="0" w:noHBand="0" w:noVBand="1" w:val="04A0"/>
+      </w:tblPr>
+      <w:tblGrid>
+        <w:gridCol w:w="9639"/>
       </w:tblGrid>
       <w:tr>
         <w:tc>
           <w:tcPr>
             <w:tcW w:type="dxa" w:w="9638"/>
+            <w:tcBorders>
+              <w:top w:val="nil"/>
+              <w:left w:val="single" w:sz="24" w:color="1B7F3B" w:space="0"/>
+              <w:bottom w:val="nil"/>
+              <w:right w:val="nil"/>
+            </w:tcBorders>
             <w:shd w:val="clear" w:color="auto" w:fill="E3F3E8"/>
           </w:tcPr>
           <w:p>
             <w:pPr>
-              <w:spacing w:before="60" w:after="60"/>
+              <w:spacing w:before="0" w:after="0" w:line="276" w:lineRule="auto"/>
             </w:pPr>
             <w:r>
               <w:rPr>
@@ -152,7 +327,7 @@
               </w:rPr>
               <w:t xml:space="preserve"> AST is Latvia's 100% state-owned electricity transmission operator, rated A-</w:t>
             </w:r>
-            <w:hyperlink r:id="rId13">
+            <w:hyperlink r:id="rId15">
               <w:r>
                 <w:rPr>
                   <w:color w:val="2A78D6"/>
@@ -169,7 +344,7 @@
               </w:rPr>
               <w:t>,</w:t>
             </w:r>
-            <w:hyperlink r:id="rId10">
+            <w:hyperlink r:id="rId12">
               <w:r>
                 <w:rPr>
                   <w:color w:val="2A78D6"/>
@@ -187,7 +362,7 @@
               </w:rPr>
               <w:t>. For the EUR 100m bond maturing on 2027-01-20 it holds EUR 94.7m of cash and an undrawn SEB overdraft of up to EUR 90m</w:t>
             </w:r>
-            <w:hyperlink r:id="rId14">
+            <w:hyperlink r:id="rId16">
               <w:r>
                 <w:rPr>
                   <w:color w:val="2A78D6"/>
@@ -211,63 +386,101 @@
     </w:tbl>
     <w:p>
       <w:pPr>
-        <w:spacing w:after="0"/>
+        <w:spacing w:before="0" w:after="120"/>
       </w:pPr>
     </w:p>
     <w:tbl>
       <w:tblPr>
-        <w:tblW w:type="auto" w:w="0"/>
-        <w:jc w:val="center"/>
+        <w:tblW w:w="9639" w:type="dxa"/>
+        <w:tblBorders>
+          <w:top w:val="nil"/>
+          <w:left w:val="nil"/>
+          <w:bottom w:val="nil"/>
+          <w:right w:val="nil"/>
+          <w:insideH w:val="nil"/>
+          <w:insideV w:val="nil"/>
+        </w:tblBorders>
+        <w:tblLayout w:type="fixed"/>
+        <w:tblCellMar>
+          <w:top w:w="150" w:type="dxa"/>
+          <w:left w:w="170" w:type="dxa"/>
+          <w:bottom w:w="150" w:type="dxa"/>
+          <w:right w:w="100" w:type="dxa"/>
+        </w:tblCellMar>
         <w:tblLook w:firstColumn="1" w:firstRow="1" w:lastColumn="0" w:lastRow="0" w:noHBand="0" w:noVBand="1" w:val="04A0"/>
-        <w:tblBorders>
-          <w:top w:val="single" w:sz="4" w:color="FFFFFF"/>
-          <w:left w:val="nil"/>
-          <w:bottom w:val="single" w:sz="4" w:color="FFFFFF"/>
-          <w:right w:val="nil"/>
-          <w:insideH w:val="single" w:sz="4" w:color="FFFFFF"/>
-          <w:insideV w:val="nil"/>
-        </w:tblBorders>
       </w:tblPr>
       <w:tblGrid>
-        <w:gridCol w:w="2493"/>
-        <w:gridCol w:w="2493"/>
-        <w:gridCol w:w="2493"/>
-        <w:gridCol w:w="2493"/>
+        <w:gridCol w:w="2260"/>
+        <w:gridCol w:w="198"/>
+        <w:gridCol w:w="2260"/>
+        <w:gridCol w:w="198"/>
+        <w:gridCol w:w="2260"/>
+        <w:gridCol w:w="198"/>
+        <w:gridCol w:w="2260"/>
       </w:tblGrid>
       <w:tr>
         <w:tc>
           <w:tcPr>
-            <w:tcW w:type="dxa" w:w="2493"/>
-            <w:shd w:val="clear" w:color="auto" w:fill="EAF1F8"/>
+            <w:tcW w:type="dxa" w:w="2261"/>
+            <w:tcBorders>
+              <w:top w:val="single" w:sz="18" w:color="2A78D6" w:space="0"/>
+              <w:left w:val="single" w:sz="4" w:color="C9D3DE" w:space="0"/>
+              <w:bottom w:val="single" w:sz="4" w:color="C9D3DE" w:space="0"/>
+              <w:right w:val="single" w:sz="4" w:color="C9D3DE" w:space="0"/>
+            </w:tcBorders>
           </w:tcPr>
           <w:p>
-            <w:r/>
+            <w:pPr>
+              <w:spacing w:before="0" w:after="60"/>
+            </w:pPr>
             <w:r>
               <w:rPr>
+                <w:b/>
+                <w:caps/>
                 <w:color w:val="5F6B7A"/>
-                <w:sz w:val="16"/>
+                <w:sz w:val="14"/>
               </w:rPr>
-              <w:t>EBITDA (6M2026)</w:t>
+              <w:t>EBITDA</w:t>
+            </w:r>
+            <w:r>
+              <w:rPr>
+                <w:b w:val="0"/>
+                <w:color w:val="5F6B7A"/>
+                <w:sz w:val="14"/>
+              </w:rPr>
+              <w:t xml:space="preserve">  ·  6M2026</w:t>
             </w:r>
           </w:p>
           <w:p>
             <w:pPr>
-              <w:spacing w:after="0"/>
+              <w:spacing w:before="0" w:after="20"/>
             </w:pPr>
             <w:r>
               <w:rPr>
                 <w:b/>
                 <w:color w:val="1F4E79"/>
-                <w:sz w:val="26"/>
+                <w:sz w:val="34"/>
               </w:rPr>
-              <w:t>61.4 EUR m</w:t>
+              <w:t>61.4</w:t>
+            </w:r>
+            <w:r>
+              <w:rPr>
+                <w:b w:val="0"/>
+                <w:color w:val="5F6B7A"/>
+                <w:sz w:val="18"/>
+              </w:rPr>
+              <w:t xml:space="preserve"> EUR m</w:t>
             </w:r>
           </w:p>
           <w:p>
+            <w:pPr>
+              <w:spacing w:before="0" w:after="0"/>
+            </w:pPr>
             <w:r>
               <w:rPr>
+                <w:b w:val="0"/>
                 <w:color w:val="5F6B7A"/>
-                <w:sz w:val="16"/>
+                <w:sz w:val="15"/>
               </w:rPr>
               <w:t>▲ 22.3 % vs 6M2025</w:t>
             </w:r>
@@ -275,37 +488,72 @@
         </w:tc>
         <w:tc>
           <w:tcPr>
-            <w:tcW w:type="dxa" w:w="2493"/>
-            <w:shd w:val="clear" w:color="auto" w:fill="EAF1F8"/>
+            <w:tcW w:type="dxa" w:w="198"/>
+          </w:tcPr>
+          <w:p/>
+        </w:tc>
+        <w:tc>
+          <w:tcPr>
+            <w:tcW w:type="dxa" w:w="2261"/>
+            <w:tcBorders>
+              <w:top w:val="single" w:sz="18" w:color="2A78D6" w:space="0"/>
+              <w:left w:val="single" w:sz="4" w:color="C9D3DE" w:space="0"/>
+              <w:bottom w:val="single" w:sz="4" w:color="C9D3DE" w:space="0"/>
+              <w:right w:val="single" w:sz="4" w:color="C9D3DE" w:space="0"/>
+            </w:tcBorders>
           </w:tcPr>
           <w:p>
-            <w:r/>
+            <w:pPr>
+              <w:spacing w:before="0" w:after="60"/>
+            </w:pPr>
             <w:r>
               <w:rPr>
+                <w:b/>
+                <w:caps/>
                 <w:color w:val="5F6B7A"/>
-                <w:sz w:val="16"/>
+                <w:sz w:val="14"/>
               </w:rPr>
-              <w:t>Net profit (6M2026)</w:t>
+              <w:t>Net profit</w:t>
+            </w:r>
+            <w:r>
+              <w:rPr>
+                <w:b w:val="0"/>
+                <w:color w:val="5F6B7A"/>
+                <w:sz w:val="14"/>
+              </w:rPr>
+              <w:t xml:space="preserve">  ·  6M2026</w:t>
             </w:r>
           </w:p>
           <w:p>
             <w:pPr>
-              <w:spacing w:after="0"/>
+              <w:spacing w:before="0" w:after="20"/>
             </w:pPr>
             <w:r>
               <w:rPr>
                 <w:b/>
                 <w:color w:val="1F4E79"/>
-                <w:sz w:val="26"/>
+                <w:sz w:val="34"/>
               </w:rPr>
-              <w:t>22.5 EUR m</w:t>
+              <w:t>22.5</w:t>
+            </w:r>
+            <w:r>
+              <w:rPr>
+                <w:b w:val="0"/>
+                <w:color w:val="5F6B7A"/>
+                <w:sz w:val="18"/>
+              </w:rPr>
+              <w:t xml:space="preserve"> EUR m</w:t>
             </w:r>
           </w:p>
           <w:p>
+            <w:pPr>
+              <w:spacing w:before="0" w:after="0"/>
+            </w:pPr>
             <w:r>
               <w:rPr>
+                <w:b w:val="0"/>
                 <w:color w:val="5F6B7A"/>
-                <w:sz w:val="16"/>
+                <w:sz w:val="15"/>
               </w:rPr>
               <w:t>▲ 17.8 % vs 6M2025</w:t>
             </w:r>
@@ -313,37 +561,72 @@
         </w:tc>
         <w:tc>
           <w:tcPr>
-            <w:tcW w:type="dxa" w:w="2493"/>
-            <w:shd w:val="clear" w:color="auto" w:fill="EAF1F8"/>
+            <w:tcW w:type="dxa" w:w="198"/>
+          </w:tcPr>
+          <w:p/>
+        </w:tc>
+        <w:tc>
+          <w:tcPr>
+            <w:tcW w:type="dxa" w:w="2261"/>
+            <w:tcBorders>
+              <w:top w:val="single" w:sz="18" w:color="2A78D6" w:space="0"/>
+              <w:left w:val="single" w:sz="4" w:color="C9D3DE" w:space="0"/>
+              <w:bottom w:val="single" w:sz="4" w:color="C9D3DE" w:space="0"/>
+              <w:right w:val="single" w:sz="4" w:color="C9D3DE" w:space="0"/>
+            </w:tcBorders>
           </w:tcPr>
           <w:p>
-            <w:r/>
+            <w:pPr>
+              <w:spacing w:before="0" w:after="60"/>
+            </w:pPr>
             <w:r>
               <w:rPr>
+                <w:b/>
+                <w:caps/>
                 <w:color w:val="5F6B7A"/>
-                <w:sz w:val="16"/>
+                <w:sz w:val="14"/>
               </w:rPr>
-              <w:t>Net debt / EBITDA (6M2026)</w:t>
+              <w:t>Net debt / EBITDA</w:t>
+            </w:r>
+            <w:r>
+              <w:rPr>
+                <w:b w:val="0"/>
+                <w:color w:val="5F6B7A"/>
+                <w:sz w:val="14"/>
+              </w:rPr>
+              <w:t xml:space="preserve">  ·  6M2026</w:t>
             </w:r>
           </w:p>
           <w:p>
             <w:pPr>
-              <w:spacing w:after="0"/>
+              <w:spacing w:before="0" w:after="20"/>
             </w:pPr>
             <w:r>
               <w:rPr>
                 <w:b/>
                 <w:color w:val="1F4E79"/>
-                <w:sz w:val="26"/>
+                <w:sz w:val="34"/>
               </w:rPr>
-              <w:t>0.93x</w:t>
+              <w:t>0.93</w:t>
+            </w:r>
+            <w:r>
+              <w:rPr>
+                <w:b w:val="0"/>
+                <w:color w:val="5F6B7A"/>
+                <w:sz w:val="18"/>
+              </w:rPr>
+              <w:t xml:space="preserve"> x</w:t>
             </w:r>
           </w:p>
           <w:p>
+            <w:pPr>
+              <w:spacing w:before="0" w:after="0"/>
+            </w:pPr>
             <w:r>
               <w:rPr>
+                <w:b w:val="0"/>
                 <w:color w:val="5F6B7A"/>
-                <w:sz w:val="16"/>
+                <w:sz w:val="15"/>
               </w:rPr>
               <w:t>▼ 0.39x vs FY2025</w:t>
             </w:r>
@@ -351,37 +634,72 @@
         </w:tc>
         <w:tc>
           <w:tcPr>
-            <w:tcW w:type="dxa" w:w="2493"/>
-            <w:shd w:val="clear" w:color="auto" w:fill="EAF1F8"/>
+            <w:tcW w:type="dxa" w:w="198"/>
+          </w:tcPr>
+          <w:p/>
+        </w:tc>
+        <w:tc>
+          <w:tcPr>
+            <w:tcW w:type="dxa" w:w="2261"/>
+            <w:tcBorders>
+              <w:top w:val="single" w:sz="18" w:color="2A78D6" w:space="0"/>
+              <w:left w:val="single" w:sz="4" w:color="C9D3DE" w:space="0"/>
+              <w:bottom w:val="single" w:sz="4" w:color="C9D3DE" w:space="0"/>
+              <w:right w:val="single" w:sz="4" w:color="C9D3DE" w:space="0"/>
+            </w:tcBorders>
           </w:tcPr>
           <w:p>
-            <w:r/>
+            <w:pPr>
+              <w:spacing w:before="0" w:after="60"/>
+            </w:pPr>
             <w:r>
               <w:rPr>
+                <w:b/>
+                <w:caps/>
                 <w:color w:val="5F6B7A"/>
-                <w:sz w:val="16"/>
+                <w:sz w:val="14"/>
               </w:rPr>
-              <w:t>Equity ratio (6M2026)</w:t>
+              <w:t>Equity ratio</w:t>
+            </w:r>
+            <w:r>
+              <w:rPr>
+                <w:b w:val="0"/>
+                <w:color w:val="5F6B7A"/>
+                <w:sz w:val="14"/>
+              </w:rPr>
+              <w:t xml:space="preserve">  ·  6M2026</w:t>
             </w:r>
           </w:p>
           <w:p>
             <w:pPr>
-              <w:spacing w:after="0"/>
+              <w:spacing w:before="0" w:after="20"/>
             </w:pPr>
             <w:r>
               <w:rPr>
                 <w:b/>
                 <w:color w:val="1F4E79"/>
-                <w:sz w:val="26"/>
+                <w:sz w:val="34"/>
               </w:rPr>
-              <w:t>40%</w:t>
+              <w:t>40</w:t>
+            </w:r>
+            <w:r>
+              <w:rPr>
+                <w:b w:val="0"/>
+                <w:color w:val="5F6B7A"/>
+                <w:sz w:val="18"/>
+              </w:rPr>
+              <w:t xml:space="preserve"> %</w:t>
             </w:r>
           </w:p>
           <w:p>
+            <w:pPr>
+              <w:spacing w:before="0" w:after="0"/>
+            </w:pPr>
             <w:r>
               <w:rPr>
+                <w:b w:val="0"/>
                 <w:color w:val="5F6B7A"/>
-                <w:sz w:val="16"/>
+                <w:sz w:val="15"/>
               </w:rPr>
               <w:t>▼ 1 p. p. vs 6M2025</w:t>
             </w:r>
@@ -391,11 +709,29 @@
     </w:tbl>
     <w:p>
       <w:pPr>
-        <w:spacing w:before="280" w:after="80"/>
+        <w:spacing w:before="0" w:after="40"/>
+      </w:pPr>
+    </w:p>
+    <w:p>
+      <w:pPr>
+        <w:keepNext/>
         <w:pBdr>
-          <w:bottom w:val="single" w:sz="6" w:color="C9D3DE" w:space="2"/>
+          <w:bottom w:val="single" w:sz="8" w:color="1F4E79" w:space="4"/>
         </w:pBdr>
+        <w:tabs>
+          <w:tab w:pos="482" w:val="left"/>
+        </w:tabs>
+        <w:spacing w:before="360" w:after="160"/>
       </w:pPr>
+      <w:r>
+        <w:rPr>
+          <w:b/>
+          <w:color w:val="2A78D6"/>
+          <w:sz w:val="18"/>
+        </w:rPr>
+        <w:t>01</w:t>
+        <w:tab/>
+      </w:r>
       <w:r>
         <w:rPr>
           <w:b/>
@@ -407,9 +743,21 @@
     </w:p>
     <w:p>
       <w:pPr>
-        <w:pStyle w:val="ListBullet"/>
-        <w:spacing w:after="60"/>
+        <w:tabs>
+          <w:tab w:pos="255" w:val="left"/>
+        </w:tabs>
+        <w:spacing w:before="0" w:after="80"/>
+        <w:ind w:left="255" w:hanging="255"/>
       </w:pPr>
+      <w:r>
+        <w:rPr>
+          <w:b/>
+          <w:color w:val="2A78D6"/>
+          <w:sz w:val="20"/>
+        </w:rPr>
+        <w:t>▪</w:t>
+        <w:tab/>
+      </w:r>
       <w:r>
         <w:rPr>
           <w:b/>
@@ -422,7 +770,7 @@
         </w:rPr>
         <w:t xml:space="preserve"> 1H EBITDA EUR 61.4m (50.2m), margin 33% (28%); profit EUR 22.5m (19.1m)</w:t>
       </w:r>
-      <w:hyperlink r:id="rId14">
+      <w:hyperlink r:id="rId16">
         <w:r>
           <w:rPr>
             <w:color w:val="2A78D6"/>
@@ -441,9 +789,21 @@
     </w:p>
     <w:p>
       <w:pPr>
-        <w:pStyle w:val="ListBullet"/>
-        <w:spacing w:after="60"/>
+        <w:tabs>
+          <w:tab w:pos="255" w:val="left"/>
+        </w:tabs>
+        <w:spacing w:before="0" w:after="80"/>
+        <w:ind w:left="255" w:hanging="255"/>
       </w:pPr>
+      <w:r>
+        <w:rPr>
+          <w:b/>
+          <w:color w:val="2A78D6"/>
+          <w:sz w:val="20"/>
+        </w:rPr>
+        <w:t>▪</w:t>
+        <w:tab/>
+      </w:r>
       <w:r>
         <w:rPr>
           <w:b/>
@@ -456,7 +816,7 @@
         </w:rPr>
         <w:t xml:space="preserve"> net debt about EUR 94m, about 0.9 times annual EBITDA (calculated by the tool); equity ratio 40%</w:t>
       </w:r>
-      <w:hyperlink r:id="rId14">
+      <w:hyperlink r:id="rId16">
         <w:r>
           <w:rPr>
             <w:color w:val="2A78D6"/>
@@ -475,9 +835,21 @@
     </w:p>
     <w:p>
       <w:pPr>
-        <w:pStyle w:val="ListBullet"/>
-        <w:spacing w:after="60"/>
+        <w:tabs>
+          <w:tab w:pos="255" w:val="left"/>
+        </w:tabs>
+        <w:spacing w:before="0" w:after="80"/>
+        <w:ind w:left="255" w:hanging="255"/>
       </w:pPr>
+      <w:r>
+        <w:rPr>
+          <w:b/>
+          <w:color w:val="2A78D6"/>
+          <w:sz w:val="20"/>
+        </w:rPr>
+        <w:t>▪</w:t>
+        <w:tab/>
+      </w:r>
       <w:r>
         <w:rPr>
           <w:b/>
@@ -490,7 +862,7 @@
         </w:rPr>
         <w:t xml:space="preserve"> for the EUR 100m green bond due January 2027 there is an SEB overdraft of up to EUR 90m (to 2027-03-10), undrawn at 2026-06-30</w:t>
       </w:r>
-      <w:hyperlink r:id="rId11">
+      <w:hyperlink r:id="rId13">
         <w:r>
           <w:rPr>
             <w:color w:val="2A78D6"/>
@@ -507,7 +879,7 @@
         </w:rPr>
         <w:t>,</w:t>
       </w:r>
-      <w:hyperlink r:id="rId10">
+      <w:hyperlink r:id="rId12">
         <w:r>
           <w:rPr>
             <w:color w:val="2A78D6"/>
@@ -526,9 +898,21 @@
     </w:p>
     <w:p>
       <w:pPr>
-        <w:pStyle w:val="ListBullet"/>
-        <w:spacing w:after="60"/>
+        <w:tabs>
+          <w:tab w:pos="255" w:val="left"/>
+        </w:tabs>
+        <w:spacing w:before="0" w:after="80"/>
+        <w:ind w:left="255" w:hanging="255"/>
       </w:pPr>
+      <w:r>
+        <w:rPr>
+          <w:b/>
+          <w:color w:val="2A78D6"/>
+          <w:sz w:val="20"/>
+        </w:rPr>
+        <w:t>▪</w:t>
+        <w:tab/>
+      </w:r>
       <w:r>
         <w:rPr>
           <w:b/>
@@ -541,7 +925,7 @@
         </w:rPr>
         <w:t xml:space="preserve"> EUR 209m invested in 2025; the Development Plan 2027-2036 is EUR 1,066m, of which up to EUR 289m is EU co-financing</w:t>
       </w:r>
-      <w:hyperlink r:id="rId15">
+      <w:hyperlink r:id="rId17">
         <w:r>
           <w:rPr>
             <w:color w:val="2A78D6"/>
@@ -558,7 +942,7 @@
         </w:rPr>
         <w:t>,</w:t>
       </w:r>
-      <w:hyperlink r:id="rId11">
+      <w:hyperlink r:id="rId13">
         <w:r>
           <w:rPr>
             <w:color w:val="2A78D6"/>
@@ -577,11 +961,24 @@
     </w:p>
     <w:p>
       <w:pPr>
-        <w:spacing w:before="280" w:after="80"/>
+        <w:keepNext/>
         <w:pBdr>
-          <w:bottom w:val="single" w:sz="6" w:color="C9D3DE" w:space="2"/>
+          <w:bottom w:val="single" w:sz="8" w:color="1F4E79" w:space="4"/>
         </w:pBdr>
+        <w:tabs>
+          <w:tab w:pos="482" w:val="left"/>
+        </w:tabs>
+        <w:spacing w:before="360" w:after="160"/>
       </w:pPr>
+      <w:r>
+        <w:rPr>
+          <w:b/>
+          <w:color w:val="2A78D6"/>
+          <w:sz w:val="18"/>
+        </w:rPr>
+        <w:t>02</w:t>
+        <w:tab/>
+      </w:r>
       <w:r>
         <w:rPr>
           <w:b/>
@@ -593,37 +990,53 @@
     </w:p>
     <w:tbl>
       <w:tblPr>
-        <w:tblW w:type="auto" w:w="0"/>
+        <w:tblW w:w="9639" w:type="dxa"/>
+        <w:tblBorders>
+          <w:top w:val="nil"/>
+          <w:left w:val="nil"/>
+          <w:bottom w:val="nil"/>
+          <w:right w:val="nil"/>
+          <w:insideH w:val="nil"/>
+          <w:insideV w:val="nil"/>
+        </w:tblBorders>
+        <w:tblLayout w:type="fixed"/>
+        <w:tblCellMar>
+          <w:top w:w="70" w:type="dxa"/>
+          <w:left w:w="100" w:type="dxa"/>
+          <w:bottom w:w="70" w:type="dxa"/>
+          <w:right w:w="100" w:type="dxa"/>
+        </w:tblCellMar>
         <w:tblLook w:firstColumn="1" w:firstRow="1" w:lastColumn="0" w:lastRow="0" w:noHBand="0" w:noVBand="1" w:val="04A0"/>
-        <w:tblBorders>
-          <w:top w:val="single" w:sz="4" w:color="C9D3DE"/>
-          <w:left w:val="nil"/>
-          <w:bottom w:val="single" w:sz="4" w:color="C9D3DE"/>
-          <w:right w:val="nil"/>
-          <w:insideH w:val="single" w:sz="4" w:color="C9D3DE"/>
-          <w:insideV w:val="nil"/>
-        </w:tblBorders>
       </w:tblPr>
       <w:tblGrid>
-        <w:gridCol w:w="1994"/>
-        <w:gridCol w:w="1994"/>
-        <w:gridCol w:w="1994"/>
-        <w:gridCol w:w="1994"/>
-        <w:gridCol w:w="1994"/>
+        <w:gridCol w:w="1701"/>
+        <w:gridCol w:w="2608"/>
+        <w:gridCol w:w="963"/>
+        <w:gridCol w:w="1304"/>
+        <w:gridCol w:w="3061"/>
       </w:tblGrid>
       <w:tr>
         <w:tc>
           <w:tcPr>
             <w:tcW w:type="dxa" w:w="1701"/>
-            <w:shd w:val="clear" w:color="auto" w:fill="1F4E79"/>
+            <w:tcBorders>
+              <w:top w:val="single" w:sz="12" w:color="1F4E79" w:space="0"/>
+              <w:left w:val="nil"/>
+              <w:bottom w:val="single" w:sz="4" w:color="C9D3DE" w:space="0"/>
+              <w:right w:val="nil"/>
+            </w:tcBorders>
+            <w:shd w:val="clear" w:color="auto" w:fill="EAF1F8"/>
           </w:tcPr>
           <w:p>
-            <w:r/>
+            <w:pPr>
+              <w:spacing w:before="0" w:after="0"/>
+            </w:pPr>
             <w:r>
               <w:rPr>
                 <w:b/>
-                <w:color w:val="FFFFFF"/>
-                <w:sz w:val="17"/>
+                <w:caps/>
+                <w:color w:val="1F4E79"/>
+                <w:sz w:val="16"/>
               </w:rPr>
               <w:t>ISIN</w:t>
             </w:r>
@@ -632,15 +1045,24 @@
         <w:tc>
           <w:tcPr>
             <w:tcW w:type="dxa" w:w="2608"/>
-            <w:shd w:val="clear" w:color="auto" w:fill="1F4E79"/>
+            <w:tcBorders>
+              <w:top w:val="single" w:sz="12" w:color="1F4E79" w:space="0"/>
+              <w:left w:val="nil"/>
+              <w:bottom w:val="single" w:sz="4" w:color="C9D3DE" w:space="0"/>
+              <w:right w:val="nil"/>
+            </w:tcBorders>
+            <w:shd w:val="clear" w:color="auto" w:fill="EAF1F8"/>
           </w:tcPr>
           <w:p>
-            <w:r/>
+            <w:pPr>
+              <w:spacing w:before="0" w:after="0"/>
+            </w:pPr>
             <w:r>
               <w:rPr>
                 <w:b/>
-                <w:color w:val="FFFFFF"/>
-                <w:sz w:val="17"/>
+                <w:caps/>
+                <w:color w:val="1F4E79"/>
+                <w:sz w:val="16"/>
               </w:rPr>
               <w:t>Instrument</w:t>
             </w:r>
@@ -649,18 +1071,25 @@
         <w:tc>
           <w:tcPr>
             <w:tcW w:type="dxa" w:w="964"/>
-            <w:shd w:val="clear" w:color="auto" w:fill="1F4E79"/>
+            <w:tcBorders>
+              <w:top w:val="single" w:sz="12" w:color="1F4E79" w:space="0"/>
+              <w:left w:val="nil"/>
+              <w:bottom w:val="single" w:sz="4" w:color="C9D3DE" w:space="0"/>
+              <w:right w:val="nil"/>
+            </w:tcBorders>
+            <w:shd w:val="clear" w:color="auto" w:fill="EAF1F8"/>
           </w:tcPr>
           <w:p>
             <w:pPr>
+              <w:spacing w:before="0" w:after="0"/>
               <w:jc w:val="right"/>
             </w:pPr>
-            <w:r/>
             <w:r>
               <w:rPr>
                 <w:b/>
-                <w:color w:val="FFFFFF"/>
-                <w:sz w:val="17"/>
+                <w:caps/>
+                <w:color w:val="1F4E79"/>
+                <w:sz w:val="16"/>
               </w:rPr>
               <w:t>Coupon</w:t>
             </w:r>
@@ -669,15 +1098,24 @@
         <w:tc>
           <w:tcPr>
             <w:tcW w:type="dxa" w:w="1304"/>
-            <w:shd w:val="clear" w:color="auto" w:fill="1F4E79"/>
+            <w:tcBorders>
+              <w:top w:val="single" w:sz="12" w:color="1F4E79" w:space="0"/>
+              <w:left w:val="nil"/>
+              <w:bottom w:val="single" w:sz="4" w:color="C9D3DE" w:space="0"/>
+              <w:right w:val="nil"/>
+            </w:tcBorders>
+            <w:shd w:val="clear" w:color="auto" w:fill="EAF1F8"/>
           </w:tcPr>
           <w:p>
-            <w:r/>
+            <w:pPr>
+              <w:spacing w:before="0" w:after="0"/>
+            </w:pPr>
             <w:r>
               <w:rPr>
                 <w:b/>
-                <w:color w:val="FFFFFF"/>
-                <w:sz w:val="17"/>
+                <w:caps/>
+                <w:color w:val="1F4E79"/>
+                <w:sz w:val="16"/>
               </w:rPr>
               <w:t>Maturity</w:t>
             </w:r>
@@ -686,15 +1124,24 @@
         <w:tc>
           <w:tcPr>
             <w:tcW w:type="dxa" w:w="3061"/>
-            <w:shd w:val="clear" w:color="auto" w:fill="1F4E79"/>
+            <w:tcBorders>
+              <w:top w:val="single" w:sz="12" w:color="1F4E79" w:space="0"/>
+              <w:left w:val="nil"/>
+              <w:bottom w:val="single" w:sz="4" w:color="C9D3DE" w:space="0"/>
+              <w:right w:val="nil"/>
+            </w:tcBorders>
+            <w:shd w:val="clear" w:color="auto" w:fill="EAF1F8"/>
           </w:tcPr>
           <w:p>
-            <w:r/>
+            <w:pPr>
+              <w:spacing w:before="0" w:after="0"/>
+            </w:pPr>
             <w:r>
               <w:rPr>
                 <w:b/>
-                <w:color w:val="FFFFFF"/>
-                <w:sz w:val="17"/>
+                <w:caps/>
+                <w:color w:val="1F4E79"/>
+                <w:sz w:val="16"/>
               </w:rPr>
               <w:t>Note</w:t>
             </w:r>
@@ -705,12 +1152,17 @@
         <w:tc>
           <w:tcPr>
             <w:tcW w:type="dxa" w:w="1701"/>
+            <w:tcBorders>
+              <w:top w:val="nil"/>
+              <w:left w:val="nil"/>
+              <w:bottom w:val="single" w:sz="4" w:color="DDE3EA" w:space="0"/>
+              <w:right w:val="nil"/>
+            </w:tcBorders>
           </w:tcPr>
           <w:p>
             <w:pPr>
-              <w:spacing w:after="0"/>
+              <w:spacing w:before="0" w:after="0"/>
             </w:pPr>
-            <w:r/>
             <w:r>
               <w:rPr>
                 <w:b w:val="0"/>
@@ -723,12 +1175,17 @@
         <w:tc>
           <w:tcPr>
             <w:tcW w:type="dxa" w:w="2608"/>
+            <w:tcBorders>
+              <w:top w:val="nil"/>
+              <w:left w:val="nil"/>
+              <w:bottom w:val="single" w:sz="4" w:color="DDE3EA" w:space="0"/>
+              <w:right w:val="nil"/>
+            </w:tcBorders>
           </w:tcPr>
           <w:p>
             <w:pPr>
-              <w:spacing w:after="0"/>
+              <w:spacing w:before="0" w:after="0"/>
             </w:pPr>
-            <w:r/>
             <w:r>
               <w:rPr>
                 <w:b w:val="0"/>
@@ -741,13 +1198,18 @@
         <w:tc>
           <w:tcPr>
             <w:tcW w:type="dxa" w:w="964"/>
+            <w:tcBorders>
+              <w:top w:val="nil"/>
+              <w:left w:val="nil"/>
+              <w:bottom w:val="single" w:sz="4" w:color="DDE3EA" w:space="0"/>
+              <w:right w:val="nil"/>
+            </w:tcBorders>
           </w:tcPr>
           <w:p>
             <w:pPr>
-              <w:spacing w:after="0"/>
+              <w:spacing w:before="0" w:after="0"/>
               <w:jc w:val="right"/>
             </w:pPr>
-            <w:r/>
             <w:r>
               <w:rPr>
                 <w:b w:val="0"/>
@@ -760,12 +1222,17 @@
         <w:tc>
           <w:tcPr>
             <w:tcW w:type="dxa" w:w="1304"/>
+            <w:tcBorders>
+              <w:top w:val="nil"/>
+              <w:left w:val="nil"/>
+              <w:bottom w:val="single" w:sz="4" w:color="DDE3EA" w:space="0"/>
+              <w:right w:val="nil"/>
+            </w:tcBorders>
           </w:tcPr>
           <w:p>
             <w:pPr>
-              <w:spacing w:after="0"/>
+              <w:spacing w:before="0" w:after="0"/>
             </w:pPr>
-            <w:r/>
             <w:r>
               <w:rPr>
                 <w:b w:val="0"/>
@@ -778,12 +1245,17 @@
         <w:tc>
           <w:tcPr>
             <w:tcW w:type="dxa" w:w="3061"/>
+            <w:tcBorders>
+              <w:top w:val="nil"/>
+              <w:left w:val="nil"/>
+              <w:bottom w:val="single" w:sz="4" w:color="DDE3EA" w:space="0"/>
+              <w:right w:val="nil"/>
+            </w:tcBorders>
           </w:tcPr>
           <w:p>
             <w:pPr>
-              <w:spacing w:after="0"/>
+              <w:spacing w:before="0" w:after="0"/>
             </w:pPr>
-            <w:r/>
             <w:r>
               <w:rPr>
                 <w:b w:val="0"/>
@@ -797,11 +1269,29 @@
     </w:tbl>
     <w:p>
       <w:pPr>
-        <w:spacing w:before="280" w:after="80"/>
+        <w:spacing w:before="0" w:after="40"/>
+      </w:pPr>
+    </w:p>
+    <w:p>
+      <w:pPr>
+        <w:keepNext/>
         <w:pBdr>
-          <w:bottom w:val="single" w:sz="6" w:color="C9D3DE" w:space="2"/>
+          <w:bottom w:val="single" w:sz="8" w:color="1F4E79" w:space="4"/>
         </w:pBdr>
+        <w:tabs>
+          <w:tab w:pos="482" w:val="left"/>
+        </w:tabs>
+        <w:spacing w:before="360" w:after="160"/>
       </w:pPr>
+      <w:r>
+        <w:rPr>
+          <w:b/>
+          <w:color w:val="2A78D6"/>
+          <w:sz w:val="18"/>
+        </w:rPr>
+        <w:t>03</w:t>
+        <w:tab/>
+      </w:r>
       <w:r>
         <w:rPr>
           <w:b/>
@@ -813,38 +1303,54 @@
     </w:p>
     <w:tbl>
       <w:tblPr>
-        <w:tblW w:type="auto" w:w="0"/>
+        <w:tblW w:w="9639" w:type="dxa"/>
+        <w:tblBorders>
+          <w:top w:val="nil"/>
+          <w:left w:val="nil"/>
+          <w:bottom w:val="nil"/>
+          <w:right w:val="nil"/>
+          <w:insideH w:val="nil"/>
+          <w:insideV w:val="nil"/>
+        </w:tblBorders>
+        <w:tblLayout w:type="fixed"/>
+        <w:tblCellMar>
+          <w:top w:w="70" w:type="dxa"/>
+          <w:left w:w="100" w:type="dxa"/>
+          <w:bottom w:w="70" w:type="dxa"/>
+          <w:right w:w="100" w:type="dxa"/>
+        </w:tblCellMar>
         <w:tblLook w:firstColumn="1" w:firstRow="1" w:lastColumn="0" w:lastRow="0" w:noHBand="0" w:noVBand="1" w:val="04A0"/>
-        <w:tblBorders>
-          <w:top w:val="single" w:sz="4" w:color="C9D3DE"/>
-          <w:left w:val="nil"/>
-          <w:bottom w:val="single" w:sz="4" w:color="C9D3DE"/>
-          <w:right w:val="nil"/>
-          <w:insideH w:val="single" w:sz="4" w:color="C9D3DE"/>
-          <w:insideV w:val="nil"/>
-        </w:tblBorders>
       </w:tblPr>
       <w:tblGrid>
-        <w:gridCol w:w="1662"/>
-        <w:gridCol w:w="1662"/>
-        <w:gridCol w:w="1662"/>
-        <w:gridCol w:w="1662"/>
-        <w:gridCol w:w="1662"/>
-        <w:gridCol w:w="1662"/>
+        <w:gridCol w:w="2864"/>
+        <w:gridCol w:w="1156"/>
+        <w:gridCol w:w="1156"/>
+        <w:gridCol w:w="1156"/>
+        <w:gridCol w:w="1156"/>
+        <w:gridCol w:w="2148"/>
       </w:tblGrid>
       <w:tr>
         <w:tc>
           <w:tcPr>
-            <w:tcW w:type="dxa" w:w="2948"/>
-            <w:shd w:val="clear" w:color="auto" w:fill="1F4E79"/>
+            <w:tcW w:type="dxa" w:w="2864"/>
+            <w:tcBorders>
+              <w:top w:val="single" w:sz="12" w:color="1F4E79" w:space="0"/>
+              <w:left w:val="nil"/>
+              <w:bottom w:val="single" w:sz="4" w:color="C9D3DE" w:space="0"/>
+              <w:right w:val="nil"/>
+            </w:tcBorders>
+            <w:shd w:val="clear" w:color="auto" w:fill="EAF1F8"/>
           </w:tcPr>
           <w:p>
-            <w:r/>
+            <w:pPr>
+              <w:spacing w:before="0" w:after="0"/>
+            </w:pPr>
             <w:r>
               <w:rPr>
                 <w:b/>
-                <w:color w:val="FFFFFF"/>
-                <w:sz w:val="17"/>
+                <w:caps/>
+                <w:color w:val="1F4E79"/>
+                <w:sz w:val="16"/>
               </w:rPr>
               <w:t>Metric</w:t>
             </w:r>
@@ -852,19 +1358,26 @@
         </w:tc>
         <w:tc>
           <w:tcPr>
-            <w:tcW w:type="dxa" w:w="1191"/>
-            <w:shd w:val="clear" w:color="auto" w:fill="1F4E79"/>
+            <w:tcW w:type="dxa" w:w="1157"/>
+            <w:tcBorders>
+              <w:top w:val="single" w:sz="12" w:color="1F4E79" w:space="0"/>
+              <w:left w:val="nil"/>
+              <w:bottom w:val="single" w:sz="4" w:color="C9D3DE" w:space="0"/>
+              <w:right w:val="nil"/>
+            </w:tcBorders>
+            <w:shd w:val="clear" w:color="auto" w:fill="EAF1F8"/>
           </w:tcPr>
           <w:p>
             <w:pPr>
+              <w:spacing w:before="0" w:after="0"/>
               <w:jc w:val="right"/>
             </w:pPr>
-            <w:r/>
             <w:r>
               <w:rPr>
                 <w:b/>
-                <w:color w:val="FFFFFF"/>
-                <w:sz w:val="17"/>
+                <w:caps/>
+                <w:color w:val="1F4E79"/>
+                <w:sz w:val="16"/>
               </w:rPr>
               <w:t>FY2024</w:t>
             </w:r>
@@ -872,19 +1385,26 @@
         </w:tc>
         <w:tc>
           <w:tcPr>
-            <w:tcW w:type="dxa" w:w="1191"/>
-            <w:shd w:val="clear" w:color="auto" w:fill="1F4E79"/>
+            <w:tcW w:type="dxa" w:w="1157"/>
+            <w:tcBorders>
+              <w:top w:val="single" w:sz="12" w:color="1F4E79" w:space="0"/>
+              <w:left w:val="nil"/>
+              <w:bottom w:val="single" w:sz="4" w:color="C9D3DE" w:space="0"/>
+              <w:right w:val="nil"/>
+            </w:tcBorders>
+            <w:shd w:val="clear" w:color="auto" w:fill="EAF1F8"/>
           </w:tcPr>
           <w:p>
             <w:pPr>
+              <w:spacing w:before="0" w:after="0"/>
               <w:jc w:val="right"/>
             </w:pPr>
-            <w:r/>
             <w:r>
               <w:rPr>
                 <w:b/>
-                <w:color w:val="FFFFFF"/>
-                <w:sz w:val="17"/>
+                <w:caps/>
+                <w:color w:val="1F4E79"/>
+                <w:sz w:val="16"/>
               </w:rPr>
               <w:t>FY2025</w:t>
             </w:r>
@@ -892,19 +1412,26 @@
         </w:tc>
         <w:tc>
           <w:tcPr>
-            <w:tcW w:type="dxa" w:w="1191"/>
-            <w:shd w:val="clear" w:color="auto" w:fill="1F4E79"/>
+            <w:tcW w:type="dxa" w:w="1157"/>
+            <w:tcBorders>
+              <w:top w:val="single" w:sz="12" w:color="1F4E79" w:space="0"/>
+              <w:left w:val="nil"/>
+              <w:bottom w:val="single" w:sz="4" w:color="C9D3DE" w:space="0"/>
+              <w:right w:val="nil"/>
+            </w:tcBorders>
+            <w:shd w:val="clear" w:color="auto" w:fill="EAF1F8"/>
           </w:tcPr>
           <w:p>
             <w:pPr>
+              <w:spacing w:before="0" w:after="0"/>
               <w:jc w:val="right"/>
             </w:pPr>
-            <w:r/>
             <w:r>
               <w:rPr>
                 <w:b/>
-                <w:color w:val="FFFFFF"/>
-                <w:sz w:val="17"/>
+                <w:caps/>
+                <w:color w:val="1F4E79"/>
+                <w:sz w:val="16"/>
               </w:rPr>
               <w:t>6M2025</w:t>
             </w:r>
@@ -912,19 +1439,26 @@
         </w:tc>
         <w:tc>
           <w:tcPr>
-            <w:tcW w:type="dxa" w:w="1191"/>
-            <w:shd w:val="clear" w:color="auto" w:fill="1F4E79"/>
+            <w:tcW w:type="dxa" w:w="1157"/>
+            <w:tcBorders>
+              <w:top w:val="single" w:sz="12" w:color="1F4E79" w:space="0"/>
+              <w:left w:val="nil"/>
+              <w:bottom w:val="single" w:sz="4" w:color="C9D3DE" w:space="0"/>
+              <w:right w:val="nil"/>
+            </w:tcBorders>
+            <w:shd w:val="clear" w:color="auto" w:fill="EAF1F8"/>
           </w:tcPr>
           <w:p>
             <w:pPr>
+              <w:spacing w:before="0" w:after="0"/>
               <w:jc w:val="right"/>
             </w:pPr>
-            <w:r/>
             <w:r>
               <w:rPr>
                 <w:b/>
-                <w:color w:val="FFFFFF"/>
-                <w:sz w:val="17"/>
+                <w:caps/>
+                <w:color w:val="1F4E79"/>
+                <w:sz w:val="16"/>
               </w:rPr>
               <w:t>6M2026</w:t>
             </w:r>
@@ -932,19 +1466,26 @@
         </w:tc>
         <w:tc>
           <w:tcPr>
-            <w:tcW w:type="dxa" w:w="2211"/>
-            <w:shd w:val="clear" w:color="auto" w:fill="1F4E79"/>
+            <w:tcW w:type="dxa" w:w="2148"/>
+            <w:tcBorders>
+              <w:top w:val="single" w:sz="12" w:color="1F4E79" w:space="0"/>
+              <w:left w:val="nil"/>
+              <w:bottom w:val="single" w:sz="4" w:color="C9D3DE" w:space="0"/>
+              <w:right w:val="nil"/>
+            </w:tcBorders>
+            <w:shd w:val="clear" w:color="auto" w:fill="EAF1F8"/>
           </w:tcPr>
           <w:p>
             <w:pPr>
+              <w:spacing w:before="0" w:after="0"/>
               <w:jc w:val="right"/>
             </w:pPr>
-            <w:r/>
             <w:r>
               <w:rPr>
                 <w:b/>
-                <w:color w:val="FFFFFF"/>
-                <w:sz w:val="17"/>
+                <w:caps/>
+                <w:color w:val="1F4E79"/>
+                <w:sz w:val="16"/>
               </w:rPr>
               <w:t>Change</w:t>
             </w:r>
@@ -954,13 +1495,18 @@
       <w:tr>
         <w:tc>
           <w:tcPr>
-            <w:tcW w:type="dxa" w:w="2948"/>
+            <w:tcW w:type="dxa" w:w="2864"/>
+            <w:tcBorders>
+              <w:top w:val="nil"/>
+              <w:left w:val="nil"/>
+              <w:bottom w:val="single" w:sz="4" w:color="DDE3EA" w:space="0"/>
+              <w:right w:val="nil"/>
+            </w:tcBorders>
           </w:tcPr>
           <w:p>
             <w:pPr>
-              <w:spacing w:after="0"/>
+              <w:spacing w:before="0" w:after="0"/>
             </w:pPr>
-            <w:r/>
             <w:r>
               <w:rPr>
                 <w:b w:val="0"/>
@@ -968,7 +1514,7 @@
               </w:rPr>
               <w:t>Revenue, EUR m</w:t>
             </w:r>
-            <w:hyperlink r:id="rId16">
+            <w:hyperlink r:id="rId18">
               <w:r>
                 <w:rPr>
                   <w:color w:val="2A78D6"/>
@@ -985,7 +1531,7 @@
               </w:rPr>
               <w:t>,</w:t>
             </w:r>
-            <w:hyperlink r:id="rId14">
+            <w:hyperlink r:id="rId16">
               <w:r>
                 <w:rPr>
                   <w:color w:val="2A78D6"/>
@@ -999,14 +1545,19 @@
         </w:tc>
         <w:tc>
           <w:tcPr>
-            <w:tcW w:type="dxa" w:w="1191"/>
+            <w:tcW w:type="dxa" w:w="1157"/>
+            <w:tcBorders>
+              <w:top w:val="nil"/>
+              <w:left w:val="nil"/>
+              <w:bottom w:val="single" w:sz="4" w:color="DDE3EA" w:space="0"/>
+              <w:right w:val="nil"/>
+            </w:tcBorders>
           </w:tcPr>
           <w:p>
             <w:pPr>
-              <w:spacing w:after="0"/>
+              <w:spacing w:before="0" w:after="0"/>
               <w:jc w:val="right"/>
             </w:pPr>
-            <w:r/>
             <w:r>
               <w:rPr>
                 <w:b w:val="0"/>
@@ -1018,14 +1569,19 @@
         </w:tc>
         <w:tc>
           <w:tcPr>
-            <w:tcW w:type="dxa" w:w="1191"/>
+            <w:tcW w:type="dxa" w:w="1157"/>
+            <w:tcBorders>
+              <w:top w:val="nil"/>
+              <w:left w:val="nil"/>
+              <w:bottom w:val="single" w:sz="4" w:color="DDE3EA" w:space="0"/>
+              <w:right w:val="nil"/>
+            </w:tcBorders>
           </w:tcPr>
           <w:p>
             <w:pPr>
-              <w:spacing w:after="0"/>
+              <w:spacing w:before="0" w:after="0"/>
               <w:jc w:val="right"/>
             </w:pPr>
-            <w:r/>
             <w:r>
               <w:rPr>
                 <w:b w:val="0"/>
@@ -1037,14 +1593,19 @@
         </w:tc>
         <w:tc>
           <w:tcPr>
-            <w:tcW w:type="dxa" w:w="1191"/>
+            <w:tcW w:type="dxa" w:w="1157"/>
+            <w:tcBorders>
+              <w:top w:val="nil"/>
+              <w:left w:val="nil"/>
+              <w:bottom w:val="single" w:sz="4" w:color="DDE3EA" w:space="0"/>
+              <w:right w:val="nil"/>
+            </w:tcBorders>
           </w:tcPr>
           <w:p>
             <w:pPr>
-              <w:spacing w:after="0"/>
+              <w:spacing w:before="0" w:after="0"/>
               <w:jc w:val="right"/>
             </w:pPr>
-            <w:r/>
             <w:r>
               <w:rPr>
                 <w:b w:val="0"/>
@@ -1056,14 +1617,19 @@
         </w:tc>
         <w:tc>
           <w:tcPr>
-            <w:tcW w:type="dxa" w:w="1191"/>
+            <w:tcW w:type="dxa" w:w="1157"/>
+            <w:tcBorders>
+              <w:top w:val="nil"/>
+              <w:left w:val="nil"/>
+              <w:bottom w:val="single" w:sz="4" w:color="DDE3EA" w:space="0"/>
+              <w:right w:val="nil"/>
+            </w:tcBorders>
           </w:tcPr>
           <w:p>
             <w:pPr>
-              <w:spacing w:after="0"/>
+              <w:spacing w:before="0" w:after="0"/>
               <w:jc w:val="right"/>
             </w:pPr>
-            <w:r/>
             <w:r>
               <w:rPr>
                 <w:b w:val="0"/>
@@ -1075,14 +1641,19 @@
         </w:tc>
         <w:tc>
           <w:tcPr>
-            <w:tcW w:type="dxa" w:w="2211"/>
+            <w:tcW w:type="dxa" w:w="2148"/>
+            <w:tcBorders>
+              <w:top w:val="nil"/>
+              <w:left w:val="nil"/>
+              <w:bottom w:val="single" w:sz="4" w:color="DDE3EA" w:space="0"/>
+              <w:right w:val="nil"/>
+            </w:tcBorders>
           </w:tcPr>
           <w:p>
             <w:pPr>
-              <w:spacing w:after="0"/>
+              <w:spacing w:before="0" w:after="0"/>
               <w:jc w:val="right"/>
             </w:pPr>
-            <w:r/>
             <w:r>
               <w:rPr>
                 <w:b/>
@@ -1097,14 +1668,18 @@
       <w:tr>
         <w:tc>
           <w:tcPr>
-            <w:tcW w:type="dxa" w:w="2948"/>
-            <w:shd w:val="clear" w:color="auto" w:fill="F6F8FA"/>
+            <w:tcW w:type="dxa" w:w="2864"/>
+            <w:tcBorders>
+              <w:top w:val="nil"/>
+              <w:left w:val="nil"/>
+              <w:bottom w:val="single" w:sz="4" w:color="DDE3EA" w:space="0"/>
+              <w:right w:val="nil"/>
+            </w:tcBorders>
           </w:tcPr>
           <w:p>
             <w:pPr>
-              <w:spacing w:after="0"/>
+              <w:spacing w:before="0" w:after="0"/>
             </w:pPr>
-            <w:r/>
             <w:r>
               <w:rPr>
                 <w:b w:val="0"/>
@@ -1112,7 +1687,7 @@
               </w:rPr>
               <w:t>EBITDA, EUR m</w:t>
             </w:r>
-            <w:hyperlink r:id="rId16">
+            <w:hyperlink r:id="rId18">
               <w:r>
                 <w:rPr>
                   <w:color w:val="2A78D6"/>
@@ -1129,7 +1704,7 @@
               </w:rPr>
               <w:t>,</w:t>
             </w:r>
-            <w:hyperlink r:id="rId14">
+            <w:hyperlink r:id="rId16">
               <w:r>
                 <w:rPr>
                   <w:color w:val="2A78D6"/>
@@ -1143,15 +1718,19 @@
         </w:tc>
         <w:tc>
           <w:tcPr>
-            <w:tcW w:type="dxa" w:w="1191"/>
-            <w:shd w:val="clear" w:color="auto" w:fill="F6F8FA"/>
+            <w:tcW w:type="dxa" w:w="1157"/>
+            <w:tcBorders>
+              <w:top w:val="nil"/>
+              <w:left w:val="nil"/>
+              <w:bottom w:val="single" w:sz="4" w:color="DDE3EA" w:space="0"/>
+              <w:right w:val="nil"/>
+            </w:tcBorders>
           </w:tcPr>
           <w:p>
             <w:pPr>
-              <w:spacing w:after="0"/>
+              <w:spacing w:before="0" w:after="0"/>
               <w:jc w:val="right"/>
             </w:pPr>
-            <w:r/>
             <w:r>
               <w:rPr>
                 <w:b w:val="0"/>
@@ -1163,15 +1742,19 @@
         </w:tc>
         <w:tc>
           <w:tcPr>
-            <w:tcW w:type="dxa" w:w="1191"/>
-            <w:shd w:val="clear" w:color="auto" w:fill="F6F8FA"/>
+            <w:tcW w:type="dxa" w:w="1157"/>
+            <w:tcBorders>
+              <w:top w:val="nil"/>
+              <w:left w:val="nil"/>
+              <w:bottom w:val="single" w:sz="4" w:color="DDE3EA" w:space="0"/>
+              <w:right w:val="nil"/>
+            </w:tcBorders>
           </w:tcPr>
           <w:p>
             <w:pPr>
-              <w:spacing w:after="0"/>
+              <w:spacing w:before="0" w:after="0"/>
               <w:jc w:val="right"/>
             </w:pPr>
-            <w:r/>
             <w:r>
               <w:rPr>
                 <w:b w:val="0"/>
@@ -1183,15 +1766,19 @@
         </w:tc>
         <w:tc>
           <w:tcPr>
-            <w:tcW w:type="dxa" w:w="1191"/>
-            <w:shd w:val="clear" w:color="auto" w:fill="F6F8FA"/>
+            <w:tcW w:type="dxa" w:w="1157"/>
+            <w:tcBorders>
+              <w:top w:val="nil"/>
+              <w:left w:val="nil"/>
+              <w:bottom w:val="single" w:sz="4" w:color="DDE3EA" w:space="0"/>
+              <w:right w:val="nil"/>
+            </w:tcBorders>
           </w:tcPr>
           <w:p>
             <w:pPr>
-              <w:spacing w:after="0"/>
+              <w:spacing w:before="0" w:after="0"/>
               <w:jc w:val="right"/>
             </w:pPr>
-            <w:r/>
             <w:r>
               <w:rPr>
                 <w:b w:val="0"/>
@@ -1203,15 +1790,19 @@
         </w:tc>
         <w:tc>
           <w:tcPr>
-            <w:tcW w:type="dxa" w:w="1191"/>
-            <w:shd w:val="clear" w:color="auto" w:fill="F6F8FA"/>
+            <w:tcW w:type="dxa" w:w="1157"/>
+            <w:tcBorders>
+              <w:top w:val="nil"/>
+              <w:left w:val="nil"/>
+              <w:bottom w:val="single" w:sz="4" w:color="DDE3EA" w:space="0"/>
+              <w:right w:val="nil"/>
+            </w:tcBorders>
           </w:tcPr>
           <w:p>
             <w:pPr>
-              <w:spacing w:after="0"/>
+              <w:spacing w:before="0" w:after="0"/>
               <w:jc w:val="right"/>
             </w:pPr>
-            <w:r/>
             <w:r>
               <w:rPr>
                 <w:b w:val="0"/>
@@ -1223,15 +1814,19 @@
         </w:tc>
         <w:tc>
           <w:tcPr>
-            <w:tcW w:type="dxa" w:w="2211"/>
-            <w:shd w:val="clear" w:color="auto" w:fill="F6F8FA"/>
+            <w:tcW w:type="dxa" w:w="2148"/>
+            <w:tcBorders>
+              <w:top w:val="nil"/>
+              <w:left w:val="nil"/>
+              <w:bottom w:val="single" w:sz="4" w:color="DDE3EA" w:space="0"/>
+              <w:right w:val="nil"/>
+            </w:tcBorders>
           </w:tcPr>
           <w:p>
             <w:pPr>
-              <w:spacing w:after="0"/>
+              <w:spacing w:before="0" w:after="0"/>
               <w:jc w:val="right"/>
             </w:pPr>
-            <w:r/>
             <w:r>
               <w:rPr>
                 <w:b/>
@@ -1246,13 +1841,18 @@
       <w:tr>
         <w:tc>
           <w:tcPr>
-            <w:tcW w:type="dxa" w:w="2948"/>
+            <w:tcW w:type="dxa" w:w="2864"/>
+            <w:tcBorders>
+              <w:top w:val="nil"/>
+              <w:left w:val="nil"/>
+              <w:bottom w:val="single" w:sz="4" w:color="DDE3EA" w:space="0"/>
+              <w:right w:val="nil"/>
+            </w:tcBorders>
           </w:tcPr>
           <w:p>
             <w:pPr>
-              <w:spacing w:after="0"/>
+              <w:spacing w:before="0" w:after="0"/>
             </w:pPr>
-            <w:r/>
             <w:r>
               <w:rPr>
                 <w:b w:val="0"/>
@@ -1260,7 +1860,7 @@
               </w:rPr>
               <w:t>Net profit, EUR m</w:t>
             </w:r>
-            <w:hyperlink r:id="rId16">
+            <w:hyperlink r:id="rId18">
               <w:r>
                 <w:rPr>
                   <w:color w:val="2A78D6"/>
@@ -1277,7 +1877,7 @@
               </w:rPr>
               <w:t>,</w:t>
             </w:r>
-            <w:hyperlink r:id="rId14">
+            <w:hyperlink r:id="rId16">
               <w:r>
                 <w:rPr>
                   <w:color w:val="2A78D6"/>
@@ -1291,14 +1891,19 @@
         </w:tc>
         <w:tc>
           <w:tcPr>
-            <w:tcW w:type="dxa" w:w="1191"/>
+            <w:tcW w:type="dxa" w:w="1157"/>
+            <w:tcBorders>
+              <w:top w:val="nil"/>
+              <w:left w:val="nil"/>
+              <w:bottom w:val="single" w:sz="4" w:color="DDE3EA" w:space="0"/>
+              <w:right w:val="nil"/>
+            </w:tcBorders>
           </w:tcPr>
           <w:p>
             <w:pPr>
-              <w:spacing w:after="0"/>
+              <w:spacing w:before="0" w:after="0"/>
               <w:jc w:val="right"/>
             </w:pPr>
-            <w:r/>
             <w:r>
               <w:rPr>
                 <w:b w:val="0"/>
@@ -1310,14 +1915,19 @@
         </w:tc>
         <w:tc>
           <w:tcPr>
-            <w:tcW w:type="dxa" w:w="1191"/>
+            <w:tcW w:type="dxa" w:w="1157"/>
+            <w:tcBorders>
+              <w:top w:val="nil"/>
+              <w:left w:val="nil"/>
+              <w:bottom w:val="single" w:sz="4" w:color="DDE3EA" w:space="0"/>
+              <w:right w:val="nil"/>
+            </w:tcBorders>
           </w:tcPr>
           <w:p>
             <w:pPr>
-              <w:spacing w:after="0"/>
+              <w:spacing w:before="0" w:after="0"/>
               <w:jc w:val="right"/>
             </w:pPr>
-            <w:r/>
             <w:r>
               <w:rPr>
                 <w:b w:val="0"/>
@@ -1329,14 +1939,19 @@
         </w:tc>
         <w:tc>
           <w:tcPr>
-            <w:tcW w:type="dxa" w:w="1191"/>
+            <w:tcW w:type="dxa" w:w="1157"/>
+            <w:tcBorders>
+              <w:top w:val="nil"/>
+              <w:left w:val="nil"/>
+              <w:bottom w:val="single" w:sz="4" w:color="DDE3EA" w:space="0"/>
+              <w:right w:val="nil"/>
+            </w:tcBorders>
           </w:tcPr>
           <w:p>
             <w:pPr>
-              <w:spacing w:after="0"/>
+              <w:spacing w:before="0" w:after="0"/>
               <w:jc w:val="right"/>
             </w:pPr>
-            <w:r/>
             <w:r>
               <w:rPr>
                 <w:b w:val="0"/>
@@ -1348,14 +1963,19 @@
         </w:tc>
         <w:tc>
           <w:tcPr>
-            <w:tcW w:type="dxa" w:w="1191"/>
+            <w:tcW w:type="dxa" w:w="1157"/>
+            <w:tcBorders>
+              <w:top w:val="nil"/>
+              <w:left w:val="nil"/>
+              <w:bottom w:val="single" w:sz="4" w:color="DDE3EA" w:space="0"/>
+              <w:right w:val="nil"/>
+            </w:tcBorders>
           </w:tcPr>
           <w:p>
             <w:pPr>
-              <w:spacing w:after="0"/>
+              <w:spacing w:before="0" w:after="0"/>
               <w:jc w:val="right"/>
             </w:pPr>
-            <w:r/>
             <w:r>
               <w:rPr>
                 <w:b w:val="0"/>
@@ -1367,14 +1987,19 @@
         </w:tc>
         <w:tc>
           <w:tcPr>
-            <w:tcW w:type="dxa" w:w="2211"/>
+            <w:tcW w:type="dxa" w:w="2148"/>
+            <w:tcBorders>
+              <w:top w:val="nil"/>
+              <w:left w:val="nil"/>
+              <w:bottom w:val="single" w:sz="4" w:color="DDE3EA" w:space="0"/>
+              <w:right w:val="nil"/>
+            </w:tcBorders>
           </w:tcPr>
           <w:p>
             <w:pPr>
-              <w:spacing w:after="0"/>
+              <w:spacing w:before="0" w:after="0"/>
               <w:jc w:val="right"/>
             </w:pPr>
-            <w:r/>
             <w:r>
               <w:rPr>
                 <w:b/>
@@ -1389,14 +2014,18 @@
       <w:tr>
         <w:tc>
           <w:tcPr>
-            <w:tcW w:type="dxa" w:w="2948"/>
-            <w:shd w:val="clear" w:color="auto" w:fill="F6F8FA"/>
+            <w:tcW w:type="dxa" w:w="2864"/>
+            <w:tcBorders>
+              <w:top w:val="nil"/>
+              <w:left w:val="nil"/>
+              <w:bottom w:val="single" w:sz="4" w:color="DDE3EA" w:space="0"/>
+              <w:right w:val="nil"/>
+            </w:tcBorders>
           </w:tcPr>
           <w:p>
             <w:pPr>
-              <w:spacing w:after="0"/>
+              <w:spacing w:before="0" w:after="0"/>
             </w:pPr>
-            <w:r/>
             <w:r>
               <w:rPr>
                 <w:b w:val="0"/>
@@ -1404,7 +2033,7 @@
               </w:rPr>
               <w:t>Investments, EUR m</w:t>
             </w:r>
-            <w:hyperlink r:id="rId15">
+            <w:hyperlink r:id="rId17">
               <w:r>
                 <w:rPr>
                   <w:color w:val="2A78D6"/>
@@ -1421,7 +2050,7 @@
               </w:rPr>
               <w:t>,</w:t>
             </w:r>
-            <w:hyperlink r:id="rId14">
+            <w:hyperlink r:id="rId16">
               <w:r>
                 <w:rPr>
                   <w:color w:val="2A78D6"/>
@@ -1435,15 +2064,19 @@
         </w:tc>
         <w:tc>
           <w:tcPr>
-            <w:tcW w:type="dxa" w:w="1191"/>
-            <w:shd w:val="clear" w:color="auto" w:fill="F6F8FA"/>
+            <w:tcW w:type="dxa" w:w="1157"/>
+            <w:tcBorders>
+              <w:top w:val="nil"/>
+              <w:left w:val="nil"/>
+              <w:bottom w:val="single" w:sz="4" w:color="DDE3EA" w:space="0"/>
+              <w:right w:val="nil"/>
+            </w:tcBorders>
           </w:tcPr>
           <w:p>
             <w:pPr>
-              <w:spacing w:after="0"/>
+              <w:spacing w:before="0" w:after="0"/>
               <w:jc w:val="right"/>
             </w:pPr>
-            <w:r/>
             <w:r>
               <w:rPr>
                 <w:b w:val="0"/>
@@ -1455,15 +2088,19 @@
         </w:tc>
         <w:tc>
           <w:tcPr>
-            <w:tcW w:type="dxa" w:w="1191"/>
-            <w:shd w:val="clear" w:color="auto" w:fill="F6F8FA"/>
+            <w:tcW w:type="dxa" w:w="1157"/>
+            <w:tcBorders>
+              <w:top w:val="nil"/>
+              <w:left w:val="nil"/>
+              <w:bottom w:val="single" w:sz="4" w:color="DDE3EA" w:space="0"/>
+              <w:right w:val="nil"/>
+            </w:tcBorders>
           </w:tcPr>
           <w:p>
             <w:pPr>
-              <w:spacing w:after="0"/>
+              <w:spacing w:before="0" w:after="0"/>
               <w:jc w:val="right"/>
             </w:pPr>
-            <w:r/>
             <w:r>
               <w:rPr>
                 <w:b w:val="0"/>
@@ -1475,15 +2112,19 @@
         </w:tc>
         <w:tc>
           <w:tcPr>
-            <w:tcW w:type="dxa" w:w="1191"/>
-            <w:shd w:val="clear" w:color="auto" w:fill="F6F8FA"/>
+            <w:tcW w:type="dxa" w:w="1157"/>
+            <w:tcBorders>
+              <w:top w:val="nil"/>
+              <w:left w:val="nil"/>
+              <w:bottom w:val="single" w:sz="4" w:color="DDE3EA" w:space="0"/>
+              <w:right w:val="nil"/>
+            </w:tcBorders>
           </w:tcPr>
           <w:p>
             <w:pPr>
-              <w:spacing w:after="0"/>
+              <w:spacing w:before="0" w:after="0"/>
               <w:jc w:val="right"/>
             </w:pPr>
-            <w:r/>
             <w:r>
               <w:rPr>
                 <w:b w:val="0"/>
@@ -1495,15 +2136,19 @@
         </w:tc>
         <w:tc>
           <w:tcPr>
-            <w:tcW w:type="dxa" w:w="1191"/>
-            <w:shd w:val="clear" w:color="auto" w:fill="F6F8FA"/>
+            <w:tcW w:type="dxa" w:w="1157"/>
+            <w:tcBorders>
+              <w:top w:val="nil"/>
+              <w:left w:val="nil"/>
+              <w:bottom w:val="single" w:sz="4" w:color="DDE3EA" w:space="0"/>
+              <w:right w:val="nil"/>
+            </w:tcBorders>
           </w:tcPr>
           <w:p>
             <w:pPr>
-              <w:spacing w:after="0"/>
+              <w:spacing w:before="0" w:after="0"/>
               <w:jc w:val="right"/>
             </w:pPr>
-            <w:r/>
             <w:r>
               <w:rPr>
                 <w:b w:val="0"/>
@@ -1515,15 +2160,19 @@
         </w:tc>
         <w:tc>
           <w:tcPr>
-            <w:tcW w:type="dxa" w:w="2211"/>
-            <w:shd w:val="clear" w:color="auto" w:fill="F6F8FA"/>
+            <w:tcW w:type="dxa" w:w="2148"/>
+            <w:tcBorders>
+              <w:top w:val="nil"/>
+              <w:left w:val="nil"/>
+              <w:bottom w:val="single" w:sz="4" w:color="DDE3EA" w:space="0"/>
+              <w:right w:val="nil"/>
+            </w:tcBorders>
           </w:tcPr>
           <w:p>
             <w:pPr>
-              <w:spacing w:after="0"/>
+              <w:spacing w:before="0" w:after="0"/>
               <w:jc w:val="right"/>
             </w:pPr>
-            <w:r/>
             <w:r>
               <w:rPr>
                 <w:b w:val="0"/>
@@ -1538,13 +2187,18 @@
       <w:tr>
         <w:tc>
           <w:tcPr>
-            <w:tcW w:type="dxa" w:w="2948"/>
+            <w:tcW w:type="dxa" w:w="2864"/>
+            <w:tcBorders>
+              <w:top w:val="nil"/>
+              <w:left w:val="nil"/>
+              <w:bottom w:val="single" w:sz="4" w:color="DDE3EA" w:space="0"/>
+              <w:right w:val="nil"/>
+            </w:tcBorders>
           </w:tcPr>
           <w:p>
             <w:pPr>
-              <w:spacing w:after="0"/>
+              <w:spacing w:before="0" w:after="0"/>
             </w:pPr>
-            <w:r/>
             <w:r>
               <w:rPr>
                 <w:b w:val="0"/>
@@ -1552,7 +2206,7 @@
               </w:rPr>
               <w:t>Net debt, EUR m</w:t>
             </w:r>
-            <w:hyperlink r:id="rId16">
+            <w:hyperlink r:id="rId18">
               <w:r>
                 <w:rPr>
                   <w:color w:val="2A78D6"/>
@@ -1569,7 +2223,7 @@
               </w:rPr>
               <w:t>,</w:t>
             </w:r>
-            <w:hyperlink r:id="rId14">
+            <w:hyperlink r:id="rId16">
               <w:r>
                 <w:rPr>
                   <w:color w:val="2A78D6"/>
@@ -1583,14 +2237,19 @@
         </w:tc>
         <w:tc>
           <w:tcPr>
-            <w:tcW w:type="dxa" w:w="1191"/>
+            <w:tcW w:type="dxa" w:w="1157"/>
+            <w:tcBorders>
+              <w:top w:val="nil"/>
+              <w:left w:val="nil"/>
+              <w:bottom w:val="single" w:sz="4" w:color="DDE3EA" w:space="0"/>
+              <w:right w:val="nil"/>
+            </w:tcBorders>
           </w:tcPr>
           <w:p>
             <w:pPr>
-              <w:spacing w:after="0"/>
+              <w:spacing w:before="0" w:after="0"/>
               <w:jc w:val="right"/>
             </w:pPr>
-            <w:r/>
             <w:r>
               <w:rPr>
                 <w:b w:val="0"/>
@@ -1602,14 +2261,19 @@
         </w:tc>
         <w:tc>
           <w:tcPr>
-            <w:tcW w:type="dxa" w:w="1191"/>
+            <w:tcW w:type="dxa" w:w="1157"/>
+            <w:tcBorders>
+              <w:top w:val="nil"/>
+              <w:left w:val="nil"/>
+              <w:bottom w:val="single" w:sz="4" w:color="DDE3EA" w:space="0"/>
+              <w:right w:val="nil"/>
+            </w:tcBorders>
           </w:tcPr>
           <w:p>
             <w:pPr>
-              <w:spacing w:after="0"/>
+              <w:spacing w:before="0" w:after="0"/>
               <w:jc w:val="right"/>
             </w:pPr>
-            <w:r/>
             <w:r>
               <w:rPr>
                 <w:b w:val="0"/>
@@ -1621,14 +2285,19 @@
         </w:tc>
         <w:tc>
           <w:tcPr>
-            <w:tcW w:type="dxa" w:w="1191"/>
+            <w:tcW w:type="dxa" w:w="1157"/>
+            <w:tcBorders>
+              <w:top w:val="nil"/>
+              <w:left w:val="nil"/>
+              <w:bottom w:val="single" w:sz="4" w:color="DDE3EA" w:space="0"/>
+              <w:right w:val="nil"/>
+            </w:tcBorders>
           </w:tcPr>
           <w:p>
             <w:pPr>
-              <w:spacing w:after="0"/>
+              <w:spacing w:before="0" w:after="0"/>
               <w:jc w:val="right"/>
             </w:pPr>
-            <w:r/>
             <w:r>
               <w:rPr>
                 <w:b w:val="0"/>
@@ -1640,14 +2309,19 @@
         </w:tc>
         <w:tc>
           <w:tcPr>
-            <w:tcW w:type="dxa" w:w="1191"/>
+            <w:tcW w:type="dxa" w:w="1157"/>
+            <w:tcBorders>
+              <w:top w:val="nil"/>
+              <w:left w:val="nil"/>
+              <w:bottom w:val="single" w:sz="4" w:color="DDE3EA" w:space="0"/>
+              <w:right w:val="nil"/>
+            </w:tcBorders>
           </w:tcPr>
           <w:p>
             <w:pPr>
-              <w:spacing w:after="0"/>
+              <w:spacing w:before="0" w:after="0"/>
               <w:jc w:val="right"/>
             </w:pPr>
-            <w:r/>
             <w:r>
               <w:rPr>
                 <w:b w:val="0"/>
@@ -1659,14 +2333,19 @@
         </w:tc>
         <w:tc>
           <w:tcPr>
-            <w:tcW w:type="dxa" w:w="2211"/>
+            <w:tcW w:type="dxa" w:w="2148"/>
+            <w:tcBorders>
+              <w:top w:val="nil"/>
+              <w:left w:val="nil"/>
+              <w:bottom w:val="single" w:sz="4" w:color="DDE3EA" w:space="0"/>
+              <w:right w:val="nil"/>
+            </w:tcBorders>
           </w:tcPr>
           <w:p>
             <w:pPr>
-              <w:spacing w:after="0"/>
+              <w:spacing w:before="0" w:after="0"/>
               <w:jc w:val="right"/>
             </w:pPr>
-            <w:r/>
             <w:r>
               <w:rPr>
                 <w:b/>
@@ -1681,14 +2360,18 @@
       <w:tr>
         <w:tc>
           <w:tcPr>
-            <w:tcW w:type="dxa" w:w="2948"/>
-            <w:shd w:val="clear" w:color="auto" w:fill="F6F8FA"/>
+            <w:tcW w:type="dxa" w:w="2864"/>
+            <w:tcBorders>
+              <w:top w:val="nil"/>
+              <w:left w:val="nil"/>
+              <w:bottom w:val="single" w:sz="4" w:color="DDE3EA" w:space="0"/>
+              <w:right w:val="nil"/>
+            </w:tcBorders>
           </w:tcPr>
           <w:p>
             <w:pPr>
-              <w:spacing w:after="0"/>
+              <w:spacing w:before="0" w:after="0"/>
             </w:pPr>
-            <w:r/>
             <w:r>
               <w:rPr>
                 <w:b w:val="0"/>
@@ -1696,7 +2379,7 @@
               </w:rPr>
               <w:t>Net debt / EBITDA</w:t>
             </w:r>
-            <w:hyperlink r:id="rId16">
+            <w:hyperlink r:id="rId18">
               <w:r>
                 <w:rPr>
                   <w:color w:val="2A78D6"/>
@@ -1713,7 +2396,7 @@
               </w:rPr>
               <w:t>,</w:t>
             </w:r>
-            <w:hyperlink r:id="rId14">
+            <w:hyperlink r:id="rId16">
               <w:r>
                 <w:rPr>
                   <w:color w:val="2A78D6"/>
@@ -1727,15 +2410,19 @@
         </w:tc>
         <w:tc>
           <w:tcPr>
-            <w:tcW w:type="dxa" w:w="1191"/>
-            <w:shd w:val="clear" w:color="auto" w:fill="F6F8FA"/>
+            <w:tcW w:type="dxa" w:w="1157"/>
+            <w:tcBorders>
+              <w:top w:val="nil"/>
+              <w:left w:val="nil"/>
+              <w:bottom w:val="single" w:sz="4" w:color="DDE3EA" w:space="0"/>
+              <w:right w:val="nil"/>
+            </w:tcBorders>
           </w:tcPr>
           <w:p>
             <w:pPr>
-              <w:spacing w:after="0"/>
+              <w:spacing w:before="0" w:after="0"/>
               <w:jc w:val="right"/>
             </w:pPr>
-            <w:r/>
             <w:r>
               <w:rPr>
                 <w:b w:val="0"/>
@@ -1747,15 +2434,19 @@
         </w:tc>
         <w:tc>
           <w:tcPr>
-            <w:tcW w:type="dxa" w:w="1191"/>
-            <w:shd w:val="clear" w:color="auto" w:fill="F6F8FA"/>
+            <w:tcW w:type="dxa" w:w="1157"/>
+            <w:tcBorders>
+              <w:top w:val="nil"/>
+              <w:left w:val="nil"/>
+              <w:bottom w:val="single" w:sz="4" w:color="DDE3EA" w:space="0"/>
+              <w:right w:val="nil"/>
+            </w:tcBorders>
           </w:tcPr>
           <w:p>
             <w:pPr>
-              <w:spacing w:after="0"/>
+              <w:spacing w:before="0" w:after="0"/>
               <w:jc w:val="right"/>
             </w:pPr>
-            <w:r/>
             <w:r>
               <w:rPr>
                 <w:b w:val="0"/>
@@ -1767,15 +2458,19 @@
         </w:tc>
         <w:tc>
           <w:tcPr>
-            <w:tcW w:type="dxa" w:w="1191"/>
-            <w:shd w:val="clear" w:color="auto" w:fill="F6F8FA"/>
+            <w:tcW w:type="dxa" w:w="1157"/>
+            <w:tcBorders>
+              <w:top w:val="nil"/>
+              <w:left w:val="nil"/>
+              <w:bottom w:val="single" w:sz="4" w:color="DDE3EA" w:space="0"/>
+              <w:right w:val="nil"/>
+            </w:tcBorders>
           </w:tcPr>
           <w:p>
             <w:pPr>
-              <w:spacing w:after="0"/>
+              <w:spacing w:before="0" w:after="0"/>
               <w:jc w:val="right"/>
             </w:pPr>
-            <w:r/>
             <w:r>
               <w:rPr>
                 <w:b w:val="0"/>
@@ -1787,15 +2482,20 @@
         </w:tc>
         <w:tc>
           <w:tcPr>
-            <w:tcW w:type="dxa" w:w="1191"/>
+            <w:tcW w:type="dxa" w:w="1157"/>
+            <w:tcBorders>
+              <w:top w:val="nil"/>
+              <w:left w:val="nil"/>
+              <w:bottom w:val="single" w:sz="4" w:color="DDE3EA" w:space="0"/>
+              <w:right w:val="nil"/>
+            </w:tcBorders>
             <w:shd w:val="clear" w:color="auto" w:fill="E3F3E8"/>
           </w:tcPr>
           <w:p>
             <w:pPr>
-              <w:spacing w:after="0"/>
+              <w:spacing w:before="0" w:after="0"/>
               <w:jc w:val="right"/>
             </w:pPr>
-            <w:r/>
             <w:r>
               <w:rPr>
                 <w:b/>
@@ -1807,15 +2507,19 @@
         </w:tc>
         <w:tc>
           <w:tcPr>
-            <w:tcW w:type="dxa" w:w="2211"/>
-            <w:shd w:val="clear" w:color="auto" w:fill="F6F8FA"/>
+            <w:tcW w:type="dxa" w:w="2148"/>
+            <w:tcBorders>
+              <w:top w:val="nil"/>
+              <w:left w:val="nil"/>
+              <w:bottom w:val="single" w:sz="4" w:color="DDE3EA" w:space="0"/>
+              <w:right w:val="nil"/>
+            </w:tcBorders>
           </w:tcPr>
           <w:p>
             <w:pPr>
-              <w:spacing w:after="0"/>
+              <w:spacing w:before="0" w:after="0"/>
               <w:jc w:val="right"/>
             </w:pPr>
-            <w:r/>
             <w:r>
               <w:rPr>
                 <w:b/>
@@ -1830,13 +2534,18 @@
       <w:tr>
         <w:tc>
           <w:tcPr>
-            <w:tcW w:type="dxa" w:w="2948"/>
+            <w:tcW w:type="dxa" w:w="2864"/>
+            <w:tcBorders>
+              <w:top w:val="nil"/>
+              <w:left w:val="nil"/>
+              <w:bottom w:val="single" w:sz="4" w:color="DDE3EA" w:space="0"/>
+              <w:right w:val="nil"/>
+            </w:tcBorders>
           </w:tcPr>
           <w:p>
             <w:pPr>
-              <w:spacing w:after="0"/>
+              <w:spacing w:before="0" w:after="0"/>
             </w:pPr>
-            <w:r/>
             <w:r>
               <w:rPr>
                 <w:b w:val="0"/>
@@ -1844,7 +2553,7 @@
               </w:rPr>
               <w:t>Equity, EUR m</w:t>
             </w:r>
-            <w:hyperlink r:id="rId16">
+            <w:hyperlink r:id="rId18">
               <w:r>
                 <w:rPr>
                   <w:color w:val="2A78D6"/>
@@ -1861,7 +2570,7 @@
               </w:rPr>
               <w:t>,</w:t>
             </w:r>
-            <w:hyperlink r:id="rId14">
+            <w:hyperlink r:id="rId16">
               <w:r>
                 <w:rPr>
                   <w:color w:val="2A78D6"/>
@@ -1875,14 +2584,19 @@
         </w:tc>
         <w:tc>
           <w:tcPr>
-            <w:tcW w:type="dxa" w:w="1191"/>
+            <w:tcW w:type="dxa" w:w="1157"/>
+            <w:tcBorders>
+              <w:top w:val="nil"/>
+              <w:left w:val="nil"/>
+              <w:bottom w:val="single" w:sz="4" w:color="DDE3EA" w:space="0"/>
+              <w:right w:val="nil"/>
+            </w:tcBorders>
           </w:tcPr>
           <w:p>
             <w:pPr>
-              <w:spacing w:after="0"/>
+              <w:spacing w:before="0" w:after="0"/>
               <w:jc w:val="right"/>
             </w:pPr>
-            <w:r/>
             <w:r>
               <w:rPr>
                 <w:b w:val="0"/>
@@ -1894,14 +2608,19 @@
         </w:tc>
         <w:tc>
           <w:tcPr>
-            <w:tcW w:type="dxa" w:w="1191"/>
+            <w:tcW w:type="dxa" w:w="1157"/>
+            <w:tcBorders>
+              <w:top w:val="nil"/>
+              <w:left w:val="nil"/>
+              <w:bottom w:val="single" w:sz="4" w:color="DDE3EA" w:space="0"/>
+              <w:right w:val="nil"/>
+            </w:tcBorders>
           </w:tcPr>
           <w:p>
             <w:pPr>
-              <w:spacing w:after="0"/>
+              <w:spacing w:before="0" w:after="0"/>
               <w:jc w:val="right"/>
             </w:pPr>
-            <w:r/>
             <w:r>
               <w:rPr>
                 <w:b w:val="0"/>
@@ -1913,14 +2632,19 @@
         </w:tc>
         <w:tc>
           <w:tcPr>
-            <w:tcW w:type="dxa" w:w="1191"/>
+            <w:tcW w:type="dxa" w:w="1157"/>
+            <w:tcBorders>
+              <w:top w:val="nil"/>
+              <w:left w:val="nil"/>
+              <w:bottom w:val="single" w:sz="4" w:color="DDE3EA" w:space="0"/>
+              <w:right w:val="nil"/>
+            </w:tcBorders>
           </w:tcPr>
           <w:p>
             <w:pPr>
-              <w:spacing w:after="0"/>
+              <w:spacing w:before="0" w:after="0"/>
               <w:jc w:val="right"/>
             </w:pPr>
-            <w:r/>
             <w:r>
               <w:rPr>
                 <w:b w:val="0"/>
@@ -1932,14 +2656,19 @@
         </w:tc>
         <w:tc>
           <w:tcPr>
-            <w:tcW w:type="dxa" w:w="1191"/>
+            <w:tcW w:type="dxa" w:w="1157"/>
+            <w:tcBorders>
+              <w:top w:val="nil"/>
+              <w:left w:val="nil"/>
+              <w:bottom w:val="single" w:sz="4" w:color="DDE3EA" w:space="0"/>
+              <w:right w:val="nil"/>
+            </w:tcBorders>
           </w:tcPr>
           <w:p>
             <w:pPr>
-              <w:spacing w:after="0"/>
+              <w:spacing w:before="0" w:after="0"/>
               <w:jc w:val="right"/>
             </w:pPr>
-            <w:r/>
             <w:r>
               <w:rPr>
                 <w:b w:val="0"/>
@@ -1951,14 +2680,19 @@
         </w:tc>
         <w:tc>
           <w:tcPr>
-            <w:tcW w:type="dxa" w:w="2211"/>
+            <w:tcW w:type="dxa" w:w="2148"/>
+            <w:tcBorders>
+              <w:top w:val="nil"/>
+              <w:left w:val="nil"/>
+              <w:bottom w:val="single" w:sz="4" w:color="DDE3EA" w:space="0"/>
+              <w:right w:val="nil"/>
+            </w:tcBorders>
           </w:tcPr>
           <w:p>
             <w:pPr>
-              <w:spacing w:after="0"/>
+              <w:spacing w:before="0" w:after="0"/>
               <w:jc w:val="right"/>
             </w:pPr>
-            <w:r/>
             <w:r>
               <w:rPr>
                 <w:b/>
@@ -1973,14 +2707,18 @@
       <w:tr>
         <w:tc>
           <w:tcPr>
-            <w:tcW w:type="dxa" w:w="2948"/>
-            <w:shd w:val="clear" w:color="auto" w:fill="F6F8FA"/>
+            <w:tcW w:type="dxa" w:w="2864"/>
+            <w:tcBorders>
+              <w:top w:val="nil"/>
+              <w:left w:val="nil"/>
+              <w:bottom w:val="single" w:sz="4" w:color="DDE3EA" w:space="0"/>
+              <w:right w:val="nil"/>
+            </w:tcBorders>
           </w:tcPr>
           <w:p>
             <w:pPr>
-              <w:spacing w:after="0"/>
+              <w:spacing w:before="0" w:after="0"/>
             </w:pPr>
-            <w:r/>
             <w:r>
               <w:rPr>
                 <w:b w:val="0"/>
@@ -1988,7 +2726,7 @@
               </w:rPr>
               <w:t>Equity ratio</w:t>
             </w:r>
-            <w:hyperlink r:id="rId16">
+            <w:hyperlink r:id="rId18">
               <w:r>
                 <w:rPr>
                   <w:color w:val="2A78D6"/>
@@ -2005,7 +2743,7 @@
               </w:rPr>
               <w:t>,</w:t>
             </w:r>
-            <w:hyperlink r:id="rId14">
+            <w:hyperlink r:id="rId16">
               <w:r>
                 <w:rPr>
                   <w:color w:val="2A78D6"/>
@@ -2019,15 +2757,19 @@
         </w:tc>
         <w:tc>
           <w:tcPr>
-            <w:tcW w:type="dxa" w:w="1191"/>
-            <w:shd w:val="clear" w:color="auto" w:fill="F6F8FA"/>
+            <w:tcW w:type="dxa" w:w="1157"/>
+            <w:tcBorders>
+              <w:top w:val="nil"/>
+              <w:left w:val="nil"/>
+              <w:bottom w:val="single" w:sz="4" w:color="DDE3EA" w:space="0"/>
+              <w:right w:val="nil"/>
+            </w:tcBorders>
           </w:tcPr>
           <w:p>
             <w:pPr>
-              <w:spacing w:after="0"/>
+              <w:spacing w:before="0" w:after="0"/>
               <w:jc w:val="right"/>
             </w:pPr>
-            <w:r/>
             <w:r>
               <w:rPr>
                 <w:b w:val="0"/>
@@ -2039,15 +2781,19 @@
         </w:tc>
         <w:tc>
           <w:tcPr>
-            <w:tcW w:type="dxa" w:w="1191"/>
-            <w:shd w:val="clear" w:color="auto" w:fill="F6F8FA"/>
+            <w:tcW w:type="dxa" w:w="1157"/>
+            <w:tcBorders>
+              <w:top w:val="nil"/>
+              <w:left w:val="nil"/>
+              <w:bottom w:val="single" w:sz="4" w:color="DDE3EA" w:space="0"/>
+              <w:right w:val="nil"/>
+            </w:tcBorders>
           </w:tcPr>
           <w:p>
             <w:pPr>
-              <w:spacing w:after="0"/>
+              <w:spacing w:before="0" w:after="0"/>
               <w:jc w:val="right"/>
             </w:pPr>
-            <w:r/>
             <w:r>
               <w:rPr>
                 <w:b w:val="0"/>
@@ -2059,15 +2805,19 @@
         </w:tc>
         <w:tc>
           <w:tcPr>
-            <w:tcW w:type="dxa" w:w="1191"/>
-            <w:shd w:val="clear" w:color="auto" w:fill="F6F8FA"/>
+            <w:tcW w:type="dxa" w:w="1157"/>
+            <w:tcBorders>
+              <w:top w:val="nil"/>
+              <w:left w:val="nil"/>
+              <w:bottom w:val="single" w:sz="4" w:color="DDE3EA" w:space="0"/>
+              <w:right w:val="nil"/>
+            </w:tcBorders>
           </w:tcPr>
           <w:p>
             <w:pPr>
-              <w:spacing w:after="0"/>
+              <w:spacing w:before="0" w:after="0"/>
               <w:jc w:val="right"/>
             </w:pPr>
-            <w:r/>
             <w:r>
               <w:rPr>
                 <w:b w:val="0"/>
@@ -2079,15 +2829,20 @@
         </w:tc>
         <w:tc>
           <w:tcPr>
-            <w:tcW w:type="dxa" w:w="1191"/>
+            <w:tcW w:type="dxa" w:w="1157"/>
+            <w:tcBorders>
+              <w:top w:val="nil"/>
+              <w:left w:val="nil"/>
+              <w:bottom w:val="single" w:sz="4" w:color="DDE3EA" w:space="0"/>
+              <w:right w:val="nil"/>
+            </w:tcBorders>
             <w:shd w:val="clear" w:color="auto" w:fill="FDF1D8"/>
           </w:tcPr>
           <w:p>
             <w:pPr>
-              <w:spacing w:after="0"/>
+              <w:spacing w:before="0" w:after="0"/>
               <w:jc w:val="right"/>
             </w:pPr>
-            <w:r/>
             <w:r>
               <w:rPr>
                 <w:b/>
@@ -2099,15 +2854,19 @@
         </w:tc>
         <w:tc>
           <w:tcPr>
-            <w:tcW w:type="dxa" w:w="2211"/>
-            <w:shd w:val="clear" w:color="auto" w:fill="F6F8FA"/>
+            <w:tcW w:type="dxa" w:w="2148"/>
+            <w:tcBorders>
+              <w:top w:val="nil"/>
+              <w:left w:val="nil"/>
+              <w:bottom w:val="single" w:sz="4" w:color="DDE3EA" w:space="0"/>
+              <w:right w:val="nil"/>
+            </w:tcBorders>
           </w:tcPr>
           <w:p>
             <w:pPr>
-              <w:spacing w:after="0"/>
+              <w:spacing w:before="0" w:after="0"/>
               <w:jc w:val="right"/>
             </w:pPr>
-            <w:r/>
             <w:r>
               <w:rPr>
                 <w:b/>
@@ -2122,13 +2881,18 @@
       <w:tr>
         <w:tc>
           <w:tcPr>
-            <w:tcW w:type="dxa" w:w="2948"/>
+            <w:tcW w:type="dxa" w:w="2864"/>
+            <w:tcBorders>
+              <w:top w:val="nil"/>
+              <w:left w:val="nil"/>
+              <w:bottom w:val="single" w:sz="4" w:color="DDE3EA" w:space="0"/>
+              <w:right w:val="nil"/>
+            </w:tcBorders>
           </w:tcPr>
           <w:p>
             <w:pPr>
-              <w:spacing w:after="0"/>
+              <w:spacing w:before="0" w:after="0"/>
             </w:pPr>
-            <w:r/>
             <w:r>
               <w:rPr>
                 <w:b w:val="0"/>
@@ -2136,7 +2900,7 @@
               </w:rPr>
               <w:t>Total assets, EUR m</w:t>
             </w:r>
-            <w:hyperlink r:id="rId16">
+            <w:hyperlink r:id="rId18">
               <w:r>
                 <w:rPr>
                   <w:color w:val="2A78D6"/>
@@ -2153,7 +2917,7 @@
               </w:rPr>
               <w:t>,</w:t>
             </w:r>
-            <w:hyperlink r:id="rId14">
+            <w:hyperlink r:id="rId16">
               <w:r>
                 <w:rPr>
                   <w:color w:val="2A78D6"/>
@@ -2167,14 +2931,19 @@
         </w:tc>
         <w:tc>
           <w:tcPr>
-            <w:tcW w:type="dxa" w:w="1191"/>
+            <w:tcW w:type="dxa" w:w="1157"/>
+            <w:tcBorders>
+              <w:top w:val="nil"/>
+              <w:left w:val="nil"/>
+              <w:bottom w:val="single" w:sz="4" w:color="DDE3EA" w:space="0"/>
+              <w:right w:val="nil"/>
+            </w:tcBorders>
           </w:tcPr>
           <w:p>
             <w:pPr>
-              <w:spacing w:after="0"/>
+              <w:spacing w:before="0" w:after="0"/>
               <w:jc w:val="right"/>
             </w:pPr>
-            <w:r/>
             <w:r>
               <w:rPr>
                 <w:b w:val="0"/>
@@ -2186,14 +2955,19 @@
         </w:tc>
         <w:tc>
           <w:tcPr>
-            <w:tcW w:type="dxa" w:w="1191"/>
+            <w:tcW w:type="dxa" w:w="1157"/>
+            <w:tcBorders>
+              <w:top w:val="nil"/>
+              <w:left w:val="nil"/>
+              <w:bottom w:val="single" w:sz="4" w:color="DDE3EA" w:space="0"/>
+              <w:right w:val="nil"/>
+            </w:tcBorders>
           </w:tcPr>
           <w:p>
             <w:pPr>
-              <w:spacing w:after="0"/>
+              <w:spacing w:before="0" w:after="0"/>
               <w:jc w:val="right"/>
             </w:pPr>
-            <w:r/>
             <w:r>
               <w:rPr>
                 <w:b w:val="0"/>
@@ -2205,14 +2979,19 @@
         </w:tc>
         <w:tc>
           <w:tcPr>
-            <w:tcW w:type="dxa" w:w="1191"/>
+            <w:tcW w:type="dxa" w:w="1157"/>
+            <w:tcBorders>
+              <w:top w:val="nil"/>
+              <w:left w:val="nil"/>
+              <w:bottom w:val="single" w:sz="4" w:color="DDE3EA" w:space="0"/>
+              <w:right w:val="nil"/>
+            </w:tcBorders>
           </w:tcPr>
           <w:p>
             <w:pPr>
-              <w:spacing w:after="0"/>
+              <w:spacing w:before="0" w:after="0"/>
               <w:jc w:val="right"/>
             </w:pPr>
-            <w:r/>
             <w:r>
               <w:rPr>
                 <w:b w:val="0"/>
@@ -2224,14 +3003,19 @@
         </w:tc>
         <w:tc>
           <w:tcPr>
-            <w:tcW w:type="dxa" w:w="1191"/>
+            <w:tcW w:type="dxa" w:w="1157"/>
+            <w:tcBorders>
+              <w:top w:val="nil"/>
+              <w:left w:val="nil"/>
+              <w:bottom w:val="single" w:sz="4" w:color="DDE3EA" w:space="0"/>
+              <w:right w:val="nil"/>
+            </w:tcBorders>
           </w:tcPr>
           <w:p>
             <w:pPr>
-              <w:spacing w:after="0"/>
+              <w:spacing w:before="0" w:after="0"/>
               <w:jc w:val="right"/>
             </w:pPr>
-            <w:r/>
             <w:r>
               <w:rPr>
                 <w:b w:val="0"/>
@@ -2243,14 +3027,19 @@
         </w:tc>
         <w:tc>
           <w:tcPr>
-            <w:tcW w:type="dxa" w:w="2211"/>
+            <w:tcW w:type="dxa" w:w="2148"/>
+            <w:tcBorders>
+              <w:top w:val="nil"/>
+              <w:left w:val="nil"/>
+              <w:bottom w:val="single" w:sz="4" w:color="DDE3EA" w:space="0"/>
+              <w:right w:val="nil"/>
+            </w:tcBorders>
           </w:tcPr>
           <w:p>
             <w:pPr>
-              <w:spacing w:after="0"/>
+              <w:spacing w:before="0" w:after="0"/>
               <w:jc w:val="right"/>
             </w:pPr>
-            <w:r/>
             <w:r>
               <w:rPr>
                 <w:b w:val="0"/>
@@ -2264,9 +3053,17 @@
       </w:tr>
     </w:tbl>
     <w:p>
+      <w:pPr>
+        <w:spacing w:before="0" w:after="40"/>
+      </w:pPr>
+    </w:p>
+    <w:p>
+      <w:pPr>
+        <w:spacing w:before="40" w:after="60"/>
+      </w:pPr>
       <w:r>
         <w:rPr>
-          <w:i/>
+          <w:b w:val="0"/>
           <w:color w:val="5F6B7A"/>
           <w:sz w:val="16"/>
         </w:rPr>
@@ -2274,9 +3071,12 @@
       </w:r>
     </w:p>
     <w:p>
+      <w:pPr>
+        <w:spacing w:before="40" w:after="60"/>
+      </w:pPr>
       <w:r>
         <w:rPr>
-          <w:i/>
+          <w:b w:val="0"/>
           <w:color w:val="5F6B7A"/>
           <w:sz w:val="16"/>
         </w:rPr>
@@ -2300,7 +3100,7 @@
                     <pic:cNvPicPr/>
                   </pic:nvPicPr>
                   <pic:blipFill>
-                    <a:blip r:embed="rId17"/>
+                    <a:blip r:embed="rId19"/>
                     <a:stretch>
                       <a:fillRect/>
                     </a:stretch>
@@ -2321,11 +3121,24 @@
     </w:p>
     <w:p>
       <w:pPr>
-        <w:spacing w:before="280" w:after="80"/>
+        <w:keepNext/>
         <w:pBdr>
-          <w:bottom w:val="single" w:sz="6" w:color="C9D3DE" w:space="2"/>
+          <w:bottom w:val="single" w:sz="8" w:color="1F4E79" w:space="4"/>
         </w:pBdr>
+        <w:tabs>
+          <w:tab w:pos="482" w:val="left"/>
+        </w:tabs>
+        <w:spacing w:before="360" w:after="160"/>
       </w:pPr>
+      <w:r>
+        <w:rPr>
+          <w:b/>
+          <w:color w:val="2A78D6"/>
+          <w:sz w:val="18"/>
+        </w:rPr>
+        <w:t>04</w:t>
+        <w:tab/>
+      </w:r>
       <w:r>
         <w:rPr>
           <w:b/>
@@ -2337,16 +3150,28 @@
     </w:p>
     <w:p>
       <w:pPr>
-        <w:pStyle w:val="ListBullet"/>
-        <w:spacing w:after="60"/>
+        <w:tabs>
+          <w:tab w:pos="255" w:val="left"/>
+        </w:tabs>
+        <w:spacing w:before="0" w:after="80"/>
+        <w:ind w:left="255" w:hanging="255"/>
       </w:pPr>
+      <w:r>
+        <w:rPr>
+          <w:b/>
+          <w:color w:val="2A78D6"/>
+          <w:sz w:val="20"/>
+        </w:rPr>
+        <w:t>▪</w:t>
+        <w:tab/>
+      </w:r>
       <w:r>
         <w:rPr>
           <w:b w:val="0"/>
         </w:rPr>
         <w:t>AST runs Latvia's 330 kV and 110 kV transmission grid (330 kV: 17 substations, 1,727 km; 110 kV: 130 substations, 3,786 km) and owns 68.46% of Conexus Baltic Grid (gas transmission and the Inčukalns storage)</w:t>
       </w:r>
-      <w:hyperlink r:id="rId18">
+      <w:hyperlink r:id="rId20">
         <w:r>
           <w:rPr>
             <w:color w:val="2A78D6"/>
@@ -2365,16 +3190,28 @@
     </w:p>
     <w:p>
       <w:pPr>
-        <w:pStyle w:val="ListBullet"/>
-        <w:spacing w:after="60"/>
+        <w:tabs>
+          <w:tab w:pos="255" w:val="left"/>
+        </w:tabs>
+        <w:spacing w:before="0" w:after="80"/>
+        <w:ind w:left="255" w:hanging="255"/>
       </w:pPr>
+      <w:r>
+        <w:rPr>
+          <w:b/>
+          <w:color w:val="2A78D6"/>
+          <w:sz w:val="20"/>
+        </w:rPr>
+        <w:t>▪</w:t>
+        <w:tab/>
+      </w:r>
       <w:r>
         <w:rPr>
           <w:b w:val="0"/>
         </w:rPr>
         <w:t>The Baltics synchronised with Continental Europe on 2025-02-09; the balancing capacity market has run since 2025-02-04</w:t>
       </w:r>
-      <w:hyperlink r:id="rId19">
+      <w:hyperlink r:id="rId21">
         <w:r>
           <w:rPr>
             <w:color w:val="2A78D6"/>
@@ -2393,16 +3230,28 @@
     </w:p>
     <w:p>
       <w:pPr>
-        <w:pStyle w:val="ListBullet"/>
-        <w:spacing w:after="60"/>
+        <w:tabs>
+          <w:tab w:pos="255" w:val="left"/>
+        </w:tabs>
+        <w:spacing w:before="0" w:after="80"/>
+        <w:ind w:left="255" w:hanging="255"/>
       </w:pPr>
+      <w:r>
+        <w:rPr>
+          <w:b/>
+          <w:color w:val="2A78D6"/>
+          <w:sz w:val="20"/>
+        </w:rPr>
+        <w:t>▪</w:t>
+        <w:tab/>
+      </w:r>
       <w:r>
         <w:rPr>
           <w:b w:val="0"/>
         </w:rPr>
         <w:t>New three-year tariffs apply from 2026-01-01, with the average AST tariff falling by 10%</w:t>
       </w:r>
-      <w:hyperlink r:id="rId20">
+      <w:hyperlink r:id="rId22">
         <w:r>
           <w:rPr>
             <w:color w:val="2A78D6"/>
@@ -2421,11 +3270,24 @@
     </w:p>
     <w:p>
       <w:pPr>
-        <w:spacing w:before="280" w:after="80"/>
+        <w:keepNext/>
         <w:pBdr>
-          <w:bottom w:val="single" w:sz="6" w:color="C9D3DE" w:space="2"/>
+          <w:bottom w:val="single" w:sz="8" w:color="1F4E79" w:space="4"/>
         </w:pBdr>
+        <w:tabs>
+          <w:tab w:pos="482" w:val="left"/>
+        </w:tabs>
+        <w:spacing w:before="360" w:after="160"/>
       </w:pPr>
+      <w:r>
+        <w:rPr>
+          <w:b/>
+          <w:color w:val="2A78D6"/>
+          <w:sz w:val="18"/>
+        </w:rPr>
+        <w:t>05</w:t>
+        <w:tab/>
+      </w:r>
       <w:r>
         <w:rPr>
           <w:b/>
@@ -2437,16 +3299,28 @@
     </w:p>
     <w:p>
       <w:pPr>
-        <w:pStyle w:val="ListBullet"/>
-        <w:spacing w:after="60"/>
+        <w:tabs>
+          <w:tab w:pos="255" w:val="left"/>
+        </w:tabs>
+        <w:spacing w:before="0" w:after="80"/>
+        <w:ind w:left="255" w:hanging="255"/>
       </w:pPr>
+      <w:r>
+        <w:rPr>
+          <w:b/>
+          <w:color w:val="2A78D6"/>
+          <w:sz w:val="20"/>
+        </w:rPr>
+        <w:t>▪</w:t>
+        <w:tab/>
+      </w:r>
       <w:r>
         <w:rPr>
           <w:b w:val="0"/>
         </w:rPr>
         <w:t>FY2025 revenue EUR 354.1m (258.6m), EBITDA EUR 90.8m (108.3m), profit EUR 27.5m (22.7m)</w:t>
       </w:r>
-      <w:hyperlink r:id="rId16">
+      <w:hyperlink r:id="rId18">
         <w:r>
           <w:rPr>
             <w:color w:val="2A78D6"/>
@@ -2465,16 +3339,28 @@
     </w:p>
     <w:p>
       <w:pPr>
-        <w:pStyle w:val="ListBullet"/>
-        <w:spacing w:after="60"/>
+        <w:tabs>
+          <w:tab w:pos="255" w:val="left"/>
+        </w:tabs>
+        <w:spacing w:before="0" w:after="80"/>
+        <w:ind w:left="255" w:hanging="255"/>
       </w:pPr>
+      <w:r>
+        <w:rPr>
+          <w:b/>
+          <w:color w:val="2A78D6"/>
+          <w:sz w:val="20"/>
+        </w:rPr>
+        <w:t>▪</w:t>
+        <w:tab/>
+      </w:r>
       <w:r>
         <w:rPr>
           <w:b w:val="0"/>
         </w:rPr>
         <w:t>Borrowings EUR 189.0m and cash EUR 94.7m at 2026-06-30; the bonds (EUR 100.2m) are now short-term</w:t>
       </w:r>
-      <w:hyperlink r:id="rId14">
+      <w:hyperlink r:id="rId16">
         <w:r>
           <w:rPr>
             <w:color w:val="2A78D6"/>
@@ -2493,9 +3379,21 @@
     </w:p>
     <w:p>
       <w:pPr>
-        <w:pStyle w:val="ListBullet"/>
-        <w:spacing w:after="60"/>
+        <w:tabs>
+          <w:tab w:pos="255" w:val="left"/>
+        </w:tabs>
+        <w:spacing w:before="0" w:after="80"/>
+        <w:ind w:left="255" w:hanging="255"/>
       </w:pPr>
+      <w:r>
+        <w:rPr>
+          <w:b/>
+          <w:color w:val="2A78D6"/>
+          <w:sz w:val="20"/>
+        </w:rPr>
+        <w:t>▪</w:t>
+        <w:tab/>
+      </w:r>
       <w:r>
         <w:rPr>
           <w:b/>
@@ -2508,7 +3406,7 @@
         </w:rPr>
         <w:t xml:space="preserve"> the parent company paid EUR 13.6m in 1H</w:t>
       </w:r>
-      <w:hyperlink r:id="rId21">
+      <w:hyperlink r:id="rId23">
         <w:r>
           <w:rPr>
             <w:color w:val="2A78D6"/>
@@ -2527,11 +3425,24 @@
     </w:p>
     <w:p>
       <w:pPr>
-        <w:spacing w:before="280" w:after="80"/>
+        <w:keepNext/>
         <w:pBdr>
-          <w:bottom w:val="single" w:sz="6" w:color="C9D3DE" w:space="2"/>
+          <w:bottom w:val="single" w:sz="8" w:color="1F4E79" w:space="4"/>
         </w:pBdr>
+        <w:tabs>
+          <w:tab w:pos="482" w:val="left"/>
+        </w:tabs>
+        <w:spacing w:before="360" w:after="160"/>
       </w:pPr>
+      <w:r>
+        <w:rPr>
+          <w:b/>
+          <w:color w:val="2A78D6"/>
+          <w:sz w:val="18"/>
+        </w:rPr>
+        <w:t>06</w:t>
+        <w:tab/>
+      </w:r>
       <w:r>
         <w:rPr>
           <w:b/>
@@ -2543,36 +3454,52 @@
     </w:p>
     <w:tbl>
       <w:tblPr>
-        <w:tblW w:type="auto" w:w="0"/>
+        <w:tblW w:w="9638" w:type="dxa"/>
+        <w:tblBorders>
+          <w:top w:val="nil"/>
+          <w:left w:val="nil"/>
+          <w:bottom w:val="nil"/>
+          <w:right w:val="nil"/>
+          <w:insideH w:val="nil"/>
+          <w:insideV w:val="nil"/>
+        </w:tblBorders>
+        <w:tblLayout w:type="fixed"/>
+        <w:tblCellMar>
+          <w:top w:w="70" w:type="dxa"/>
+          <w:left w:w="100" w:type="dxa"/>
+          <w:bottom w:w="70" w:type="dxa"/>
+          <w:right w:w="100" w:type="dxa"/>
+        </w:tblCellMar>
         <w:tblLook w:firstColumn="1" w:firstRow="1" w:lastColumn="0" w:lastRow="0" w:noHBand="0" w:noVBand="1" w:val="04A0"/>
-        <w:tblBorders>
-          <w:top w:val="single" w:sz="4" w:color="C9D3DE"/>
-          <w:left w:val="nil"/>
-          <w:bottom w:val="single" w:sz="4" w:color="C9D3DE"/>
-          <w:right w:val="nil"/>
-          <w:insideH w:val="single" w:sz="4" w:color="C9D3DE"/>
-          <w:insideV w:val="nil"/>
-        </w:tblBorders>
       </w:tblPr>
       <w:tblGrid>
-        <w:gridCol w:w="2493"/>
-        <w:gridCol w:w="2493"/>
-        <w:gridCol w:w="2493"/>
-        <w:gridCol w:w="2493"/>
+        <w:gridCol w:w="2577"/>
+        <w:gridCol w:w="2577"/>
+        <w:gridCol w:w="3138"/>
+        <w:gridCol w:w="1344"/>
       </w:tblGrid>
       <w:tr>
         <w:tc>
           <w:tcPr>
-            <w:tcW w:type="dxa" w:w="2608"/>
-            <w:shd w:val="clear" w:color="auto" w:fill="1F4E79"/>
+            <w:tcW w:type="dxa" w:w="2578"/>
+            <w:tcBorders>
+              <w:top w:val="single" w:sz="12" w:color="1F4E79" w:space="0"/>
+              <w:left w:val="nil"/>
+              <w:bottom w:val="single" w:sz="4" w:color="C9D3DE" w:space="0"/>
+              <w:right w:val="nil"/>
+            </w:tcBorders>
+            <w:shd w:val="clear" w:color="auto" w:fill="EAF1F8"/>
           </w:tcPr>
           <w:p>
-            <w:r/>
+            <w:pPr>
+              <w:spacing w:before="0" w:after="0"/>
+            </w:pPr>
             <w:r>
               <w:rPr>
                 <w:b/>
-                <w:color w:val="FFFFFF"/>
-                <w:sz w:val="17"/>
+                <w:caps/>
+                <w:color w:val="1F4E79"/>
+                <w:sz w:val="16"/>
               </w:rPr>
               <w:t>Plan / target</w:t>
             </w:r>
@@ -2580,16 +3507,25 @@
         </w:tc>
         <w:tc>
           <w:tcPr>
-            <w:tcW w:type="dxa" w:w="2608"/>
-            <w:shd w:val="clear" w:color="auto" w:fill="1F4E79"/>
+            <w:tcW w:type="dxa" w:w="2578"/>
+            <w:tcBorders>
+              <w:top w:val="single" w:sz="12" w:color="1F4E79" w:space="0"/>
+              <w:left w:val="nil"/>
+              <w:bottom w:val="single" w:sz="4" w:color="C9D3DE" w:space="0"/>
+              <w:right w:val="nil"/>
+            </w:tcBorders>
+            <w:shd w:val="clear" w:color="auto" w:fill="EAF1F8"/>
           </w:tcPr>
           <w:p>
-            <w:r/>
+            <w:pPr>
+              <w:spacing w:before="0" w:after="0"/>
+            </w:pPr>
             <w:r>
               <w:rPr>
                 <w:b/>
-                <w:color w:val="FFFFFF"/>
-                <w:sz w:val="17"/>
+                <w:caps/>
+                <w:color w:val="1F4E79"/>
+                <w:sz w:val="16"/>
               </w:rPr>
               <w:t>Outcome</w:t>
             </w:r>
@@ -2597,16 +3533,25 @@
         </w:tc>
         <w:tc>
           <w:tcPr>
-            <w:tcW w:type="dxa" w:w="3175"/>
-            <w:shd w:val="clear" w:color="auto" w:fill="1F4E79"/>
+            <w:tcW w:type="dxa" w:w="3138"/>
+            <w:tcBorders>
+              <w:top w:val="single" w:sz="12" w:color="1F4E79" w:space="0"/>
+              <w:left w:val="nil"/>
+              <w:bottom w:val="single" w:sz="4" w:color="C9D3DE" w:space="0"/>
+              <w:right w:val="nil"/>
+            </w:tcBorders>
+            <w:shd w:val="clear" w:color="auto" w:fill="EAF1F8"/>
           </w:tcPr>
           <w:p>
-            <w:r/>
+            <w:pPr>
+              <w:spacing w:before="0" w:after="0"/>
+            </w:pPr>
             <w:r>
               <w:rPr>
                 <w:b/>
-                <w:color w:val="FFFFFF"/>
-                <w:sz w:val="17"/>
+                <w:caps/>
+                <w:color w:val="1F4E79"/>
+                <w:sz w:val="16"/>
               </w:rPr>
               <w:t>What changed and why</w:t>
             </w:r>
@@ -2614,16 +3559,25 @@
         </w:tc>
         <w:tc>
           <w:tcPr>
-            <w:tcW w:type="dxa" w:w="1361"/>
-            <w:shd w:val="clear" w:color="auto" w:fill="1F4E79"/>
+            <w:tcW w:type="dxa" w:w="1345"/>
+            <w:tcBorders>
+              <w:top w:val="single" w:sz="12" w:color="1F4E79" w:space="0"/>
+              <w:left w:val="nil"/>
+              <w:bottom w:val="single" w:sz="4" w:color="C9D3DE" w:space="0"/>
+              <w:right w:val="nil"/>
+            </w:tcBorders>
+            <w:shd w:val="clear" w:color="auto" w:fill="EAF1F8"/>
           </w:tcPr>
           <w:p>
-            <w:r/>
+            <w:pPr>
+              <w:spacing w:before="0" w:after="0"/>
+            </w:pPr>
             <w:r>
               <w:rPr>
                 <w:b/>
-                <w:color w:val="FFFFFF"/>
-                <w:sz w:val="17"/>
+                <w:caps/>
+                <w:color w:val="1F4E79"/>
+                <w:sz w:val="16"/>
               </w:rPr>
               <w:t>Status</w:t>
             </w:r>
@@ -2633,13 +3587,18 @@
       <w:tr>
         <w:tc>
           <w:tcPr>
-            <w:tcW w:type="dxa" w:w="2608"/>
+            <w:tcW w:type="dxa" w:w="2578"/>
+            <w:tcBorders>
+              <w:top w:val="nil"/>
+              <w:left w:val="nil"/>
+              <w:bottom w:val="single" w:sz="4" w:color="DDE3EA" w:space="0"/>
+              <w:right w:val="nil"/>
+            </w:tcBorders>
           </w:tcPr>
           <w:p>
             <w:pPr>
-              <w:spacing w:after="0"/>
+              <w:spacing w:before="0" w:after="0"/>
             </w:pPr>
-            <w:r/>
             <w:r>
               <w:rPr>
                 <w:b w:val="0"/>
@@ -2651,13 +3610,18 @@
         </w:tc>
         <w:tc>
           <w:tcPr>
-            <w:tcW w:type="dxa" w:w="2608"/>
+            <w:tcW w:type="dxa" w:w="2578"/>
+            <w:tcBorders>
+              <w:top w:val="nil"/>
+              <w:left w:val="nil"/>
+              <w:bottom w:val="single" w:sz="4" w:color="DDE3EA" w:space="0"/>
+              <w:right w:val="nil"/>
+            </w:tcBorders>
           </w:tcPr>
           <w:p>
             <w:pPr>
-              <w:spacing w:after="0"/>
+              <w:spacing w:before="0" w:after="0"/>
             </w:pPr>
-            <w:r/>
             <w:r>
               <w:rPr>
                 <w:b w:val="0"/>
@@ -2665,7 +3629,7 @@
               </w:rPr>
               <w:t>Done on 2025-02-09, confirmed as permanent</w:t>
             </w:r>
-            <w:hyperlink r:id="rId19">
+            <w:hyperlink r:id="rId21">
               <w:r>
                 <w:rPr>
                   <w:color w:val="2A78D6"/>
@@ -2682,7 +3646,7 @@
               </w:rPr>
               <w:t>,</w:t>
             </w:r>
-            <w:hyperlink r:id="rId22">
+            <w:hyperlink r:id="rId24">
               <w:r>
                 <w:rPr>
                   <w:color w:val="2A78D6"/>
@@ -2696,13 +3660,18 @@
         </w:tc>
         <w:tc>
           <w:tcPr>
-            <w:tcW w:type="dxa" w:w="3175"/>
+            <w:tcW w:type="dxa" w:w="3138"/>
+            <w:tcBorders>
+              <w:top w:val="nil"/>
+              <w:left w:val="nil"/>
+              <w:bottom w:val="single" w:sz="4" w:color="DDE3EA" w:space="0"/>
+              <w:right w:val="nil"/>
+            </w:tcBorders>
           </w:tcPr>
           <w:p>
             <w:pPr>
-              <w:spacing w:after="0"/>
+              <w:spacing w:before="0" w:after="0"/>
             </w:pPr>
-            <w:r/>
             <w:r>
               <w:rPr>
                 <w:b w:val="0"/>
@@ -2710,7 +3679,7 @@
               </w:rPr>
               <w:t>Done</w:t>
             </w:r>
-            <w:hyperlink r:id="rId19">
+            <w:hyperlink r:id="rId21">
               <w:r>
                 <w:rPr>
                   <w:color w:val="2A78D6"/>
@@ -2731,14 +3700,19 @@
         </w:tc>
         <w:tc>
           <w:tcPr>
-            <w:tcW w:type="dxa" w:w="1361"/>
+            <w:tcW w:type="dxa" w:w="1345"/>
+            <w:tcBorders>
+              <w:top w:val="nil"/>
+              <w:left w:val="nil"/>
+              <w:bottom w:val="single" w:sz="4" w:color="DDE3EA" w:space="0"/>
+              <w:right w:val="nil"/>
+            </w:tcBorders>
             <w:shd w:val="clear" w:color="auto" w:fill="E3F3E8"/>
           </w:tcPr>
           <w:p>
             <w:pPr>
-              <w:spacing w:after="0"/>
+              <w:spacing w:before="0" w:after="0"/>
             </w:pPr>
-            <w:r/>
             <w:r>
               <w:rPr>
                 <w:b/>
@@ -2752,14 +3726,18 @@
       <w:tr>
         <w:tc>
           <w:tcPr>
-            <w:tcW w:type="dxa" w:w="2608"/>
-            <w:shd w:val="clear" w:color="auto" w:fill="F6F8FA"/>
+            <w:tcW w:type="dxa" w:w="2578"/>
+            <w:tcBorders>
+              <w:top w:val="nil"/>
+              <w:left w:val="nil"/>
+              <w:bottom w:val="single" w:sz="4" w:color="DDE3EA" w:space="0"/>
+              <w:right w:val="nil"/>
+            </w:tcBorders>
           </w:tcPr>
           <w:p>
             <w:pPr>
-              <w:spacing w:after="0"/>
+              <w:spacing w:before="0" w:after="0"/>
             </w:pPr>
-            <w:r/>
             <w:r>
               <w:rPr>
                 <w:b w:val="0"/>
@@ -2771,14 +3749,18 @@
         </w:tc>
         <w:tc>
           <w:tcPr>
-            <w:tcW w:type="dxa" w:w="2608"/>
-            <w:shd w:val="clear" w:color="auto" w:fill="F6F8FA"/>
+            <w:tcW w:type="dxa" w:w="2578"/>
+            <w:tcBorders>
+              <w:top w:val="nil"/>
+              <w:left w:val="nil"/>
+              <w:bottom w:val="single" w:sz="4" w:color="DDE3EA" w:space="0"/>
+              <w:right w:val="nil"/>
+            </w:tcBorders>
           </w:tcPr>
           <w:p>
             <w:pPr>
-              <w:spacing w:after="0"/>
+              <w:spacing w:before="0" w:after="0"/>
             </w:pPr>
-            <w:r/>
             <w:r>
               <w:rPr>
                 <w:b w:val="0"/>
@@ -2786,7 +3768,7 @@
               </w:rPr>
               <w:t>Cash EUR 94.7m and an SEB overdraft of up to EUR 90m; no new issue plan in the report</w:t>
             </w:r>
-            <w:hyperlink r:id="rId14">
+            <w:hyperlink r:id="rId16">
               <w:r>
                 <w:rPr>
                   <w:color w:val="2A78D6"/>
@@ -2800,14 +3782,18 @@
         </w:tc>
         <w:tc>
           <w:tcPr>
-            <w:tcW w:type="dxa" w:w="3175"/>
-            <w:shd w:val="clear" w:color="auto" w:fill="F6F8FA"/>
+            <w:tcW w:type="dxa" w:w="3138"/>
+            <w:tcBorders>
+              <w:top w:val="nil"/>
+              <w:left w:val="nil"/>
+              <w:bottom w:val="single" w:sz="4" w:color="DDE3EA" w:space="0"/>
+              <w:right w:val="nil"/>
+            </w:tcBorders>
           </w:tcPr>
           <w:p>
             <w:pPr>
-              <w:spacing w:after="0"/>
+              <w:spacing w:before="0" w:after="0"/>
             </w:pPr>
-            <w:r/>
             <w:r>
               <w:rPr>
                 <w:b w:val="0"/>
@@ -2815,7 +3801,7 @@
               </w:rPr>
               <w:t>Enough funds for the redemption</w:t>
             </w:r>
-            <w:hyperlink r:id="rId14">
+            <w:hyperlink r:id="rId16">
               <w:r>
                 <w:rPr>
                   <w:color w:val="2A78D6"/>
@@ -2836,14 +3822,19 @@
         </w:tc>
         <w:tc>
           <w:tcPr>
-            <w:tcW w:type="dxa" w:w="1361"/>
+            <w:tcW w:type="dxa" w:w="1345"/>
+            <w:tcBorders>
+              <w:top w:val="nil"/>
+              <w:left w:val="nil"/>
+              <w:bottom w:val="single" w:sz="4" w:color="DDE3EA" w:space="0"/>
+              <w:right w:val="nil"/>
+            </w:tcBorders>
             <w:shd w:val="clear" w:color="auto" w:fill="EAF1F8"/>
           </w:tcPr>
           <w:p>
             <w:pPr>
-              <w:spacing w:after="0"/>
+              <w:spacing w:before="0" w:after="0"/>
             </w:pPr>
-            <w:r/>
             <w:r>
               <w:rPr>
                 <w:b/>
@@ -2857,13 +3848,18 @@
       <w:tr>
         <w:tc>
           <w:tcPr>
-            <w:tcW w:type="dxa" w:w="2608"/>
+            <w:tcW w:type="dxa" w:w="2578"/>
+            <w:tcBorders>
+              <w:top w:val="nil"/>
+              <w:left w:val="nil"/>
+              <w:bottom w:val="single" w:sz="4" w:color="DDE3EA" w:space="0"/>
+              <w:right w:val="nil"/>
+            </w:tcBorders>
           </w:tcPr>
           <w:p>
             <w:pPr>
-              <w:spacing w:after="0"/>
+              <w:spacing w:before="0" w:after="0"/>
             </w:pPr>
-            <w:r/>
             <w:r>
               <w:rPr>
                 <w:b w:val="0"/>
@@ -2875,13 +3871,18 @@
         </w:tc>
         <w:tc>
           <w:tcPr>
-            <w:tcW w:type="dxa" w:w="2608"/>
+            <w:tcW w:type="dxa" w:w="2578"/>
+            <w:tcBorders>
+              <w:top w:val="nil"/>
+              <w:left w:val="nil"/>
+              <w:bottom w:val="single" w:sz="4" w:color="DDE3EA" w:space="0"/>
+              <w:right w:val="nil"/>
+            </w:tcBorders>
           </w:tcPr>
           <w:p>
             <w:pPr>
-              <w:spacing w:after="0"/>
+              <w:spacing w:before="0" w:after="0"/>
             </w:pPr>
-            <w:r/>
             <w:r>
               <w:rPr>
                 <w:b w:val="0"/>
@@ -2889,7 +3890,7 @@
               </w:rPr>
               <w:t>Submitted to the regulator (PUC) on 2026-07-30</w:t>
             </w:r>
-            <w:hyperlink r:id="rId11">
+            <w:hyperlink r:id="rId13">
               <w:r>
                 <w:rPr>
                   <w:color w:val="2A78D6"/>
@@ -2903,13 +3904,18 @@
         </w:tc>
         <w:tc>
           <w:tcPr>
-            <w:tcW w:type="dxa" w:w="3175"/>
+            <w:tcW w:type="dxa" w:w="3138"/>
+            <w:tcBorders>
+              <w:top w:val="nil"/>
+              <w:left w:val="nil"/>
+              <w:bottom w:val="single" w:sz="4" w:color="DDE3EA" w:space="0"/>
+              <w:right w:val="nil"/>
+            </w:tcBorders>
           </w:tcPr>
           <w:p>
             <w:pPr>
-              <w:spacing w:after="0"/>
+              <w:spacing w:before="0" w:after="0"/>
             </w:pPr>
-            <w:r/>
             <w:r>
               <w:rPr>
                 <w:b w:val="0"/>
@@ -2917,7 +3923,7 @@
               </w:rPr>
               <w:t>Awaiting approval</w:t>
             </w:r>
-            <w:hyperlink r:id="rId11">
+            <w:hyperlink r:id="rId13">
               <w:r>
                 <w:rPr>
                   <w:color w:val="2A78D6"/>
@@ -2938,14 +3944,19 @@
         </w:tc>
         <w:tc>
           <w:tcPr>
-            <w:tcW w:type="dxa" w:w="1361"/>
+            <w:tcW w:type="dxa" w:w="1345"/>
+            <w:tcBorders>
+              <w:top w:val="nil"/>
+              <w:left w:val="nil"/>
+              <w:bottom w:val="single" w:sz="4" w:color="DDE3EA" w:space="0"/>
+              <w:right w:val="nil"/>
+            </w:tcBorders>
             <w:shd w:val="clear" w:color="auto" w:fill="EAF1F8"/>
           </w:tcPr>
           <w:p>
             <w:pPr>
-              <w:spacing w:after="0"/>
+              <w:spacing w:before="0" w:after="0"/>
             </w:pPr>
-            <w:r/>
             <w:r>
               <w:rPr>
                 <w:b/>
@@ -2959,11 +3970,29 @@
     </w:tbl>
     <w:p>
       <w:pPr>
-        <w:spacing w:before="280" w:after="80"/>
+        <w:spacing w:before="0" w:after="40"/>
+      </w:pPr>
+    </w:p>
+    <w:p>
+      <w:pPr>
+        <w:keepNext/>
         <w:pBdr>
-          <w:bottom w:val="single" w:sz="6" w:color="C9D3DE" w:space="2"/>
+          <w:bottom w:val="single" w:sz="8" w:color="1F4E79" w:space="4"/>
         </w:pBdr>
+        <w:tabs>
+          <w:tab w:pos="482" w:val="left"/>
+        </w:tabs>
+        <w:spacing w:before="360" w:after="160"/>
       </w:pPr>
+      <w:r>
+        <w:rPr>
+          <w:b/>
+          <w:color w:val="2A78D6"/>
+          <w:sz w:val="18"/>
+        </w:rPr>
+        <w:t>07</w:t>
+        <w:tab/>
+      </w:r>
       <w:r>
         <w:rPr>
           <w:b/>
@@ -2975,9 +4004,21 @@
     </w:p>
     <w:p>
       <w:pPr>
-        <w:pStyle w:val="ListBullet"/>
-        <w:spacing w:after="60"/>
+        <w:tabs>
+          <w:tab w:pos="255" w:val="left"/>
+        </w:tabs>
+        <w:spacing w:before="0" w:after="80"/>
+        <w:ind w:left="255" w:hanging="255"/>
       </w:pPr>
+      <w:r>
+        <w:rPr>
+          <w:b/>
+          <w:color w:val="2A78D6"/>
+          <w:sz w:val="20"/>
+        </w:rPr>
+        <w:t>▪</w:t>
+        <w:tab/>
+      </w:r>
       <w:r>
         <w:rPr>
           <w:b/>
@@ -2990,7 +4031,7 @@
         </w:rPr>
         <w:t xml:space="preserve"> a 0.5% green bond, EUR 100m, maturing 2027-01-20 (Nasdaq Riga since 2021-11-29)</w:t>
       </w:r>
-      <w:hyperlink r:id="rId23">
+      <w:hyperlink r:id="rId25">
         <w:r>
           <w:rPr>
             <w:color w:val="2A78D6"/>
@@ -3009,9 +4050,21 @@
     </w:p>
     <w:p>
       <w:pPr>
-        <w:pStyle w:val="ListBullet"/>
-        <w:spacing w:after="60"/>
+        <w:tabs>
+          <w:tab w:pos="255" w:val="left"/>
+        </w:tabs>
+        <w:spacing w:before="0" w:after="80"/>
+        <w:ind w:left="255" w:hanging="255"/>
       </w:pPr>
+      <w:r>
+        <w:rPr>
+          <w:b/>
+          <w:color w:val="2A78D6"/>
+          <w:sz w:val="20"/>
+        </w:rPr>
+        <w:t>▪</w:t>
+        <w:tab/>
+      </w:r>
       <w:r>
         <w:rPr>
           <w:b/>
@@ -3024,7 +4077,7 @@
         </w:rPr>
         <w:t xml:space="preserve"> less than three months to maturity; cash (EUR 94.7m) and the undrawn EUR 90m overdraft cover the full amount</w:t>
       </w:r>
-      <w:hyperlink r:id="rId14">
+      <w:hyperlink r:id="rId16">
         <w:r>
           <w:rPr>
             <w:color w:val="2A78D6"/>
@@ -3043,9 +4096,21 @@
     </w:p>
     <w:p>
       <w:pPr>
-        <w:pStyle w:val="ListBullet"/>
-        <w:spacing w:after="60"/>
+        <w:tabs>
+          <w:tab w:pos="255" w:val="left"/>
+        </w:tabs>
+        <w:spacing w:before="0" w:after="80"/>
+        <w:ind w:left="255" w:hanging="255"/>
       </w:pPr>
+      <w:r>
+        <w:rPr>
+          <w:b/>
+          <w:color w:val="2A78D6"/>
+          <w:sz w:val="20"/>
+        </w:rPr>
+        <w:t>▪</w:t>
+        <w:tab/>
+      </w:r>
       <w:r>
         <w:rPr>
           <w:b/>
@@ -3061,11 +4126,66 @@
     </w:p>
     <w:p>
       <w:pPr>
-        <w:spacing w:before="280" w:after="80"/>
+        <w:keepNext/>
         <w:pBdr>
-          <w:bottom w:val="single" w:sz="6" w:color="C9D3DE" w:space="2"/>
+          <w:bottom w:val="single" w:sz="8" w:color="1F4E79" w:space="4"/>
         </w:pBdr>
+        <w:tabs>
+          <w:tab w:pos="482" w:val="left"/>
+        </w:tabs>
+        <w:spacing w:before="360" w:after="160"/>
       </w:pPr>
+      <w:r>
+        <w:rPr>
+          <w:b/>
+          <w:color w:val="2A78D6"/>
+          <w:sz w:val="18"/>
+        </w:rPr>
+        <w:t>08</w:t>
+        <w:tab/>
+      </w:r>
+      <w:r>
+        <w:rPr>
+          <w:b/>
+          <w:color w:val="1F4E79"/>
+          <w:sz w:val="28"/>
+        </w:rPr>
+        <w:t>In the press</w:t>
+      </w:r>
+    </w:p>
+    <w:p>
+      <w:pPr>
+        <w:spacing w:before="40" w:after="60"/>
+      </w:pPr>
+      <w:r>
+        <w:rPr>
+          <w:b w:val="0"/>
+          <w:color w:val="5F6B7A"/>
+          <w:sz w:val="18"/>
+        </w:rPr>
+        <w:t>No news about the issuer found in this period.</w:t>
+      </w:r>
+    </w:p>
+    <w:p>
+      <w:pPr>
+        <w:keepNext/>
+        <w:pBdr>
+          <w:bottom w:val="single" w:sz="8" w:color="1F4E79" w:space="4"/>
+        </w:pBdr>
+        <w:tabs>
+          <w:tab w:pos="482" w:val="left"/>
+        </w:tabs>
+        <w:spacing w:before="360" w:after="160"/>
+      </w:pPr>
+      <w:r>
+        <w:rPr>
+          <w:b/>
+          <w:color w:val="2A78D6"/>
+          <w:sz w:val="18"/>
+        </w:rPr>
+        <w:t>09</w:t>
+        <w:tab/>
+      </w:r>
       <w:r>
         <w:rPr>
           <w:b/>
@@ -3077,774 +4197,1547 @@
     </w:p>
     <w:p>
       <w:pPr>
-        <w:spacing w:before="160"/>
+        <w:keepNext/>
+        <w:shd w:val="clear" w:color="auto" w:fill="EAF1F8"/>
+        <w:spacing w:before="200" w:after="80"/>
+        <w:ind w:left="85"/>
       </w:pPr>
       <w:r>
         <w:rPr>
           <w:b/>
-          <w:sz w:val="22"/>
+          <w:caps/>
+          <w:color w:val="1F4E79"/>
+          <w:sz w:val="19"/>
         </w:rPr>
         <w:t>Exclusionary screening (companies)</w:t>
       </w:r>
     </w:p>
+    <w:tbl>
+      <w:tblPr>
+        <w:tblW w:w="9639" w:type="dxa"/>
+        <w:tblBorders>
+          <w:top w:val="nil"/>
+          <w:left w:val="nil"/>
+          <w:bottom w:val="nil"/>
+          <w:right w:val="nil"/>
+          <w:insideH w:val="nil"/>
+          <w:insideV w:val="nil"/>
+        </w:tblBorders>
+        <w:tblLayout w:type="fixed"/>
+        <w:tblCellMar>
+          <w:top w:w="90" w:type="dxa"/>
+          <w:left w:w="0" w:type="dxa"/>
+          <w:bottom w:w="110" w:type="dxa"/>
+          <w:right w:w="0" w:type="dxa"/>
+        </w:tblCellMar>
+        <w:tblLook w:firstColumn="1" w:firstRow="1" w:lastColumn="0" w:lastRow="0" w:noHBand="0" w:noVBand="1" w:val="04A0"/>
+      </w:tblPr>
+      <w:tblGrid>
+        <w:gridCol w:w="340"/>
+        <w:gridCol w:w="9298"/>
+      </w:tblGrid>
+      <w:tr>
+        <w:tc>
+          <w:tcPr>
+            <w:tcW w:type="dxa" w:w="340"/>
+            <w:tcBorders>
+              <w:top w:val="nil"/>
+              <w:left w:val="nil"/>
+              <w:bottom w:val="single" w:sz="4" w:color="E3E8EE" w:space="0"/>
+              <w:right w:val="nil"/>
+            </w:tcBorders>
+          </w:tcPr>
+          <w:p>
+            <w:pPr>
+              <w:spacing w:before="0" w:after="0"/>
+            </w:pPr>
+            <w:r>
+              <w:rPr>
+                <w:rFonts w:ascii="Segoe UI Symbol" w:hAnsi="Segoe UI Symbol"/>
+                <w:b w:val="0"/>
+                <w:color w:val="1B7F3B"/>
+                <w:sz w:val="24"/>
+              </w:rPr>
+              <w:t>☑</w:t>
+            </w:r>
+          </w:p>
+        </w:tc>
+        <w:tc>
+          <w:tcPr>
+            <w:tcW w:type="dxa" w:w="9298"/>
+            <w:tcBorders>
+              <w:top w:val="nil"/>
+              <w:left w:val="nil"/>
+              <w:bottom w:val="single" w:sz="4" w:color="E3E8EE" w:space="0"/>
+              <w:right w:val="nil"/>
+            </w:tcBorders>
+          </w:tcPr>
+          <w:p>
+            <w:pPr>
+              <w:spacing w:before="0" w:after="40"/>
+            </w:pPr>
+            <w:r>
+              <w:rPr>
+                <w:b/>
+                <w:color w:val="1A1A1A"/>
+                <w:sz w:val="19"/>
+              </w:rPr>
+              <w:t>Yes, the company is not involved in excluded sectors: controversial and nuclear weapons, tobacco, gambling and restricted sectors in fossil fuel</w:t>
+            </w:r>
+          </w:p>
+          <w:p>
+            <w:pPr>
+              <w:tabs>
+                <w:tab w:pos="198" w:val="left"/>
+              </w:tabs>
+              <w:spacing w:before="0" w:after="20"/>
+              <w:ind w:left="198" w:hanging="198"/>
+            </w:pPr>
+            <w:r>
+              <w:rPr>
+                <w:b w:val="0"/>
+                <w:color w:val="5F6B7A"/>
+                <w:sz w:val="18"/>
+              </w:rPr>
+              <w:t>•</w:t>
+              <w:tab/>
+            </w:r>
+            <w:r>
+              <w:rPr>
+                <w:b w:val="0"/>
+                <w:color w:val="333333"/>
+                <w:sz w:val="18"/>
+              </w:rPr>
+              <w:t>Electricity transmission and gas infrastructure</w:t>
+            </w:r>
+          </w:p>
+          <w:p>
+            <w:pPr>
+              <w:tabs>
+                <w:tab w:pos="198" w:val="left"/>
+              </w:tabs>
+              <w:spacing w:before="0" w:after="20"/>
+              <w:ind w:left="198" w:hanging="198"/>
+            </w:pPr>
+            <w:r>
+              <w:rPr>
+                <w:b w:val="0"/>
+                <w:color w:val="5F6B7A"/>
+                <w:sz w:val="18"/>
+              </w:rPr>
+              <w:t>•</w:t>
+              <w:tab/>
+            </w:r>
+            <w:r>
+              <w:rPr>
+                <w:b w:val="0"/>
+                <w:color w:val="333333"/>
+                <w:sz w:val="18"/>
+              </w:rPr>
+              <w:t>No activity in excluded sectors</w:t>
+            </w:r>
+            <w:hyperlink r:id="rId20">
+              <w:r>
+                <w:rPr>
+                  <w:color w:val="2A78D6"/>
+                  <w:vertAlign w:val="superscript"/>
+                  <w:sz w:val="15"/>
+                </w:rPr>
+                <w:t xml:space="preserve">10</w:t>
+              </w:r>
+            </w:hyperlink>
+            <w:r>
+              <w:rPr>
+                <w:b w:val="0"/>
+                <w:color w:val="333333"/>
+                <w:sz w:val="18"/>
+              </w:rPr>
+              <w:t>.</w:t>
+            </w:r>
+          </w:p>
+        </w:tc>
+      </w:tr>
+    </w:tbl>
+    <w:tbl>
+      <w:tblPr>
+        <w:tblW w:w="9639" w:type="dxa"/>
+        <w:tblBorders>
+          <w:top w:val="nil"/>
+          <w:left w:val="nil"/>
+          <w:bottom w:val="nil"/>
+          <w:right w:val="nil"/>
+          <w:insideH w:val="nil"/>
+          <w:insideV w:val="nil"/>
+        </w:tblBorders>
+        <w:tblLayout w:type="fixed"/>
+        <w:tblCellMar>
+          <w:top w:w="90" w:type="dxa"/>
+          <w:left w:w="0" w:type="dxa"/>
+          <w:bottom w:w="110" w:type="dxa"/>
+          <w:right w:w="0" w:type="dxa"/>
+        </w:tblCellMar>
+        <w:tblLook w:firstColumn="1" w:firstRow="1" w:lastColumn="0" w:lastRow="0" w:noHBand="0" w:noVBand="1" w:val="04A0"/>
+      </w:tblPr>
+      <w:tblGrid>
+        <w:gridCol w:w="340"/>
+        <w:gridCol w:w="9298"/>
+      </w:tblGrid>
+      <w:tr>
+        <w:tc>
+          <w:tcPr>
+            <w:tcW w:type="dxa" w:w="340"/>
+            <w:tcBorders>
+              <w:top w:val="nil"/>
+              <w:left w:val="nil"/>
+              <w:bottom w:val="single" w:sz="4" w:color="E3E8EE" w:space="0"/>
+              <w:right w:val="nil"/>
+            </w:tcBorders>
+          </w:tcPr>
+          <w:p>
+            <w:pPr>
+              <w:spacing w:before="0" w:after="0"/>
+            </w:pPr>
+            <w:r>
+              <w:rPr>
+                <w:rFonts w:ascii="Segoe UI Symbol" w:hAnsi="Segoe UI Symbol"/>
+                <w:b w:val="0"/>
+                <w:color w:val="1B7F3B"/>
+                <w:sz w:val="24"/>
+              </w:rPr>
+              <w:t>☑</w:t>
+            </w:r>
+          </w:p>
+        </w:tc>
+        <w:tc>
+          <w:tcPr>
+            <w:tcW w:type="dxa" w:w="9298"/>
+            <w:tcBorders>
+              <w:top w:val="nil"/>
+              <w:left w:val="nil"/>
+              <w:bottom w:val="single" w:sz="4" w:color="E3E8EE" w:space="0"/>
+              <w:right w:val="nil"/>
+            </w:tcBorders>
+          </w:tcPr>
+          <w:p>
+            <w:pPr>
+              <w:spacing w:before="0" w:after="40"/>
+            </w:pPr>
+            <w:r>
+              <w:rPr>
+                <w:b/>
+                <w:color w:val="1A1A1A"/>
+                <w:sz w:val="19"/>
+              </w:rPr>
+              <w:t>Yes, the company does not have red flag/signal related to controversies based on UN Global Compact, OECD Guidelines for Multinational Enterprises or any other relevant principles/standards</w:t>
+            </w:r>
+          </w:p>
+          <w:p>
+            <w:pPr>
+              <w:tabs>
+                <w:tab w:pos="198" w:val="left"/>
+              </w:tabs>
+              <w:spacing w:before="0" w:after="20"/>
+              <w:ind w:left="198" w:hanging="198"/>
+            </w:pPr>
+            <w:r>
+              <w:rPr>
+                <w:b w:val="0"/>
+                <w:color w:val="5F6B7A"/>
+                <w:sz w:val="18"/>
+              </w:rPr>
+              <w:t>•</w:t>
+              <w:tab/>
+            </w:r>
+            <w:r>
+              <w:rPr>
+                <w:b w:val="0"/>
+                <w:color w:val="333333"/>
+                <w:sz w:val="18"/>
+              </w:rPr>
+              <w:t>No UN Global Compact or OECD related controversies found.</w:t>
+            </w:r>
+          </w:p>
+        </w:tc>
+      </w:tr>
+    </w:tbl>
+    <w:tbl>
+      <w:tblPr>
+        <w:tblW w:w="9639" w:type="dxa"/>
+        <w:tblBorders>
+          <w:top w:val="nil"/>
+          <w:left w:val="nil"/>
+          <w:bottom w:val="nil"/>
+          <w:right w:val="nil"/>
+          <w:insideH w:val="nil"/>
+          <w:insideV w:val="nil"/>
+        </w:tblBorders>
+        <w:tblLayout w:type="fixed"/>
+        <w:tblCellMar>
+          <w:top w:w="90" w:type="dxa"/>
+          <w:left w:w="0" w:type="dxa"/>
+          <w:bottom w:w="110" w:type="dxa"/>
+          <w:right w:w="0" w:type="dxa"/>
+        </w:tblCellMar>
+        <w:tblLook w:firstColumn="1" w:firstRow="1" w:lastColumn="0" w:lastRow="0" w:noHBand="0" w:noVBand="1" w:val="04A0"/>
+      </w:tblPr>
+      <w:tblGrid>
+        <w:gridCol w:w="340"/>
+        <w:gridCol w:w="9298"/>
+      </w:tblGrid>
+      <w:tr>
+        <w:tc>
+          <w:tcPr>
+            <w:tcW w:type="dxa" w:w="340"/>
+            <w:tcBorders>
+              <w:top w:val="nil"/>
+              <w:left w:val="nil"/>
+              <w:bottom w:val="single" w:sz="4" w:color="E3E8EE" w:space="0"/>
+              <w:right w:val="nil"/>
+            </w:tcBorders>
+          </w:tcPr>
+          <w:p>
+            <w:pPr>
+              <w:spacing w:before="0" w:after="0"/>
+            </w:pPr>
+            <w:r>
+              <w:rPr>
+                <w:rFonts w:ascii="Segoe UI Symbol" w:hAnsi="Segoe UI Symbol"/>
+                <w:b w:val="0"/>
+                <w:color w:val="1B7F3B"/>
+                <w:sz w:val="24"/>
+              </w:rPr>
+              <w:t>☑</w:t>
+            </w:r>
+          </w:p>
+        </w:tc>
+        <w:tc>
+          <w:tcPr>
+            <w:tcW w:type="dxa" w:w="9298"/>
+            <w:tcBorders>
+              <w:top w:val="nil"/>
+              <w:left w:val="nil"/>
+              <w:bottom w:val="single" w:sz="4" w:color="E3E8EE" w:space="0"/>
+              <w:right w:val="nil"/>
+            </w:tcBorders>
+          </w:tcPr>
+          <w:p>
+            <w:pPr>
+              <w:spacing w:before="0" w:after="40"/>
+            </w:pPr>
+            <w:r>
+              <w:rPr>
+                <w:b/>
+                <w:color w:val="1A1A1A"/>
+                <w:sz w:val="19"/>
+              </w:rPr>
+              <w:t>Yes, the company is not in the list of sanctions (add a screenshot)</w:t>
+            </w:r>
+          </w:p>
+          <w:p>
+            <w:pPr>
+              <w:tabs>
+                <w:tab w:pos="198" w:val="left"/>
+              </w:tabs>
+              <w:spacing w:before="0" w:after="20"/>
+              <w:ind w:left="198" w:hanging="198"/>
+            </w:pPr>
+            <w:r>
+              <w:rPr>
+                <w:b w:val="0"/>
+                <w:color w:val="5F6B7A"/>
+                <w:sz w:val="18"/>
+              </w:rPr>
+              <w:t>•</w:t>
+              <w:tab/>
+            </w:r>
+            <w:r>
+              <w:rPr>
+                <w:b w:val="0"/>
+                <w:color w:val="333333"/>
+                <w:sz w:val="18"/>
+              </w:rPr>
+              <w:t>Not found on the EU, UN, UK, US OFAC consolidated sanctions lists (automatic check 2026-10-22).</w:t>
+            </w:r>
+          </w:p>
+        </w:tc>
+      </w:tr>
+    </w:tbl>
+    <w:tbl>
+      <w:tblPr>
+        <w:tblW w:w="9639" w:type="dxa"/>
+        <w:tblBorders>
+          <w:top w:val="nil"/>
+          <w:left w:val="nil"/>
+          <w:bottom w:val="nil"/>
+          <w:right w:val="nil"/>
+          <w:insideH w:val="nil"/>
+          <w:insideV w:val="nil"/>
+        </w:tblBorders>
+        <w:tblLayout w:type="fixed"/>
+        <w:tblCellMar>
+          <w:top w:w="90" w:type="dxa"/>
+          <w:left w:w="0" w:type="dxa"/>
+          <w:bottom w:w="110" w:type="dxa"/>
+          <w:right w:w="0" w:type="dxa"/>
+        </w:tblCellMar>
+        <w:tblLook w:firstColumn="1" w:firstRow="1" w:lastColumn="0" w:lastRow="0" w:noHBand="0" w:noVBand="1" w:val="04A0"/>
+      </w:tblPr>
+      <w:tblGrid>
+        <w:gridCol w:w="340"/>
+        <w:gridCol w:w="9298"/>
+      </w:tblGrid>
+      <w:tr>
+        <w:tc>
+          <w:tcPr>
+            <w:tcW w:type="dxa" w:w="340"/>
+            <w:tcBorders>
+              <w:top w:val="nil"/>
+              <w:left w:val="nil"/>
+              <w:bottom w:val="single" w:sz="4" w:color="E3E8EE" w:space="0"/>
+              <w:right w:val="nil"/>
+            </w:tcBorders>
+          </w:tcPr>
+          <w:p>
+            <w:pPr>
+              <w:spacing w:before="0" w:after="0"/>
+            </w:pPr>
+            <w:r>
+              <w:rPr>
+                <w:rFonts w:ascii="Segoe UI Symbol" w:hAnsi="Segoe UI Symbol"/>
+                <w:b w:val="0"/>
+                <w:color w:val="1B7F3B"/>
+                <w:sz w:val="24"/>
+              </w:rPr>
+              <w:t>☑</w:t>
+            </w:r>
+          </w:p>
+        </w:tc>
+        <w:tc>
+          <w:tcPr>
+            <w:tcW w:type="dxa" w:w="9298"/>
+            <w:tcBorders>
+              <w:top w:val="nil"/>
+              <w:left w:val="nil"/>
+              <w:bottom w:val="single" w:sz="4" w:color="E3E8EE" w:space="0"/>
+              <w:right w:val="nil"/>
+            </w:tcBorders>
+          </w:tcPr>
+          <w:p>
+            <w:pPr>
+              <w:spacing w:before="0" w:after="40"/>
+            </w:pPr>
+            <w:r>
+              <w:rPr>
+                <w:b/>
+                <w:color w:val="1A1A1A"/>
+                <w:sz w:val="19"/>
+              </w:rPr>
+              <w:t>Yes, issues were not identified from adverse media checks (add a screenshot)</w:t>
+            </w:r>
+          </w:p>
+          <w:p>
+            <w:pPr>
+              <w:tabs>
+                <w:tab w:pos="198" w:val="left"/>
+              </w:tabs>
+              <w:spacing w:before="0" w:after="20"/>
+              <w:ind w:left="198" w:hanging="198"/>
+            </w:pPr>
+            <w:r>
+              <w:rPr>
+                <w:b w:val="0"/>
+                <w:color w:val="5F6B7A"/>
+                <w:sz w:val="18"/>
+              </w:rPr>
+              <w:t>•</w:t>
+              <w:tab/>
+            </w:r>
+            <w:r>
+              <w:rPr>
+                <w:b w:val="0"/>
+                <w:color w:val="333333"/>
+                <w:sz w:val="18"/>
+              </w:rPr>
+              <w:t>No adverse news found (2026-10-22).</w:t>
+            </w:r>
+          </w:p>
+          <w:p>
+            <w:pPr>
+              <w:tabs>
+                <w:tab w:pos="198" w:val="left"/>
+              </w:tabs>
+              <w:spacing w:before="0" w:after="20"/>
+              <w:ind w:left="198" w:hanging="198"/>
+            </w:pPr>
+            <w:r>
+              <w:rPr>
+                <w:b w:val="0"/>
+                <w:color w:val="5F6B7A"/>
+                <w:sz w:val="18"/>
+              </w:rPr>
+              <w:t>•</w:t>
+              <w:tab/>
+            </w:r>
+            <w:r>
+              <w:rPr>
+                <w:b w:val="0"/>
+                <w:color w:val="333333"/>
+                <w:sz w:val="18"/>
+              </w:rPr>
+              <w:t>News summary 2026-07-24 – 2026-10-22: 0 articles, 0 with an adverse keyword in the headline (details in the section "In the press").</w:t>
+            </w:r>
+          </w:p>
+        </w:tc>
+      </w:tr>
+    </w:tbl>
     <w:p>
       <w:pPr>
-        <w:spacing w:before="80" w:after="20"/>
+        <w:spacing w:before="120" w:after="40"/>
       </w:pPr>
       <w:r>
         <w:rPr>
-          <w:sz w:val="24"/>
-        </w:rPr>
-        <w:t xml:space="preserve">☑ </w:t>
-      </w:r>
-      <w:r>
-        <w:t>Yes, the company is not involved in excluded sectors: controversial and nuclear weapons, tobacco, gambling and restricted sectors in fossil fuel</w:t>
-      </w:r>
-    </w:p>
-    <w:p>
-      <w:pPr>
-        <w:spacing w:after="0"/>
-        <w:ind w:left="510" w:hanging="198"/>
-      </w:pPr>
-      <w:r>
-        <w:rPr>
-          <w:sz w:val="19"/>
-        </w:rPr>
-        <w:t xml:space="preserve">•  </w:t>
-      </w:r>
-      <w:r>
-        <w:rPr>
-          <w:b w:val="0"/>
+          <w:i/>
           <w:color w:val="333333"/>
-          <w:sz w:val="19"/>
-        </w:rPr>
-        <w:t>Electricity transmission and gas infrastructure</w:t>
-      </w:r>
-    </w:p>
-    <w:p>
-      <w:pPr>
-        <w:spacing w:after="120"/>
-        <w:ind w:left="510" w:hanging="198"/>
-      </w:pPr>
-      <w:r>
-        <w:rPr>
-          <w:sz w:val="19"/>
-        </w:rPr>
-        <w:t xml:space="preserve">•  </w:t>
-      </w:r>
-      <w:r>
-        <w:rPr>
-          <w:b w:val="0"/>
-          <w:color w:val="333333"/>
-          <w:sz w:val="19"/>
-        </w:rPr>
-        <w:t>No activity in excluded sectors</w:t>
-      </w:r>
-      <w:hyperlink r:id="rId18">
-        <w:r>
-          <w:rPr>
-            <w:color w:val="2A78D6"/>
-            <w:vertAlign w:val="superscript"/>
-            <w:sz w:val="16"/>
-          </w:rPr>
-          <w:t xml:space="preserve">10</w:t>
-        </w:r>
-      </w:hyperlink>
-      <w:r>
-        <w:rPr>
-          <w:b w:val="0"/>
-          <w:color w:val="333333"/>
-          <w:sz w:val="19"/>
-        </w:rPr>
-        <w:t>.</w:t>
-      </w:r>
-    </w:p>
-    <w:p>
-      <w:pPr>
-        <w:spacing w:before="80" w:after="20"/>
-      </w:pPr>
-      <w:r>
-        <w:rPr>
-          <w:sz w:val="24"/>
-        </w:rPr>
-        <w:t xml:space="preserve">☑ </w:t>
-      </w:r>
-      <w:r>
-        <w:t>Yes, the company does not have red flag/signal related to controversies based on UN Global Compact, OECD Guidelines for Multinational Enterprises or any other relevant principles/standards</w:t>
-      </w:r>
-    </w:p>
-    <w:p>
-      <w:pPr>
-        <w:spacing w:after="120"/>
-        <w:ind w:left="510" w:hanging="198"/>
-      </w:pPr>
-      <w:r>
-        <w:rPr>
-          <w:sz w:val="19"/>
-        </w:rPr>
-        <w:t xml:space="preserve">•  </w:t>
-      </w:r>
-      <w:r>
-        <w:rPr>
-          <w:b w:val="0"/>
-          <w:color w:val="333333"/>
-          <w:sz w:val="19"/>
-        </w:rPr>
-        <w:t>No UN Global Compact or OECD related controversies found.</w:t>
-      </w:r>
-    </w:p>
-    <w:p>
-      <w:pPr>
-        <w:spacing w:before="80" w:after="20"/>
-      </w:pPr>
-      <w:r>
-        <w:rPr>
-          <w:sz w:val="24"/>
-        </w:rPr>
-        <w:t xml:space="preserve">☑ </w:t>
-      </w:r>
-      <w:r>
-        <w:t>Yes, the company is not in the list of sanctions (add a screenshot)</w:t>
-      </w:r>
-    </w:p>
-    <w:p>
-      <w:pPr>
-        <w:spacing w:after="120"/>
-        <w:ind w:left="510" w:hanging="198"/>
-      </w:pPr>
-      <w:r>
-        <w:rPr>
-          <w:sz w:val="19"/>
-        </w:rPr>
-        <w:t xml:space="preserve">•  </w:t>
-      </w:r>
-      <w:r>
-        <w:rPr>
-          <w:b w:val="0"/>
-          <w:color w:val="333333"/>
-          <w:sz w:val="19"/>
-        </w:rPr>
-        <w:t>Not found on the EU, UN, UK, US OFAC consolidated sanctions lists (automatic check 2026-10-22).</w:t>
-      </w:r>
-    </w:p>
-    <w:p>
-      <w:pPr>
-        <w:spacing w:before="80" w:after="20"/>
-      </w:pPr>
-      <w:r>
-        <w:rPr>
-          <w:sz w:val="24"/>
-        </w:rPr>
-        <w:t xml:space="preserve">☑ </w:t>
-      </w:r>
-      <w:r>
-        <w:t>Yes, issues were not identified from adverse media checks (add a screenshot)</w:t>
-      </w:r>
-    </w:p>
-    <w:p>
-      <w:pPr>
-        <w:spacing w:after="120"/>
-        <w:ind w:left="510" w:hanging="198"/>
-      </w:pPr>
-      <w:r>
-        <w:rPr>
-          <w:sz w:val="19"/>
-        </w:rPr>
-        <w:t xml:space="preserve">•  </w:t>
-      </w:r>
-      <w:r>
-        <w:rPr>
-          <w:b w:val="0"/>
-          <w:color w:val="333333"/>
-          <w:sz w:val="19"/>
-        </w:rPr>
-        <w:t>No adverse news found (2026-10-22).</w:t>
-      </w:r>
-    </w:p>
-    <w:p>
-      <w:r>
-        <w:rPr>
-          <w:i/>
-          <w:sz w:val="19"/>
+          <w:sz w:val="18"/>
         </w:rPr>
         <w:t>In case any red flags, risks, unclarities were identified then additional checks (sanctions screening and adverse media checks) on the company’s Ultimate Beneficial Owners and/or senior management shall be performed.</w:t>
       </w:r>
     </w:p>
     <w:p>
       <w:pPr>
-        <w:spacing w:before="80"/>
+        <w:spacing w:before="120" w:after="40"/>
       </w:pPr>
       <w:r>
         <w:rPr>
           <w:b/>
+          <w:sz w:val="19"/>
         </w:rPr>
         <w:t xml:space="preserve">Additional comments: </w:t>
       </w:r>
     </w:p>
     <w:p>
       <w:pPr>
-        <w:spacing w:before="160"/>
+        <w:keepNext/>
+        <w:shd w:val="clear" w:color="auto" w:fill="EAF1F8"/>
+        <w:spacing w:before="200" w:after="80"/>
+        <w:ind w:left="85"/>
       </w:pPr>
       <w:r>
         <w:rPr>
           <w:b/>
-          <w:sz w:val="22"/>
+          <w:caps/>
+          <w:color w:val="1F4E79"/>
+          <w:sz w:val="19"/>
         </w:rPr>
         <w:t>ESG integration and positive screening (positive answers imply higher allocation)</w:t>
       </w:r>
     </w:p>
+    <w:tbl>
+      <w:tblPr>
+        <w:tblW w:w="9639" w:type="dxa"/>
+        <w:tblBorders>
+          <w:top w:val="nil"/>
+          <w:left w:val="nil"/>
+          <w:bottom w:val="nil"/>
+          <w:right w:val="nil"/>
+          <w:insideH w:val="nil"/>
+          <w:insideV w:val="nil"/>
+        </w:tblBorders>
+        <w:tblLayout w:type="fixed"/>
+        <w:tblCellMar>
+          <w:top w:w="90" w:type="dxa"/>
+          <w:left w:w="0" w:type="dxa"/>
+          <w:bottom w:w="110" w:type="dxa"/>
+          <w:right w:w="0" w:type="dxa"/>
+        </w:tblCellMar>
+        <w:tblLook w:firstColumn="1" w:firstRow="1" w:lastColumn="0" w:lastRow="0" w:noHBand="0" w:noVBand="1" w:val="04A0"/>
+      </w:tblPr>
+      <w:tblGrid>
+        <w:gridCol w:w="340"/>
+        <w:gridCol w:w="9298"/>
+      </w:tblGrid>
+      <w:tr>
+        <w:tc>
+          <w:tcPr>
+            <w:tcW w:type="dxa" w:w="340"/>
+            <w:tcBorders>
+              <w:top w:val="nil"/>
+              <w:left w:val="nil"/>
+              <w:bottom w:val="single" w:sz="4" w:color="E3E8EE" w:space="0"/>
+              <w:right w:val="nil"/>
+            </w:tcBorders>
+          </w:tcPr>
+          <w:p>
+            <w:pPr>
+              <w:spacing w:before="0" w:after="0"/>
+            </w:pPr>
+            <w:r>
+              <w:rPr>
+                <w:rFonts w:ascii="Segoe UI Symbol" w:hAnsi="Segoe UI Symbol"/>
+                <w:b w:val="0"/>
+                <w:color w:val="1B7F3B"/>
+                <w:sz w:val="24"/>
+              </w:rPr>
+              <w:t>☑</w:t>
+            </w:r>
+          </w:p>
+        </w:tc>
+        <w:tc>
+          <w:tcPr>
+            <w:tcW w:type="dxa" w:w="9298"/>
+            <w:tcBorders>
+              <w:top w:val="nil"/>
+              <w:left w:val="nil"/>
+              <w:bottom w:val="single" w:sz="4" w:color="E3E8EE" w:space="0"/>
+              <w:right w:val="nil"/>
+            </w:tcBorders>
+          </w:tcPr>
+          <w:p>
+            <w:pPr>
+              <w:spacing w:before="0" w:after="40"/>
+            </w:pPr>
+            <w:r>
+              <w:rPr>
+                <w:b/>
+                <w:color w:val="1A1A1A"/>
+                <w:sz w:val="19"/>
+              </w:rPr>
+              <w:t>Yes, the company is promoting environmental or social characteristics (activities, ESG policy, good ESG rating, etc)</w:t>
+            </w:r>
+          </w:p>
+          <w:p>
+            <w:pPr>
+              <w:tabs>
+                <w:tab w:pos="198" w:val="left"/>
+              </w:tabs>
+              <w:spacing w:before="0" w:after="20"/>
+              <w:ind w:left="198" w:hanging="198"/>
+            </w:pPr>
+            <w:r>
+              <w:rPr>
+                <w:b w:val="0"/>
+                <w:color w:val="5F6B7A"/>
+                <w:sz w:val="18"/>
+              </w:rPr>
+              <w:t>•</w:t>
+              <w:tab/>
+            </w:r>
+            <w:r>
+              <w:rPr>
+                <w:b w:val="0"/>
+                <w:color w:val="333333"/>
+                <w:sz w:val="18"/>
+              </w:rPr>
+              <w:t>The grid connects renewables: five new connection agreements in Q1 2026, including a 160 MW hybrid plant</w:t>
+            </w:r>
+          </w:p>
+          <w:p>
+            <w:pPr>
+              <w:tabs>
+                <w:tab w:pos="198" w:val="left"/>
+              </w:tabs>
+              <w:spacing w:before="0" w:after="20"/>
+              <w:ind w:left="198" w:hanging="198"/>
+            </w:pPr>
+            <w:r>
+              <w:rPr>
+                <w:b w:val="0"/>
+                <w:color w:val="5F6B7A"/>
+                <w:sz w:val="18"/>
+              </w:rPr>
+              <w:t>•</w:t>
+              <w:tab/>
+            </w:r>
+            <w:r>
+              <w:rPr>
+                <w:b w:val="0"/>
+                <w:color w:val="333333"/>
+                <w:sz w:val="18"/>
+              </w:rPr>
+              <w:t>New links with Estonia, Sweden and Germany planned</w:t>
+            </w:r>
+            <w:hyperlink r:id="rId26">
+              <w:r>
+                <w:rPr>
+                  <w:color w:val="2A78D6"/>
+                  <w:vertAlign w:val="superscript"/>
+                  <w:sz w:val="15"/>
+                </w:rPr>
+                <w:t xml:space="preserve">17</w:t>
+              </w:r>
+            </w:hyperlink>
+            <w:r>
+              <w:rPr>
+                <w:color w:val="2A78D6"/>
+                <w:vertAlign w:val="superscript"/>
+              </w:rPr>
+              <w:t>,</w:t>
+            </w:r>
+            <w:hyperlink r:id="rId27">
+              <w:r>
+                <w:rPr>
+                  <w:color w:val="2A78D6"/>
+                  <w:vertAlign w:val="superscript"/>
+                  <w:sz w:val="15"/>
+                </w:rPr>
+                <w:t xml:space="preserve">18</w:t>
+              </w:r>
+            </w:hyperlink>
+            <w:r>
+              <w:rPr>
+                <w:b w:val="0"/>
+                <w:color w:val="333333"/>
+                <w:sz w:val="18"/>
+              </w:rPr>
+              <w:t>.</w:t>
+            </w:r>
+          </w:p>
+        </w:tc>
+      </w:tr>
+    </w:tbl>
+    <w:tbl>
+      <w:tblPr>
+        <w:tblW w:w="9639" w:type="dxa"/>
+        <w:tblBorders>
+          <w:top w:val="nil"/>
+          <w:left w:val="nil"/>
+          <w:bottom w:val="nil"/>
+          <w:right w:val="nil"/>
+          <w:insideH w:val="nil"/>
+          <w:insideV w:val="nil"/>
+        </w:tblBorders>
+        <w:tblLayout w:type="fixed"/>
+        <w:tblCellMar>
+          <w:top w:w="90" w:type="dxa"/>
+          <w:left w:w="0" w:type="dxa"/>
+          <w:bottom w:w="110" w:type="dxa"/>
+          <w:right w:w="0" w:type="dxa"/>
+        </w:tblCellMar>
+        <w:tblLook w:firstColumn="1" w:firstRow="1" w:lastColumn="0" w:lastRow="0" w:noHBand="0" w:noVBand="1" w:val="04A0"/>
+      </w:tblPr>
+      <w:tblGrid>
+        <w:gridCol w:w="340"/>
+        <w:gridCol w:w="9298"/>
+      </w:tblGrid>
+      <w:tr>
+        <w:tc>
+          <w:tcPr>
+            <w:tcW w:type="dxa" w:w="340"/>
+            <w:tcBorders>
+              <w:top w:val="nil"/>
+              <w:left w:val="nil"/>
+              <w:bottom w:val="single" w:sz="4" w:color="E3E8EE" w:space="0"/>
+              <w:right w:val="nil"/>
+            </w:tcBorders>
+          </w:tcPr>
+          <w:p>
+            <w:pPr>
+              <w:spacing w:before="0" w:after="0"/>
+            </w:pPr>
+            <w:r>
+              <w:rPr>
+                <w:rFonts w:ascii="Segoe UI Symbol" w:hAnsi="Segoe UI Symbol"/>
+                <w:b w:val="0"/>
+                <w:color w:val="1B7F3B"/>
+                <w:sz w:val="24"/>
+              </w:rPr>
+              <w:t>☑</w:t>
+            </w:r>
+          </w:p>
+        </w:tc>
+        <w:tc>
+          <w:tcPr>
+            <w:tcW w:type="dxa" w:w="9298"/>
+            <w:tcBorders>
+              <w:top w:val="nil"/>
+              <w:left w:val="nil"/>
+              <w:bottom w:val="single" w:sz="4" w:color="E3E8EE" w:space="0"/>
+              <w:right w:val="nil"/>
+            </w:tcBorders>
+          </w:tcPr>
+          <w:p>
+            <w:pPr>
+              <w:spacing w:before="0" w:after="40"/>
+            </w:pPr>
+            <w:r>
+              <w:rPr>
+                <w:b/>
+                <w:color w:val="1A1A1A"/>
+                <w:sz w:val="19"/>
+              </w:rPr>
+              <w:t>Yes, the activities of the company or it’s strategy is aligned with the taxonomy and/or Paris agreement targets (e.g. net zero commitment)</w:t>
+            </w:r>
+          </w:p>
+          <w:p>
+            <w:pPr>
+              <w:tabs>
+                <w:tab w:pos="198" w:val="left"/>
+              </w:tabs>
+              <w:spacing w:before="0" w:after="20"/>
+              <w:ind w:left="198" w:hanging="198"/>
+            </w:pPr>
+            <w:r>
+              <w:rPr>
+                <w:b w:val="0"/>
+                <w:color w:val="5F6B7A"/>
+                <w:sz w:val="18"/>
+              </w:rPr>
+              <w:t>•</w:t>
+              <w:tab/>
+            </w:r>
+            <w:r>
+              <w:rPr>
+                <w:b w:val="0"/>
+                <w:color w:val="333333"/>
+                <w:sz w:val="18"/>
+              </w:rPr>
+              <w:t>Green bonds (2021) fund the transmission grid</w:t>
+            </w:r>
+          </w:p>
+          <w:p>
+            <w:pPr>
+              <w:tabs>
+                <w:tab w:pos="198" w:val="left"/>
+              </w:tabs>
+              <w:spacing w:before="0" w:after="20"/>
+              <w:ind w:left="198" w:hanging="198"/>
+            </w:pPr>
+            <w:r>
+              <w:rPr>
+                <w:b w:val="0"/>
+                <w:color w:val="5F6B7A"/>
+                <w:sz w:val="18"/>
+              </w:rPr>
+              <w:t>•</w:t>
+              <w:tab/>
+            </w:r>
+            <w:r>
+              <w:rPr>
+                <w:b w:val="0"/>
+                <w:color w:val="333333"/>
+                <w:sz w:val="18"/>
+              </w:rPr>
+              <w:t>SF6 equipment is being replaced</w:t>
+            </w:r>
+            <w:hyperlink r:id="rId12">
+              <w:r>
+                <w:rPr>
+                  <w:color w:val="2A78D6"/>
+                  <w:vertAlign w:val="superscript"/>
+                  <w:sz w:val="15"/>
+                </w:rPr>
+                <w:t xml:space="preserve">1</w:t>
+              </w:r>
+            </w:hyperlink>
+            <w:r>
+              <w:rPr>
+                <w:color w:val="2A78D6"/>
+                <w:vertAlign w:val="superscript"/>
+              </w:rPr>
+              <w:t>,</w:t>
+            </w:r>
+            <w:hyperlink r:id="rId21">
+              <w:r>
+                <w:rPr>
+                  <w:color w:val="2A78D6"/>
+                  <w:vertAlign w:val="superscript"/>
+                  <w:sz w:val="15"/>
+                </w:rPr>
+                <w:t xml:space="preserve">14</w:t>
+              </w:r>
+            </w:hyperlink>
+            <w:r>
+              <w:rPr>
+                <w:b w:val="0"/>
+                <w:color w:val="333333"/>
+                <w:sz w:val="18"/>
+              </w:rPr>
+              <w:t>.</w:t>
+            </w:r>
+          </w:p>
+        </w:tc>
+      </w:tr>
+    </w:tbl>
+    <w:tbl>
+      <w:tblPr>
+        <w:tblW w:w="9639" w:type="dxa"/>
+        <w:tblBorders>
+          <w:top w:val="nil"/>
+          <w:left w:val="nil"/>
+          <w:bottom w:val="nil"/>
+          <w:right w:val="nil"/>
+          <w:insideH w:val="nil"/>
+          <w:insideV w:val="nil"/>
+        </w:tblBorders>
+        <w:tblLayout w:type="fixed"/>
+        <w:tblCellMar>
+          <w:top w:w="90" w:type="dxa"/>
+          <w:left w:w="0" w:type="dxa"/>
+          <w:bottom w:w="110" w:type="dxa"/>
+          <w:right w:w="0" w:type="dxa"/>
+        </w:tblCellMar>
+        <w:tblLook w:firstColumn="1" w:firstRow="1" w:lastColumn="0" w:lastRow="0" w:noHBand="0" w:noVBand="1" w:val="04A0"/>
+      </w:tblPr>
+      <w:tblGrid>
+        <w:gridCol w:w="340"/>
+        <w:gridCol w:w="9298"/>
+      </w:tblGrid>
+      <w:tr>
+        <w:tc>
+          <w:tcPr>
+            <w:tcW w:type="dxa" w:w="340"/>
+            <w:tcBorders>
+              <w:top w:val="nil"/>
+              <w:left w:val="nil"/>
+              <w:bottom w:val="single" w:sz="4" w:color="E3E8EE" w:space="0"/>
+              <w:right w:val="nil"/>
+            </w:tcBorders>
+          </w:tcPr>
+          <w:p>
+            <w:pPr>
+              <w:spacing w:before="0" w:after="0"/>
+            </w:pPr>
+            <w:r>
+              <w:rPr>
+                <w:rFonts w:ascii="Segoe UI Symbol" w:hAnsi="Segoe UI Symbol"/>
+                <w:b w:val="0"/>
+                <w:color w:val="1B7F3B"/>
+                <w:sz w:val="24"/>
+              </w:rPr>
+              <w:t>☑</w:t>
+            </w:r>
+          </w:p>
+        </w:tc>
+        <w:tc>
+          <w:tcPr>
+            <w:tcW w:type="dxa" w:w="9298"/>
+            <w:tcBorders>
+              <w:top w:val="nil"/>
+              <w:left w:val="nil"/>
+              <w:bottom w:val="single" w:sz="4" w:color="E3E8EE" w:space="0"/>
+              <w:right w:val="nil"/>
+            </w:tcBorders>
+          </w:tcPr>
+          <w:p>
+            <w:pPr>
+              <w:spacing w:before="0" w:after="40"/>
+            </w:pPr>
+            <w:r>
+              <w:rPr>
+                <w:b/>
+                <w:color w:val="1A1A1A"/>
+                <w:sz w:val="19"/>
+              </w:rPr>
+              <w:t>Yes, the company does not have yellow flag/signal related to controversies based on UN Global Compact or any other relevant principles/standards</w:t>
+            </w:r>
+          </w:p>
+          <w:p>
+            <w:pPr>
+              <w:tabs>
+                <w:tab w:pos="198" w:val="left"/>
+              </w:tabs>
+              <w:spacing w:before="0" w:after="20"/>
+              <w:ind w:left="198" w:hanging="198"/>
+            </w:pPr>
+            <w:r>
+              <w:rPr>
+                <w:b w:val="0"/>
+                <w:color w:val="5F6B7A"/>
+                <w:sz w:val="18"/>
+              </w:rPr>
+              <w:t>•</w:t>
+              <w:tab/>
+            </w:r>
+            <w:r>
+              <w:rPr>
+                <w:b w:val="0"/>
+                <w:color w:val="333333"/>
+                <w:sz w:val="18"/>
+              </w:rPr>
+              <w:t>No yellow flags found.</w:t>
+            </w:r>
+          </w:p>
+          <w:p>
+            <w:pPr>
+              <w:tabs>
+                <w:tab w:pos="198" w:val="left"/>
+              </w:tabs>
+              <w:spacing w:before="0" w:after="20"/>
+              <w:ind w:left="198" w:hanging="198"/>
+            </w:pPr>
+            <w:r>
+              <w:rPr>
+                <w:b w:val="0"/>
+                <w:color w:val="5F6B7A"/>
+                <w:sz w:val="18"/>
+              </w:rPr>
+              <w:t>•</w:t>
+              <w:tab/>
+            </w:r>
+            <w:r>
+              <w:rPr>
+                <w:b w:val="0"/>
+                <w:color w:val="333333"/>
+                <w:sz w:val="18"/>
+              </w:rPr>
+              <w:t>Board appointments follow open competitions</w:t>
+            </w:r>
+            <w:hyperlink r:id="rId26">
+              <w:r>
+                <w:rPr>
+                  <w:color w:val="2A78D6"/>
+                  <w:vertAlign w:val="superscript"/>
+                  <w:sz w:val="15"/>
+                </w:rPr>
+                <w:t xml:space="preserve">19</w:t>
+              </w:r>
+            </w:hyperlink>
+            <w:r>
+              <w:rPr>
+                <w:b w:val="0"/>
+                <w:color w:val="333333"/>
+                <w:sz w:val="18"/>
+              </w:rPr>
+              <w:t>.</w:t>
+            </w:r>
+          </w:p>
+        </w:tc>
+      </w:tr>
+    </w:tbl>
+    <w:tbl>
+      <w:tblPr>
+        <w:tblW w:w="9639" w:type="dxa"/>
+        <w:tblBorders>
+          <w:top w:val="nil"/>
+          <w:left w:val="nil"/>
+          <w:bottom w:val="nil"/>
+          <w:right w:val="nil"/>
+          <w:insideH w:val="nil"/>
+          <w:insideV w:val="nil"/>
+        </w:tblBorders>
+        <w:tblLayout w:type="fixed"/>
+        <w:tblCellMar>
+          <w:top w:w="90" w:type="dxa"/>
+          <w:left w:w="0" w:type="dxa"/>
+          <w:bottom w:w="110" w:type="dxa"/>
+          <w:right w:w="0" w:type="dxa"/>
+        </w:tblCellMar>
+        <w:tblLook w:firstColumn="1" w:firstRow="1" w:lastColumn="0" w:lastRow="0" w:noHBand="0" w:noVBand="1" w:val="04A0"/>
+      </w:tblPr>
+      <w:tblGrid>
+        <w:gridCol w:w="340"/>
+        <w:gridCol w:w="9298"/>
+      </w:tblGrid>
+      <w:tr>
+        <w:tc>
+          <w:tcPr>
+            <w:tcW w:type="dxa" w:w="340"/>
+            <w:tcBorders>
+              <w:top w:val="nil"/>
+              <w:left w:val="nil"/>
+              <w:bottom w:val="single" w:sz="4" w:color="E3E8EE" w:space="0"/>
+              <w:right w:val="nil"/>
+            </w:tcBorders>
+          </w:tcPr>
+          <w:p>
+            <w:pPr>
+              <w:spacing w:before="0" w:after="0"/>
+            </w:pPr>
+            <w:r>
+              <w:rPr>
+                <w:rFonts w:ascii="Segoe UI Symbol" w:hAnsi="Segoe UI Symbol"/>
+                <w:b w:val="0"/>
+                <w:color w:val="1B7F3B"/>
+                <w:sz w:val="24"/>
+              </w:rPr>
+              <w:t>☑</w:t>
+            </w:r>
+          </w:p>
+        </w:tc>
+        <w:tc>
+          <w:tcPr>
+            <w:tcW w:type="dxa" w:w="9298"/>
+            <w:tcBorders>
+              <w:top w:val="nil"/>
+              <w:left w:val="nil"/>
+              <w:bottom w:val="single" w:sz="4" w:color="E3E8EE" w:space="0"/>
+              <w:right w:val="nil"/>
+            </w:tcBorders>
+          </w:tcPr>
+          <w:p>
+            <w:pPr>
+              <w:spacing w:before="0" w:after="40"/>
+            </w:pPr>
+            <w:r>
+              <w:rPr>
+                <w:b/>
+                <w:color w:val="1A1A1A"/>
+                <w:sz w:val="19"/>
+              </w:rPr>
+              <w:t>Yes, the company fulfills the expectations from SEB thematic and sector policies</w:t>
+            </w:r>
+          </w:p>
+          <w:p>
+            <w:pPr>
+              <w:spacing w:before="40" w:after="0"/>
+            </w:pPr>
+            <w:r>
+              <w:rPr>
+                <w:b/>
+                <w:color w:val="333333"/>
+                <w:sz w:val="18"/>
+              </w:rPr>
+              <w:t>Applicable</w:t>
+            </w:r>
+          </w:p>
+          <w:p>
+            <w:pPr>
+              <w:tabs>
+                <w:tab w:pos="198" w:val="left"/>
+              </w:tabs>
+              <w:spacing w:before="0" w:after="20"/>
+              <w:ind w:left="198" w:hanging="198"/>
+            </w:pPr>
+            <w:r>
+              <w:rPr>
+                <w:b w:val="0"/>
+                <w:color w:val="5F6B7A"/>
+                <w:sz w:val="18"/>
+              </w:rPr>
+              <w:t>•</w:t>
+              <w:tab/>
+            </w:r>
+            <w:r>
+              <w:rPr>
+                <w:b w:val="0"/>
+                <w:color w:val="333333"/>
+                <w:sz w:val="18"/>
+              </w:rPr>
+              <w:t>The Electricity &amp; Renewable Energy policy</w:t>
+            </w:r>
+            <w:hyperlink r:id="rId28">
+              <w:r>
+                <w:rPr>
+                  <w:color w:val="2A78D6"/>
+                  <w:vertAlign w:val="superscript"/>
+                  <w:sz w:val="15"/>
+                </w:rPr>
+                <w:t xml:space="preserve">20</w:t>
+              </w:r>
+            </w:hyperlink>
+            <w:r>
+              <w:rPr>
+                <w:b w:val="0"/>
+                <w:color w:val="333333"/>
+                <w:sz w:val="18"/>
+              </w:rPr>
+              <w:t>.</w:t>
+            </w:r>
+          </w:p>
+          <w:p>
+            <w:pPr>
+              <w:spacing w:before="40" w:after="0"/>
+            </w:pPr>
+            <w:r>
+              <w:rPr>
+                <w:b/>
+                <w:color w:val="333333"/>
+                <w:sz w:val="18"/>
+              </w:rPr>
+              <w:t>Met</w:t>
+            </w:r>
+          </w:p>
+          <w:p>
+            <w:pPr>
+              <w:tabs>
+                <w:tab w:pos="198" w:val="left"/>
+              </w:tabs>
+              <w:spacing w:before="0" w:after="20"/>
+              <w:ind w:left="198" w:hanging="198"/>
+            </w:pPr>
+            <w:r>
+              <w:rPr>
+                <w:b w:val="0"/>
+                <w:color w:val="5F6B7A"/>
+                <w:sz w:val="18"/>
+              </w:rPr>
+              <w:t>•</w:t>
+              <w:tab/>
+            </w:r>
+            <w:r>
+              <w:rPr>
+                <w:b w:val="0"/>
+                <w:color w:val="333333"/>
+                <w:sz w:val="18"/>
+              </w:rPr>
+              <w:t>The development plan integrates more renewables, ISO 45001 safety, an annual sustainability report</w:t>
+            </w:r>
+            <w:hyperlink r:id="rId20">
+              <w:r>
+                <w:rPr>
+                  <w:color w:val="2A78D6"/>
+                  <w:vertAlign w:val="superscript"/>
+                  <w:sz w:val="15"/>
+                </w:rPr>
+                <w:t xml:space="preserve">21</w:t>
+              </w:r>
+            </w:hyperlink>
+            <w:r>
+              <w:rPr>
+                <w:b w:val="0"/>
+                <w:color w:val="333333"/>
+                <w:sz w:val="18"/>
+              </w:rPr>
+              <w:t>.</w:t>
+            </w:r>
+          </w:p>
+        </w:tc>
+      </w:tr>
+    </w:tbl>
     <w:p>
       <w:pPr>
-        <w:spacing w:before="80" w:after="20"/>
-      </w:pPr>
-      <w:r>
-        <w:rPr>
-          <w:sz w:val="24"/>
-        </w:rPr>
-        <w:t xml:space="preserve">☑ </w:t>
-      </w:r>
-      <w:r>
-        <w:t>Yes, the company is promoting environmental or social characteristics (activities, ESG policy, good ESG rating, etc)</w:t>
-      </w:r>
-    </w:p>
-    <w:p>
-      <w:pPr>
-        <w:spacing w:after="0"/>
-        <w:ind w:left="510" w:hanging="198"/>
-      </w:pPr>
-      <w:r>
-        <w:rPr>
-          <w:sz w:val="19"/>
-        </w:rPr>
-        <w:t xml:space="preserve">•  </w:t>
-      </w:r>
-      <w:r>
-        <w:rPr>
-          <w:b w:val="0"/>
-          <w:color w:val="333333"/>
-          <w:sz w:val="19"/>
-        </w:rPr>
-        <w:t>The grid connects renewables: five new connection agreements in Q1 2026, including a 160 MW hybrid plant</w:t>
-      </w:r>
-    </w:p>
-    <w:p>
-      <w:pPr>
-        <w:spacing w:after="120"/>
-        <w:ind w:left="510" w:hanging="198"/>
-      </w:pPr>
-      <w:r>
-        <w:rPr>
-          <w:sz w:val="19"/>
-        </w:rPr>
-        <w:t xml:space="preserve">•  </w:t>
-      </w:r>
-      <w:r>
-        <w:rPr>
-          <w:b w:val="0"/>
-          <w:color w:val="333333"/>
-          <w:sz w:val="19"/>
-        </w:rPr>
-        <w:t>New links with Estonia, Sweden and Germany planned</w:t>
-      </w:r>
-      <w:hyperlink r:id="rId24">
-        <w:r>
-          <w:rPr>
-            <w:color w:val="2A78D6"/>
-            <w:vertAlign w:val="superscript"/>
-            <w:sz w:val="16"/>
-          </w:rPr>
-          <w:t xml:space="preserve">17</w:t>
-        </w:r>
-      </w:hyperlink>
-      <w:r>
-        <w:rPr>
-          <w:color w:val="2A78D6"/>
-          <w:vertAlign w:val="superscript"/>
-        </w:rPr>
-        <w:t>,</w:t>
-      </w:r>
-      <w:hyperlink r:id="rId25">
-        <w:r>
-          <w:rPr>
-            <w:color w:val="2A78D6"/>
-            <w:vertAlign w:val="superscript"/>
-            <w:sz w:val="16"/>
-          </w:rPr>
-          <w:t xml:space="preserve">18</w:t>
-        </w:r>
-      </w:hyperlink>
-      <w:r>
-        <w:rPr>
-          <w:b w:val="0"/>
-          <w:color w:val="333333"/>
-          <w:sz w:val="19"/>
-        </w:rPr>
-        <w:t>.</w:t>
-      </w:r>
-    </w:p>
-    <w:p>
-      <w:pPr>
-        <w:spacing w:before="80" w:after="20"/>
-      </w:pPr>
-      <w:r>
-        <w:rPr>
-          <w:sz w:val="24"/>
-        </w:rPr>
-        <w:t xml:space="preserve">☑ </w:t>
-      </w:r>
-      <w:r>
-        <w:t>Yes, the activities of the company or it’s strategy is aligned with the taxonomy and/or Paris agreement targets (e.g. net zero commitment)</w:t>
-      </w:r>
-    </w:p>
-    <w:p>
-      <w:pPr>
-        <w:spacing w:after="0"/>
-        <w:ind w:left="510" w:hanging="198"/>
-      </w:pPr>
-      <w:r>
-        <w:rPr>
-          <w:sz w:val="19"/>
-        </w:rPr>
-        <w:t xml:space="preserve">•  </w:t>
-      </w:r>
-      <w:r>
-        <w:rPr>
-          <w:b w:val="0"/>
-          <w:color w:val="333333"/>
-          <w:sz w:val="19"/>
-        </w:rPr>
-        <w:t>Green bonds (2021) fund the transmission grid</w:t>
-      </w:r>
-    </w:p>
-    <w:p>
-      <w:pPr>
-        <w:spacing w:after="120"/>
-        <w:ind w:left="510" w:hanging="198"/>
-      </w:pPr>
-      <w:r>
-        <w:rPr>
-          <w:sz w:val="19"/>
-        </w:rPr>
-        <w:t xml:space="preserve">•  </w:t>
-      </w:r>
-      <w:r>
-        <w:rPr>
-          <w:b w:val="0"/>
-          <w:color w:val="333333"/>
-          <w:sz w:val="19"/>
-        </w:rPr>
-        <w:t>SF6 equipment is being replaced</w:t>
-      </w:r>
-      <w:hyperlink r:id="rId10">
-        <w:r>
-          <w:rPr>
-            <w:color w:val="2A78D6"/>
-            <w:vertAlign w:val="superscript"/>
-            <w:sz w:val="16"/>
-          </w:rPr>
-          <w:t xml:space="preserve">1</w:t>
-        </w:r>
-      </w:hyperlink>
-      <w:r>
-        <w:rPr>
-          <w:color w:val="2A78D6"/>
-          <w:vertAlign w:val="superscript"/>
-        </w:rPr>
-        <w:t>,</w:t>
-      </w:r>
-      <w:hyperlink r:id="rId19">
-        <w:r>
-          <w:rPr>
-            <w:color w:val="2A78D6"/>
-            <w:vertAlign w:val="superscript"/>
-            <w:sz w:val="16"/>
-          </w:rPr>
-          <w:t xml:space="preserve">14</w:t>
-        </w:r>
-      </w:hyperlink>
-      <w:r>
-        <w:rPr>
-          <w:b w:val="0"/>
-          <w:color w:val="333333"/>
-          <w:sz w:val="19"/>
-        </w:rPr>
-        <w:t>.</w:t>
-      </w:r>
-    </w:p>
-    <w:p>
-      <w:pPr>
-        <w:spacing w:before="80" w:after="20"/>
-      </w:pPr>
-      <w:r>
-        <w:rPr>
-          <w:sz w:val="24"/>
-        </w:rPr>
-        <w:t xml:space="preserve">☑ </w:t>
-      </w:r>
-      <w:r>
-        <w:t>Yes, the company does not have yellow flag/signal related to controversies based on UN Global Compact or any other relevant principles/standards</w:t>
-      </w:r>
-    </w:p>
-    <w:p>
-      <w:pPr>
-        <w:spacing w:after="0"/>
-        <w:ind w:left="510" w:hanging="198"/>
-      </w:pPr>
-      <w:r>
-        <w:rPr>
-          <w:sz w:val="19"/>
-        </w:rPr>
-        <w:t xml:space="preserve">•  </w:t>
-      </w:r>
-      <w:r>
-        <w:rPr>
-          <w:b w:val="0"/>
-          <w:color w:val="333333"/>
-          <w:sz w:val="19"/>
-        </w:rPr>
-        <w:t>No yellow flags found.</w:t>
-      </w:r>
-    </w:p>
-    <w:p>
-      <w:pPr>
-        <w:spacing w:after="120"/>
-        <w:ind w:left="510" w:hanging="198"/>
-      </w:pPr>
-      <w:r>
-        <w:rPr>
-          <w:sz w:val="19"/>
-        </w:rPr>
-        <w:t xml:space="preserve">•  </w:t>
-      </w:r>
-      <w:r>
-        <w:rPr>
-          <w:b w:val="0"/>
-          <w:color w:val="333333"/>
-          <w:sz w:val="19"/>
-        </w:rPr>
-        <w:t>Board appointments follow open competitions</w:t>
-      </w:r>
-      <w:hyperlink r:id="rId24">
-        <w:r>
-          <w:rPr>
-            <w:color w:val="2A78D6"/>
-            <w:vertAlign w:val="superscript"/>
-            <w:sz w:val="16"/>
-          </w:rPr>
-          <w:t xml:space="preserve">19</w:t>
-        </w:r>
-      </w:hyperlink>
-      <w:r>
-        <w:rPr>
-          <w:b w:val="0"/>
-          <w:color w:val="333333"/>
-          <w:sz w:val="19"/>
-        </w:rPr>
-        <w:t>.</w:t>
-      </w:r>
-    </w:p>
-    <w:p>
-      <w:pPr>
-        <w:spacing w:before="80" w:after="20"/>
-      </w:pPr>
-      <w:r>
-        <w:rPr>
-          <w:sz w:val="24"/>
-        </w:rPr>
-        <w:t xml:space="preserve">☑ </w:t>
-      </w:r>
-      <w:r>
-        <w:t>Yes, the company fulfills the expectations from SEB thematic and sector policies</w:t>
-      </w:r>
-    </w:p>
-    <w:p>
-      <w:pPr>
-        <w:spacing w:after="0"/>
-        <w:ind w:left="397"/>
+        <w:spacing w:before="120" w:after="40"/>
       </w:pPr>
       <w:r>
         <w:rPr>
           <w:b/>
-          <w:color w:val="333333"/>
           <w:sz w:val="19"/>
-        </w:rPr>
-        <w:t>Applicable</w:t>
-      </w:r>
-    </w:p>
-    <w:p>
-      <w:pPr>
-        <w:spacing w:after="0"/>
-        <w:ind w:left="737" w:hanging="198"/>
-      </w:pPr>
-      <w:r>
-        <w:rPr>
-          <w:sz w:val="19"/>
-        </w:rPr>
-        <w:t xml:space="preserve">•  </w:t>
-      </w:r>
-      <w:r>
-        <w:rPr>
-          <w:b w:val="0"/>
-          <w:color w:val="333333"/>
-          <w:sz w:val="19"/>
-        </w:rPr>
-        <w:t>The Electricity &amp; Renewable Energy policy</w:t>
-      </w:r>
-      <w:hyperlink r:id="rId26">
-        <w:r>
-          <w:rPr>
-            <w:color w:val="2A78D6"/>
-            <w:vertAlign w:val="superscript"/>
-            <w:sz w:val="16"/>
-          </w:rPr>
-          <w:t xml:space="preserve">20</w:t>
-        </w:r>
-      </w:hyperlink>
-      <w:r>
-        <w:rPr>
-          <w:b w:val="0"/>
-          <w:color w:val="333333"/>
-          <w:sz w:val="19"/>
-        </w:rPr>
-        <w:t>.</w:t>
-      </w:r>
-    </w:p>
-    <w:p>
-      <w:pPr>
-        <w:spacing w:after="0"/>
-        <w:ind w:left="397"/>
-      </w:pPr>
-      <w:r>
-        <w:rPr>
-          <w:b/>
-          <w:color w:val="333333"/>
-          <w:sz w:val="19"/>
-        </w:rPr>
-        <w:t>Met</w:t>
-      </w:r>
-    </w:p>
-    <w:p>
-      <w:pPr>
-        <w:spacing w:after="120"/>
-        <w:ind w:left="737" w:hanging="198"/>
-      </w:pPr>
-      <w:r>
-        <w:rPr>
-          <w:sz w:val="19"/>
-        </w:rPr>
-        <w:t xml:space="preserve">•  </w:t>
-      </w:r>
-      <w:r>
-        <w:rPr>
-          <w:b w:val="0"/>
-          <w:color w:val="333333"/>
-          <w:sz w:val="19"/>
-        </w:rPr>
-        <w:t>The development plan integrates more renewables, ISO 45001 safety, an annual sustainability report</w:t>
-      </w:r>
-      <w:hyperlink r:id="rId18">
-        <w:r>
-          <w:rPr>
-            <w:color w:val="2A78D6"/>
-            <w:vertAlign w:val="superscript"/>
-            <w:sz w:val="16"/>
-          </w:rPr>
-          <w:t xml:space="preserve">21</w:t>
-        </w:r>
-      </w:hyperlink>
-      <w:r>
-        <w:rPr>
-          <w:b w:val="0"/>
-          <w:color w:val="333333"/>
-          <w:sz w:val="19"/>
-        </w:rPr>
-        <w:t>.</w:t>
-      </w:r>
-    </w:p>
-    <w:p>
-      <w:pPr>
-        <w:spacing w:before="80"/>
-      </w:pPr>
-      <w:r>
-        <w:rPr>
-          <w:b/>
         </w:rPr>
         <w:t xml:space="preserve">Additional comments: </w:t>
       </w:r>
     </w:p>
     <w:p>
       <w:pPr>
-        <w:spacing w:before="160"/>
+        <w:keepNext/>
+        <w:shd w:val="clear" w:color="auto" w:fill="EAF1F8"/>
+        <w:spacing w:before="200" w:after="80"/>
+        <w:ind w:left="85"/>
       </w:pPr>
       <w:r>
         <w:rPr>
           <w:b/>
-          <w:sz w:val="22"/>
+          <w:caps/>
+          <w:color w:val="1F4E79"/>
+          <w:sz w:val="19"/>
         </w:rPr>
         <w:t>Engagement</w:t>
       </w:r>
     </w:p>
+    <w:tbl>
+      <w:tblPr>
+        <w:tblW w:w="9639" w:type="dxa"/>
+        <w:tblBorders>
+          <w:top w:val="nil"/>
+          <w:left w:val="nil"/>
+          <w:bottom w:val="nil"/>
+          <w:right w:val="nil"/>
+          <w:insideH w:val="nil"/>
+          <w:insideV w:val="nil"/>
+        </w:tblBorders>
+        <w:tblLayout w:type="fixed"/>
+        <w:tblCellMar>
+          <w:top w:w="90" w:type="dxa"/>
+          <w:left w:w="0" w:type="dxa"/>
+          <w:bottom w:w="110" w:type="dxa"/>
+          <w:right w:w="0" w:type="dxa"/>
+        </w:tblCellMar>
+        <w:tblLook w:firstColumn="1" w:firstRow="1" w:lastColumn="0" w:lastRow="0" w:noHBand="0" w:noVBand="1" w:val="04A0"/>
+      </w:tblPr>
+      <w:tblGrid>
+        <w:gridCol w:w="340"/>
+        <w:gridCol w:w="9298"/>
+      </w:tblGrid>
+      <w:tr>
+        <w:tc>
+          <w:tcPr>
+            <w:tcW w:type="dxa" w:w="340"/>
+            <w:tcBorders>
+              <w:top w:val="nil"/>
+              <w:left w:val="nil"/>
+              <w:bottom w:val="single" w:sz="4" w:color="E3E8EE" w:space="0"/>
+              <w:right w:val="nil"/>
+            </w:tcBorders>
+          </w:tcPr>
+          <w:p>
+            <w:pPr>
+              <w:spacing w:before="0" w:after="0"/>
+            </w:pPr>
+            <w:r>
+              <w:rPr>
+                <w:rFonts w:ascii="Segoe UI Symbol" w:hAnsi="Segoe UI Symbol"/>
+                <w:b w:val="0"/>
+                <w:color w:val="9AA5B1"/>
+                <w:sz w:val="24"/>
+              </w:rPr>
+              <w:t>☐</w:t>
+            </w:r>
+          </w:p>
+        </w:tc>
+        <w:tc>
+          <w:tcPr>
+            <w:tcW w:type="dxa" w:w="9298"/>
+            <w:tcBorders>
+              <w:top w:val="nil"/>
+              <w:left w:val="nil"/>
+              <w:bottom w:val="single" w:sz="4" w:color="E3E8EE" w:space="0"/>
+              <w:right w:val="nil"/>
+            </w:tcBorders>
+          </w:tcPr>
+          <w:p>
+            <w:pPr>
+              <w:spacing w:before="0" w:after="40"/>
+            </w:pPr>
+            <w:r>
+              <w:rPr>
+                <w:b/>
+                <w:color w:val="1A1A1A"/>
+                <w:sz w:val="19"/>
+              </w:rPr>
+              <w:t>Is there a need for pro-active engagement with the company?</w:t>
+            </w:r>
+          </w:p>
+          <w:p>
+            <w:pPr>
+              <w:tabs>
+                <w:tab w:pos="198" w:val="left"/>
+              </w:tabs>
+              <w:spacing w:before="0" w:after="20"/>
+              <w:ind w:left="198" w:hanging="198"/>
+            </w:pPr>
+            <w:r>
+              <w:rPr>
+                <w:b w:val="0"/>
+                <w:color w:val="5F6B7A"/>
+                <w:sz w:val="18"/>
+              </w:rPr>
+              <w:t>•</w:t>
+              <w:tab/>
+            </w:r>
+            <w:r>
+              <w:rPr>
+                <w:b w:val="0"/>
+                <w:color w:val="333333"/>
+                <w:sz w:val="18"/>
+              </w:rPr>
+              <w:t>No need: a state-owned regulated transmission company.</w:t>
+            </w:r>
+          </w:p>
+        </w:tc>
+      </w:tr>
+    </w:tbl>
     <w:p>
       <w:pPr>
-        <w:spacing w:before="80" w:after="20"/>
-      </w:pPr>
-      <w:r>
-        <w:rPr>
-          <w:sz w:val="24"/>
-        </w:rPr>
-        <w:t xml:space="preserve">☐ </w:t>
-      </w:r>
-      <w:r>
-        <w:t>Is there a need for pro-active engagement with the company?</w:t>
-      </w:r>
-    </w:p>
-    <w:p>
-      <w:pPr>
-        <w:spacing w:after="120"/>
-        <w:ind w:left="510" w:hanging="198"/>
-      </w:pPr>
-      <w:r>
-        <w:rPr>
-          <w:sz w:val="19"/>
-        </w:rPr>
-        <w:t xml:space="preserve">•  </w:t>
-      </w:r>
-      <w:r>
-        <w:rPr>
-          <w:b w:val="0"/>
-          <w:color w:val="333333"/>
-          <w:sz w:val="19"/>
-        </w:rPr>
-        <w:t>No need: a state-owned regulated transmission company.</w:t>
-      </w:r>
-    </w:p>
-    <w:p>
-      <w:pPr>
-        <w:spacing w:before="80"/>
+        <w:spacing w:before="120" w:after="40"/>
       </w:pPr>
       <w:r>
         <w:rPr>
           <w:b/>
+          <w:sz w:val="19"/>
         </w:rPr>
         <w:t xml:space="preserve">Additional comments: </w:t>
       </w:r>
     </w:p>
     <w:p>
       <w:pPr>
-        <w:spacing w:before="160"/>
+        <w:keepNext/>
+        <w:shd w:val="clear" w:color="auto" w:fill="EAF1F8"/>
+        <w:spacing w:before="200" w:after="80"/>
+        <w:ind w:left="85"/>
       </w:pPr>
       <w:r>
         <w:rPr>
           <w:b/>
-          <w:sz w:val="22"/>
+          <w:caps/>
+          <w:color w:val="1F4E79"/>
+          <w:sz w:val="19"/>
         </w:rPr>
         <w:t>Indicators</w:t>
       </w:r>
     </w:p>
+    <w:tbl>
+      <w:tblPr>
+        <w:tblW w:w="9639" w:type="dxa"/>
+        <w:tblBorders>
+          <w:top w:val="nil"/>
+          <w:left w:val="nil"/>
+          <w:bottom w:val="nil"/>
+          <w:right w:val="nil"/>
+          <w:insideH w:val="nil"/>
+          <w:insideV w:val="nil"/>
+        </w:tblBorders>
+        <w:tblLayout w:type="fixed"/>
+        <w:tblCellMar>
+          <w:top w:w="90" w:type="dxa"/>
+          <w:left w:w="0" w:type="dxa"/>
+          <w:bottom w:w="110" w:type="dxa"/>
+          <w:right w:w="0" w:type="dxa"/>
+        </w:tblCellMar>
+        <w:tblLook w:firstColumn="1" w:firstRow="1" w:lastColumn="0" w:lastRow="0" w:noHBand="0" w:noVBand="1" w:val="04A0"/>
+      </w:tblPr>
+      <w:tblGrid>
+        <w:gridCol w:w="340"/>
+        <w:gridCol w:w="9298"/>
+      </w:tblGrid>
+      <w:tr>
+        <w:tc>
+          <w:tcPr>
+            <w:tcW w:type="dxa" w:w="340"/>
+            <w:tcBorders>
+              <w:top w:val="nil"/>
+              <w:left w:val="nil"/>
+              <w:bottom w:val="single" w:sz="4" w:color="E3E8EE" w:space="0"/>
+              <w:right w:val="nil"/>
+            </w:tcBorders>
+          </w:tcPr>
+          <w:p>
+            <w:pPr>
+              <w:spacing w:before="0" w:after="0"/>
+            </w:pPr>
+            <w:r>
+              <w:rPr>
+                <w:rFonts w:ascii="Segoe UI Symbol" w:hAnsi="Segoe UI Symbol"/>
+                <w:b w:val="0"/>
+                <w:color w:val="1B7F3B"/>
+                <w:sz w:val="24"/>
+              </w:rPr>
+              <w:t>☑</w:t>
+            </w:r>
+          </w:p>
+        </w:tc>
+        <w:tc>
+          <w:tcPr>
+            <w:tcW w:type="dxa" w:w="9298"/>
+            <w:tcBorders>
+              <w:top w:val="nil"/>
+              <w:left w:val="nil"/>
+              <w:bottom w:val="single" w:sz="4" w:color="E3E8EE" w:space="0"/>
+              <w:right w:val="nil"/>
+            </w:tcBorders>
+          </w:tcPr>
+          <w:p>
+            <w:pPr>
+              <w:spacing w:before="0" w:after="40"/>
+            </w:pPr>
+            <w:r>
+              <w:rPr>
+                <w:b/>
+                <w:color w:val="1A1A1A"/>
+                <w:sz w:val="19"/>
+              </w:rPr>
+              <w:t>Yes, the indicators of the company support the targets of sustainability and PAI indicators followed by the Fund</w:t>
+            </w:r>
+          </w:p>
+          <w:p>
+            <w:pPr>
+              <w:tabs>
+                <w:tab w:pos="198" w:val="left"/>
+              </w:tabs>
+              <w:spacing w:before="0" w:after="20"/>
+              <w:ind w:left="198" w:hanging="198"/>
+            </w:pPr>
+            <w:r>
+              <w:rPr>
+                <w:b w:val="0"/>
+                <w:color w:val="5F6B7A"/>
+                <w:sz w:val="18"/>
+              </w:rPr>
+              <w:t>•</w:t>
+              <w:tab/>
+            </w:r>
+            <w:r>
+              <w:rPr>
+                <w:b w:val="0"/>
+                <w:color w:val="333333"/>
+                <w:sz w:val="18"/>
+              </w:rPr>
+              <w:t>A sustainability report under ESRS is published, with Scope 3 emissions from 2025</w:t>
+            </w:r>
+          </w:p>
+          <w:p>
+            <w:pPr>
+              <w:tabs>
+                <w:tab w:pos="198" w:val="left"/>
+              </w:tabs>
+              <w:spacing w:before="0" w:after="20"/>
+              <w:ind w:left="198" w:hanging="198"/>
+            </w:pPr>
+            <w:r>
+              <w:rPr>
+                <w:b w:val="0"/>
+                <w:color w:val="5F6B7A"/>
+                <w:sz w:val="18"/>
+              </w:rPr>
+              <w:t>•</w:t>
+              <w:tab/>
+            </w:r>
+            <w:r>
+              <w:rPr>
+                <w:b w:val="0"/>
+                <w:color w:val="333333"/>
+                <w:sz w:val="18"/>
+              </w:rPr>
+              <w:t>Almost 100% of waste is recycled</w:t>
+            </w:r>
+            <w:hyperlink r:id="rId20">
+              <w:r>
+                <w:rPr>
+                  <w:color w:val="2A78D6"/>
+                  <w:vertAlign w:val="superscript"/>
+                  <w:sz w:val="15"/>
+                </w:rPr>
+                <w:t xml:space="preserve">22</w:t>
+              </w:r>
+            </w:hyperlink>
+            <w:r>
+              <w:rPr>
+                <w:b w:val="0"/>
+                <w:color w:val="333333"/>
+                <w:sz w:val="18"/>
+              </w:rPr>
+              <w:t>.</w:t>
+            </w:r>
+          </w:p>
+        </w:tc>
+      </w:tr>
+    </w:tbl>
     <w:p>
       <w:pPr>
-        <w:spacing w:before="80" w:after="20"/>
-      </w:pPr>
-      <w:r>
-        <w:rPr>
-          <w:sz w:val="24"/>
-        </w:rPr>
-        <w:t xml:space="preserve">☑ </w:t>
-      </w:r>
-      <w:r>
-        <w:t>Yes, the indicators of the company support the targets of sustainability and PAI indicators followed by the Fund</w:t>
-      </w:r>
-    </w:p>
-    <w:p>
-      <w:pPr>
-        <w:spacing w:after="0"/>
-        <w:ind w:left="510" w:hanging="198"/>
-      </w:pPr>
-      <w:r>
-        <w:rPr>
-          <w:sz w:val="19"/>
-        </w:rPr>
-        <w:t xml:space="preserve">•  </w:t>
-      </w:r>
-      <w:r>
-        <w:rPr>
-          <w:b w:val="0"/>
-          <w:color w:val="333333"/>
-          <w:sz w:val="19"/>
-        </w:rPr>
-        <w:t>A sustainability report under ESRS is published, with Scope 3 emissions from 2025</w:t>
-      </w:r>
-    </w:p>
-    <w:p>
-      <w:pPr>
-        <w:spacing w:after="120"/>
-        <w:ind w:left="510" w:hanging="198"/>
-      </w:pPr>
-      <w:r>
-        <w:rPr>
-          <w:sz w:val="19"/>
-        </w:rPr>
-        <w:t xml:space="preserve">•  </w:t>
-      </w:r>
-      <w:r>
-        <w:rPr>
-          <w:b w:val="0"/>
-          <w:color w:val="333333"/>
-          <w:sz w:val="19"/>
-        </w:rPr>
-        <w:t>Almost 100% of waste is recycled</w:t>
-      </w:r>
-      <w:hyperlink r:id="rId18">
-        <w:r>
-          <w:rPr>
-            <w:color w:val="2A78D6"/>
-            <w:vertAlign w:val="superscript"/>
-            <w:sz w:val="16"/>
-          </w:rPr>
-          <w:t xml:space="preserve">22</w:t>
-        </w:r>
-      </w:hyperlink>
-      <w:r>
-        <w:rPr>
-          <w:b w:val="0"/>
-          <w:color w:val="333333"/>
-          <w:sz w:val="19"/>
-        </w:rPr>
-        <w:t>.</w:t>
-      </w:r>
-    </w:p>
-    <w:p>
-      <w:pPr>
-        <w:spacing w:before="80"/>
+        <w:spacing w:before="120" w:after="40"/>
       </w:pPr>
       <w:r>
         <w:rPr>
           <w:b/>
+          <w:sz w:val="19"/>
         </w:rPr>
         <w:t xml:space="preserve">Additional comments: </w:t>
       </w:r>
     </w:p>
     <w:p>
       <w:pPr>
-        <w:spacing w:before="80"/>
+        <w:spacing w:before="120" w:after="40"/>
       </w:pPr>
       <w:r>
         <w:rPr>
           <w:b/>
+          <w:sz w:val="19"/>
         </w:rPr>
         <w:t xml:space="preserve">Conclusion: </w:t>
       </w:r>
       <w:r>
         <w:rPr>
           <w:b w:val="0"/>
+          <w:sz w:val="19"/>
         </w:rPr>
         <w:t>No exclusions or red flags. The transmission grid is essential for renewable expansion.</w:t>
       </w:r>
     </w:p>
     <w:p>
+      <w:pPr>
+        <w:spacing w:before="40" w:after="60"/>
+      </w:pPr>
       <w:r>
         <w:rPr>
-          <w:i/>
+          <w:b w:val="0"/>
           <w:color w:val="5F6B7A"/>
           <w:sz w:val="16"/>
         </w:rPr>
@@ -3853,11 +5746,24 @@
     </w:p>
     <w:p>
       <w:pPr>
-        <w:spacing w:before="280" w:after="80"/>
+        <w:keepNext/>
         <w:pBdr>
-          <w:bottom w:val="single" w:sz="6" w:color="C9D3DE" w:space="2"/>
+          <w:bottom w:val="single" w:sz="8" w:color="1F4E79" w:space="4"/>
         </w:pBdr>
+        <w:tabs>
+          <w:tab w:pos="482" w:val="left"/>
+        </w:tabs>
+        <w:spacing w:before="360" w:after="160"/>
       </w:pPr>
+      <w:r>
+        <w:rPr>
+          <w:b/>
+          <w:color w:val="2A78D6"/>
+          <w:sz w:val="18"/>
+        </w:rPr>
+        <w:t>10</w:t>
+        <w:tab/>
+      </w:r>
       <w:r>
         <w:rPr>
           <w:b/>
@@ -3869,16 +5775,22 @@
     </w:p>
     <w:p>
       <w:pPr>
-        <w:spacing w:after="20"/>
-        <w:ind w:left="340" w:hanging="340"/>
+        <w:tabs>
+          <w:tab w:pos="397" w:val="left"/>
+        </w:tabs>
+        <w:spacing w:before="0" w:after="30"/>
+        <w:ind w:left="397" w:hanging="397"/>
       </w:pPr>
       <w:r>
         <w:rPr>
+          <w:b w:val="0"/>
+          <w:color w:val="5F6B7A"/>
           <w:sz w:val="17"/>
         </w:rPr>
-        <w:t xml:space="preserve">1. </w:t>
+        <w:t>1.</w:t>
+        <w:tab/>
       </w:r>
-      <w:hyperlink r:id="rId10">
+      <w:hyperlink r:id="rId12">
         <w:r>
           <w:rPr>
             <w:color w:val="2A78D6"/>
@@ -3890,16 +5802,22 @@
     </w:p>
     <w:p>
       <w:pPr>
-        <w:spacing w:after="20"/>
-        <w:ind w:left="340" w:hanging="340"/>
+        <w:tabs>
+          <w:tab w:pos="397" w:val="left"/>
+        </w:tabs>
+        <w:spacing w:before="0" w:after="30"/>
+        <w:ind w:left="397" w:hanging="397"/>
       </w:pPr>
       <w:r>
         <w:rPr>
+          <w:b w:val="0"/>
+          <w:color w:val="5F6B7A"/>
           <w:sz w:val="17"/>
         </w:rPr>
-        <w:t xml:space="preserve">2. </w:t>
+        <w:t>2.</w:t>
+        <w:tab/>
       </w:r>
-      <w:hyperlink r:id="rId11">
+      <w:hyperlink r:id="rId13">
         <w:r>
           <w:rPr>
             <w:color w:val="2A78D6"/>
@@ -3911,16 +5829,22 @@
     </w:p>
     <w:p>
       <w:pPr>
-        <w:spacing w:after="20"/>
-        <w:ind w:left="340" w:hanging="340"/>
+        <w:tabs>
+          <w:tab w:pos="397" w:val="left"/>
+        </w:tabs>
+        <w:spacing w:before="0" w:after="30"/>
+        <w:ind w:left="397" w:hanging="397"/>
       </w:pPr>
       <w:r>
         <w:rPr>
+          <w:b w:val="0"/>
+          <w:color w:val="5F6B7A"/>
           <w:sz w:val="17"/>
         </w:rPr>
-        <w:t xml:space="preserve">3. </w:t>
+        <w:t>3.</w:t>
+        <w:tab/>
       </w:r>
-      <w:hyperlink r:id="rId12">
+      <w:hyperlink r:id="rId14">
         <w:r>
           <w:rPr>
             <w:color w:val="2A78D6"/>
@@ -3932,16 +5856,22 @@
     </w:p>
     <w:p>
       <w:pPr>
-        <w:spacing w:after="20"/>
-        <w:ind w:left="340" w:hanging="340"/>
+        <w:tabs>
+          <w:tab w:pos="397" w:val="left"/>
+        </w:tabs>
+        <w:spacing w:before="0" w:after="30"/>
+        <w:ind w:left="397" w:hanging="397"/>
       </w:pPr>
       <w:r>
         <w:rPr>
+          <w:b w:val="0"/>
+          <w:color w:val="5F6B7A"/>
           <w:sz w:val="17"/>
         </w:rPr>
-        <w:t xml:space="preserve">4. </w:t>
+        <w:t>4.</w:t>
+        <w:tab/>
       </w:r>
-      <w:hyperlink r:id="rId13">
+      <w:hyperlink r:id="rId15">
         <w:r>
           <w:rPr>
             <w:color w:val="2A78D6"/>
@@ -3953,16 +5883,22 @@
     </w:p>
     <w:p>
       <w:pPr>
-        <w:spacing w:after="20"/>
-        <w:ind w:left="340" w:hanging="340"/>
+        <w:tabs>
+          <w:tab w:pos="397" w:val="left"/>
+        </w:tabs>
+        <w:spacing w:before="0" w:after="30"/>
+        <w:ind w:left="397" w:hanging="397"/>
       </w:pPr>
       <w:r>
         <w:rPr>
+          <w:b w:val="0"/>
+          <w:color w:val="5F6B7A"/>
           <w:sz w:val="17"/>
         </w:rPr>
-        <w:t xml:space="preserve">5. </w:t>
+        <w:t>5.</w:t>
+        <w:tab/>
       </w:r>
-      <w:hyperlink r:id="rId14">
+      <w:hyperlink r:id="rId16">
         <w:r>
           <w:rPr>
             <w:color w:val="2A78D6"/>
@@ -3974,16 +5910,22 @@
     </w:p>
     <w:p>
       <w:pPr>
-        <w:spacing w:after="20"/>
-        <w:ind w:left="340" w:hanging="340"/>
+        <w:tabs>
+          <w:tab w:pos="397" w:val="left"/>
+        </w:tabs>
+        <w:spacing w:before="0" w:after="30"/>
+        <w:ind w:left="397" w:hanging="397"/>
       </w:pPr>
       <w:r>
         <w:rPr>
+          <w:b w:val="0"/>
+          <w:color w:val="5F6B7A"/>
           <w:sz w:val="17"/>
         </w:rPr>
-        <w:t xml:space="preserve">6. </w:t>
+        <w:t>6.</w:t>
+        <w:tab/>
       </w:r>
-      <w:hyperlink r:id="rId14">
+      <w:hyperlink r:id="rId16">
         <w:r>
           <w:rPr>
             <w:color w:val="2A78D6"/>
@@ -3995,16 +5937,22 @@
     </w:p>
     <w:p>
       <w:pPr>
-        <w:spacing w:after="20"/>
-        <w:ind w:left="340" w:hanging="340"/>
+        <w:tabs>
+          <w:tab w:pos="397" w:val="left"/>
+        </w:tabs>
+        <w:spacing w:before="0" w:after="30"/>
+        <w:ind w:left="397" w:hanging="397"/>
       </w:pPr>
       <w:r>
         <w:rPr>
+          <w:b w:val="0"/>
+          <w:color w:val="5F6B7A"/>
           <w:sz w:val="17"/>
         </w:rPr>
-        <w:t xml:space="preserve">7. </w:t>
+        <w:t>7.</w:t>
+        <w:tab/>
       </w:r>
-      <w:hyperlink r:id="rId11">
+      <w:hyperlink r:id="rId13">
         <w:r>
           <w:rPr>
             <w:color w:val="2A78D6"/>
@@ -4016,16 +5964,22 @@
     </w:p>
     <w:p>
       <w:pPr>
-        <w:spacing w:after="20"/>
-        <w:ind w:left="340" w:hanging="340"/>
+        <w:tabs>
+          <w:tab w:pos="397" w:val="left"/>
+        </w:tabs>
+        <w:spacing w:before="0" w:after="30"/>
+        <w:ind w:left="397" w:hanging="397"/>
       </w:pPr>
       <w:r>
         <w:rPr>
+          <w:b w:val="0"/>
+          <w:color w:val="5F6B7A"/>
           <w:sz w:val="17"/>
         </w:rPr>
-        <w:t xml:space="preserve">8. </w:t>
+        <w:t>8.</w:t>
+        <w:tab/>
       </w:r>
-      <w:hyperlink r:id="rId15">
+      <w:hyperlink r:id="rId17">
         <w:r>
           <w:rPr>
             <w:color w:val="2A78D6"/>
@@ -4037,16 +5991,22 @@
     </w:p>
     <w:p>
       <w:pPr>
-        <w:spacing w:after="20"/>
-        <w:ind w:left="340" w:hanging="340"/>
+        <w:tabs>
+          <w:tab w:pos="397" w:val="left"/>
+        </w:tabs>
+        <w:spacing w:before="0" w:after="30"/>
+        <w:ind w:left="397" w:hanging="397"/>
       </w:pPr>
       <w:r>
         <w:rPr>
+          <w:b w:val="0"/>
+          <w:color w:val="5F6B7A"/>
           <w:sz w:val="17"/>
         </w:rPr>
-        <w:t xml:space="preserve">9. </w:t>
+        <w:t>9.</w:t>
+        <w:tab/>
       </w:r>
-      <w:hyperlink r:id="rId16">
+      <w:hyperlink r:id="rId18">
         <w:r>
           <w:rPr>
             <w:color w:val="2A78D6"/>
@@ -4058,16 +6018,22 @@
     </w:p>
     <w:p>
       <w:pPr>
-        <w:spacing w:after="20"/>
-        <w:ind w:left="340" w:hanging="340"/>
+        <w:tabs>
+          <w:tab w:pos="397" w:val="left"/>
+        </w:tabs>
+        <w:spacing w:before="0" w:after="30"/>
+        <w:ind w:left="397" w:hanging="397"/>
       </w:pPr>
       <w:r>
         <w:rPr>
+          <w:b w:val="0"/>
+          <w:color w:val="5F6B7A"/>
           <w:sz w:val="17"/>
         </w:rPr>
-        <w:t xml:space="preserve">10. </w:t>
+        <w:t>10.</w:t>
+        <w:tab/>
       </w:r>
-      <w:hyperlink r:id="rId18">
+      <w:hyperlink r:id="rId20">
         <w:r>
           <w:rPr>
             <w:color w:val="2A78D6"/>
@@ -4079,16 +6045,22 @@
     </w:p>
     <w:p>
       <w:pPr>
-        <w:spacing w:after="20"/>
-        <w:ind w:left="340" w:hanging="340"/>
+        <w:tabs>
+          <w:tab w:pos="397" w:val="left"/>
+        </w:tabs>
+        <w:spacing w:before="0" w:after="30"/>
+        <w:ind w:left="397" w:hanging="397"/>
       </w:pPr>
       <w:r>
         <w:rPr>
+          <w:b w:val="0"/>
+          <w:color w:val="5F6B7A"/>
           <w:sz w:val="17"/>
         </w:rPr>
-        <w:t xml:space="preserve">11. </w:t>
+        <w:t>11.</w:t>
+        <w:tab/>
       </w:r>
-      <w:hyperlink r:id="rId19">
+      <w:hyperlink r:id="rId21">
         <w:r>
           <w:rPr>
             <w:color w:val="2A78D6"/>
@@ -4100,16 +6072,22 @@
     </w:p>
     <w:p>
       <w:pPr>
-        <w:spacing w:after="20"/>
-        <w:ind w:left="340" w:hanging="340"/>
+        <w:tabs>
+          <w:tab w:pos="397" w:val="left"/>
+        </w:tabs>
+        <w:spacing w:before="0" w:after="30"/>
+        <w:ind w:left="397" w:hanging="397"/>
       </w:pPr>
       <w:r>
         <w:rPr>
+          <w:b w:val="0"/>
+          <w:color w:val="5F6B7A"/>
           <w:sz w:val="17"/>
         </w:rPr>
-        <w:t xml:space="preserve">12. </w:t>
+        <w:t>12.</w:t>
+        <w:tab/>
       </w:r>
-      <w:hyperlink r:id="rId20">
+      <w:hyperlink r:id="rId22">
         <w:r>
           <w:rPr>
             <w:color w:val="2A78D6"/>
@@ -4121,16 +6099,22 @@
     </w:p>
     <w:p>
       <w:pPr>
-        <w:spacing w:after="20"/>
-        <w:ind w:left="340" w:hanging="340"/>
+        <w:tabs>
+          <w:tab w:pos="397" w:val="left"/>
+        </w:tabs>
+        <w:spacing w:before="0" w:after="30"/>
+        <w:ind w:left="397" w:hanging="397"/>
       </w:pPr>
       <w:r>
         <w:rPr>
+          <w:b w:val="0"/>
+          <w:color w:val="5F6B7A"/>
           <w:sz w:val="17"/>
         </w:rPr>
-        <w:t xml:space="preserve">13. </w:t>
+        <w:t>13.</w:t>
+        <w:tab/>
       </w:r>
-      <w:hyperlink r:id="rId21">
+      <w:hyperlink r:id="rId23">
         <w:r>
           <w:rPr>
             <w:color w:val="2A78D6"/>
@@ -4142,16 +6126,22 @@
     </w:p>
     <w:p>
       <w:pPr>
-        <w:spacing w:after="20"/>
-        <w:ind w:left="340" w:hanging="340"/>
+        <w:tabs>
+          <w:tab w:pos="397" w:val="left"/>
+        </w:tabs>
+        <w:spacing w:before="0" w:after="30"/>
+        <w:ind w:left="397" w:hanging="397"/>
       </w:pPr>
       <w:r>
         <w:rPr>
+          <w:b w:val="0"/>
+          <w:color w:val="5F6B7A"/>
           <w:sz w:val="17"/>
         </w:rPr>
-        <w:t xml:space="preserve">14. </w:t>
+        <w:t>14.</w:t>
+        <w:tab/>
       </w:r>
-      <w:hyperlink r:id="rId19">
+      <w:hyperlink r:id="rId21">
         <w:r>
           <w:rPr>
             <w:color w:val="2A78D6"/>
@@ -4163,16 +6153,22 @@
     </w:p>
     <w:p>
       <w:pPr>
-        <w:spacing w:after="20"/>
-        <w:ind w:left="340" w:hanging="340"/>
+        <w:tabs>
+          <w:tab w:pos="397" w:val="left"/>
+        </w:tabs>
+        <w:spacing w:before="0" w:after="30"/>
+        <w:ind w:left="397" w:hanging="397"/>
       </w:pPr>
       <w:r>
         <w:rPr>
+          <w:b w:val="0"/>
+          <w:color w:val="5F6B7A"/>
           <w:sz w:val="17"/>
         </w:rPr>
-        <w:t xml:space="preserve">15. </w:t>
+        <w:t>15.</w:t>
+        <w:tab/>
       </w:r>
-      <w:hyperlink r:id="rId22">
+      <w:hyperlink r:id="rId24">
         <w:r>
           <w:rPr>
             <w:color w:val="2A78D6"/>
@@ -4184,16 +6180,22 @@
     </w:p>
     <w:p>
       <w:pPr>
-        <w:spacing w:after="20"/>
-        <w:ind w:left="340" w:hanging="340"/>
+        <w:tabs>
+          <w:tab w:pos="397" w:val="left"/>
+        </w:tabs>
+        <w:spacing w:before="0" w:after="30"/>
+        <w:ind w:left="397" w:hanging="397"/>
       </w:pPr>
       <w:r>
         <w:rPr>
+          <w:b w:val="0"/>
+          <w:color w:val="5F6B7A"/>
           <w:sz w:val="17"/>
         </w:rPr>
-        <w:t xml:space="preserve">16. </w:t>
+        <w:t>16.</w:t>
+        <w:tab/>
       </w:r>
-      <w:hyperlink r:id="rId23">
+      <w:hyperlink r:id="rId25">
         <w:r>
           <w:rPr>
             <w:color w:val="2A78D6"/>
@@ -4205,16 +6207,22 @@
     </w:p>
     <w:p>
       <w:pPr>
-        <w:spacing w:after="20"/>
-        <w:ind w:left="340" w:hanging="340"/>
+        <w:tabs>
+          <w:tab w:pos="397" w:val="left"/>
+        </w:tabs>
+        <w:spacing w:before="0" w:after="30"/>
+        <w:ind w:left="397" w:hanging="397"/>
       </w:pPr>
       <w:r>
         <w:rPr>
+          <w:b w:val="0"/>
+          <w:color w:val="5F6B7A"/>
           <w:sz w:val="17"/>
         </w:rPr>
-        <w:t xml:space="preserve">17. </w:t>
+        <w:t>17.</w:t>
+        <w:tab/>
       </w:r>
-      <w:hyperlink r:id="rId24">
+      <w:hyperlink r:id="rId26">
         <w:r>
           <w:rPr>
             <w:color w:val="2A78D6"/>
@@ -4226,16 +6234,22 @@
     </w:p>
     <w:p>
       <w:pPr>
-        <w:spacing w:after="20"/>
-        <w:ind w:left="340" w:hanging="340"/>
+        <w:tabs>
+          <w:tab w:pos="397" w:val="left"/>
+        </w:tabs>
+        <w:spacing w:before="0" w:after="30"/>
+        <w:ind w:left="397" w:hanging="397"/>
       </w:pPr>
       <w:r>
         <w:rPr>
+          <w:b w:val="0"/>
+          <w:color w:val="5F6B7A"/>
           <w:sz w:val="17"/>
         </w:rPr>
-        <w:t xml:space="preserve">18. </w:t>
+        <w:t>18.</w:t>
+        <w:tab/>
       </w:r>
-      <w:hyperlink r:id="rId25">
+      <w:hyperlink r:id="rId27">
         <w:r>
           <w:rPr>
             <w:color w:val="2A78D6"/>
@@ -4247,16 +6261,22 @@
     </w:p>
     <w:p>
       <w:pPr>
-        <w:spacing w:after="20"/>
-        <w:ind w:left="340" w:hanging="340"/>
+        <w:tabs>
+          <w:tab w:pos="397" w:val="left"/>
+        </w:tabs>
+        <w:spacing w:before="0" w:after="30"/>
+        <w:ind w:left="397" w:hanging="397"/>
       </w:pPr>
       <w:r>
         <w:rPr>
+          <w:b w:val="0"/>
+          <w:color w:val="5F6B7A"/>
           <w:sz w:val="17"/>
         </w:rPr>
-        <w:t xml:space="preserve">19. </w:t>
+        <w:t>19.</w:t>
+        <w:tab/>
       </w:r>
-      <w:hyperlink r:id="rId24">
+      <w:hyperlink r:id="rId26">
         <w:r>
           <w:rPr>
             <w:color w:val="2A78D6"/>
@@ -4268,16 +6288,22 @@
     </w:p>
     <w:p>
       <w:pPr>
-        <w:spacing w:after="20"/>
-        <w:ind w:left="340" w:hanging="340"/>
+        <w:tabs>
+          <w:tab w:pos="397" w:val="left"/>
+        </w:tabs>
+        <w:spacing w:before="0" w:after="30"/>
+        <w:ind w:left="397" w:hanging="397"/>
       </w:pPr>
       <w:r>
         <w:rPr>
+          <w:b w:val="0"/>
+          <w:color w:val="5F6B7A"/>
           <w:sz w:val="17"/>
         </w:rPr>
-        <w:t xml:space="preserve">20. </w:t>
+        <w:t>20.</w:t>
+        <w:tab/>
       </w:r>
-      <w:hyperlink r:id="rId26">
+      <w:hyperlink r:id="rId28">
         <w:r>
           <w:rPr>
             <w:color w:val="2A78D6"/>
@@ -4289,16 +6315,22 @@
     </w:p>
     <w:p>
       <w:pPr>
-        <w:spacing w:after="20"/>
-        <w:ind w:left="340" w:hanging="340"/>
+        <w:tabs>
+          <w:tab w:pos="397" w:val="left"/>
+        </w:tabs>
+        <w:spacing w:before="0" w:after="30"/>
+        <w:ind w:left="397" w:hanging="397"/>
       </w:pPr>
       <w:r>
         <w:rPr>
+          <w:b w:val="0"/>
+          <w:color w:val="5F6B7A"/>
           <w:sz w:val="17"/>
         </w:rPr>
-        <w:t xml:space="preserve">21. </w:t>
+        <w:t>21.</w:t>
+        <w:tab/>
       </w:r>
-      <w:hyperlink r:id="rId18">
+      <w:hyperlink r:id="rId20">
         <w:r>
           <w:rPr>
             <w:color w:val="2A78D6"/>
@@ -4310,16 +6342,22 @@
     </w:p>
     <w:p>
       <w:pPr>
-        <w:spacing w:after="20"/>
-        <w:ind w:left="340" w:hanging="340"/>
+        <w:tabs>
+          <w:tab w:pos="397" w:val="left"/>
+        </w:tabs>
+        <w:spacing w:before="0" w:after="30"/>
+        <w:ind w:left="397" w:hanging="397"/>
       </w:pPr>
       <w:r>
         <w:rPr>
+          <w:b w:val="0"/>
+          <w:color w:val="5F6B7A"/>
           <w:sz w:val="17"/>
         </w:rPr>
-        <w:t xml:space="preserve">22. </w:t>
+        <w:t>22.</w:t>
+        <w:tab/>
       </w:r>
-      <w:hyperlink r:id="rId18">
+      <w:hyperlink r:id="rId20">
         <w:r>
           <w:rPr>
             <w:color w:val="2A78D6"/>
@@ -4330,20 +6368,26 @@
       </w:hyperlink>
     </w:p>
     <w:p>
+      <w:pPr>
+        <w:spacing w:before="40" w:after="60"/>
+      </w:pPr>
       <w:r>
         <w:rPr>
-          <w:i/>
+          <w:b w:val="0"/>
           <w:color w:val="5F6B7A"/>
           <w:sz w:val="16"/>
         </w:rPr>
-        <w:t>Report prepared automatically from public sources. Figures are as published by the issuer; references [S#] point to the source list. Items marked for review must be checked by the analyst before use.</w:t>
+        <w:t>Report prepared from public sources. Figures are as published by the issuer; small numbers next to the text point to the source list.</w:t>
       </w:r>
     </w:p>
     <w:sectPr>
-      <w:footerReference w:type="default" r:id="rId9"/>
-      <w:pgSz w:w="12240" w:h="15840"/>
-      <w:pgMar w:top="907" w:right="1134" w:bottom="907" w:left="1134" w:header="720" w:footer="720" w:gutter="0"/>
+      <w:headerReference w:type="default" r:id="rId9"/>
+      <w:footerReference w:type="default" r:id="rId10"/>
+      <w:footerReference w:type="first" r:id="rId11"/>
+      <w:pgSz w:w="11906" w:h="16838"/>
+      <w:pgMar w:top="1020" w:right="1134" w:bottom="1020" w:left="1134" w:header="510" w:footer="454" w:gutter="0"/>
       <w:cols w:space="720"/>
+      <w:titlePg/>
       <w:docGrid w:linePitch="360"/>
     </w:sectPr>
   </w:body>
@@ -4354,19 +6398,100 @@
 <w:ftr xmlns:m="http://schemas.openxmlformats.org/officeDocument/2006/math" xmlns:mc="http://schemas.openxmlformats.org/markup-compatibility/2006" xmlns:mo="http://schemas.microsoft.com/office/mac/office/2008/main" xmlns:mv="urn:schemas-microsoft-com:mac:vml" xmlns:o="urn:schemas-microsoft-com:office:office" xmlns:r="http://schemas.openxmlformats.org/officeDocument/2006/relationships" xmlns:v="urn:schemas-microsoft-com:vml" xmlns:w10="urn:schemas-microsoft-com:office:word" xmlns:w14="http://schemas.microsoft.com/office/word/2010/wordml" xmlns:w="http://schemas.openxmlformats.org/wordprocessingml/2006/main" xmlns:wne="http://schemas.microsoft.com/office/word/2006/wordml" xmlns:wp14="http://schemas.microsoft.com/office/word/2010/wordprocessingDrawing" xmlns:wp="http://schemas.openxmlformats.org/drawingml/2006/wordprocessingDrawing" xmlns:wpc="http://schemas.microsoft.com/office/word/2010/wordprocessingCanvas" xmlns:wpg="http://schemas.microsoft.com/office/word/2010/wordprocessingGroup" xmlns:wpi="http://schemas.microsoft.com/office/word/2010/wordprocessingInk" xmlns:wps="http://schemas.microsoft.com/office/word/2010/wordprocessingShape" mc:Ignorable="w14 wp14">
   <w:p>
     <w:pPr>
-      <w:pStyle w:val="Footer"/>
-      <w:jc w:val="right"/>
+      <w:pBdr>
+        <w:top w:val="single" w:sz="4" w:color="C9D3DE" w:space="4"/>
+      </w:pBdr>
+      <w:tabs>
+        <w:tab w:pos="9638" w:val="right"/>
+      </w:tabs>
     </w:pPr>
     <w:r>
       <w:rPr>
+        <w:b w:val="0"/>
         <w:color w:val="5F6B7A"/>
         <w:sz w:val="16"/>
       </w:rPr>
-      <w:t xml:space="preserve">Augstsprieguma tīkls (AST) · 6M2026 · 2026-10-22   ·   </w:t>
+      <w:t>Augstsprieguma tīkls (AST) · 6M2026 · 2026-10-22</w:t>
+      <w:tab/>
     </w:r>
-    <w:fldSimple w:instr="PAGE"/>
+    <w:r>
+      <w:rPr>
+        <w:b/>
+        <w:color w:val="1F4E79"/>
+        <w:sz w:val="16"/>
+      </w:rPr>
+      <w:fldChar w:fldCharType="begin"/>
+      <w:instrText xml:space="preserve"> PAGE </w:instrText>
+      <w:fldChar w:fldCharType="end"/>
+    </w:r>
   </w:p>
 </w:ftr>
+</file>
+
+<file path=word/footer2.xml><?xml version="1.0" encoding="utf-8"?>
+<w:ftr xmlns:m="http://schemas.openxmlformats.org/officeDocument/2006/math" xmlns:mc="http://schemas.openxmlformats.org/markup-compatibility/2006" xmlns:mo="http://schemas.microsoft.com/office/mac/office/2008/main" xmlns:mv="urn:schemas-microsoft-com:mac:vml" xmlns:o="urn:schemas-microsoft-com:office:office" xmlns:r="http://schemas.openxmlformats.org/officeDocument/2006/relationships" xmlns:v="urn:schemas-microsoft-com:vml" xmlns:w10="urn:schemas-microsoft-com:office:word" xmlns:w14="http://schemas.microsoft.com/office/word/2010/wordml" xmlns:w="http://schemas.openxmlformats.org/wordprocessingml/2006/main" xmlns:wne="http://schemas.microsoft.com/office/word/2006/wordml" xmlns:wp14="http://schemas.microsoft.com/office/word/2010/wordprocessingDrawing" xmlns:wp="http://schemas.openxmlformats.org/drawingml/2006/wordprocessingDrawing" xmlns:wpc="http://schemas.microsoft.com/office/word/2010/wordprocessingCanvas" xmlns:wpg="http://schemas.microsoft.com/office/word/2010/wordprocessingGroup" xmlns:wpi="http://schemas.microsoft.com/office/word/2010/wordprocessingInk" xmlns:wps="http://schemas.microsoft.com/office/word/2010/wordprocessingShape" mc:Ignorable="w14 wp14">
+  <w:p>
+    <w:pPr>
+      <w:pBdr>
+        <w:top w:val="single" w:sz="4" w:color="C9D3DE" w:space="4"/>
+      </w:pBdr>
+      <w:tabs>
+        <w:tab w:pos="9638" w:val="right"/>
+      </w:tabs>
+    </w:pPr>
+    <w:r>
+      <w:rPr>
+        <w:b w:val="0"/>
+        <w:color w:val="5F6B7A"/>
+        <w:sz w:val="16"/>
+      </w:rPr>
+      <w:t>Augstsprieguma tīkls (AST) · 6M2026 · 2026-10-22</w:t>
+      <w:tab/>
+    </w:r>
+    <w:r>
+      <w:rPr>
+        <w:b/>
+        <w:color w:val="1F4E79"/>
+        <w:sz w:val="16"/>
+      </w:rPr>
+      <w:fldChar w:fldCharType="begin"/>
+      <w:instrText xml:space="preserve"> PAGE </w:instrText>
+      <w:fldChar w:fldCharType="end"/>
+    </w:r>
+  </w:p>
+</w:ftr>
+</file>
+
+<file path=word/header1.xml><?xml version="1.0" encoding="utf-8"?>
+<w:hdr xmlns:m="http://schemas.openxmlformats.org/officeDocument/2006/math" xmlns:mc="http://schemas.openxmlformats.org/markup-compatibility/2006" xmlns:mo="http://schemas.microsoft.com/office/mac/office/2008/main" xmlns:mv="urn:schemas-microsoft-com:mac:vml" xmlns:o="urn:schemas-microsoft-com:office:office" xmlns:r="http://schemas.openxmlformats.org/officeDocument/2006/relationships" xmlns:v="urn:schemas-microsoft-com:vml" xmlns:w10="urn:schemas-microsoft-com:office:word" xmlns:w14="http://schemas.microsoft.com/office/word/2010/wordml" xmlns:w="http://schemas.openxmlformats.org/wordprocessingml/2006/main" xmlns:wne="http://schemas.microsoft.com/office/word/2006/wordml" xmlns:wp14="http://schemas.microsoft.com/office/word/2010/wordprocessingDrawing" xmlns:wp="http://schemas.openxmlformats.org/drawingml/2006/wordprocessingDrawing" xmlns:wpc="http://schemas.microsoft.com/office/word/2010/wordprocessingCanvas" xmlns:wpg="http://schemas.microsoft.com/office/word/2010/wordprocessingGroup" xmlns:wpi="http://schemas.microsoft.com/office/word/2010/wordprocessingInk" xmlns:wps="http://schemas.microsoft.com/office/word/2010/wordprocessingShape" mc:Ignorable="w14 wp14">
+  <w:p>
+    <w:pPr>
+      <w:pBdr>
+        <w:bottom w:val="single" w:sz="4" w:color="C9D3DE" w:space="4"/>
+      </w:pBdr>
+      <w:tabs>
+        <w:tab w:pos="9638" w:val="right"/>
+      </w:tabs>
+    </w:pPr>
+    <w:r>
+      <w:rPr>
+        <w:b/>
+        <w:color w:val="1F4E79"/>
+        <w:sz w:val="16"/>
+      </w:rPr>
+      <w:t>Augstsprieguma tīkls (AST)</w:t>
+    </w:r>
+    <w:r>
+      <w:rPr>
+        <w:b w:val="0"/>
+        <w:color w:val="5F6B7A"/>
+        <w:sz w:val="16"/>
+      </w:rPr>
+      <w:tab/>
+      <w:t>Issuer review · 6M2026</w:t>
+    </w:r>
+  </w:p>
+</w:hdr>
 </file>
 
 <file path=word/numbering.xml><?xml version="1.0" encoding="utf-8"?>
@@ -4733,10 +6858,10 @@
     <w:qFormat/>
     <w:rsid w:val="00FC693F"/>
     <w:pPr>
-      <w:spacing w:after="80"/>
+      <w:spacing w:after="80" w:line="264" w:lineRule="auto"/>
     </w:pPr>
     <w:rPr>
-      <w:rFonts w:ascii="Calibri" w:hAnsi="Calibri"/>
+      <w:rFonts w:ascii="Calibri" w:hAnsi="Calibri" w:eastAsia="Calibri"/>
       <w:color w:val="1A1A1A"/>
       <w:sz w:val="21"/>
     </w:rPr>

--- a/docs/files/ast/ast_6M2026_en.docx
+++ b/docs/files/ast/ast_6M2026_en.docx
@@ -175,7 +175,7 @@
                 <w:color w:val="5F6B7A"/>
                 <w:sz w:val="15"/>
               </w:rPr>
-              <w:t>Rating</w:t>
+              <w:t>Issuer rating</w:t>
             </w:r>
           </w:p>
           <w:p>
@@ -1009,16 +1009,17 @@
         <w:tblLook w:firstColumn="1" w:firstRow="1" w:lastColumn="0" w:lastRow="0" w:noHBand="0" w:noVBand="1" w:val="04A0"/>
       </w:tblPr>
       <w:tblGrid>
-        <w:gridCol w:w="1701"/>
-        <w:gridCol w:w="2608"/>
-        <w:gridCol w:w="963"/>
-        <w:gridCol w:w="1304"/>
-        <w:gridCol w:w="3061"/>
+        <w:gridCol w:w="1513"/>
+        <w:gridCol w:w="2241"/>
+        <w:gridCol w:w="840"/>
+        <w:gridCol w:w="1120"/>
+        <w:gridCol w:w="1569"/>
+        <w:gridCol w:w="2353"/>
       </w:tblGrid>
       <w:tr>
         <w:tc>
           <w:tcPr>
-            <w:tcW w:type="dxa" w:w="1701"/>
+            <w:tcW w:type="dxa" w:w="1513"/>
             <w:tcBorders>
               <w:top w:val="single" w:sz="12" w:color="1F4E79" w:space="0"/>
               <w:left w:val="nil"/>
@@ -1044,7 +1045,7 @@
         </w:tc>
         <w:tc>
           <w:tcPr>
-            <w:tcW w:type="dxa" w:w="2608"/>
+            <w:tcW w:type="dxa" w:w="2241"/>
             <w:tcBorders>
               <w:top w:val="single" w:sz="12" w:color="1F4E79" w:space="0"/>
               <w:left w:val="nil"/>
@@ -1070,7 +1071,7 @@
         </w:tc>
         <w:tc>
           <w:tcPr>
-            <w:tcW w:type="dxa" w:w="964"/>
+            <w:tcW w:type="dxa" w:w="841"/>
             <w:tcBorders>
               <w:top w:val="single" w:sz="12" w:color="1F4E79" w:space="0"/>
               <w:left w:val="nil"/>
@@ -1097,7 +1098,7 @@
         </w:tc>
         <w:tc>
           <w:tcPr>
-            <w:tcW w:type="dxa" w:w="1304"/>
+            <w:tcW w:type="dxa" w:w="1121"/>
             <w:tcBorders>
               <w:top w:val="single" w:sz="12" w:color="1F4E79" w:space="0"/>
               <w:left w:val="nil"/>
@@ -1123,7 +1124,33 @@
         </w:tc>
         <w:tc>
           <w:tcPr>
-            <w:tcW w:type="dxa" w:w="3061"/>
+            <w:tcW w:type="dxa" w:w="1569"/>
+            <w:tcBorders>
+              <w:top w:val="single" w:sz="12" w:color="1F4E79" w:space="0"/>
+              <w:left w:val="nil"/>
+              <w:bottom w:val="single" w:sz="4" w:color="C9D3DE" w:space="0"/>
+              <w:right w:val="nil"/>
+            </w:tcBorders>
+            <w:shd w:val="clear" w:color="auto" w:fill="EAF1F8"/>
+          </w:tcPr>
+          <w:p>
+            <w:pPr>
+              <w:spacing w:before="0" w:after="0"/>
+            </w:pPr>
+            <w:r>
+              <w:rPr>
+                <w:b/>
+                <w:caps/>
+                <w:color w:val="1F4E79"/>
+                <w:sz w:val="16"/>
+              </w:rPr>
+              <w:t>Issue rating</w:t>
+            </w:r>
+          </w:p>
+        </w:tc>
+        <w:tc>
+          <w:tcPr>
+            <w:tcW w:type="dxa" w:w="2353"/>
             <w:tcBorders>
               <w:top w:val="single" w:sz="12" w:color="1F4E79" w:space="0"/>
               <w:left w:val="nil"/>
@@ -1151,7 +1178,7 @@
       <w:tr>
         <w:tc>
           <w:tcPr>
-            <w:tcW w:type="dxa" w:w="1701"/>
+            <w:tcW w:type="dxa" w:w="1513"/>
             <w:tcBorders>
               <w:top w:val="nil"/>
               <w:left w:val="nil"/>
@@ -1174,7 +1201,7 @@
         </w:tc>
         <w:tc>
           <w:tcPr>
-            <w:tcW w:type="dxa" w:w="2608"/>
+            <w:tcW w:type="dxa" w:w="2241"/>
             <w:tcBorders>
               <w:top w:val="nil"/>
               <w:left w:val="nil"/>
@@ -1197,7 +1224,7 @@
         </w:tc>
         <w:tc>
           <w:tcPr>
-            <w:tcW w:type="dxa" w:w="964"/>
+            <w:tcW w:type="dxa" w:w="841"/>
             <w:tcBorders>
               <w:top w:val="nil"/>
               <w:left w:val="nil"/>
@@ -1221,7 +1248,7 @@
         </w:tc>
         <w:tc>
           <w:tcPr>
-            <w:tcW w:type="dxa" w:w="1304"/>
+            <w:tcW w:type="dxa" w:w="1121"/>
             <w:tcBorders>
               <w:top w:val="nil"/>
               <w:left w:val="nil"/>
@@ -1244,7 +1271,30 @@
         </w:tc>
         <w:tc>
           <w:tcPr>
-            <w:tcW w:type="dxa" w:w="3061"/>
+            <w:tcW w:type="dxa" w:w="1569"/>
+            <w:tcBorders>
+              <w:top w:val="nil"/>
+              <w:left w:val="nil"/>
+              <w:bottom w:val="single" w:sz="4" w:color="DDE3EA" w:space="0"/>
+              <w:right w:val="nil"/>
+            </w:tcBorders>
+          </w:tcPr>
+          <w:p>
+            <w:pPr>
+              <w:spacing w:before="0" w:after="0"/>
+            </w:pPr>
+            <w:r>
+              <w:rPr>
+                <w:b w:val="0"/>
+                <w:sz w:val="17"/>
+              </w:rPr>
+              <w:t>no separate rating found (not rated separately: the issuer chose not to rate its bonds (S&amp;P issuer rating A-))</w:t>
+            </w:r>
+          </w:p>
+        </w:tc>
+        <w:tc>
+          <w:tcPr>
+            <w:tcW w:type="dxa" w:w="2353"/>
             <w:tcBorders>
               <w:top w:val="nil"/>
               <w:left w:val="nil"/>

--- a/docs/files/ast/ast_6M2026_en.docx
+++ b/docs/files/ast/ast_6M2026_en.docx
@@ -2,6 +2,14 @@
 <file path=word/document.xml><?xml version="1.0" encoding="utf-8"?>
 <w:document xmlns:wpc="http://schemas.microsoft.com/office/word/2010/wordprocessingCanvas" xmlns:mo="http://schemas.microsoft.com/office/mac/office/2008/main" xmlns:mc="http://schemas.openxmlformats.org/markup-compatibility/2006" xmlns:mv="urn:schemas-microsoft-com:mac:vml" xmlns:o="urn:schemas-microsoft-com:office:office" xmlns:r="http://schemas.openxmlformats.org/officeDocument/2006/relationships" xmlns:m="http://schemas.openxmlformats.org/officeDocument/2006/math" xmlns:v="urn:schemas-microsoft-com:vml" xmlns:wp14="http://schemas.microsoft.com/office/word/2010/wordprocessingDrawing" xmlns:wp="http://schemas.openxmlformats.org/drawingml/2006/wordprocessingDrawing" xmlns:w10="urn:schemas-microsoft-com:office:word" xmlns:w="http://schemas.openxmlformats.org/wordprocessingml/2006/main" xmlns:w14="http://schemas.microsoft.com/office/word/2010/wordml" xmlns:wpg="http://schemas.microsoft.com/office/word/2010/wordprocessingGroup" xmlns:wpi="http://schemas.microsoft.com/office/word/2010/wordprocessingInk" xmlns:wne="http://schemas.microsoft.com/office/word/2006/wordml" xmlns:wps="http://schemas.microsoft.com/office/word/2010/wordprocessingShape" mc:Ignorable="w14 wp14">
   <w:body>
+    <w:p>
+      <w:pPr>
+        <w:pBdr>
+          <w:top w:val="single" w:sz="24" w:color="12355B" w:space="0"/>
+        </w:pBdr>
+        <w:spacing w:before="0" w:after="200" w:line="120" w:lineRule="auto"/>
+      </w:pPr>
+    </w:p>
     <w:tbl>
       <w:tblPr>
         <w:tblW w:w="9639" w:type="dxa"/>
@@ -15,10 +23,10 @@
         </w:tblBorders>
         <w:tblLayout w:type="fixed"/>
         <w:tblCellMar>
-          <w:top w:w="260" w:type="dxa"/>
-          <w:left w:w="280" w:type="dxa"/>
-          <w:bottom w:w="260" w:type="dxa"/>
-          <w:right w:w="280" w:type="dxa"/>
+          <w:top w:w="0" w:type="dxa"/>
+          <w:left w:w="0" w:type="dxa"/>
+          <w:bottom w:w="0" w:type="dxa"/>
+          <w:right w:w="0" w:type="dxa"/>
         </w:tblCellMar>
         <w:tblLook w:firstColumn="1" w:firstRow="1" w:lastColumn="0" w:lastRow="0" w:noHBand="0" w:noVBand="1" w:val="04A0"/>
       </w:tblPr>
@@ -30,7 +38,6 @@
         <w:tc>
           <w:tcPr>
             <w:tcW w:type="dxa" w:w="7030"/>
-            <w:shd w:val="clear" w:color="auto" w:fill="1F4E79"/>
           </w:tcPr>
           <w:p>
             <w:pPr>
@@ -40,8 +47,8 @@
               <w:rPr>
                 <w:b/>
                 <w:caps/>
-                <w:color w:val="AFC6DD"/>
-                <w:sz w:val="17"/>
+                <w:color w:val="2A78D6"/>
+                <w:sz w:val="16"/>
               </w:rPr>
               <w:t>Issuer review · 6M2026</w:t>
             </w:r>
@@ -53,28 +60,40 @@
             <w:r>
               <w:rPr>
                 <w:b/>
-                <w:color w:val="FFFFFF"/>
+                <w:color w:val="12355B"/>
                 <w:sz w:val="52"/>
               </w:rPr>
               <w:t>Augstsprieguma tīkls (AST)</w:t>
+            </w:r>
+          </w:p>
+          <w:p>
+            <w:pPr>
+              <w:spacing w:before="40" w:after="0"/>
+            </w:pPr>
+            <w:r>
+              <w:rPr>
+                <w:b w:val="0"/>
+                <w:color w:val="667085"/>
+                <w:sz w:val="18"/>
+              </w:rPr>
+              <w:t>Latvia · Electricity transmission system operator (Latvia); 68.46% of Conexus Baltic Grid (gas transmission and storage)</w:t>
             </w:r>
           </w:p>
         </w:tc>
         <w:tc>
           <w:tcPr>
             <w:tcW w:type="dxa" w:w="2608"/>
-            <w:shd w:val="clear" w:color="auto" w:fill="1F4E79"/>
           </w:tcPr>
           <w:p>
             <w:pPr>
-              <w:spacing w:before="280" w:after="0"/>
+              <w:spacing w:before="440" w:after="0"/>
               <w:jc w:val="right"/>
             </w:pPr>
             <w:r>
               <w:rPr>
                 <w:b/>
                 <w:color w:val="1B7F3B"/>
-                <w:sz w:val="19"/>
+                <w:sz w:val="18"/>
                 <w:shd w:val="clear" w:color="auto" w:fill="E3F3E8"/>
               </w:rPr>
               <w:t xml:space="preserve">  ●  OK  </w:t>
@@ -86,9 +105,9 @@
     <w:p>
       <w:pPr>
         <w:pBdr>
-          <w:top w:val="single" w:sz="12" w:color="2A78D6" w:space="0"/>
+          <w:top w:val="single" w:sz="4" w:color="D5DCE4" w:space="0"/>
         </w:pBdr>
-        <w:spacing w:before="0" w:after="200" w:line="120" w:lineRule="auto"/>
+        <w:spacing w:before="120" w:after="200" w:line="120" w:lineRule="auto"/>
       </w:pPr>
     </w:p>
     <w:tbl>
@@ -104,76 +123,52 @@
         </w:tblBorders>
         <w:tblLayout w:type="fixed"/>
         <w:tblCellMar>
-          <w:top w:w="0" w:type="dxa"/>
-          <w:left w:w="0" w:type="dxa"/>
-          <w:bottom w:w="120" w:type="dxa"/>
-          <w:right w:w="160" w:type="dxa"/>
+          <w:top w:w="160" w:type="dxa"/>
+          <w:left w:w="220" w:type="dxa"/>
+          <w:bottom w:w="160" w:type="dxa"/>
+          <w:right w:w="220" w:type="dxa"/>
         </w:tblCellMar>
         <w:tblLook w:firstColumn="1" w:firstRow="1" w:lastColumn="0" w:lastRow="0" w:noHBand="0" w:noVBand="1" w:val="04A0"/>
       </w:tblPr>
       <w:tblGrid>
-        <w:gridCol w:w="3213"/>
-        <w:gridCol w:w="3213"/>
-        <w:gridCol w:w="3213"/>
+        <w:gridCol w:w="4819"/>
+        <w:gridCol w:w="4819"/>
       </w:tblGrid>
       <w:tr>
         <w:tc>
           <w:tcPr>
-            <w:tcW w:type="dxa" w:w="3213"/>
+            <w:tcW w:type="dxa" w:w="4819"/>
             <w:tcBorders>
-              <w:top w:val="nil"/>
+              <w:top w:val="single" w:sz="12" w:color="12355B" w:space="0"/>
               <w:left w:val="nil"/>
-              <w:bottom w:val="single" w:sz="4" w:color="C9D3DE" w:space="0"/>
+              <w:bottom w:val="nil"/>
               <w:right w:val="nil"/>
             </w:tcBorders>
+            <w:shd w:val="clear" w:color="auto" w:fill="F4F6F9"/>
           </w:tcPr>
           <w:p>
             <w:pPr>
-              <w:spacing w:before="0" w:after="20"/>
+              <w:spacing w:before="0" w:after="40"/>
+            </w:pPr>
+            <w:r>
+              <w:rPr>
+                <w:b/>
+                <w:color w:val="12355B"/>
+                <w:sz w:val="18"/>
+              </w:rPr>
+              <w:t>Key facts</w:t>
+            </w:r>
+          </w:p>
+          <w:p>
+            <w:pPr>
+              <w:spacing w:before="80" w:after="0"/>
             </w:pPr>
             <w:r>
               <w:rPr>
                 <w:b/>
                 <w:caps/>
-                <w:color w:val="5F6B7A"/>
-                <w:sz w:val="15"/>
-              </w:rPr>
-              <w:t>Analysis date</w:t>
-            </w:r>
-          </w:p>
-          <w:p>
-            <w:pPr>
-              <w:spacing w:before="0" w:after="0"/>
-            </w:pPr>
-            <w:r>
-              <w:rPr>
-                <w:b w:val="0"/>
-                <w:sz w:val="19"/>
-              </w:rPr>
-              <w:t>2026-10-22</w:t>
-            </w:r>
-          </w:p>
-        </w:tc>
-        <w:tc>
-          <w:tcPr>
-            <w:tcW w:type="dxa" w:w="3213"/>
-            <w:tcBorders>
-              <w:top w:val="nil"/>
-              <w:left w:val="nil"/>
-              <w:bottom w:val="single" w:sz="4" w:color="C9D3DE" w:space="0"/>
-              <w:right w:val="nil"/>
-            </w:tcBorders>
-          </w:tcPr>
-          <w:p>
-            <w:pPr>
-              <w:spacing w:before="0" w:after="20"/>
-            </w:pPr>
-            <w:r>
-              <w:rPr>
-                <w:b/>
-                <w:caps/>
-                <w:color w:val="5F6B7A"/>
-                <w:sz w:val="15"/>
+                <w:color w:val="667085"/>
+                <w:sz w:val="14"/>
               </w:rPr>
               <w:t>Issuer rating</w:t>
             </w:r>
@@ -185,7 +180,7 @@
             <w:r>
               <w:rPr>
                 <w:b w:val="0"/>
-                <w:sz w:val="19"/>
+                <w:sz w:val="18"/>
               </w:rPr>
               <w:t>A- with a stable outlook (agency not named in the report)</w:t>
             </w:r>
@@ -194,7 +189,7 @@
                 <w:rPr>
                   <w:color w:val="2A78D6"/>
                   <w:vertAlign w:val="superscript"/>
-                  <w:sz w:val="16"/>
+                  <w:sz w:val="15"/>
                 </w:rPr>
                 <w:t xml:space="preserve">1</w:t>
               </w:r>
@@ -211,33 +206,48 @@
                 <w:rPr>
                   <w:color w:val="2A78D6"/>
                   <w:vertAlign w:val="superscript"/>
-                  <w:sz w:val="16"/>
+                  <w:sz w:val="15"/>
                 </w:rPr>
                 <w:t xml:space="preserve">2</w:t>
               </w:r>
             </w:hyperlink>
           </w:p>
-        </w:tc>
-        <w:tc>
-          <w:tcPr>
-            <w:tcW w:type="dxa" w:w="3213"/>
-            <w:tcBorders>
-              <w:top w:val="nil"/>
-              <w:left w:val="nil"/>
-              <w:bottom w:val="single" w:sz="4" w:color="C9D3DE" w:space="0"/>
-              <w:right w:val="nil"/>
-            </w:tcBorders>
-          </w:tcPr>
           <w:p>
             <w:pPr>
-              <w:spacing w:before="0" w:after="20"/>
+              <w:spacing w:before="80" w:after="0"/>
             </w:pPr>
             <w:r>
               <w:rPr>
                 <w:b/>
                 <w:caps/>
-                <w:color w:val="5F6B7A"/>
-                <w:sz w:val="15"/>
+                <w:color w:val="667085"/>
+                <w:sz w:val="14"/>
+              </w:rPr>
+              <w:t>Analysis date</w:t>
+            </w:r>
+          </w:p>
+          <w:p>
+            <w:pPr>
+              <w:spacing w:before="0" w:after="0"/>
+            </w:pPr>
+            <w:r>
+              <w:rPr>
+                <w:b w:val="0"/>
+                <w:sz w:val="18"/>
+              </w:rPr>
+              <w:t>2026-10-22</w:t>
+            </w:r>
+          </w:p>
+          <w:p>
+            <w:pPr>
+              <w:spacing w:before="80" w:after="0"/>
+            </w:pPr>
+            <w:r>
+              <w:rPr>
+                <w:b/>
+                <w:caps/>
+                <w:color w:val="667085"/>
+                <w:sz w:val="14"/>
               </w:rPr>
               <w:t>Next report</w:t>
             </w:r>
@@ -249,7 +259,7 @@
             <w:r>
               <w:rPr>
                 <w:b w:val="0"/>
-                <w:sz w:val="19"/>
+                <w:sz w:val="18"/>
               </w:rPr>
               <w:t>9M 2026 interim report - 2026-11-30</w:t>
             </w:r>
@@ -258,18 +268,108 @@
                 <w:rPr>
                   <w:color w:val="2A78D6"/>
                   <w:vertAlign w:val="superscript"/>
-                  <w:sz w:val="16"/>
+                  <w:sz w:val="15"/>
                 </w:rPr>
                 <w:t xml:space="preserve">3</w:t>
               </w:r>
             </w:hyperlink>
+          </w:p>
+          <w:p>
+            <w:pPr>
+              <w:spacing w:before="80" w:after="0"/>
+            </w:pPr>
+            <w:r>
+              <w:rPr>
+                <w:b/>
+                <w:caps/>
+                <w:color w:val="667085"/>
+                <w:sz w:val="14"/>
+              </w:rPr>
+              <w:t>Country</w:t>
+            </w:r>
+          </w:p>
+          <w:p>
+            <w:pPr>
+              <w:spacing w:before="0" w:after="0"/>
+            </w:pPr>
+            <w:r>
+              <w:rPr>
+                <w:b w:val="0"/>
+                <w:sz w:val="18"/>
+              </w:rPr>
+              <w:t>Latvia</w:t>
+            </w:r>
+          </w:p>
+        </w:tc>
+        <w:tc>
+          <w:tcPr>
+            <w:tcW w:type="dxa" w:w="4819"/>
+            <w:tcBorders>
+              <w:top w:val="single" w:sz="12" w:color="12355B" w:space="0"/>
+              <w:left w:val="nil"/>
+              <w:bottom w:val="nil"/>
+              <w:right w:val="nil"/>
+            </w:tcBorders>
+            <w:shd w:val="clear" w:color="auto" w:fill="F4F6F9"/>
+          </w:tcPr>
+          <w:p>
+            <w:pPr>
+              <w:spacing w:before="0" w:after="40"/>
+            </w:pPr>
+            <w:r>
+              <w:rPr>
+                <w:b/>
+                <w:color w:val="12355B"/>
+                <w:sz w:val="18"/>
+              </w:rPr>
+              <w:t>Securities held</w:t>
+            </w:r>
+          </w:p>
+          <w:p>
+            <w:pPr>
+              <w:spacing w:before="80" w:after="0"/>
+            </w:pPr>
+            <w:r>
+              <w:rPr>
+                <w:b/>
+                <w:color w:val="1B2430"/>
+                <w:sz w:val="17"/>
+              </w:rPr>
+              <w:t>AST 0.5% green bond 2027</w:t>
+            </w:r>
+          </w:p>
+          <w:p>
+            <w:pPr>
+              <w:spacing w:before="0" w:after="0"/>
+            </w:pPr>
+            <w:r>
+              <w:rPr>
+                <w:b w:val="0"/>
+                <w:color w:val="667085"/>
+                <w:sz w:val="15"/>
+              </w:rPr>
+              <w:t>LV0000802528  ·  0.5% · 2027-01-20</w:t>
+            </w:r>
+          </w:p>
+          <w:p>
+            <w:pPr>
+              <w:spacing w:before="0" w:after="0"/>
+            </w:pPr>
+            <w:r>
+              <w:rPr>
+                <w:b w:val="0"/>
+                <w:color w:val="12355B"/>
+                <w:sz w:val="15"/>
+              </w:rPr>
+              <w:t>no separate rating found</w:t>
+            </w:r>
           </w:p>
         </w:tc>
       </w:tr>
     </w:tbl>
     <w:p>
       <w:pPr>
-        <w:spacing w:before="0" w:after="80"/>
+        <w:spacing w:before="0" w:after="120"/>
       </w:pPr>
     </w:p>
     <w:tbl>
@@ -314,7 +414,7 @@
             <w:r>
               <w:rPr>
                 <w:b/>
-                <w:color w:val="1A1A1A"/>
+                <w:color w:val="1B2430"/>
                 <w:sz w:val="21"/>
               </w:rPr>
               <w:t>Position OK.</w:t>
@@ -322,7 +422,7 @@
             <w:r>
               <w:rPr>
                 <w:b w:val="0"/>
-                <w:color w:val="1A1A1A"/>
+                <w:color w:val="1B2430"/>
                 <w:sz w:val="21"/>
               </w:rPr>
               <w:t xml:space="preserve"> AST is Latvia's 100% state-owned electricity transmission operator, rated A-</w:t>
@@ -357,7 +457,7 @@
             <w:r>
               <w:rPr>
                 <w:b w:val="0"/>
-                <w:color w:val="1A1A1A"/>
+                <w:color w:val="1B2430"/>
                 <w:sz w:val="21"/>
               </w:rPr>
               <w:t>. For the EUR 100m bond maturing on 2027-01-20 it holds EUR 94.7m of cash and an undrawn SEB overdraft of up to EUR 90m</w:t>
@@ -375,7 +475,7 @@
             <w:r>
               <w:rPr>
                 <w:b w:val="0"/>
-                <w:color w:val="1A1A1A"/>
+                <w:color w:val="1B2430"/>
                 <w:sz w:val="21"/>
               </w:rPr>
               <w:t>.</w:t>
@@ -424,9 +524,9 @@
             <w:tcW w:type="dxa" w:w="2261"/>
             <w:tcBorders>
               <w:top w:val="single" w:sz="18" w:color="2A78D6" w:space="0"/>
-              <w:left w:val="single" w:sz="4" w:color="C9D3DE" w:space="0"/>
-              <w:bottom w:val="single" w:sz="4" w:color="C9D3DE" w:space="0"/>
-              <w:right w:val="single" w:sz="4" w:color="C9D3DE" w:space="0"/>
+              <w:left w:val="single" w:sz="4" w:color="D5DCE4" w:space="0"/>
+              <w:bottom w:val="single" w:sz="4" w:color="D5DCE4" w:space="0"/>
+              <w:right w:val="single" w:sz="4" w:color="D5DCE4" w:space="0"/>
             </w:tcBorders>
           </w:tcPr>
           <w:p>
@@ -437,7 +537,7 @@
               <w:rPr>
                 <w:b/>
                 <w:caps/>
-                <w:color w:val="5F6B7A"/>
+                <w:color w:val="667085"/>
                 <w:sz w:val="14"/>
               </w:rPr>
               <w:t>EBITDA</w:t>
@@ -445,7 +545,7 @@
             <w:r>
               <w:rPr>
                 <w:b w:val="0"/>
-                <w:color w:val="5F6B7A"/>
+                <w:color w:val="667085"/>
                 <w:sz w:val="14"/>
               </w:rPr>
               <w:t xml:space="preserve">  ·  6M2026</w:t>
@@ -458,7 +558,7 @@
             <w:r>
               <w:rPr>
                 <w:b/>
-                <w:color w:val="1F4E79"/>
+                <w:color w:val="12355B"/>
                 <w:sz w:val="34"/>
               </w:rPr>
               <w:t>61.4</w:t>
@@ -466,7 +566,7 @@
             <w:r>
               <w:rPr>
                 <w:b w:val="0"/>
-                <w:color w:val="5F6B7A"/>
+                <w:color w:val="667085"/>
                 <w:sz w:val="18"/>
               </w:rPr>
               <w:t xml:space="preserve"> EUR m</w:t>
@@ -479,7 +579,7 @@
             <w:r>
               <w:rPr>
                 <w:b w:val="0"/>
-                <w:color w:val="5F6B7A"/>
+                <w:color w:val="667085"/>
                 <w:sz w:val="15"/>
               </w:rPr>
               <w:t>▲ 22.3 % vs 6M2025</w:t>
@@ -497,9 +597,9 @@
             <w:tcW w:type="dxa" w:w="2261"/>
             <w:tcBorders>
               <w:top w:val="single" w:sz="18" w:color="2A78D6" w:space="0"/>
-              <w:left w:val="single" w:sz="4" w:color="C9D3DE" w:space="0"/>
-              <w:bottom w:val="single" w:sz="4" w:color="C9D3DE" w:space="0"/>
-              <w:right w:val="single" w:sz="4" w:color="C9D3DE" w:space="0"/>
+              <w:left w:val="single" w:sz="4" w:color="D5DCE4" w:space="0"/>
+              <w:bottom w:val="single" w:sz="4" w:color="D5DCE4" w:space="0"/>
+              <w:right w:val="single" w:sz="4" w:color="D5DCE4" w:space="0"/>
             </w:tcBorders>
           </w:tcPr>
           <w:p>
@@ -510,7 +610,7 @@
               <w:rPr>
                 <w:b/>
                 <w:caps/>
-                <w:color w:val="5F6B7A"/>
+                <w:color w:val="667085"/>
                 <w:sz w:val="14"/>
               </w:rPr>
               <w:t>Net profit</w:t>
@@ -518,7 +618,7 @@
             <w:r>
               <w:rPr>
                 <w:b w:val="0"/>
-                <w:color w:val="5F6B7A"/>
+                <w:color w:val="667085"/>
                 <w:sz w:val="14"/>
               </w:rPr>
               <w:t xml:space="preserve">  ·  6M2026</w:t>
@@ -531,7 +631,7 @@
             <w:r>
               <w:rPr>
                 <w:b/>
-                <w:color w:val="1F4E79"/>
+                <w:color w:val="12355B"/>
                 <w:sz w:val="34"/>
               </w:rPr>
               <w:t>22.5</w:t>
@@ -539,7 +639,7 @@
             <w:r>
               <w:rPr>
                 <w:b w:val="0"/>
-                <w:color w:val="5F6B7A"/>
+                <w:color w:val="667085"/>
                 <w:sz w:val="18"/>
               </w:rPr>
               <w:t xml:space="preserve"> EUR m</w:t>
@@ -552,7 +652,7 @@
             <w:r>
               <w:rPr>
                 <w:b w:val="0"/>
-                <w:color w:val="5F6B7A"/>
+                <w:color w:val="667085"/>
                 <w:sz w:val="15"/>
               </w:rPr>
               <w:t>▲ 17.8 % vs 6M2025</w:t>
@@ -570,9 +670,9 @@
             <w:tcW w:type="dxa" w:w="2261"/>
             <w:tcBorders>
               <w:top w:val="single" w:sz="18" w:color="2A78D6" w:space="0"/>
-              <w:left w:val="single" w:sz="4" w:color="C9D3DE" w:space="0"/>
-              <w:bottom w:val="single" w:sz="4" w:color="C9D3DE" w:space="0"/>
-              <w:right w:val="single" w:sz="4" w:color="C9D3DE" w:space="0"/>
+              <w:left w:val="single" w:sz="4" w:color="D5DCE4" w:space="0"/>
+              <w:bottom w:val="single" w:sz="4" w:color="D5DCE4" w:space="0"/>
+              <w:right w:val="single" w:sz="4" w:color="D5DCE4" w:space="0"/>
             </w:tcBorders>
           </w:tcPr>
           <w:p>
@@ -583,7 +683,7 @@
               <w:rPr>
                 <w:b/>
                 <w:caps/>
-                <w:color w:val="5F6B7A"/>
+                <w:color w:val="667085"/>
                 <w:sz w:val="14"/>
               </w:rPr>
               <w:t>Net debt / EBITDA</w:t>
@@ -591,7 +691,7 @@
             <w:r>
               <w:rPr>
                 <w:b w:val="0"/>
-                <w:color w:val="5F6B7A"/>
+                <w:color w:val="667085"/>
                 <w:sz w:val="14"/>
               </w:rPr>
               <w:t xml:space="preserve">  ·  6M2026</w:t>
@@ -604,7 +704,7 @@
             <w:r>
               <w:rPr>
                 <w:b/>
-                <w:color w:val="1F4E79"/>
+                <w:color w:val="12355B"/>
                 <w:sz w:val="34"/>
               </w:rPr>
               <w:t>0.93</w:t>
@@ -612,7 +712,7 @@
             <w:r>
               <w:rPr>
                 <w:b w:val="0"/>
-                <w:color w:val="5F6B7A"/>
+                <w:color w:val="667085"/>
                 <w:sz w:val="18"/>
               </w:rPr>
               <w:t xml:space="preserve"> x</w:t>
@@ -625,7 +725,7 @@
             <w:r>
               <w:rPr>
                 <w:b w:val="0"/>
-                <w:color w:val="5F6B7A"/>
+                <w:color w:val="667085"/>
                 <w:sz w:val="15"/>
               </w:rPr>
               <w:t>▼ 0.39x vs FY2025</w:t>
@@ -643,9 +743,9 @@
             <w:tcW w:type="dxa" w:w="2261"/>
             <w:tcBorders>
               <w:top w:val="single" w:sz="18" w:color="2A78D6" w:space="0"/>
-              <w:left w:val="single" w:sz="4" w:color="C9D3DE" w:space="0"/>
-              <w:bottom w:val="single" w:sz="4" w:color="C9D3DE" w:space="0"/>
-              <w:right w:val="single" w:sz="4" w:color="C9D3DE" w:space="0"/>
+              <w:left w:val="single" w:sz="4" w:color="D5DCE4" w:space="0"/>
+              <w:bottom w:val="single" w:sz="4" w:color="D5DCE4" w:space="0"/>
+              <w:right w:val="single" w:sz="4" w:color="D5DCE4" w:space="0"/>
             </w:tcBorders>
           </w:tcPr>
           <w:p>
@@ -656,7 +756,7 @@
               <w:rPr>
                 <w:b/>
                 <w:caps/>
-                <w:color w:val="5F6B7A"/>
+                <w:color w:val="667085"/>
                 <w:sz w:val="14"/>
               </w:rPr>
               <w:t>Equity ratio</w:t>
@@ -664,7 +764,7 @@
             <w:r>
               <w:rPr>
                 <w:b w:val="0"/>
-                <w:color w:val="5F6B7A"/>
+                <w:color w:val="667085"/>
                 <w:sz w:val="14"/>
               </w:rPr>
               <w:t xml:space="preserve">  ·  6M2026</w:t>
@@ -677,7 +777,7 @@
             <w:r>
               <w:rPr>
                 <w:b/>
-                <w:color w:val="1F4E79"/>
+                <w:color w:val="12355B"/>
                 <w:sz w:val="34"/>
               </w:rPr>
               <w:t>40</w:t>
@@ -685,7 +785,7 @@
             <w:r>
               <w:rPr>
                 <w:b w:val="0"/>
-                <w:color w:val="5F6B7A"/>
+                <w:color w:val="667085"/>
                 <w:sz w:val="18"/>
               </w:rPr>
               <w:t xml:space="preserve"> %</w:t>
@@ -698,7 +798,7 @@
             <w:r>
               <w:rPr>
                 <w:b w:val="0"/>
-                <w:color w:val="5F6B7A"/>
+                <w:color w:val="667085"/>
                 <w:sz w:val="15"/>
               </w:rPr>
               <w:t>▼ 1 p. p. vs 6M2025</w:t>
@@ -715,28 +815,13 @@
     <w:p>
       <w:pPr>
         <w:keepNext/>
-        <w:pBdr>
-          <w:bottom w:val="single" w:sz="8" w:color="1F4E79" w:space="4"/>
-        </w:pBdr>
-        <w:tabs>
-          <w:tab w:pos="482" w:val="left"/>
-        </w:tabs>
-        <w:spacing w:before="360" w:after="160"/>
+        <w:spacing w:before="200" w:after="100"/>
       </w:pPr>
       <w:r>
         <w:rPr>
           <w:b/>
-          <w:color w:val="2A78D6"/>
-          <w:sz w:val="18"/>
-        </w:rPr>
-        <w:t>01</w:t>
-        <w:tab/>
-      </w:r>
-      <w:r>
-        <w:rPr>
-          <w:b/>
-          <w:color w:val="1F4E79"/>
-          <w:sz w:val="28"/>
+          <w:color w:val="12355B"/>
+          <w:sz w:val="26"/>
         </w:rPr>
         <w:t>Quick summary</w:t>
       </w:r>
@@ -963,7 +1048,7 @@
       <w:pPr>
         <w:keepNext/>
         <w:pBdr>
-          <w:bottom w:val="single" w:sz="8" w:color="1F4E79" w:space="4"/>
+          <w:bottom w:val="single" w:sz="8" w:color="12355B" w:space="4"/>
         </w:pBdr>
         <w:tabs>
           <w:tab w:pos="482" w:val="left"/>
@@ -976,13 +1061,13 @@
           <w:color w:val="2A78D6"/>
           <w:sz w:val="18"/>
         </w:rPr>
-        <w:t>02</w:t>
+        <w:t>01</w:t>
         <w:tab/>
       </w:r>
       <w:r>
         <w:rPr>
           <w:b/>
-          <w:color w:val="1F4E79"/>
+          <w:color w:val="12355B"/>
           <w:sz w:val="28"/>
         </w:rPr>
         <w:t>Instruments held and ISINs</w:t>
@@ -1009,24 +1094,23 @@
         <w:tblLook w:firstColumn="1" w:firstRow="1" w:lastColumn="0" w:lastRow="0" w:noHBand="0" w:noVBand="1" w:val="04A0"/>
       </w:tblPr>
       <w:tblGrid>
-        <w:gridCol w:w="1513"/>
+        <w:gridCol w:w="1457"/>
         <w:gridCol w:w="2241"/>
-        <w:gridCol w:w="840"/>
+        <w:gridCol w:w="1064"/>
         <w:gridCol w:w="1120"/>
         <w:gridCol w:w="1569"/>
-        <w:gridCol w:w="2353"/>
+        <w:gridCol w:w="2185"/>
       </w:tblGrid>
       <w:tr>
         <w:tc>
           <w:tcPr>
-            <w:tcW w:type="dxa" w:w="1513"/>
+            <w:tcW w:type="dxa" w:w="1457"/>
             <w:tcBorders>
-              <w:top w:val="single" w:sz="12" w:color="1F4E79" w:space="0"/>
+              <w:top w:val="nil"/>
               <w:left w:val="nil"/>
-              <w:bottom w:val="single" w:sz="4" w:color="C9D3DE" w:space="0"/>
+              <w:bottom w:val="single" w:sz="8" w:color="12355B" w:space="0"/>
               <w:right w:val="nil"/>
             </w:tcBorders>
-            <w:shd w:val="clear" w:color="auto" w:fill="EAF1F8"/>
           </w:tcPr>
           <w:p>
             <w:pPr>
@@ -1036,8 +1120,8 @@
               <w:rPr>
                 <w:b/>
                 <w:caps/>
-                <w:color w:val="1F4E79"/>
-                <w:sz w:val="16"/>
+                <w:color w:val="667085"/>
+                <w:sz w:val="14"/>
               </w:rPr>
               <w:t>ISIN</w:t>
             </w:r>
@@ -1047,12 +1131,11 @@
           <w:tcPr>
             <w:tcW w:type="dxa" w:w="2241"/>
             <w:tcBorders>
-              <w:top w:val="single" w:sz="12" w:color="1F4E79" w:space="0"/>
+              <w:top w:val="nil"/>
               <w:left w:val="nil"/>
-              <w:bottom w:val="single" w:sz="4" w:color="C9D3DE" w:space="0"/>
+              <w:bottom w:val="single" w:sz="8" w:color="12355B" w:space="0"/>
               <w:right w:val="nil"/>
             </w:tcBorders>
-            <w:shd w:val="clear" w:color="auto" w:fill="EAF1F8"/>
           </w:tcPr>
           <w:p>
             <w:pPr>
@@ -1062,8 +1145,8 @@
               <w:rPr>
                 <w:b/>
                 <w:caps/>
-                <w:color w:val="1F4E79"/>
-                <w:sz w:val="16"/>
+                <w:color w:val="667085"/>
+                <w:sz w:val="14"/>
               </w:rPr>
               <w:t>Instrument</w:t>
             </w:r>
@@ -1071,14 +1154,13 @@
         </w:tc>
         <w:tc>
           <w:tcPr>
-            <w:tcW w:type="dxa" w:w="841"/>
+            <w:tcW w:type="dxa" w:w="1065"/>
             <w:tcBorders>
-              <w:top w:val="single" w:sz="12" w:color="1F4E79" w:space="0"/>
+              <w:top w:val="nil"/>
               <w:left w:val="nil"/>
-              <w:bottom w:val="single" w:sz="4" w:color="C9D3DE" w:space="0"/>
+              <w:bottom w:val="single" w:sz="8" w:color="12355B" w:space="0"/>
               <w:right w:val="nil"/>
             </w:tcBorders>
-            <w:shd w:val="clear" w:color="auto" w:fill="EAF1F8"/>
           </w:tcPr>
           <w:p>
             <w:pPr>
@@ -1089,8 +1171,8 @@
               <w:rPr>
                 <w:b/>
                 <w:caps/>
-                <w:color w:val="1F4E79"/>
-                <w:sz w:val="16"/>
+                <w:color w:val="667085"/>
+                <w:sz w:val="14"/>
               </w:rPr>
               <w:t>Coupon</w:t>
             </w:r>
@@ -1100,12 +1182,11 @@
           <w:tcPr>
             <w:tcW w:type="dxa" w:w="1121"/>
             <w:tcBorders>
-              <w:top w:val="single" w:sz="12" w:color="1F4E79" w:space="0"/>
+              <w:top w:val="nil"/>
               <w:left w:val="nil"/>
-              <w:bottom w:val="single" w:sz="4" w:color="C9D3DE" w:space="0"/>
+              <w:bottom w:val="single" w:sz="8" w:color="12355B" w:space="0"/>
               <w:right w:val="nil"/>
             </w:tcBorders>
-            <w:shd w:val="clear" w:color="auto" w:fill="EAF1F8"/>
           </w:tcPr>
           <w:p>
             <w:pPr>
@@ -1115,8 +1196,8 @@
               <w:rPr>
                 <w:b/>
                 <w:caps/>
-                <w:color w:val="1F4E79"/>
-                <w:sz w:val="16"/>
+                <w:color w:val="667085"/>
+                <w:sz w:val="14"/>
               </w:rPr>
               <w:t>Maturity</w:t>
             </w:r>
@@ -1126,12 +1207,11 @@
           <w:tcPr>
             <w:tcW w:type="dxa" w:w="1569"/>
             <w:tcBorders>
-              <w:top w:val="single" w:sz="12" w:color="1F4E79" w:space="0"/>
+              <w:top w:val="nil"/>
               <w:left w:val="nil"/>
-              <w:bottom w:val="single" w:sz="4" w:color="C9D3DE" w:space="0"/>
+              <w:bottom w:val="single" w:sz="8" w:color="12355B" w:space="0"/>
               <w:right w:val="nil"/>
             </w:tcBorders>
-            <w:shd w:val="clear" w:color="auto" w:fill="EAF1F8"/>
           </w:tcPr>
           <w:p>
             <w:pPr>
@@ -1141,8 +1221,8 @@
               <w:rPr>
                 <w:b/>
                 <w:caps/>
-                <w:color w:val="1F4E79"/>
-                <w:sz w:val="16"/>
+                <w:color w:val="667085"/>
+                <w:sz w:val="14"/>
               </w:rPr>
               <w:t>Issue rating</w:t>
             </w:r>
@@ -1150,14 +1230,13 @@
         </w:tc>
         <w:tc>
           <w:tcPr>
-            <w:tcW w:type="dxa" w:w="2353"/>
+            <w:tcW w:type="dxa" w:w="2185"/>
             <w:tcBorders>
-              <w:top w:val="single" w:sz="12" w:color="1F4E79" w:space="0"/>
+              <w:top w:val="nil"/>
               <w:left w:val="nil"/>
-              <w:bottom w:val="single" w:sz="4" w:color="C9D3DE" w:space="0"/>
+              <w:bottom w:val="single" w:sz="8" w:color="12355B" w:space="0"/>
               <w:right w:val="nil"/>
             </w:tcBorders>
-            <w:shd w:val="clear" w:color="auto" w:fill="EAF1F8"/>
           </w:tcPr>
           <w:p>
             <w:pPr>
@@ -1167,8 +1246,8 @@
               <w:rPr>
                 <w:b/>
                 <w:caps/>
-                <w:color w:val="1F4E79"/>
-                <w:sz w:val="16"/>
+                <w:color w:val="667085"/>
+                <w:sz w:val="14"/>
               </w:rPr>
               <w:t>Note</w:t>
             </w:r>
@@ -1178,11 +1257,11 @@
       <w:tr>
         <w:tc>
           <w:tcPr>
-            <w:tcW w:type="dxa" w:w="1513"/>
+            <w:tcW w:type="dxa" w:w="1457"/>
             <w:tcBorders>
               <w:top w:val="nil"/>
               <w:left w:val="nil"/>
-              <w:bottom w:val="single" w:sz="4" w:color="DDE3EA" w:space="0"/>
+              <w:bottom w:val="single" w:sz="4" w:color="E6EAF0" w:space="0"/>
               <w:right w:val="nil"/>
             </w:tcBorders>
           </w:tcPr>
@@ -1205,7 +1284,7 @@
             <w:tcBorders>
               <w:top w:val="nil"/>
               <w:left w:val="nil"/>
-              <w:bottom w:val="single" w:sz="4" w:color="DDE3EA" w:space="0"/>
+              <w:bottom w:val="single" w:sz="4" w:color="E6EAF0" w:space="0"/>
               <w:right w:val="nil"/>
             </w:tcBorders>
           </w:tcPr>
@@ -1224,11 +1303,11 @@
         </w:tc>
         <w:tc>
           <w:tcPr>
-            <w:tcW w:type="dxa" w:w="841"/>
+            <w:tcW w:type="dxa" w:w="1065"/>
             <w:tcBorders>
               <w:top w:val="nil"/>
               <w:left w:val="nil"/>
-              <w:bottom w:val="single" w:sz="4" w:color="DDE3EA" w:space="0"/>
+              <w:bottom w:val="single" w:sz="4" w:color="E6EAF0" w:space="0"/>
               <w:right w:val="nil"/>
             </w:tcBorders>
           </w:tcPr>
@@ -1252,7 +1331,7 @@
             <w:tcBorders>
               <w:top w:val="nil"/>
               <w:left w:val="nil"/>
-              <w:bottom w:val="single" w:sz="4" w:color="DDE3EA" w:space="0"/>
+              <w:bottom w:val="single" w:sz="4" w:color="E6EAF0" w:space="0"/>
               <w:right w:val="nil"/>
             </w:tcBorders>
           </w:tcPr>
@@ -1275,7 +1354,7 @@
             <w:tcBorders>
               <w:top w:val="nil"/>
               <w:left w:val="nil"/>
-              <w:bottom w:val="single" w:sz="4" w:color="DDE3EA" w:space="0"/>
+              <w:bottom w:val="single" w:sz="4" w:color="E6EAF0" w:space="0"/>
               <w:right w:val="nil"/>
             </w:tcBorders>
           </w:tcPr>
@@ -1294,11 +1373,11 @@
         </w:tc>
         <w:tc>
           <w:tcPr>
-            <w:tcW w:type="dxa" w:w="2353"/>
+            <w:tcW w:type="dxa" w:w="2185"/>
             <w:tcBorders>
               <w:top w:val="nil"/>
               <w:left w:val="nil"/>
-              <w:bottom w:val="single" w:sz="4" w:color="DDE3EA" w:space="0"/>
+              <w:bottom w:val="single" w:sz="4" w:color="E6EAF0" w:space="0"/>
               <w:right w:val="nil"/>
             </w:tcBorders>
           </w:tcPr>
@@ -1326,7 +1405,7 @@
       <w:pPr>
         <w:keepNext/>
         <w:pBdr>
-          <w:bottom w:val="single" w:sz="8" w:color="1F4E79" w:space="4"/>
+          <w:bottom w:val="single" w:sz="8" w:color="12355B" w:space="4"/>
         </w:pBdr>
         <w:tabs>
           <w:tab w:pos="482" w:val="left"/>
@@ -1339,13 +1418,13 @@
           <w:color w:val="2A78D6"/>
           <w:sz w:val="18"/>
         </w:rPr>
-        <w:t>03</w:t>
+        <w:t>02</w:t>
         <w:tab/>
       </w:r>
       <w:r>
         <w:rPr>
           <w:b/>
-          <w:color w:val="1F4E79"/>
+          <w:color w:val="12355B"/>
           <w:sz w:val="28"/>
         </w:rPr>
         <w:t>Key ratios</w:t>
@@ -1384,12 +1463,11 @@
           <w:tcPr>
             <w:tcW w:type="dxa" w:w="2864"/>
             <w:tcBorders>
-              <w:top w:val="single" w:sz="12" w:color="1F4E79" w:space="0"/>
+              <w:top w:val="nil"/>
               <w:left w:val="nil"/>
-              <w:bottom w:val="single" w:sz="4" w:color="C9D3DE" w:space="0"/>
+              <w:bottom w:val="single" w:sz="8" w:color="12355B" w:space="0"/>
               <w:right w:val="nil"/>
             </w:tcBorders>
-            <w:shd w:val="clear" w:color="auto" w:fill="EAF1F8"/>
           </w:tcPr>
           <w:p>
             <w:pPr>
@@ -1399,8 +1477,8 @@
               <w:rPr>
                 <w:b/>
                 <w:caps/>
-                <w:color w:val="1F4E79"/>
-                <w:sz w:val="16"/>
+                <w:color w:val="667085"/>
+                <w:sz w:val="14"/>
               </w:rPr>
               <w:t>Metric</w:t>
             </w:r>
@@ -1410,12 +1488,11 @@
           <w:tcPr>
             <w:tcW w:type="dxa" w:w="1157"/>
             <w:tcBorders>
-              <w:top w:val="single" w:sz="12" w:color="1F4E79" w:space="0"/>
+              <w:top w:val="nil"/>
               <w:left w:val="nil"/>
-              <w:bottom w:val="single" w:sz="4" w:color="C9D3DE" w:space="0"/>
+              <w:bottom w:val="single" w:sz="8" w:color="12355B" w:space="0"/>
               <w:right w:val="nil"/>
             </w:tcBorders>
-            <w:shd w:val="clear" w:color="auto" w:fill="EAF1F8"/>
           </w:tcPr>
           <w:p>
             <w:pPr>
@@ -1426,8 +1503,8 @@
               <w:rPr>
                 <w:b/>
                 <w:caps/>
-                <w:color w:val="1F4E79"/>
-                <w:sz w:val="16"/>
+                <w:color w:val="667085"/>
+                <w:sz w:val="14"/>
               </w:rPr>
               <w:t>FY2024</w:t>
             </w:r>
@@ -1437,12 +1514,11 @@
           <w:tcPr>
             <w:tcW w:type="dxa" w:w="1157"/>
             <w:tcBorders>
-              <w:top w:val="single" w:sz="12" w:color="1F4E79" w:space="0"/>
+              <w:top w:val="nil"/>
               <w:left w:val="nil"/>
-              <w:bottom w:val="single" w:sz="4" w:color="C9D3DE" w:space="0"/>
+              <w:bottom w:val="single" w:sz="8" w:color="12355B" w:space="0"/>
               <w:right w:val="nil"/>
             </w:tcBorders>
-            <w:shd w:val="clear" w:color="auto" w:fill="EAF1F8"/>
           </w:tcPr>
           <w:p>
             <w:pPr>
@@ -1453,8 +1529,8 @@
               <w:rPr>
                 <w:b/>
                 <w:caps/>
-                <w:color w:val="1F4E79"/>
-                <w:sz w:val="16"/>
+                <w:color w:val="667085"/>
+                <w:sz w:val="14"/>
               </w:rPr>
               <w:t>FY2025</w:t>
             </w:r>
@@ -1464,12 +1540,11 @@
           <w:tcPr>
             <w:tcW w:type="dxa" w:w="1157"/>
             <w:tcBorders>
-              <w:top w:val="single" w:sz="12" w:color="1F4E79" w:space="0"/>
+              <w:top w:val="nil"/>
               <w:left w:val="nil"/>
-              <w:bottom w:val="single" w:sz="4" w:color="C9D3DE" w:space="0"/>
+              <w:bottom w:val="single" w:sz="8" w:color="12355B" w:space="0"/>
               <w:right w:val="nil"/>
             </w:tcBorders>
-            <w:shd w:val="clear" w:color="auto" w:fill="EAF1F8"/>
           </w:tcPr>
           <w:p>
             <w:pPr>
@@ -1480,8 +1555,8 @@
               <w:rPr>
                 <w:b/>
                 <w:caps/>
-                <w:color w:val="1F4E79"/>
-                <w:sz w:val="16"/>
+                <w:color w:val="667085"/>
+                <w:sz w:val="14"/>
               </w:rPr>
               <w:t>6M2025</w:t>
             </w:r>
@@ -1491,12 +1566,11 @@
           <w:tcPr>
             <w:tcW w:type="dxa" w:w="1157"/>
             <w:tcBorders>
-              <w:top w:val="single" w:sz="12" w:color="1F4E79" w:space="0"/>
+              <w:top w:val="nil"/>
               <w:left w:val="nil"/>
-              <w:bottom w:val="single" w:sz="4" w:color="C9D3DE" w:space="0"/>
+              <w:bottom w:val="single" w:sz="8" w:color="12355B" w:space="0"/>
               <w:right w:val="nil"/>
             </w:tcBorders>
-            <w:shd w:val="clear" w:color="auto" w:fill="EAF1F8"/>
           </w:tcPr>
           <w:p>
             <w:pPr>
@@ -1507,8 +1581,8 @@
               <w:rPr>
                 <w:b/>
                 <w:caps/>
-                <w:color w:val="1F4E79"/>
-                <w:sz w:val="16"/>
+                <w:color w:val="667085"/>
+                <w:sz w:val="14"/>
               </w:rPr>
               <w:t>6M2026</w:t>
             </w:r>
@@ -1518,12 +1592,11 @@
           <w:tcPr>
             <w:tcW w:type="dxa" w:w="2148"/>
             <w:tcBorders>
-              <w:top w:val="single" w:sz="12" w:color="1F4E79" w:space="0"/>
+              <w:top w:val="nil"/>
               <w:left w:val="nil"/>
-              <w:bottom w:val="single" w:sz="4" w:color="C9D3DE" w:space="0"/>
+              <w:bottom w:val="single" w:sz="8" w:color="12355B" w:space="0"/>
               <w:right w:val="nil"/>
             </w:tcBorders>
-            <w:shd w:val="clear" w:color="auto" w:fill="EAF1F8"/>
           </w:tcPr>
           <w:p>
             <w:pPr>
@@ -1534,8 +1607,8 @@
               <w:rPr>
                 <w:b/>
                 <w:caps/>
-                <w:color w:val="1F4E79"/>
-                <w:sz w:val="16"/>
+                <w:color w:val="667085"/>
+                <w:sz w:val="14"/>
               </w:rPr>
               <w:t>Change</w:t>
             </w:r>
@@ -1549,7 +1622,7 @@
             <w:tcBorders>
               <w:top w:val="nil"/>
               <w:left w:val="nil"/>
-              <w:bottom w:val="single" w:sz="4" w:color="DDE3EA" w:space="0"/>
+              <w:bottom w:val="single" w:sz="4" w:color="E6EAF0" w:space="0"/>
               <w:right w:val="nil"/>
             </w:tcBorders>
           </w:tcPr>
@@ -1599,7 +1672,7 @@
             <w:tcBorders>
               <w:top w:val="nil"/>
               <w:left w:val="nil"/>
-              <w:bottom w:val="single" w:sz="4" w:color="DDE3EA" w:space="0"/>
+              <w:bottom w:val="single" w:sz="4" w:color="E6EAF0" w:space="0"/>
               <w:right w:val="nil"/>
             </w:tcBorders>
           </w:tcPr>
@@ -1623,7 +1696,7 @@
             <w:tcBorders>
               <w:top w:val="nil"/>
               <w:left w:val="nil"/>
-              <w:bottom w:val="single" w:sz="4" w:color="DDE3EA" w:space="0"/>
+              <w:bottom w:val="single" w:sz="4" w:color="E6EAF0" w:space="0"/>
               <w:right w:val="nil"/>
             </w:tcBorders>
           </w:tcPr>
@@ -1647,7 +1720,7 @@
             <w:tcBorders>
               <w:top w:val="nil"/>
               <w:left w:val="nil"/>
-              <w:bottom w:val="single" w:sz="4" w:color="DDE3EA" w:space="0"/>
+              <w:bottom w:val="single" w:sz="4" w:color="E6EAF0" w:space="0"/>
               <w:right w:val="nil"/>
             </w:tcBorders>
           </w:tcPr>
@@ -1671,7 +1744,7 @@
             <w:tcBorders>
               <w:top w:val="nil"/>
               <w:left w:val="nil"/>
-              <w:bottom w:val="single" w:sz="4" w:color="DDE3EA" w:space="0"/>
+              <w:bottom w:val="single" w:sz="4" w:color="E6EAF0" w:space="0"/>
               <w:right w:val="nil"/>
             </w:tcBorders>
           </w:tcPr>
@@ -1695,7 +1768,7 @@
             <w:tcBorders>
               <w:top w:val="nil"/>
               <w:left w:val="nil"/>
-              <w:bottom w:val="single" w:sz="4" w:color="DDE3EA" w:space="0"/>
+              <w:bottom w:val="single" w:sz="4" w:color="E6EAF0" w:space="0"/>
               <w:right w:val="nil"/>
             </w:tcBorders>
           </w:tcPr>
@@ -1722,7 +1795,7 @@
             <w:tcBorders>
               <w:top w:val="nil"/>
               <w:left w:val="nil"/>
-              <w:bottom w:val="single" w:sz="4" w:color="DDE3EA" w:space="0"/>
+              <w:bottom w:val="single" w:sz="4" w:color="E6EAF0" w:space="0"/>
               <w:right w:val="nil"/>
             </w:tcBorders>
           </w:tcPr>
@@ -1772,7 +1845,7 @@
             <w:tcBorders>
               <w:top w:val="nil"/>
               <w:left w:val="nil"/>
-              <w:bottom w:val="single" w:sz="4" w:color="DDE3EA" w:space="0"/>
+              <w:bottom w:val="single" w:sz="4" w:color="E6EAF0" w:space="0"/>
               <w:right w:val="nil"/>
             </w:tcBorders>
           </w:tcPr>
@@ -1796,7 +1869,7 @@
             <w:tcBorders>
               <w:top w:val="nil"/>
               <w:left w:val="nil"/>
-              <w:bottom w:val="single" w:sz="4" w:color="DDE3EA" w:space="0"/>
+              <w:bottom w:val="single" w:sz="4" w:color="E6EAF0" w:space="0"/>
               <w:right w:val="nil"/>
             </w:tcBorders>
           </w:tcPr>
@@ -1820,7 +1893,7 @@
             <w:tcBorders>
               <w:top w:val="nil"/>
               <w:left w:val="nil"/>
-              <w:bottom w:val="single" w:sz="4" w:color="DDE3EA" w:space="0"/>
+              <w:bottom w:val="single" w:sz="4" w:color="E6EAF0" w:space="0"/>
               <w:right w:val="nil"/>
             </w:tcBorders>
           </w:tcPr>
@@ -1844,7 +1917,7 @@
             <w:tcBorders>
               <w:top w:val="nil"/>
               <w:left w:val="nil"/>
-              <w:bottom w:val="single" w:sz="4" w:color="DDE3EA" w:space="0"/>
+              <w:bottom w:val="single" w:sz="4" w:color="E6EAF0" w:space="0"/>
               <w:right w:val="nil"/>
             </w:tcBorders>
           </w:tcPr>
@@ -1868,7 +1941,7 @@
             <w:tcBorders>
               <w:top w:val="nil"/>
               <w:left w:val="nil"/>
-              <w:bottom w:val="single" w:sz="4" w:color="DDE3EA" w:space="0"/>
+              <w:bottom w:val="single" w:sz="4" w:color="E6EAF0" w:space="0"/>
               <w:right w:val="nil"/>
             </w:tcBorders>
           </w:tcPr>
@@ -1895,7 +1968,7 @@
             <w:tcBorders>
               <w:top w:val="nil"/>
               <w:left w:val="nil"/>
-              <w:bottom w:val="single" w:sz="4" w:color="DDE3EA" w:space="0"/>
+              <w:bottom w:val="single" w:sz="4" w:color="E6EAF0" w:space="0"/>
               <w:right w:val="nil"/>
             </w:tcBorders>
           </w:tcPr>
@@ -1945,7 +2018,7 @@
             <w:tcBorders>
               <w:top w:val="nil"/>
               <w:left w:val="nil"/>
-              <w:bottom w:val="single" w:sz="4" w:color="DDE3EA" w:space="0"/>
+              <w:bottom w:val="single" w:sz="4" w:color="E6EAF0" w:space="0"/>
               <w:right w:val="nil"/>
             </w:tcBorders>
           </w:tcPr>
@@ -1969,7 +2042,7 @@
             <w:tcBorders>
               <w:top w:val="nil"/>
               <w:left w:val="nil"/>
-              <w:bottom w:val="single" w:sz="4" w:color="DDE3EA" w:space="0"/>
+              <w:bottom w:val="single" w:sz="4" w:color="E6EAF0" w:space="0"/>
               <w:right w:val="nil"/>
             </w:tcBorders>
           </w:tcPr>
@@ -1993,7 +2066,7 @@
             <w:tcBorders>
               <w:top w:val="nil"/>
               <w:left w:val="nil"/>
-              <w:bottom w:val="single" w:sz="4" w:color="DDE3EA" w:space="0"/>
+              <w:bottom w:val="single" w:sz="4" w:color="E6EAF0" w:space="0"/>
               <w:right w:val="nil"/>
             </w:tcBorders>
           </w:tcPr>
@@ -2017,7 +2090,7 @@
             <w:tcBorders>
               <w:top w:val="nil"/>
               <w:left w:val="nil"/>
-              <w:bottom w:val="single" w:sz="4" w:color="DDE3EA" w:space="0"/>
+              <w:bottom w:val="single" w:sz="4" w:color="E6EAF0" w:space="0"/>
               <w:right w:val="nil"/>
             </w:tcBorders>
           </w:tcPr>
@@ -2041,7 +2114,7 @@
             <w:tcBorders>
               <w:top w:val="nil"/>
               <w:left w:val="nil"/>
-              <w:bottom w:val="single" w:sz="4" w:color="DDE3EA" w:space="0"/>
+              <w:bottom w:val="single" w:sz="4" w:color="E6EAF0" w:space="0"/>
               <w:right w:val="nil"/>
             </w:tcBorders>
           </w:tcPr>
@@ -2068,7 +2141,7 @@
             <w:tcBorders>
               <w:top w:val="nil"/>
               <w:left w:val="nil"/>
-              <w:bottom w:val="single" w:sz="4" w:color="DDE3EA" w:space="0"/>
+              <w:bottom w:val="single" w:sz="4" w:color="E6EAF0" w:space="0"/>
               <w:right w:val="nil"/>
             </w:tcBorders>
           </w:tcPr>
@@ -2118,7 +2191,7 @@
             <w:tcBorders>
               <w:top w:val="nil"/>
               <w:left w:val="nil"/>
-              <w:bottom w:val="single" w:sz="4" w:color="DDE3EA" w:space="0"/>
+              <w:bottom w:val="single" w:sz="4" w:color="E6EAF0" w:space="0"/>
               <w:right w:val="nil"/>
             </w:tcBorders>
           </w:tcPr>
@@ -2142,7 +2215,7 @@
             <w:tcBorders>
               <w:top w:val="nil"/>
               <w:left w:val="nil"/>
-              <w:bottom w:val="single" w:sz="4" w:color="DDE3EA" w:space="0"/>
+              <w:bottom w:val="single" w:sz="4" w:color="E6EAF0" w:space="0"/>
               <w:right w:val="nil"/>
             </w:tcBorders>
           </w:tcPr>
@@ -2166,7 +2239,7 @@
             <w:tcBorders>
               <w:top w:val="nil"/>
               <w:left w:val="nil"/>
-              <w:bottom w:val="single" w:sz="4" w:color="DDE3EA" w:space="0"/>
+              <w:bottom w:val="single" w:sz="4" w:color="E6EAF0" w:space="0"/>
               <w:right w:val="nil"/>
             </w:tcBorders>
           </w:tcPr>
@@ -2190,7 +2263,7 @@
             <w:tcBorders>
               <w:top w:val="nil"/>
               <w:left w:val="nil"/>
-              <w:bottom w:val="single" w:sz="4" w:color="DDE3EA" w:space="0"/>
+              <w:bottom w:val="single" w:sz="4" w:color="E6EAF0" w:space="0"/>
               <w:right w:val="nil"/>
             </w:tcBorders>
           </w:tcPr>
@@ -2214,7 +2287,7 @@
             <w:tcBorders>
               <w:top w:val="nil"/>
               <w:left w:val="nil"/>
-              <w:bottom w:val="single" w:sz="4" w:color="DDE3EA" w:space="0"/>
+              <w:bottom w:val="single" w:sz="4" w:color="E6EAF0" w:space="0"/>
               <w:right w:val="nil"/>
             </w:tcBorders>
           </w:tcPr>
@@ -2241,7 +2314,7 @@
             <w:tcBorders>
               <w:top w:val="nil"/>
               <w:left w:val="nil"/>
-              <w:bottom w:val="single" w:sz="4" w:color="DDE3EA" w:space="0"/>
+              <w:bottom w:val="single" w:sz="4" w:color="E6EAF0" w:space="0"/>
               <w:right w:val="nil"/>
             </w:tcBorders>
           </w:tcPr>
@@ -2291,7 +2364,7 @@
             <w:tcBorders>
               <w:top w:val="nil"/>
               <w:left w:val="nil"/>
-              <w:bottom w:val="single" w:sz="4" w:color="DDE3EA" w:space="0"/>
+              <w:bottom w:val="single" w:sz="4" w:color="E6EAF0" w:space="0"/>
               <w:right w:val="nil"/>
             </w:tcBorders>
           </w:tcPr>
@@ -2315,7 +2388,7 @@
             <w:tcBorders>
               <w:top w:val="nil"/>
               <w:left w:val="nil"/>
-              <w:bottom w:val="single" w:sz="4" w:color="DDE3EA" w:space="0"/>
+              <w:bottom w:val="single" w:sz="4" w:color="E6EAF0" w:space="0"/>
               <w:right w:val="nil"/>
             </w:tcBorders>
           </w:tcPr>
@@ -2339,7 +2412,7 @@
             <w:tcBorders>
               <w:top w:val="nil"/>
               <w:left w:val="nil"/>
-              <w:bottom w:val="single" w:sz="4" w:color="DDE3EA" w:space="0"/>
+              <w:bottom w:val="single" w:sz="4" w:color="E6EAF0" w:space="0"/>
               <w:right w:val="nil"/>
             </w:tcBorders>
           </w:tcPr>
@@ -2363,7 +2436,7 @@
             <w:tcBorders>
               <w:top w:val="nil"/>
               <w:left w:val="nil"/>
-              <w:bottom w:val="single" w:sz="4" w:color="DDE3EA" w:space="0"/>
+              <w:bottom w:val="single" w:sz="4" w:color="E6EAF0" w:space="0"/>
               <w:right w:val="nil"/>
             </w:tcBorders>
           </w:tcPr>
@@ -2387,7 +2460,7 @@
             <w:tcBorders>
               <w:top w:val="nil"/>
               <w:left w:val="nil"/>
-              <w:bottom w:val="single" w:sz="4" w:color="DDE3EA" w:space="0"/>
+              <w:bottom w:val="single" w:sz="4" w:color="E6EAF0" w:space="0"/>
               <w:right w:val="nil"/>
             </w:tcBorders>
           </w:tcPr>
@@ -2414,7 +2487,7 @@
             <w:tcBorders>
               <w:top w:val="nil"/>
               <w:left w:val="nil"/>
-              <w:bottom w:val="single" w:sz="4" w:color="DDE3EA" w:space="0"/>
+              <w:bottom w:val="single" w:sz="4" w:color="E6EAF0" w:space="0"/>
               <w:right w:val="nil"/>
             </w:tcBorders>
           </w:tcPr>
@@ -2464,7 +2537,7 @@
             <w:tcBorders>
               <w:top w:val="nil"/>
               <w:left w:val="nil"/>
-              <w:bottom w:val="single" w:sz="4" w:color="DDE3EA" w:space="0"/>
+              <w:bottom w:val="single" w:sz="4" w:color="E6EAF0" w:space="0"/>
               <w:right w:val="nil"/>
             </w:tcBorders>
           </w:tcPr>
@@ -2488,7 +2561,7 @@
             <w:tcBorders>
               <w:top w:val="nil"/>
               <w:left w:val="nil"/>
-              <w:bottom w:val="single" w:sz="4" w:color="DDE3EA" w:space="0"/>
+              <w:bottom w:val="single" w:sz="4" w:color="E6EAF0" w:space="0"/>
               <w:right w:val="nil"/>
             </w:tcBorders>
           </w:tcPr>
@@ -2512,7 +2585,7 @@
             <w:tcBorders>
               <w:top w:val="nil"/>
               <w:left w:val="nil"/>
-              <w:bottom w:val="single" w:sz="4" w:color="DDE3EA" w:space="0"/>
+              <w:bottom w:val="single" w:sz="4" w:color="E6EAF0" w:space="0"/>
               <w:right w:val="nil"/>
             </w:tcBorders>
           </w:tcPr>
@@ -2536,7 +2609,7 @@
             <w:tcBorders>
               <w:top w:val="nil"/>
               <w:left w:val="nil"/>
-              <w:bottom w:val="single" w:sz="4" w:color="DDE3EA" w:space="0"/>
+              <w:bottom w:val="single" w:sz="4" w:color="E6EAF0" w:space="0"/>
               <w:right w:val="nil"/>
             </w:tcBorders>
             <w:shd w:val="clear" w:color="auto" w:fill="E3F3E8"/>
@@ -2561,7 +2634,7 @@
             <w:tcBorders>
               <w:top w:val="nil"/>
               <w:left w:val="nil"/>
-              <w:bottom w:val="single" w:sz="4" w:color="DDE3EA" w:space="0"/>
+              <w:bottom w:val="single" w:sz="4" w:color="E6EAF0" w:space="0"/>
               <w:right w:val="nil"/>
             </w:tcBorders>
           </w:tcPr>
@@ -2588,7 +2661,7 @@
             <w:tcBorders>
               <w:top w:val="nil"/>
               <w:left w:val="nil"/>
-              <w:bottom w:val="single" w:sz="4" w:color="DDE3EA" w:space="0"/>
+              <w:bottom w:val="single" w:sz="4" w:color="E6EAF0" w:space="0"/>
               <w:right w:val="nil"/>
             </w:tcBorders>
           </w:tcPr>
@@ -2638,7 +2711,7 @@
             <w:tcBorders>
               <w:top w:val="nil"/>
               <w:left w:val="nil"/>
-              <w:bottom w:val="single" w:sz="4" w:color="DDE3EA" w:space="0"/>
+              <w:bottom w:val="single" w:sz="4" w:color="E6EAF0" w:space="0"/>
               <w:right w:val="nil"/>
             </w:tcBorders>
           </w:tcPr>
@@ -2662,7 +2735,7 @@
             <w:tcBorders>
               <w:top w:val="nil"/>
               <w:left w:val="nil"/>
-              <w:bottom w:val="single" w:sz="4" w:color="DDE3EA" w:space="0"/>
+              <w:bottom w:val="single" w:sz="4" w:color="E6EAF0" w:space="0"/>
               <w:right w:val="nil"/>
             </w:tcBorders>
           </w:tcPr>
@@ -2686,7 +2759,7 @@
             <w:tcBorders>
               <w:top w:val="nil"/>
               <w:left w:val="nil"/>
-              <w:bottom w:val="single" w:sz="4" w:color="DDE3EA" w:space="0"/>
+              <w:bottom w:val="single" w:sz="4" w:color="E6EAF0" w:space="0"/>
               <w:right w:val="nil"/>
             </w:tcBorders>
           </w:tcPr>
@@ -2710,7 +2783,7 @@
             <w:tcBorders>
               <w:top w:val="nil"/>
               <w:left w:val="nil"/>
-              <w:bottom w:val="single" w:sz="4" w:color="DDE3EA" w:space="0"/>
+              <w:bottom w:val="single" w:sz="4" w:color="E6EAF0" w:space="0"/>
               <w:right w:val="nil"/>
             </w:tcBorders>
           </w:tcPr>
@@ -2734,7 +2807,7 @@
             <w:tcBorders>
               <w:top w:val="nil"/>
               <w:left w:val="nil"/>
-              <w:bottom w:val="single" w:sz="4" w:color="DDE3EA" w:space="0"/>
+              <w:bottom w:val="single" w:sz="4" w:color="E6EAF0" w:space="0"/>
               <w:right w:val="nil"/>
             </w:tcBorders>
           </w:tcPr>
@@ -2761,7 +2834,7 @@
             <w:tcBorders>
               <w:top w:val="nil"/>
               <w:left w:val="nil"/>
-              <w:bottom w:val="single" w:sz="4" w:color="DDE3EA" w:space="0"/>
+              <w:bottom w:val="single" w:sz="4" w:color="E6EAF0" w:space="0"/>
               <w:right w:val="nil"/>
             </w:tcBorders>
           </w:tcPr>
@@ -2811,7 +2884,7 @@
             <w:tcBorders>
               <w:top w:val="nil"/>
               <w:left w:val="nil"/>
-              <w:bottom w:val="single" w:sz="4" w:color="DDE3EA" w:space="0"/>
+              <w:bottom w:val="single" w:sz="4" w:color="E6EAF0" w:space="0"/>
               <w:right w:val="nil"/>
             </w:tcBorders>
           </w:tcPr>
@@ -2835,7 +2908,7 @@
             <w:tcBorders>
               <w:top w:val="nil"/>
               <w:left w:val="nil"/>
-              <w:bottom w:val="single" w:sz="4" w:color="DDE3EA" w:space="0"/>
+              <w:bottom w:val="single" w:sz="4" w:color="E6EAF0" w:space="0"/>
               <w:right w:val="nil"/>
             </w:tcBorders>
           </w:tcPr>
@@ -2859,7 +2932,7 @@
             <w:tcBorders>
               <w:top w:val="nil"/>
               <w:left w:val="nil"/>
-              <w:bottom w:val="single" w:sz="4" w:color="DDE3EA" w:space="0"/>
+              <w:bottom w:val="single" w:sz="4" w:color="E6EAF0" w:space="0"/>
               <w:right w:val="nil"/>
             </w:tcBorders>
           </w:tcPr>
@@ -2883,7 +2956,7 @@
             <w:tcBorders>
               <w:top w:val="nil"/>
               <w:left w:val="nil"/>
-              <w:bottom w:val="single" w:sz="4" w:color="DDE3EA" w:space="0"/>
+              <w:bottom w:val="single" w:sz="4" w:color="E6EAF0" w:space="0"/>
               <w:right w:val="nil"/>
             </w:tcBorders>
             <w:shd w:val="clear" w:color="auto" w:fill="FDF1D8"/>
@@ -2908,7 +2981,7 @@
             <w:tcBorders>
               <w:top w:val="nil"/>
               <w:left w:val="nil"/>
-              <w:bottom w:val="single" w:sz="4" w:color="DDE3EA" w:space="0"/>
+              <w:bottom w:val="single" w:sz="4" w:color="E6EAF0" w:space="0"/>
               <w:right w:val="nil"/>
             </w:tcBorders>
           </w:tcPr>
@@ -2935,7 +3008,7 @@
             <w:tcBorders>
               <w:top w:val="nil"/>
               <w:left w:val="nil"/>
-              <w:bottom w:val="single" w:sz="4" w:color="DDE3EA" w:space="0"/>
+              <w:bottom w:val="single" w:sz="4" w:color="E6EAF0" w:space="0"/>
               <w:right w:val="nil"/>
             </w:tcBorders>
           </w:tcPr>
@@ -2985,7 +3058,7 @@
             <w:tcBorders>
               <w:top w:val="nil"/>
               <w:left w:val="nil"/>
-              <w:bottom w:val="single" w:sz="4" w:color="DDE3EA" w:space="0"/>
+              <w:bottom w:val="single" w:sz="4" w:color="E6EAF0" w:space="0"/>
               <w:right w:val="nil"/>
             </w:tcBorders>
           </w:tcPr>
@@ -3009,7 +3082,7 @@
             <w:tcBorders>
               <w:top w:val="nil"/>
               <w:left w:val="nil"/>
-              <w:bottom w:val="single" w:sz="4" w:color="DDE3EA" w:space="0"/>
+              <w:bottom w:val="single" w:sz="4" w:color="E6EAF0" w:space="0"/>
               <w:right w:val="nil"/>
             </w:tcBorders>
           </w:tcPr>
@@ -3033,7 +3106,7 @@
             <w:tcBorders>
               <w:top w:val="nil"/>
               <w:left w:val="nil"/>
-              <w:bottom w:val="single" w:sz="4" w:color="DDE3EA" w:space="0"/>
+              <w:bottom w:val="single" w:sz="4" w:color="E6EAF0" w:space="0"/>
               <w:right w:val="nil"/>
             </w:tcBorders>
           </w:tcPr>
@@ -3057,7 +3130,7 @@
             <w:tcBorders>
               <w:top w:val="nil"/>
               <w:left w:val="nil"/>
-              <w:bottom w:val="single" w:sz="4" w:color="DDE3EA" w:space="0"/>
+              <w:bottom w:val="single" w:sz="4" w:color="E6EAF0" w:space="0"/>
               <w:right w:val="nil"/>
             </w:tcBorders>
           </w:tcPr>
@@ -3081,7 +3154,7 @@
             <w:tcBorders>
               <w:top w:val="nil"/>
               <w:left w:val="nil"/>
-              <w:bottom w:val="single" w:sz="4" w:color="DDE3EA" w:space="0"/>
+              <w:bottom w:val="single" w:sz="4" w:color="E6EAF0" w:space="0"/>
               <w:right w:val="nil"/>
             </w:tcBorders>
           </w:tcPr>
@@ -3114,7 +3187,7 @@
       <w:r>
         <w:rPr>
           <w:b w:val="0"/>
-          <w:color w:val="5F6B7A"/>
+          <w:color w:val="667085"/>
           <w:sz w:val="16"/>
         </w:rPr>
         <w:t>Colours: green change – the metric is improving, red – worsening. Latest-period cell background: green – good level, amber – average, red – weak (tool benchmarks, config/metric_rules.yaml).</w:t>
@@ -3127,7 +3200,7 @@
       <w:r>
         <w:rPr>
           <w:b w:val="0"/>
-          <w:color w:val="5F6B7A"/>
+          <w:color w:val="667085"/>
           <w:sz w:val="16"/>
         </w:rPr>
         <w:t>* – taken from the report summary;  ᶜ – calculated by the tool. Small numbers next to text link to the source (opens the document at the cited page).</w:t>
@@ -3173,7 +3246,7 @@
       <w:pPr>
         <w:keepNext/>
         <w:pBdr>
-          <w:bottom w:val="single" w:sz="8" w:color="1F4E79" w:space="4"/>
+          <w:bottom w:val="single" w:sz="8" w:color="12355B" w:space="4"/>
         </w:pBdr>
         <w:tabs>
           <w:tab w:pos="482" w:val="left"/>
@@ -3186,13 +3259,13 @@
           <w:color w:val="2A78D6"/>
           <w:sz w:val="18"/>
         </w:rPr>
-        <w:t>04</w:t>
+        <w:t>03</w:t>
         <w:tab/>
       </w:r>
       <w:r>
         <w:rPr>
           <w:b/>
-          <w:color w:val="1F4E79"/>
+          <w:color w:val="12355B"/>
           <w:sz w:val="28"/>
         </w:rPr>
         <w:t>Business performance review</w:t>
@@ -3322,7 +3395,7 @@
       <w:pPr>
         <w:keepNext/>
         <w:pBdr>
-          <w:bottom w:val="single" w:sz="8" w:color="1F4E79" w:space="4"/>
+          <w:bottom w:val="single" w:sz="8" w:color="12355B" w:space="4"/>
         </w:pBdr>
         <w:tabs>
           <w:tab w:pos="482" w:val="left"/>
@@ -3335,13 +3408,13 @@
           <w:color w:val="2A78D6"/>
           <w:sz w:val="18"/>
         </w:rPr>
-        <w:t>05</w:t>
+        <w:t>04</w:t>
         <w:tab/>
       </w:r>
       <w:r>
         <w:rPr>
           <w:b/>
-          <w:color w:val="1F4E79"/>
+          <w:color w:val="12355B"/>
           <w:sz w:val="28"/>
         </w:rPr>
         <w:t>Financials</w:t>
@@ -3477,7 +3550,7 @@
       <w:pPr>
         <w:keepNext/>
         <w:pBdr>
-          <w:bottom w:val="single" w:sz="8" w:color="1F4E79" w:space="4"/>
+          <w:bottom w:val="single" w:sz="8" w:color="12355B" w:space="4"/>
         </w:pBdr>
         <w:tabs>
           <w:tab w:pos="482" w:val="left"/>
@@ -3490,13 +3563,13 @@
           <w:color w:val="2A78D6"/>
           <w:sz w:val="18"/>
         </w:rPr>
-        <w:t>06</w:t>
+        <w:t>05</w:t>
         <w:tab/>
       </w:r>
       <w:r>
         <w:rPr>
           <w:b/>
-          <w:color w:val="1F4E79"/>
+          <w:color w:val="12355B"/>
           <w:sz w:val="28"/>
         </w:rPr>
         <w:t>Past plans vs outcomes</w:t>
@@ -3533,12 +3606,11 @@
           <w:tcPr>
             <w:tcW w:type="dxa" w:w="2578"/>
             <w:tcBorders>
-              <w:top w:val="single" w:sz="12" w:color="1F4E79" w:space="0"/>
+              <w:top w:val="nil"/>
               <w:left w:val="nil"/>
-              <w:bottom w:val="single" w:sz="4" w:color="C9D3DE" w:space="0"/>
+              <w:bottom w:val="single" w:sz="8" w:color="12355B" w:space="0"/>
               <w:right w:val="nil"/>
             </w:tcBorders>
-            <w:shd w:val="clear" w:color="auto" w:fill="EAF1F8"/>
           </w:tcPr>
           <w:p>
             <w:pPr>
@@ -3548,8 +3620,8 @@
               <w:rPr>
                 <w:b/>
                 <w:caps/>
-                <w:color w:val="1F4E79"/>
-                <w:sz w:val="16"/>
+                <w:color w:val="667085"/>
+                <w:sz w:val="14"/>
               </w:rPr>
               <w:t>Plan / target</w:t>
             </w:r>
@@ -3559,12 +3631,11 @@
           <w:tcPr>
             <w:tcW w:type="dxa" w:w="2578"/>
             <w:tcBorders>
-              <w:top w:val="single" w:sz="12" w:color="1F4E79" w:space="0"/>
+              <w:top w:val="nil"/>
               <w:left w:val="nil"/>
-              <w:bottom w:val="single" w:sz="4" w:color="C9D3DE" w:space="0"/>
+              <w:bottom w:val="single" w:sz="8" w:color="12355B" w:space="0"/>
               <w:right w:val="nil"/>
             </w:tcBorders>
-            <w:shd w:val="clear" w:color="auto" w:fill="EAF1F8"/>
           </w:tcPr>
           <w:p>
             <w:pPr>
@@ -3574,8 +3645,8 @@
               <w:rPr>
                 <w:b/>
                 <w:caps/>
-                <w:color w:val="1F4E79"/>
-                <w:sz w:val="16"/>
+                <w:color w:val="667085"/>
+                <w:sz w:val="14"/>
               </w:rPr>
               <w:t>Outcome</w:t>
             </w:r>
@@ -3585,12 +3656,11 @@
           <w:tcPr>
             <w:tcW w:type="dxa" w:w="3138"/>
             <w:tcBorders>
-              <w:top w:val="single" w:sz="12" w:color="1F4E79" w:space="0"/>
+              <w:top w:val="nil"/>
               <w:left w:val="nil"/>
-              <w:bottom w:val="single" w:sz="4" w:color="C9D3DE" w:space="0"/>
+              <w:bottom w:val="single" w:sz="8" w:color="12355B" w:space="0"/>
               <w:right w:val="nil"/>
             </w:tcBorders>
-            <w:shd w:val="clear" w:color="auto" w:fill="EAF1F8"/>
           </w:tcPr>
           <w:p>
             <w:pPr>
@@ -3600,8 +3670,8 @@
               <w:rPr>
                 <w:b/>
                 <w:caps/>
-                <w:color w:val="1F4E79"/>
-                <w:sz w:val="16"/>
+                <w:color w:val="667085"/>
+                <w:sz w:val="14"/>
               </w:rPr>
               <w:t>What changed and why</w:t>
             </w:r>
@@ -3611,12 +3681,11 @@
           <w:tcPr>
             <w:tcW w:type="dxa" w:w="1345"/>
             <w:tcBorders>
-              <w:top w:val="single" w:sz="12" w:color="1F4E79" w:space="0"/>
+              <w:top w:val="nil"/>
               <w:left w:val="nil"/>
-              <w:bottom w:val="single" w:sz="4" w:color="C9D3DE" w:space="0"/>
+              <w:bottom w:val="single" w:sz="8" w:color="12355B" w:space="0"/>
               <w:right w:val="nil"/>
             </w:tcBorders>
-            <w:shd w:val="clear" w:color="auto" w:fill="EAF1F8"/>
           </w:tcPr>
           <w:p>
             <w:pPr>
@@ -3626,8 +3695,8 @@
               <w:rPr>
                 <w:b/>
                 <w:caps/>
-                <w:color w:val="1F4E79"/>
-                <w:sz w:val="16"/>
+                <w:color w:val="667085"/>
+                <w:sz w:val="14"/>
               </w:rPr>
               <w:t>Status</w:t>
             </w:r>
@@ -3641,7 +3710,7 @@
             <w:tcBorders>
               <w:top w:val="nil"/>
               <w:left w:val="nil"/>
-              <w:bottom w:val="single" w:sz="4" w:color="DDE3EA" w:space="0"/>
+              <w:bottom w:val="single" w:sz="4" w:color="E6EAF0" w:space="0"/>
               <w:right w:val="nil"/>
             </w:tcBorders>
           </w:tcPr>
@@ -3664,7 +3733,7 @@
             <w:tcBorders>
               <w:top w:val="nil"/>
               <w:left w:val="nil"/>
-              <w:bottom w:val="single" w:sz="4" w:color="DDE3EA" w:space="0"/>
+              <w:bottom w:val="single" w:sz="4" w:color="E6EAF0" w:space="0"/>
               <w:right w:val="nil"/>
             </w:tcBorders>
           </w:tcPr>
@@ -3714,7 +3783,7 @@
             <w:tcBorders>
               <w:top w:val="nil"/>
               <w:left w:val="nil"/>
-              <w:bottom w:val="single" w:sz="4" w:color="DDE3EA" w:space="0"/>
+              <w:bottom w:val="single" w:sz="4" w:color="E6EAF0" w:space="0"/>
               <w:right w:val="nil"/>
             </w:tcBorders>
           </w:tcPr>
@@ -3754,7 +3823,7 @@
             <w:tcBorders>
               <w:top w:val="nil"/>
               <w:left w:val="nil"/>
-              <w:bottom w:val="single" w:sz="4" w:color="DDE3EA" w:space="0"/>
+              <w:bottom w:val="single" w:sz="4" w:color="E6EAF0" w:space="0"/>
               <w:right w:val="nil"/>
             </w:tcBorders>
             <w:shd w:val="clear" w:color="auto" w:fill="E3F3E8"/>
@@ -3780,7 +3849,7 @@
             <w:tcBorders>
               <w:top w:val="nil"/>
               <w:left w:val="nil"/>
-              <w:bottom w:val="single" w:sz="4" w:color="DDE3EA" w:space="0"/>
+              <w:bottom w:val="single" w:sz="4" w:color="E6EAF0" w:space="0"/>
               <w:right w:val="nil"/>
             </w:tcBorders>
           </w:tcPr>
@@ -3803,7 +3872,7 @@
             <w:tcBorders>
               <w:top w:val="nil"/>
               <w:left w:val="nil"/>
-              <w:bottom w:val="single" w:sz="4" w:color="DDE3EA" w:space="0"/>
+              <w:bottom w:val="single" w:sz="4" w:color="E6EAF0" w:space="0"/>
               <w:right w:val="nil"/>
             </w:tcBorders>
           </w:tcPr>
@@ -3836,7 +3905,7 @@
             <w:tcBorders>
               <w:top w:val="nil"/>
               <w:left w:val="nil"/>
-              <w:bottom w:val="single" w:sz="4" w:color="DDE3EA" w:space="0"/>
+              <w:bottom w:val="single" w:sz="4" w:color="E6EAF0" w:space="0"/>
               <w:right w:val="nil"/>
             </w:tcBorders>
           </w:tcPr>
@@ -3876,7 +3945,7 @@
             <w:tcBorders>
               <w:top w:val="nil"/>
               <w:left w:val="nil"/>
-              <w:bottom w:val="single" w:sz="4" w:color="DDE3EA" w:space="0"/>
+              <w:bottom w:val="single" w:sz="4" w:color="E6EAF0" w:space="0"/>
               <w:right w:val="nil"/>
             </w:tcBorders>
             <w:shd w:val="clear" w:color="auto" w:fill="EAF1F8"/>
@@ -3902,7 +3971,7 @@
             <w:tcBorders>
               <w:top w:val="nil"/>
               <w:left w:val="nil"/>
-              <w:bottom w:val="single" w:sz="4" w:color="DDE3EA" w:space="0"/>
+              <w:bottom w:val="single" w:sz="4" w:color="E6EAF0" w:space="0"/>
               <w:right w:val="nil"/>
             </w:tcBorders>
           </w:tcPr>
@@ -3925,7 +3994,7 @@
             <w:tcBorders>
               <w:top w:val="nil"/>
               <w:left w:val="nil"/>
-              <w:bottom w:val="single" w:sz="4" w:color="DDE3EA" w:space="0"/>
+              <w:bottom w:val="single" w:sz="4" w:color="E6EAF0" w:space="0"/>
               <w:right w:val="nil"/>
             </w:tcBorders>
           </w:tcPr>
@@ -3958,7 +4027,7 @@
             <w:tcBorders>
               <w:top w:val="nil"/>
               <w:left w:val="nil"/>
-              <w:bottom w:val="single" w:sz="4" w:color="DDE3EA" w:space="0"/>
+              <w:bottom w:val="single" w:sz="4" w:color="E6EAF0" w:space="0"/>
               <w:right w:val="nil"/>
             </w:tcBorders>
           </w:tcPr>
@@ -3998,7 +4067,7 @@
             <w:tcBorders>
               <w:top w:val="nil"/>
               <w:left w:val="nil"/>
-              <w:bottom w:val="single" w:sz="4" w:color="DDE3EA" w:space="0"/>
+              <w:bottom w:val="single" w:sz="4" w:color="E6EAF0" w:space="0"/>
               <w:right w:val="nil"/>
             </w:tcBorders>
             <w:shd w:val="clear" w:color="auto" w:fill="EAF1F8"/>
@@ -4027,7 +4096,7 @@
       <w:pPr>
         <w:keepNext/>
         <w:pBdr>
-          <w:bottom w:val="single" w:sz="8" w:color="1F4E79" w:space="4"/>
+          <w:bottom w:val="single" w:sz="8" w:color="12355B" w:space="4"/>
         </w:pBdr>
         <w:tabs>
           <w:tab w:pos="482" w:val="left"/>
@@ -4040,13 +4109,13 @@
           <w:color w:val="2A78D6"/>
           <w:sz w:val="18"/>
         </w:rPr>
-        <w:t>07</w:t>
+        <w:t>06</w:t>
         <w:tab/>
       </w:r>
       <w:r>
         <w:rPr>
           <w:b/>
-          <w:color w:val="1F4E79"/>
+          <w:color w:val="12355B"/>
           <w:sz w:val="28"/>
         </w:rPr>
         <w:t>Investor information &amp; conclusions</w:t>
@@ -4178,7 +4247,1124 @@
       <w:pPr>
         <w:keepNext/>
         <w:pBdr>
-          <w:bottom w:val="single" w:sz="8" w:color="1F4E79" w:space="4"/>
+          <w:bottom w:val="single" w:sz="8" w:color="12355B" w:space="4"/>
+        </w:pBdr>
+        <w:tabs>
+          <w:tab w:pos="482" w:val="left"/>
+        </w:tabs>
+        <w:spacing w:before="360" w:after="160"/>
+      </w:pPr>
+      <w:r>
+        <w:rPr>
+          <w:b/>
+          <w:color w:val="2A78D6"/>
+          <w:sz w:val="18"/>
+        </w:rPr>
+        <w:t>07</w:t>
+        <w:tab/>
+      </w:r>
+      <w:r>
+        <w:rPr>
+          <w:b/>
+          <w:color w:val="12355B"/>
+          <w:sz w:val="28"/>
+        </w:rPr>
+        <w:t>Market and environment</w:t>
+      </w:r>
+    </w:p>
+    <w:p>
+      <w:pPr>
+        <w:tabs>
+          <w:tab w:pos="255" w:val="left"/>
+        </w:tabs>
+        <w:spacing w:before="0" w:after="80"/>
+        <w:ind w:left="255" w:hanging="255"/>
+      </w:pPr>
+      <w:r>
+        <w:rPr>
+          <w:b/>
+          <w:color w:val="2A78D6"/>
+          <w:sz w:val="20"/>
+        </w:rPr>
+        <w:t>▪</w:t>
+        <w:tab/>
+      </w:r>
+      <w:r>
+        <w:rPr>
+          <w:b/>
+        </w:rPr>
+        <w:t>Profit rose</w:t>
+      </w:r>
+      <w:r>
+        <w:rPr>
+          <w:b w:val="0"/>
+        </w:rPr>
+        <w:t xml:space="preserve"> to EUR 22.5m (19.1m a year earlier) on higher power and gas transmission revenue</w:t>
+      </w:r>
+      <w:hyperlink r:id="rId26">
+        <w:r>
+          <w:rPr>
+            <w:color w:val="2A78D6"/>
+            <w:vertAlign w:val="superscript"/>
+            <w:sz w:val="17"/>
+          </w:rPr>
+          <w:t xml:space="preserve">17</w:t>
+        </w:r>
+      </w:hyperlink>
+      <w:r>
+        <w:rPr>
+          <w:b w:val="0"/>
+        </w:rPr>
+        <w:t>; power transmission revenue +8% thanks to balancing and congestion-management revenue (+EUR 41.8m)</w:t>
+      </w:r>
+      <w:hyperlink r:id="rId26">
+        <w:r>
+          <w:rPr>
+            <w:color w:val="2A78D6"/>
+            <w:vertAlign w:val="superscript"/>
+            <w:sz w:val="17"/>
+          </w:rPr>
+          <w:t xml:space="preserve">17</w:t>
+        </w:r>
+      </w:hyperlink>
+      <w:r>
+        <w:rPr>
+          <w:b w:val="0"/>
+        </w:rPr>
+        <w:t>.</w:t>
+      </w:r>
+    </w:p>
+    <w:p>
+      <w:pPr>
+        <w:tabs>
+          <w:tab w:pos="255" w:val="left"/>
+        </w:tabs>
+        <w:spacing w:before="0" w:after="80"/>
+        <w:ind w:left="255" w:hanging="255"/>
+      </w:pPr>
+      <w:r>
+        <w:rPr>
+          <w:b/>
+          <w:color w:val="2A78D6"/>
+          <w:sz w:val="20"/>
+        </w:rPr>
+        <w:t>▪</w:t>
+        <w:tab/>
+      </w:r>
+      <w:r>
+        <w:rPr>
+          <w:b/>
+        </w:rPr>
+        <w:t>Tariffs:</w:t>
+      </w:r>
+      <w:r>
+        <w:rPr>
+          <w:b w:val="0"/>
+        </w:rPr>
+        <w:t xml:space="preserve"> new transmission tariffs from 2026-01-01; up to EUR 44.4m of accumulated congestion revenue can be used until end-2028, EUR 4.0m recognised in 1H 2026</w:t>
+      </w:r>
+      <w:hyperlink r:id="rId27">
+        <w:r>
+          <w:rPr>
+            <w:color w:val="2A78D6"/>
+            <w:vertAlign w:val="superscript"/>
+            <w:sz w:val="17"/>
+          </w:rPr>
+          <w:t xml:space="preserve">18</w:t>
+        </w:r>
+      </w:hyperlink>
+      <w:r>
+        <w:rPr>
+          <w:b w:val="0"/>
+        </w:rPr>
+        <w:t>. Gas storage revenue fell 36% on lower bookings and tariff</w:t>
+      </w:r>
+      <w:hyperlink r:id="rId27">
+        <w:r>
+          <w:rPr>
+            <w:color w:val="2A78D6"/>
+            <w:vertAlign w:val="superscript"/>
+            <w:sz w:val="17"/>
+          </w:rPr>
+          <w:t xml:space="preserve">18</w:t>
+        </w:r>
+      </w:hyperlink>
+      <w:r>
+        <w:rPr>
+          <w:b w:val="0"/>
+        </w:rPr>
+        <w:t>.</w:t>
+      </w:r>
+    </w:p>
+    <w:p>
+      <w:pPr>
+        <w:tabs>
+          <w:tab w:pos="255" w:val="left"/>
+        </w:tabs>
+        <w:spacing w:before="0" w:after="80"/>
+        <w:ind w:left="255" w:hanging="255"/>
+      </w:pPr>
+      <w:r>
+        <w:rPr>
+          <w:b/>
+          <w:color w:val="2A78D6"/>
+          <w:sz w:val="20"/>
+        </w:rPr>
+        <w:t>▪</w:t>
+        <w:tab/>
+      </w:r>
+      <w:r>
+        <w:rPr>
+          <w:b/>
+        </w:rPr>
+        <w:t>Market:</w:t>
+      </w:r>
+      <w:r>
+        <w:rPr>
+          <w:b w:val="0"/>
+        </w:rPr>
+        <w:t xml:space="preserve"> the June power price in Latvia was EUR 92.23/MWh (+12.3% m/m) on lower wind output and a European heatwave</w:t>
+      </w:r>
+      <w:hyperlink r:id="rId28">
+        <w:r>
+          <w:rPr>
+            <w:color w:val="2A78D6"/>
+            <w:vertAlign w:val="superscript"/>
+            <w:sz w:val="17"/>
+          </w:rPr>
+          <w:t xml:space="preserve">19</w:t>
+        </w:r>
+      </w:hyperlink>
+      <w:r>
+        <w:rPr>
+          <w:b w:val="0"/>
+        </w:rPr>
+        <w:t>; synchronisation and renewables growth significantly increase the need for balancing reserves</w:t>
+      </w:r>
+      <w:hyperlink r:id="rId13">
+        <w:r>
+          <w:rPr>
+            <w:color w:val="2A78D6"/>
+            <w:vertAlign w:val="superscript"/>
+            <w:sz w:val="17"/>
+          </w:rPr>
+          <w:t xml:space="preserve">7</w:t>
+        </w:r>
+      </w:hyperlink>
+      <w:r>
+        <w:rPr>
+          <w:b w:val="0"/>
+        </w:rPr>
+        <w:t>.</w:t>
+      </w:r>
+    </w:p>
+    <w:tbl>
+      <w:tblPr>
+        <w:tblW w:w="9639" w:type="dxa"/>
+        <w:tblBorders>
+          <w:top w:val="nil"/>
+          <w:left w:val="nil"/>
+          <w:bottom w:val="nil"/>
+          <w:right w:val="nil"/>
+          <w:insideH w:val="nil"/>
+          <w:insideV w:val="nil"/>
+        </w:tblBorders>
+        <w:tblLayout w:type="fixed"/>
+        <w:tblCellMar>
+          <w:top w:w="70" w:type="dxa"/>
+          <w:left w:w="100" w:type="dxa"/>
+          <w:bottom w:w="70" w:type="dxa"/>
+          <w:right w:w="100" w:type="dxa"/>
+        </w:tblCellMar>
+        <w:tblLook w:firstColumn="1" w:firstRow="1" w:lastColumn="0" w:lastRow="0" w:noHBand="0" w:noVBand="1" w:val="04A0"/>
+      </w:tblPr>
+      <w:tblGrid>
+        <w:gridCol w:w="3515"/>
+        <w:gridCol w:w="1814"/>
+        <w:gridCol w:w="1360"/>
+        <w:gridCol w:w="1360"/>
+        <w:gridCol w:w="1587"/>
+      </w:tblGrid>
+      <w:tr>
+        <w:tc>
+          <w:tcPr>
+            <w:tcW w:type="dxa" w:w="3515"/>
+            <w:tcBorders>
+              <w:top w:val="nil"/>
+              <w:left w:val="nil"/>
+              <w:bottom w:val="single" w:sz="8" w:color="12355B" w:space="0"/>
+              <w:right w:val="nil"/>
+            </w:tcBorders>
+          </w:tcPr>
+          <w:p>
+            <w:pPr>
+              <w:spacing w:before="0" w:after="0"/>
+            </w:pPr>
+            <w:r>
+              <w:rPr>
+                <w:b/>
+                <w:caps/>
+                <w:color w:val="667085"/>
+                <w:sz w:val="14"/>
+              </w:rPr>
+            </w:r>
+          </w:p>
+        </w:tc>
+        <w:tc>
+          <w:tcPr>
+            <w:tcW w:type="dxa" w:w="1814"/>
+            <w:tcBorders>
+              <w:top w:val="nil"/>
+              <w:left w:val="nil"/>
+              <w:bottom w:val="single" w:sz="8" w:color="12355B" w:space="0"/>
+              <w:right w:val="nil"/>
+            </w:tcBorders>
+          </w:tcPr>
+          <w:p>
+            <w:pPr>
+              <w:spacing w:before="0" w:after="0"/>
+              <w:jc w:val="right"/>
+            </w:pPr>
+            <w:r>
+              <w:rPr>
+                <w:b/>
+                <w:caps/>
+                <w:color w:val="667085"/>
+                <w:sz w:val="14"/>
+              </w:rPr>
+              <w:t>Now</w:t>
+            </w:r>
+          </w:p>
+        </w:tc>
+        <w:tc>
+          <w:tcPr>
+            <w:tcW w:type="dxa" w:w="1361"/>
+            <w:tcBorders>
+              <w:top w:val="nil"/>
+              <w:left w:val="nil"/>
+              <w:bottom w:val="single" w:sz="8" w:color="12355B" w:space="0"/>
+              <w:right w:val="nil"/>
+            </w:tcBorders>
+          </w:tcPr>
+          <w:p>
+            <w:pPr>
+              <w:spacing w:before="0" w:after="0"/>
+              <w:jc w:val="right"/>
+            </w:pPr>
+            <w:r>
+              <w:rPr>
+                <w:b/>
+                <w:caps/>
+                <w:color w:val="667085"/>
+                <w:sz w:val="14"/>
+              </w:rPr>
+              <w:t>3 months ago</w:t>
+            </w:r>
+          </w:p>
+        </w:tc>
+        <w:tc>
+          <w:tcPr>
+            <w:tcW w:type="dxa" w:w="1361"/>
+            <w:tcBorders>
+              <w:top w:val="nil"/>
+              <w:left w:val="nil"/>
+              <w:bottom w:val="single" w:sz="8" w:color="12355B" w:space="0"/>
+              <w:right w:val="nil"/>
+            </w:tcBorders>
+          </w:tcPr>
+          <w:p>
+            <w:pPr>
+              <w:spacing w:before="0" w:after="0"/>
+              <w:jc w:val="right"/>
+            </w:pPr>
+            <w:r>
+              <w:rPr>
+                <w:b/>
+                <w:caps/>
+                <w:color w:val="667085"/>
+                <w:sz w:val="14"/>
+              </w:rPr>
+              <w:t>12 months ago</w:t>
+            </w:r>
+          </w:p>
+        </w:tc>
+        <w:tc>
+          <w:tcPr>
+            <w:tcW w:type="dxa" w:w="1587"/>
+            <w:tcBorders>
+              <w:top w:val="nil"/>
+              <w:left w:val="nil"/>
+              <w:bottom w:val="single" w:sz="8" w:color="12355B" w:space="0"/>
+              <w:right w:val="nil"/>
+            </w:tcBorders>
+          </w:tcPr>
+          <w:p>
+            <w:pPr>
+              <w:spacing w:before="0" w:after="0"/>
+              <w:jc w:val="right"/>
+            </w:pPr>
+            <w:r>
+              <w:rPr>
+                <w:b/>
+                <w:caps/>
+                <w:color w:val="667085"/>
+                <w:sz w:val="14"/>
+              </w:rPr>
+              <w:t>12-month change</w:t>
+            </w:r>
+          </w:p>
+        </w:tc>
+      </w:tr>
+      <w:tr>
+        <w:tc>
+          <w:tcPr>
+            <w:tcW w:type="dxa" w:w="3515"/>
+            <w:tcBorders>
+              <w:top w:val="nil"/>
+              <w:left w:val="nil"/>
+              <w:bottom w:val="single" w:sz="4" w:color="E6EAF0" w:space="0"/>
+              <w:right w:val="nil"/>
+            </w:tcBorders>
+          </w:tcPr>
+          <w:p>
+            <w:pPr>
+              <w:spacing w:before="0" w:after="0"/>
+            </w:pPr>
+            <w:r>
+              <w:rPr>
+                <w:b w:val="0"/>
+                <w:sz w:val="17"/>
+              </w:rPr>
+              <w:t>ECB deposit facility rate</w:t>
+            </w:r>
+          </w:p>
+        </w:tc>
+        <w:tc>
+          <w:tcPr>
+            <w:tcW w:type="dxa" w:w="1814"/>
+            <w:tcBorders>
+              <w:top w:val="nil"/>
+              <w:left w:val="nil"/>
+              <w:bottom w:val="single" w:sz="4" w:color="E6EAF0" w:space="0"/>
+              <w:right w:val="nil"/>
+            </w:tcBorders>
+          </w:tcPr>
+          <w:p>
+            <w:pPr>
+              <w:spacing w:before="0" w:after="0"/>
+              <w:jc w:val="right"/>
+            </w:pPr>
+            <w:r>
+              <w:rPr>
+                <w:b w:val="0"/>
+                <w:sz w:val="17"/>
+              </w:rPr>
+              <w:t>2.50% (2026-09)</w:t>
+            </w:r>
+          </w:p>
+        </w:tc>
+        <w:tc>
+          <w:tcPr>
+            <w:tcW w:type="dxa" w:w="1361"/>
+            <w:tcBorders>
+              <w:top w:val="nil"/>
+              <w:left w:val="nil"/>
+              <w:bottom w:val="single" w:sz="4" w:color="E6EAF0" w:space="0"/>
+              <w:right w:val="nil"/>
+            </w:tcBorders>
+          </w:tcPr>
+          <w:p>
+            <w:pPr>
+              <w:spacing w:before="0" w:after="0"/>
+              <w:jc w:val="right"/>
+            </w:pPr>
+            <w:r>
+              <w:rPr>
+                <w:b w:val="0"/>
+                <w:sz w:val="17"/>
+              </w:rPr>
+              <w:t>2.25%</w:t>
+            </w:r>
+          </w:p>
+        </w:tc>
+        <w:tc>
+          <w:tcPr>
+            <w:tcW w:type="dxa" w:w="1361"/>
+            <w:tcBorders>
+              <w:top w:val="nil"/>
+              <w:left w:val="nil"/>
+              <w:bottom w:val="single" w:sz="4" w:color="E6EAF0" w:space="0"/>
+              <w:right w:val="nil"/>
+            </w:tcBorders>
+          </w:tcPr>
+          <w:p>
+            <w:pPr>
+              <w:spacing w:before="0" w:after="0"/>
+              <w:jc w:val="right"/>
+            </w:pPr>
+            <w:r>
+              <w:rPr>
+                <w:b w:val="0"/>
+                <w:sz w:val="17"/>
+              </w:rPr>
+              <w:t>–</w:t>
+            </w:r>
+          </w:p>
+        </w:tc>
+        <w:tc>
+          <w:tcPr>
+            <w:tcW w:type="dxa" w:w="1587"/>
+            <w:tcBorders>
+              <w:top w:val="nil"/>
+              <w:left w:val="nil"/>
+              <w:bottom w:val="single" w:sz="4" w:color="E6EAF0" w:space="0"/>
+              <w:right w:val="nil"/>
+            </w:tcBorders>
+          </w:tcPr>
+          <w:p>
+            <w:pPr>
+              <w:spacing w:before="0" w:after="0"/>
+              <w:jc w:val="right"/>
+            </w:pPr>
+            <w:r>
+              <w:rPr>
+                <w:b w:val="0"/>
+                <w:sz w:val="17"/>
+              </w:rPr>
+              <w:t>–</w:t>
+            </w:r>
+          </w:p>
+        </w:tc>
+      </w:tr>
+      <w:tr>
+        <w:tc>
+          <w:tcPr>
+            <w:tcW w:type="dxa" w:w="3515"/>
+            <w:tcBorders>
+              <w:top w:val="nil"/>
+              <w:left w:val="nil"/>
+              <w:bottom w:val="single" w:sz="4" w:color="E6EAF0" w:space="0"/>
+              <w:right w:val="nil"/>
+            </w:tcBorders>
+          </w:tcPr>
+          <w:p>
+            <w:pPr>
+              <w:spacing w:before="0" w:after="0"/>
+            </w:pPr>
+            <w:r>
+              <w:rPr>
+                <w:b w:val="0"/>
+                <w:sz w:val="17"/>
+              </w:rPr>
+              <w:t>3-month Euribor</w:t>
+            </w:r>
+          </w:p>
+        </w:tc>
+        <w:tc>
+          <w:tcPr>
+            <w:tcW w:type="dxa" w:w="1814"/>
+            <w:tcBorders>
+              <w:top w:val="nil"/>
+              <w:left w:val="nil"/>
+              <w:bottom w:val="single" w:sz="4" w:color="E6EAF0" w:space="0"/>
+              <w:right w:val="nil"/>
+            </w:tcBorders>
+          </w:tcPr>
+          <w:p>
+            <w:pPr>
+              <w:spacing w:before="0" w:after="0"/>
+              <w:jc w:val="right"/>
+            </w:pPr>
+            <w:r>
+              <w:rPr>
+                <w:b w:val="0"/>
+                <w:sz w:val="17"/>
+              </w:rPr>
+              <w:t>2.64% (2026-09)</w:t>
+            </w:r>
+          </w:p>
+        </w:tc>
+        <w:tc>
+          <w:tcPr>
+            <w:tcW w:type="dxa" w:w="1361"/>
+            <w:tcBorders>
+              <w:top w:val="nil"/>
+              <w:left w:val="nil"/>
+              <w:bottom w:val="single" w:sz="4" w:color="E6EAF0" w:space="0"/>
+              <w:right w:val="nil"/>
+            </w:tcBorders>
+          </w:tcPr>
+          <w:p>
+            <w:pPr>
+              <w:spacing w:before="0" w:after="0"/>
+              <w:jc w:val="right"/>
+            </w:pPr>
+            <w:r>
+              <w:rPr>
+                <w:b w:val="0"/>
+                <w:sz w:val="17"/>
+              </w:rPr>
+              <w:t>2.34%</w:t>
+            </w:r>
+          </w:p>
+        </w:tc>
+        <w:tc>
+          <w:tcPr>
+            <w:tcW w:type="dxa" w:w="1361"/>
+            <w:tcBorders>
+              <w:top w:val="nil"/>
+              <w:left w:val="nil"/>
+              <w:bottom w:val="single" w:sz="4" w:color="E6EAF0" w:space="0"/>
+              <w:right w:val="nil"/>
+            </w:tcBorders>
+          </w:tcPr>
+          <w:p>
+            <w:pPr>
+              <w:spacing w:before="0" w:after="0"/>
+              <w:jc w:val="right"/>
+            </w:pPr>
+            <w:r>
+              <w:rPr>
+                <w:b w:val="0"/>
+                <w:sz w:val="17"/>
+              </w:rPr>
+              <w:t>2.03%</w:t>
+            </w:r>
+          </w:p>
+        </w:tc>
+        <w:tc>
+          <w:tcPr>
+            <w:tcW w:type="dxa" w:w="1587"/>
+            <w:tcBorders>
+              <w:top w:val="nil"/>
+              <w:left w:val="nil"/>
+              <w:bottom w:val="single" w:sz="4" w:color="E6EAF0" w:space="0"/>
+              <w:right w:val="nil"/>
+            </w:tcBorders>
+          </w:tcPr>
+          <w:p>
+            <w:pPr>
+              <w:spacing w:before="0" w:after="0"/>
+              <w:jc w:val="right"/>
+            </w:pPr>
+            <w:r>
+              <w:rPr>
+                <w:b w:val="0"/>
+                <w:sz w:val="17"/>
+              </w:rPr>
+              <w:t>▲ 0.61 p. p.</w:t>
+            </w:r>
+          </w:p>
+        </w:tc>
+      </w:tr>
+      <w:tr>
+        <w:tc>
+          <w:tcPr>
+            <w:tcW w:type="dxa" w:w="3515"/>
+            <w:tcBorders>
+              <w:top w:val="nil"/>
+              <w:left w:val="nil"/>
+              <w:bottom w:val="single" w:sz="4" w:color="E6EAF0" w:space="0"/>
+              <w:right w:val="nil"/>
+            </w:tcBorders>
+          </w:tcPr>
+          <w:p>
+            <w:pPr>
+              <w:spacing w:before="0" w:after="0"/>
+            </w:pPr>
+            <w:r>
+              <w:rPr>
+                <w:b w:val="0"/>
+                <w:sz w:val="17"/>
+              </w:rPr>
+              <w:t>6-month Euribor</w:t>
+            </w:r>
+          </w:p>
+        </w:tc>
+        <w:tc>
+          <w:tcPr>
+            <w:tcW w:type="dxa" w:w="1814"/>
+            <w:tcBorders>
+              <w:top w:val="nil"/>
+              <w:left w:val="nil"/>
+              <w:bottom w:val="single" w:sz="4" w:color="E6EAF0" w:space="0"/>
+              <w:right w:val="nil"/>
+            </w:tcBorders>
+          </w:tcPr>
+          <w:p>
+            <w:pPr>
+              <w:spacing w:before="0" w:after="0"/>
+              <w:jc w:val="right"/>
+            </w:pPr>
+            <w:r>
+              <w:rPr>
+                <w:b w:val="0"/>
+                <w:sz w:val="17"/>
+              </w:rPr>
+              <w:t>2.92% (2026-09)</w:t>
+            </w:r>
+          </w:p>
+        </w:tc>
+        <w:tc>
+          <w:tcPr>
+            <w:tcW w:type="dxa" w:w="1361"/>
+            <w:tcBorders>
+              <w:top w:val="nil"/>
+              <w:left w:val="nil"/>
+              <w:bottom w:val="single" w:sz="4" w:color="E6EAF0" w:space="0"/>
+              <w:right w:val="nil"/>
+            </w:tcBorders>
+          </w:tcPr>
+          <w:p>
+            <w:pPr>
+              <w:spacing w:before="0" w:after="0"/>
+              <w:jc w:val="right"/>
+            </w:pPr>
+            <w:r>
+              <w:rPr>
+                <w:b w:val="0"/>
+                <w:sz w:val="17"/>
+              </w:rPr>
+              <w:t>2.60%</w:t>
+            </w:r>
+          </w:p>
+        </w:tc>
+        <w:tc>
+          <w:tcPr>
+            <w:tcW w:type="dxa" w:w="1361"/>
+            <w:tcBorders>
+              <w:top w:val="nil"/>
+              <w:left w:val="nil"/>
+              <w:bottom w:val="single" w:sz="4" w:color="E6EAF0" w:space="0"/>
+              <w:right w:val="nil"/>
+            </w:tcBorders>
+          </w:tcPr>
+          <w:p>
+            <w:pPr>
+              <w:spacing w:before="0" w:after="0"/>
+              <w:jc w:val="right"/>
+            </w:pPr>
+            <w:r>
+              <w:rPr>
+                <w:b w:val="0"/>
+                <w:sz w:val="17"/>
+              </w:rPr>
+              <w:t>2.10%</w:t>
+            </w:r>
+          </w:p>
+        </w:tc>
+        <w:tc>
+          <w:tcPr>
+            <w:tcW w:type="dxa" w:w="1587"/>
+            <w:tcBorders>
+              <w:top w:val="nil"/>
+              <w:left w:val="nil"/>
+              <w:bottom w:val="single" w:sz="4" w:color="E6EAF0" w:space="0"/>
+              <w:right w:val="nil"/>
+            </w:tcBorders>
+          </w:tcPr>
+          <w:p>
+            <w:pPr>
+              <w:spacing w:before="0" w:after="0"/>
+              <w:jc w:val="right"/>
+            </w:pPr>
+            <w:r>
+              <w:rPr>
+                <w:b w:val="0"/>
+                <w:sz w:val="17"/>
+              </w:rPr>
+              <w:t>▲ 0.82 p. p.</w:t>
+            </w:r>
+          </w:p>
+        </w:tc>
+      </w:tr>
+      <w:tr>
+        <w:tc>
+          <w:tcPr>
+            <w:tcW w:type="dxa" w:w="3515"/>
+            <w:tcBorders>
+              <w:top w:val="nil"/>
+              <w:left w:val="nil"/>
+              <w:bottom w:val="single" w:sz="4" w:color="E6EAF0" w:space="0"/>
+              <w:right w:val="nil"/>
+            </w:tcBorders>
+          </w:tcPr>
+          <w:p>
+            <w:pPr>
+              <w:spacing w:before="0" w:after="0"/>
+            </w:pPr>
+            <w:r>
+              <w:rPr>
+                <w:b w:val="0"/>
+                <w:sz w:val="17"/>
+              </w:rPr>
+              <w:t>12-month Euribor</w:t>
+            </w:r>
+          </w:p>
+        </w:tc>
+        <w:tc>
+          <w:tcPr>
+            <w:tcW w:type="dxa" w:w="1814"/>
+            <w:tcBorders>
+              <w:top w:val="nil"/>
+              <w:left w:val="nil"/>
+              <w:bottom w:val="single" w:sz="4" w:color="E6EAF0" w:space="0"/>
+              <w:right w:val="nil"/>
+            </w:tcBorders>
+          </w:tcPr>
+          <w:p>
+            <w:pPr>
+              <w:spacing w:before="0" w:after="0"/>
+              <w:jc w:val="right"/>
+            </w:pPr>
+            <w:r>
+              <w:rPr>
+                <w:b w:val="0"/>
+                <w:sz w:val="17"/>
+              </w:rPr>
+              <w:t>3.25% (2026-09)</w:t>
+            </w:r>
+          </w:p>
+        </w:tc>
+        <w:tc>
+          <w:tcPr>
+            <w:tcW w:type="dxa" w:w="1361"/>
+            <w:tcBorders>
+              <w:top w:val="nil"/>
+              <w:left w:val="nil"/>
+              <w:bottom w:val="single" w:sz="4" w:color="E6EAF0" w:space="0"/>
+              <w:right w:val="nil"/>
+            </w:tcBorders>
+          </w:tcPr>
+          <w:p>
+            <w:pPr>
+              <w:spacing w:before="0" w:after="0"/>
+              <w:jc w:val="right"/>
+            </w:pPr>
+            <w:r>
+              <w:rPr>
+                <w:b w:val="0"/>
+                <w:sz w:val="17"/>
+              </w:rPr>
+              <w:t>2.80%</w:t>
+            </w:r>
+          </w:p>
+        </w:tc>
+        <w:tc>
+          <w:tcPr>
+            <w:tcW w:type="dxa" w:w="1361"/>
+            <w:tcBorders>
+              <w:top w:val="nil"/>
+              <w:left w:val="nil"/>
+              <w:bottom w:val="single" w:sz="4" w:color="E6EAF0" w:space="0"/>
+              <w:right w:val="nil"/>
+            </w:tcBorders>
+          </w:tcPr>
+          <w:p>
+            <w:pPr>
+              <w:spacing w:before="0" w:after="0"/>
+              <w:jc w:val="right"/>
+            </w:pPr>
+            <w:r>
+              <w:rPr>
+                <w:b w:val="0"/>
+                <w:sz w:val="17"/>
+              </w:rPr>
+              <w:t>2.17%</w:t>
+            </w:r>
+          </w:p>
+        </w:tc>
+        <w:tc>
+          <w:tcPr>
+            <w:tcW w:type="dxa" w:w="1587"/>
+            <w:tcBorders>
+              <w:top w:val="nil"/>
+              <w:left w:val="nil"/>
+              <w:bottom w:val="single" w:sz="4" w:color="E6EAF0" w:space="0"/>
+              <w:right w:val="nil"/>
+            </w:tcBorders>
+          </w:tcPr>
+          <w:p>
+            <w:pPr>
+              <w:spacing w:before="0" w:after="0"/>
+              <w:jc w:val="right"/>
+            </w:pPr>
+            <w:r>
+              <w:rPr>
+                <w:b w:val="0"/>
+                <w:sz w:val="17"/>
+              </w:rPr>
+              <w:t>▲ 1.08 p. p.</w:t>
+            </w:r>
+          </w:p>
+        </w:tc>
+      </w:tr>
+      <w:tr>
+        <w:tc>
+          <w:tcPr>
+            <w:tcW w:type="dxa" w:w="3515"/>
+            <w:tcBorders>
+              <w:top w:val="nil"/>
+              <w:left w:val="nil"/>
+              <w:bottom w:val="single" w:sz="4" w:color="E6EAF0" w:space="0"/>
+              <w:right w:val="nil"/>
+            </w:tcBorders>
+          </w:tcPr>
+          <w:p>
+            <w:pPr>
+              <w:spacing w:before="0" w:after="0"/>
+            </w:pPr>
+            <w:r>
+              <w:rPr>
+                <w:b w:val="0"/>
+                <w:sz w:val="17"/>
+              </w:rPr>
+              <w:t>Euro area AAA government 10-year yield</w:t>
+            </w:r>
+          </w:p>
+        </w:tc>
+        <w:tc>
+          <w:tcPr>
+            <w:tcW w:type="dxa" w:w="1814"/>
+            <w:tcBorders>
+              <w:top w:val="nil"/>
+              <w:left w:val="nil"/>
+              <w:bottom w:val="single" w:sz="4" w:color="E6EAF0" w:space="0"/>
+              <w:right w:val="nil"/>
+            </w:tcBorders>
+          </w:tcPr>
+          <w:p>
+            <w:pPr>
+              <w:spacing w:before="0" w:after="0"/>
+              <w:jc w:val="right"/>
+            </w:pPr>
+            <w:r>
+              <w:rPr>
+                <w:b w:val="0"/>
+                <w:sz w:val="17"/>
+              </w:rPr>
+              <w:t>3.43% (2026-10)</w:t>
+            </w:r>
+          </w:p>
+        </w:tc>
+        <w:tc>
+          <w:tcPr>
+            <w:tcW w:type="dxa" w:w="1361"/>
+            <w:tcBorders>
+              <w:top w:val="nil"/>
+              <w:left w:val="nil"/>
+              <w:bottom w:val="single" w:sz="4" w:color="E6EAF0" w:space="0"/>
+              <w:right w:val="nil"/>
+            </w:tcBorders>
+          </w:tcPr>
+          <w:p>
+            <w:pPr>
+              <w:spacing w:before="0" w:after="0"/>
+              <w:jc w:val="right"/>
+            </w:pPr>
+            <w:r>
+              <w:rPr>
+                <w:b w:val="0"/>
+                <w:sz w:val="17"/>
+              </w:rPr>
+              <w:t>3.23%</w:t>
+            </w:r>
+          </w:p>
+        </w:tc>
+        <w:tc>
+          <w:tcPr>
+            <w:tcW w:type="dxa" w:w="1361"/>
+            <w:tcBorders>
+              <w:top w:val="nil"/>
+              <w:left w:val="nil"/>
+              <w:bottom w:val="single" w:sz="4" w:color="E6EAF0" w:space="0"/>
+              <w:right w:val="nil"/>
+            </w:tcBorders>
+          </w:tcPr>
+          <w:p>
+            <w:pPr>
+              <w:spacing w:before="0" w:after="0"/>
+              <w:jc w:val="right"/>
+            </w:pPr>
+            <w:r>
+              <w:rPr>
+                <w:b w:val="0"/>
+                <w:sz w:val="17"/>
+              </w:rPr>
+              <w:t>2.72%</w:t>
+            </w:r>
+          </w:p>
+        </w:tc>
+        <w:tc>
+          <w:tcPr>
+            <w:tcW w:type="dxa" w:w="1587"/>
+            <w:tcBorders>
+              <w:top w:val="nil"/>
+              <w:left w:val="nil"/>
+              <w:bottom w:val="single" w:sz="4" w:color="E6EAF0" w:space="0"/>
+              <w:right w:val="nil"/>
+            </w:tcBorders>
+          </w:tcPr>
+          <w:p>
+            <w:pPr>
+              <w:spacing w:before="0" w:after="0"/>
+              <w:jc w:val="right"/>
+            </w:pPr>
+            <w:r>
+              <w:rPr>
+                <w:b w:val="0"/>
+                <w:sz w:val="17"/>
+              </w:rPr>
+              <w:t>▲ 0.71 p. p.</w:t>
+            </w:r>
+          </w:p>
+        </w:tc>
+      </w:tr>
+      <w:tr>
+        <w:tc>
+          <w:tcPr>
+            <w:tcW w:type="dxa" w:w="3515"/>
+            <w:tcBorders>
+              <w:top w:val="nil"/>
+              <w:left w:val="nil"/>
+              <w:bottom w:val="single" w:sz="4" w:color="E6EAF0" w:space="0"/>
+              <w:right w:val="nil"/>
+            </w:tcBorders>
+          </w:tcPr>
+          <w:p>
+            <w:pPr>
+              <w:spacing w:before="0" w:after="0"/>
+            </w:pPr>
+            <w:r>
+              <w:rPr>
+                <w:b w:val="0"/>
+                <w:sz w:val="17"/>
+              </w:rPr>
+              <w:t>Euro area inflation (HICP, annual)</w:t>
+            </w:r>
+          </w:p>
+        </w:tc>
+        <w:tc>
+          <w:tcPr>
+            <w:tcW w:type="dxa" w:w="1814"/>
+            <w:tcBorders>
+              <w:top w:val="nil"/>
+              <w:left w:val="nil"/>
+              <w:bottom w:val="single" w:sz="4" w:color="E6EAF0" w:space="0"/>
+              <w:right w:val="nil"/>
+            </w:tcBorders>
+          </w:tcPr>
+          <w:p>
+            <w:pPr>
+              <w:spacing w:before="0" w:after="0"/>
+              <w:jc w:val="right"/>
+            </w:pPr>
+            <w:r>
+              <w:rPr>
+                <w:b w:val="0"/>
+                <w:sz w:val="17"/>
+              </w:rPr>
+              <w:t>1.90% (2025-12)</w:t>
+            </w:r>
+          </w:p>
+        </w:tc>
+        <w:tc>
+          <w:tcPr>
+            <w:tcW w:type="dxa" w:w="1361"/>
+            <w:tcBorders>
+              <w:top w:val="nil"/>
+              <w:left w:val="nil"/>
+              <w:bottom w:val="single" w:sz="4" w:color="E6EAF0" w:space="0"/>
+              <w:right w:val="nil"/>
+            </w:tcBorders>
+          </w:tcPr>
+          <w:p>
+            <w:pPr>
+              <w:spacing w:before="0" w:after="0"/>
+              <w:jc w:val="right"/>
+            </w:pPr>
+            <w:r>
+              <w:rPr>
+                <w:b w:val="0"/>
+                <w:sz w:val="17"/>
+              </w:rPr>
+              <w:t>2.20%</w:t>
+            </w:r>
+          </w:p>
+        </w:tc>
+        <w:tc>
+          <w:tcPr>
+            <w:tcW w:type="dxa" w:w="1361"/>
+            <w:tcBorders>
+              <w:top w:val="nil"/>
+              <w:left w:val="nil"/>
+              <w:bottom w:val="single" w:sz="4" w:color="E6EAF0" w:space="0"/>
+              <w:right w:val="nil"/>
+            </w:tcBorders>
+          </w:tcPr>
+          <w:p>
+            <w:pPr>
+              <w:spacing w:before="0" w:after="0"/>
+              <w:jc w:val="right"/>
+            </w:pPr>
+            <w:r>
+              <w:rPr>
+                <w:b w:val="0"/>
+                <w:sz w:val="17"/>
+              </w:rPr>
+              <w:t>2.40%</w:t>
+            </w:r>
+          </w:p>
+        </w:tc>
+        <w:tc>
+          <w:tcPr>
+            <w:tcW w:type="dxa" w:w="1587"/>
+            <w:tcBorders>
+              <w:top w:val="nil"/>
+              <w:left w:val="nil"/>
+              <w:bottom w:val="single" w:sz="4" w:color="E6EAF0" w:space="0"/>
+              <w:right w:val="nil"/>
+            </w:tcBorders>
+          </w:tcPr>
+          <w:p>
+            <w:pPr>
+              <w:spacing w:before="0" w:after="0"/>
+              <w:jc w:val="right"/>
+            </w:pPr>
+            <w:r>
+              <w:rPr>
+                <w:b w:val="0"/>
+                <w:sz w:val="17"/>
+              </w:rPr>
+              <w:t>▼ 0.50 p. p.</w:t>
+            </w:r>
+          </w:p>
+        </w:tc>
+      </w:tr>
+    </w:tbl>
+    <w:p>
+      <w:pPr>
+        <w:spacing w:before="0" w:after="40"/>
+      </w:pPr>
+    </w:p>
+    <w:p>
+      <w:pPr>
+        <w:spacing w:before="40" w:after="60"/>
+      </w:pPr>
+      <w:r>
+        <w:rPr>
+          <w:b w:val="0"/>
+          <w:color w:val="667085"/>
+          <w:sz w:val="16"/>
+        </w:rPr>
+        <w:t>Euro area rates and inflation (ECB data, end-of-month value; Euribor and inflation – monthly average). Relevant for floating-rate and reset bonds and refinancing costs.</w:t>
+      </w:r>
+    </w:p>
+    <w:p>
+      <w:pPr>
+        <w:keepNext/>
+        <w:pBdr>
+          <w:bottom w:val="single" w:sz="8" w:color="12355B" w:space="4"/>
         </w:pBdr>
         <w:tabs>
           <w:tab w:pos="482" w:val="left"/>
@@ -4197,7 +5383,7 @@
       <w:r>
         <w:rPr>
           <w:b/>
-          <w:color w:val="1F4E79"/>
+          <w:color w:val="12355B"/>
           <w:sz w:val="28"/>
         </w:rPr>
         <w:t>In the press</w:t>
@@ -4210,7 +5396,7 @@
       <w:r>
         <w:rPr>
           <w:b w:val="0"/>
-          <w:color w:val="5F6B7A"/>
+          <w:color w:val="667085"/>
           <w:sz w:val="18"/>
         </w:rPr>
         <w:t>No news about the issuer found in this period.</w:t>
@@ -4220,7 +5406,7 @@
       <w:pPr>
         <w:keepNext/>
         <w:pBdr>
-          <w:bottom w:val="single" w:sz="8" w:color="1F4E79" w:space="4"/>
+          <w:bottom w:val="single" w:sz="8" w:color="12355B" w:space="4"/>
         </w:pBdr>
         <w:tabs>
           <w:tab w:pos="482" w:val="left"/>
@@ -4239,7 +5425,7 @@
       <w:r>
         <w:rPr>
           <w:b/>
-          <w:color w:val="1F4E79"/>
+          <w:color w:val="12355B"/>
           <w:sz w:val="28"/>
         </w:rPr>
         <w:t>ESG report</w:t>
@@ -4248,7 +5434,7 @@
     <w:p>
       <w:pPr>
         <w:keepNext/>
-        <w:shd w:val="clear" w:color="auto" w:fill="EAF1F8"/>
+        <w:shd w:val="clear" w:color="auto" w:fill="EEF3F8"/>
         <w:spacing w:before="200" w:after="80"/>
         <w:ind w:left="85"/>
       </w:pPr>
@@ -4256,7 +5442,7 @@
         <w:rPr>
           <w:b/>
           <w:caps/>
-          <w:color w:val="1F4E79"/>
+          <w:color w:val="12355B"/>
           <w:sz w:val="19"/>
         </w:rPr>
         <w:t>Exclusionary screening (companies)</w:t>
@@ -4329,7 +5515,7 @@
             <w:r>
               <w:rPr>
                 <w:b/>
-                <w:color w:val="1A1A1A"/>
+                <w:color w:val="1B2430"/>
                 <w:sz w:val="19"/>
               </w:rPr>
               <w:t>Yes, the company is not involved in excluded sectors: controversial and nuclear weapons, tobacco, gambling and restricted sectors in fossil fuel</w:t>
@@ -4346,7 +5532,7 @@
             <w:r>
               <w:rPr>
                 <w:b w:val="0"/>
-                <w:color w:val="5F6B7A"/>
+                <w:color w:val="667085"/>
                 <w:sz w:val="18"/>
               </w:rPr>
               <w:t>•</w:t>
@@ -4372,7 +5558,7 @@
             <w:r>
               <w:rPr>
                 <w:b w:val="0"/>
-                <w:color w:val="5F6B7A"/>
+                <w:color w:val="667085"/>
                 <w:sz w:val="18"/>
               </w:rPr>
               <w:t>•</w:t>
@@ -4475,7 +5661,7 @@
             <w:r>
               <w:rPr>
                 <w:b/>
-                <w:color w:val="1A1A1A"/>
+                <w:color w:val="1B2430"/>
                 <w:sz w:val="19"/>
               </w:rPr>
               <w:t>Yes, the company does not have red flag/signal related to controversies based on UN Global Compact, OECD Guidelines for Multinational Enterprises or any other relevant principles/standards</w:t>
@@ -4492,7 +5678,7 @@
             <w:r>
               <w:rPr>
                 <w:b w:val="0"/>
-                <w:color w:val="5F6B7A"/>
+                <w:color w:val="667085"/>
                 <w:sz w:val="18"/>
               </w:rPr>
               <w:t>•</w:t>
@@ -4577,7 +5763,7 @@
             <w:r>
               <w:rPr>
                 <w:b/>
-                <w:color w:val="1A1A1A"/>
+                <w:color w:val="1B2430"/>
                 <w:sz w:val="19"/>
               </w:rPr>
               <w:t>Yes, the company is not in the list of sanctions (add a screenshot)</w:t>
@@ -4594,7 +5780,7 @@
             <w:r>
               <w:rPr>
                 <w:b w:val="0"/>
-                <w:color w:val="5F6B7A"/>
+                <w:color w:val="667085"/>
                 <w:sz w:val="18"/>
               </w:rPr>
               <w:t>•</w:t>
@@ -4679,7 +5865,7 @@
             <w:r>
               <w:rPr>
                 <w:b/>
-                <w:color w:val="1A1A1A"/>
+                <w:color w:val="1B2430"/>
                 <w:sz w:val="19"/>
               </w:rPr>
               <w:t>Yes, issues were not identified from adverse media checks (add a screenshot)</w:t>
@@ -4696,7 +5882,7 @@
             <w:r>
               <w:rPr>
                 <w:b w:val="0"/>
-                <w:color w:val="5F6B7A"/>
+                <w:color w:val="667085"/>
                 <w:sz w:val="18"/>
               </w:rPr>
               <w:t>•</w:t>
@@ -4722,7 +5908,7 @@
             <w:r>
               <w:rPr>
                 <w:b w:val="0"/>
-                <w:color w:val="5F6B7A"/>
+                <w:color w:val="667085"/>
                 <w:sz w:val="18"/>
               </w:rPr>
               <w:t>•</w:t>
@@ -4768,7 +5954,7 @@
     <w:p>
       <w:pPr>
         <w:keepNext/>
-        <w:shd w:val="clear" w:color="auto" w:fill="EAF1F8"/>
+        <w:shd w:val="clear" w:color="auto" w:fill="EEF3F8"/>
         <w:spacing w:before="200" w:after="80"/>
         <w:ind w:left="85"/>
       </w:pPr>
@@ -4776,7 +5962,7 @@
         <w:rPr>
           <w:b/>
           <w:caps/>
-          <w:color w:val="1F4E79"/>
+          <w:color w:val="12355B"/>
           <w:sz w:val="19"/>
         </w:rPr>
         <w:t>ESG integration and positive screening (positive answers imply higher allocation)</w:t>
@@ -4849,7 +6035,7 @@
             <w:r>
               <w:rPr>
                 <w:b/>
-                <w:color w:val="1A1A1A"/>
+                <w:color w:val="1B2430"/>
                 <w:sz w:val="19"/>
               </w:rPr>
               <w:t>Yes, the company is promoting environmental or social characteristics (activities, ESG policy, good ESG rating, etc)</w:t>
@@ -4866,7 +6052,7 @@
             <w:r>
               <w:rPr>
                 <w:b w:val="0"/>
-                <w:color w:val="5F6B7A"/>
+                <w:color w:val="667085"/>
                 <w:sz w:val="18"/>
               </w:rPr>
               <w:t>•</w:t>
@@ -4892,7 +6078,7 @@
             <w:r>
               <w:rPr>
                 <w:b w:val="0"/>
-                <w:color w:val="5F6B7A"/>
+                <w:color w:val="667085"/>
                 <w:sz w:val="18"/>
               </w:rPr>
               <w:t>•</w:t>
@@ -4906,14 +6092,14 @@
               </w:rPr>
               <w:t>New links with Estonia, Sweden and Germany planned</w:t>
             </w:r>
-            <w:hyperlink r:id="rId26">
+            <w:hyperlink r:id="rId29">
               <w:r>
                 <w:rPr>
                   <w:color w:val="2A78D6"/>
                   <w:vertAlign w:val="superscript"/>
                   <w:sz w:val="15"/>
                 </w:rPr>
-                <w:t xml:space="preserve">17</w:t>
+                <w:t xml:space="preserve">20</w:t>
               </w:r>
             </w:hyperlink>
             <w:r>
@@ -4923,14 +6109,14 @@
               </w:rPr>
               <w:t>,</w:t>
             </w:r>
-            <w:hyperlink r:id="rId27">
+            <w:hyperlink r:id="rId30">
               <w:r>
                 <w:rPr>
                   <w:color w:val="2A78D6"/>
                   <w:vertAlign w:val="superscript"/>
                   <w:sz w:val="15"/>
                 </w:rPr>
-                <w:t xml:space="preserve">18</w:t>
+                <w:t xml:space="preserve">21</w:t>
               </w:r>
             </w:hyperlink>
             <w:r>
@@ -5012,7 +6198,7 @@
             <w:r>
               <w:rPr>
                 <w:b/>
-                <w:color w:val="1A1A1A"/>
+                <w:color w:val="1B2430"/>
                 <w:sz w:val="19"/>
               </w:rPr>
               <w:t>Yes, the activities of the company or it’s strategy is aligned with the taxonomy and/or Paris agreement targets (e.g. net zero commitment)</w:t>
@@ -5029,7 +6215,7 @@
             <w:r>
               <w:rPr>
                 <w:b w:val="0"/>
-                <w:color w:val="5F6B7A"/>
+                <w:color w:val="667085"/>
                 <w:sz w:val="18"/>
               </w:rPr>
               <w:t>•</w:t>
@@ -5055,7 +6241,7 @@
             <w:r>
               <w:rPr>
                 <w:b w:val="0"/>
-                <w:color w:val="5F6B7A"/>
+                <w:color w:val="667085"/>
                 <w:sz w:val="18"/>
               </w:rPr>
               <w:t>•</w:t>
@@ -5175,7 +6361,7 @@
             <w:r>
               <w:rPr>
                 <w:b/>
-                <w:color w:val="1A1A1A"/>
+                <w:color w:val="1B2430"/>
                 <w:sz w:val="19"/>
               </w:rPr>
               <w:t>Yes, the company does not have yellow flag/signal related to controversies based on UN Global Compact or any other relevant principles/standards</w:t>
@@ -5192,7 +6378,7 @@
             <w:r>
               <w:rPr>
                 <w:b w:val="0"/>
-                <w:color w:val="5F6B7A"/>
+                <w:color w:val="667085"/>
                 <w:sz w:val="18"/>
               </w:rPr>
               <w:t>•</w:t>
@@ -5218,7 +6404,7 @@
             <w:r>
               <w:rPr>
                 <w:b w:val="0"/>
-                <w:color w:val="5F6B7A"/>
+                <w:color w:val="667085"/>
                 <w:sz w:val="18"/>
               </w:rPr>
               <w:t>•</w:t>
@@ -5232,14 +6418,14 @@
               </w:rPr>
               <w:t>Board appointments follow open competitions</w:t>
             </w:r>
-            <w:hyperlink r:id="rId26">
+            <w:hyperlink r:id="rId29">
               <w:r>
                 <w:rPr>
                   <w:color w:val="2A78D6"/>
                   <w:vertAlign w:val="superscript"/>
                   <w:sz w:val="15"/>
                 </w:rPr>
-                <w:t xml:space="preserve">19</w:t>
+                <w:t xml:space="preserve">22</w:t>
               </w:r>
             </w:hyperlink>
             <w:r>
@@ -5321,7 +6507,7 @@
             <w:r>
               <w:rPr>
                 <w:b/>
-                <w:color w:val="1A1A1A"/>
+                <w:color w:val="1B2430"/>
                 <w:sz w:val="19"/>
               </w:rPr>
               <w:t>Yes, the company fulfills the expectations from SEB thematic and sector policies</w:t>
@@ -5351,7 +6537,7 @@
             <w:r>
               <w:rPr>
                 <w:b w:val="0"/>
-                <w:color w:val="5F6B7A"/>
+                <w:color w:val="667085"/>
                 <w:sz w:val="18"/>
               </w:rPr>
               <w:t>•</w:t>
@@ -5365,14 +6551,14 @@
               </w:rPr>
               <w:t>The Electricity &amp; Renewable Energy policy</w:t>
             </w:r>
-            <w:hyperlink r:id="rId28">
+            <w:hyperlink r:id="rId31">
               <w:r>
                 <w:rPr>
                   <w:color w:val="2A78D6"/>
                   <w:vertAlign w:val="superscript"/>
                   <w:sz w:val="15"/>
                 </w:rPr>
-                <w:t xml:space="preserve">20</w:t>
+                <w:t xml:space="preserve">23</w:t>
               </w:r>
             </w:hyperlink>
             <w:r>
@@ -5408,7 +6594,7 @@
             <w:r>
               <w:rPr>
                 <w:b w:val="0"/>
-                <w:color w:val="5F6B7A"/>
+                <w:color w:val="667085"/>
                 <w:sz w:val="18"/>
               </w:rPr>
               <w:t>•</w:t>
@@ -5429,7 +6615,7 @@
                   <w:vertAlign w:val="superscript"/>
                   <w:sz w:val="15"/>
                 </w:rPr>
-                <w:t xml:space="preserve">21</w:t>
+                <w:t xml:space="preserve">24</w:t>
               </w:r>
             </w:hyperlink>
             <w:r>
@@ -5459,7 +6645,7 @@
     <w:p>
       <w:pPr>
         <w:keepNext/>
-        <w:shd w:val="clear" w:color="auto" w:fill="EAF1F8"/>
+        <w:shd w:val="clear" w:color="auto" w:fill="EEF3F8"/>
         <w:spacing w:before="200" w:after="80"/>
         <w:ind w:left="85"/>
       </w:pPr>
@@ -5467,7 +6653,7 @@
         <w:rPr>
           <w:b/>
           <w:caps/>
-          <w:color w:val="1F4E79"/>
+          <w:color w:val="12355B"/>
           <w:sz w:val="19"/>
         </w:rPr>
         <w:t>Engagement</w:t>
@@ -5540,7 +6726,7 @@
             <w:r>
               <w:rPr>
                 <w:b/>
-                <w:color w:val="1A1A1A"/>
+                <w:color w:val="1B2430"/>
                 <w:sz w:val="19"/>
               </w:rPr>
               <w:t>Is there a need for pro-active engagement with the company?</w:t>
@@ -5557,7 +6743,7 @@
             <w:r>
               <w:rPr>
                 <w:b w:val="0"/>
-                <w:color w:val="5F6B7A"/>
+                <w:color w:val="667085"/>
                 <w:sz w:val="18"/>
               </w:rPr>
               <w:t>•</w:t>
@@ -5590,7 +6776,7 @@
     <w:p>
       <w:pPr>
         <w:keepNext/>
-        <w:shd w:val="clear" w:color="auto" w:fill="EAF1F8"/>
+        <w:shd w:val="clear" w:color="auto" w:fill="EEF3F8"/>
         <w:spacing w:before="200" w:after="80"/>
         <w:ind w:left="85"/>
       </w:pPr>
@@ -5598,7 +6784,7 @@
         <w:rPr>
           <w:b/>
           <w:caps/>
-          <w:color w:val="1F4E79"/>
+          <w:color w:val="12355B"/>
           <w:sz w:val="19"/>
         </w:rPr>
         <w:t>Indicators</w:t>
@@ -5671,7 +6857,7 @@
             <w:r>
               <w:rPr>
                 <w:b/>
-                <w:color w:val="1A1A1A"/>
+                <w:color w:val="1B2430"/>
                 <w:sz w:val="19"/>
               </w:rPr>
               <w:t>Yes, the indicators of the company support the targets of sustainability and PAI indicators followed by the Fund</w:t>
@@ -5688,7 +6874,7 @@
             <w:r>
               <w:rPr>
                 <w:b w:val="0"/>
-                <w:color w:val="5F6B7A"/>
+                <w:color w:val="667085"/>
                 <w:sz w:val="18"/>
               </w:rPr>
               <w:t>•</w:t>
@@ -5714,7 +6900,7 @@
             <w:r>
               <w:rPr>
                 <w:b w:val="0"/>
-                <w:color w:val="5F6B7A"/>
+                <w:color w:val="667085"/>
                 <w:sz w:val="18"/>
               </w:rPr>
               <w:t>•</w:t>
@@ -5735,7 +6921,7 @@
                   <w:vertAlign w:val="superscript"/>
                   <w:sz w:val="15"/>
                 </w:rPr>
-                <w:t xml:space="preserve">22</w:t>
+                <w:t xml:space="preserve">25</w:t>
               </w:r>
             </w:hyperlink>
             <w:r>
@@ -5788,7 +6974,7 @@
       <w:r>
         <w:rPr>
           <w:b w:val="0"/>
-          <w:color w:val="5F6B7A"/>
+          <w:color w:val="667085"/>
           <w:sz w:val="16"/>
         </w:rPr>
         <w:t>SEB policies applied: Policy on Sustainability Considerations in Investments (SEB AB); Electricity &amp; Renewable Energy sector policy; Environmental Policy on Climate, Nature and Water (thematic); Social and Human Rights Policy (thematic); Governance expectations in sector policies (anti-corruption, tax, reporting)</w:t>
@@ -5798,7 +6984,7 @@
       <w:pPr>
         <w:keepNext/>
         <w:pBdr>
-          <w:bottom w:val="single" w:sz="8" w:color="1F4E79" w:space="4"/>
+          <w:bottom w:val="single" w:sz="8" w:color="12355B" w:space="4"/>
         </w:pBdr>
         <w:tabs>
           <w:tab w:pos="482" w:val="left"/>
@@ -5817,7 +7003,7 @@
       <w:r>
         <w:rPr>
           <w:b/>
-          <w:color w:val="1F4E79"/>
+          <w:color w:val="12355B"/>
           <w:sz w:val="28"/>
         </w:rPr>
         <w:t>Sources</w:t>
@@ -5834,7 +7020,7 @@
       <w:r>
         <w:rPr>
           <w:b w:val="0"/>
-          <w:color w:val="5F6B7A"/>
+          <w:color w:val="667085"/>
           <w:sz w:val="17"/>
         </w:rPr>
         <w:t>1.</w:t>
@@ -5861,7 +7047,7 @@
       <w:r>
         <w:rPr>
           <w:b w:val="0"/>
-          <w:color w:val="5F6B7A"/>
+          <w:color w:val="667085"/>
           <w:sz w:val="17"/>
         </w:rPr>
         <w:t>2.</w:t>
@@ -5888,7 +7074,7 @@
       <w:r>
         <w:rPr>
           <w:b w:val="0"/>
-          <w:color w:val="5F6B7A"/>
+          <w:color w:val="667085"/>
           <w:sz w:val="17"/>
         </w:rPr>
         <w:t>3.</w:t>
@@ -5915,7 +7101,7 @@
       <w:r>
         <w:rPr>
           <w:b w:val="0"/>
-          <w:color w:val="5F6B7A"/>
+          <w:color w:val="667085"/>
           <w:sz w:val="17"/>
         </w:rPr>
         <w:t>4.</w:t>
@@ -5942,7 +7128,7 @@
       <w:r>
         <w:rPr>
           <w:b w:val="0"/>
-          <w:color w:val="5F6B7A"/>
+          <w:color w:val="667085"/>
           <w:sz w:val="17"/>
         </w:rPr>
         <w:t>5.</w:t>
@@ -5969,7 +7155,7 @@
       <w:r>
         <w:rPr>
           <w:b w:val="0"/>
-          <w:color w:val="5F6B7A"/>
+          <w:color w:val="667085"/>
           <w:sz w:val="17"/>
         </w:rPr>
         <w:t>6.</w:t>
@@ -5996,7 +7182,7 @@
       <w:r>
         <w:rPr>
           <w:b w:val="0"/>
-          <w:color w:val="5F6B7A"/>
+          <w:color w:val="667085"/>
           <w:sz w:val="17"/>
         </w:rPr>
         <w:t>7.</w:t>
@@ -6023,7 +7209,7 @@
       <w:r>
         <w:rPr>
           <w:b w:val="0"/>
-          <w:color w:val="5F6B7A"/>
+          <w:color w:val="667085"/>
           <w:sz w:val="17"/>
         </w:rPr>
         <w:t>8.</w:t>
@@ -6050,7 +7236,7 @@
       <w:r>
         <w:rPr>
           <w:b w:val="0"/>
-          <w:color w:val="5F6B7A"/>
+          <w:color w:val="667085"/>
           <w:sz w:val="17"/>
         </w:rPr>
         <w:t>9.</w:t>
@@ -6077,7 +7263,7 @@
       <w:r>
         <w:rPr>
           <w:b w:val="0"/>
-          <w:color w:val="5F6B7A"/>
+          <w:color w:val="667085"/>
           <w:sz w:val="17"/>
         </w:rPr>
         <w:t>10.</w:t>
@@ -6104,7 +7290,7 @@
       <w:r>
         <w:rPr>
           <w:b w:val="0"/>
-          <w:color w:val="5F6B7A"/>
+          <w:color w:val="667085"/>
           <w:sz w:val="17"/>
         </w:rPr>
         <w:t>11.</w:t>
@@ -6131,7 +7317,7 @@
       <w:r>
         <w:rPr>
           <w:b w:val="0"/>
-          <w:color w:val="5F6B7A"/>
+          <w:color w:val="667085"/>
           <w:sz w:val="17"/>
         </w:rPr>
         <w:t>12.</w:t>
@@ -6158,7 +7344,7 @@
       <w:r>
         <w:rPr>
           <w:b w:val="0"/>
-          <w:color w:val="5F6B7A"/>
+          <w:color w:val="667085"/>
           <w:sz w:val="17"/>
         </w:rPr>
         <w:t>13.</w:t>
@@ -6185,7 +7371,7 @@
       <w:r>
         <w:rPr>
           <w:b w:val="0"/>
-          <w:color w:val="5F6B7A"/>
+          <w:color w:val="667085"/>
           <w:sz w:val="17"/>
         </w:rPr>
         <w:t>14.</w:t>
@@ -6212,7 +7398,7 @@
       <w:r>
         <w:rPr>
           <w:b w:val="0"/>
-          <w:color w:val="5F6B7A"/>
+          <w:color w:val="667085"/>
           <w:sz w:val="17"/>
         </w:rPr>
         <w:t>15.</w:t>
@@ -6239,7 +7425,7 @@
       <w:r>
         <w:rPr>
           <w:b w:val="0"/>
-          <w:color w:val="5F6B7A"/>
+          <w:color w:val="667085"/>
           <w:sz w:val="17"/>
         </w:rPr>
         <w:t>16.</w:t>
@@ -6266,13 +7452,94 @@
       <w:r>
         <w:rPr>
           <w:b w:val="0"/>
-          <w:color w:val="5F6B7A"/>
+          <w:color w:val="667085"/>
           <w:sz w:val="17"/>
         </w:rPr>
         <w:t>17.</w:t>
         <w:tab/>
       </w:r>
       <w:hyperlink r:id="rId26">
+        <w:r>
+          <w:rPr>
+            <w:color w:val="2A78D6"/>
+            <w:sz w:val="17"/>
+          </w:rPr>
+          <w:t xml:space="preserve">AST - Condensed interim financial statements 6M 2026 (unaudited), p. 8, 2026</w:t>
+        </w:r>
+      </w:hyperlink>
+    </w:p>
+    <w:p>
+      <w:pPr>
+        <w:tabs>
+          <w:tab w:pos="397" w:val="left"/>
+        </w:tabs>
+        <w:spacing w:before="0" w:after="30"/>
+        <w:ind w:left="397" w:hanging="397"/>
+      </w:pPr>
+      <w:r>
+        <w:rPr>
+          <w:b w:val="0"/>
+          <w:color w:val="667085"/>
+          <w:sz w:val="17"/>
+        </w:rPr>
+        <w:t>18.</w:t>
+        <w:tab/>
+      </w:r>
+      <w:hyperlink r:id="rId27">
+        <w:r>
+          <w:rPr>
+            <w:color w:val="2A78D6"/>
+            <w:sz w:val="17"/>
+          </w:rPr>
+          <w:t xml:space="preserve">AST - Condensed interim financial statements 6M 2026 (unaudited), p. 9, 2026</w:t>
+        </w:r>
+      </w:hyperlink>
+    </w:p>
+    <w:p>
+      <w:pPr>
+        <w:tabs>
+          <w:tab w:pos="397" w:val="left"/>
+        </w:tabs>
+        <w:spacing w:before="0" w:after="30"/>
+        <w:ind w:left="397" w:hanging="397"/>
+      </w:pPr>
+      <w:r>
+        <w:rPr>
+          <w:b w:val="0"/>
+          <w:color w:val="667085"/>
+          <w:sz w:val="17"/>
+        </w:rPr>
+        <w:t>19.</w:t>
+        <w:tab/>
+      </w:r>
+      <w:hyperlink r:id="rId28">
+        <w:r>
+          <w:rPr>
+            <w:color w:val="2A78D6"/>
+            <w:sz w:val="17"/>
+          </w:rPr>
+          <w:t xml:space="preserve">AST - Condensed interim financial statements 6M 2026 (unaudited), p. 6, 2026</w:t>
+        </w:r>
+      </w:hyperlink>
+    </w:p>
+    <w:p>
+      <w:pPr>
+        <w:tabs>
+          <w:tab w:pos="397" w:val="left"/>
+        </w:tabs>
+        <w:spacing w:before="0" w:after="30"/>
+        <w:ind w:left="397" w:hanging="397"/>
+      </w:pPr>
+      <w:r>
+        <w:rPr>
+          <w:b w:val="0"/>
+          <w:color w:val="667085"/>
+          <w:sz w:val="17"/>
+        </w:rPr>
+        <w:t>20.</w:t>
+        <w:tab/>
+      </w:r>
+      <w:hyperlink r:id="rId29">
         <w:r>
           <w:rPr>
             <w:color w:val="2A78D6"/>
@@ -6293,13 +7560,13 @@
       <w:r>
         <w:rPr>
           <w:b w:val="0"/>
-          <w:color w:val="5F6B7A"/>
+          <w:color w:val="667085"/>
           <w:sz w:val="17"/>
         </w:rPr>
-        <w:t>18.</w:t>
+        <w:t>21.</w:t>
         <w:tab/>
       </w:r>
-      <w:hyperlink r:id="rId27">
+      <w:hyperlink r:id="rId30">
         <w:r>
           <w:rPr>
             <w:color w:val="2A78D6"/>
@@ -6320,13 +7587,13 @@
       <w:r>
         <w:rPr>
           <w:b w:val="0"/>
-          <w:color w:val="5F6B7A"/>
+          <w:color w:val="667085"/>
           <w:sz w:val="17"/>
         </w:rPr>
-        <w:t>19.</w:t>
+        <w:t>22.</w:t>
         <w:tab/>
       </w:r>
-      <w:hyperlink r:id="rId26">
+      <w:hyperlink r:id="rId29">
         <w:r>
           <w:rPr>
             <w:color w:val="2A78D6"/>
@@ -6347,13 +7614,13 @@
       <w:r>
         <w:rPr>
           <w:b w:val="0"/>
-          <w:color w:val="5F6B7A"/>
+          <w:color w:val="667085"/>
           <w:sz w:val="17"/>
         </w:rPr>
-        <w:t>20.</w:t>
+        <w:t>23.</w:t>
         <w:tab/>
       </w:r>
-      <w:hyperlink r:id="rId28">
+      <w:hyperlink r:id="rId31">
         <w:r>
           <w:rPr>
             <w:color w:val="2A78D6"/>
@@ -6374,10 +7641,10 @@
       <w:r>
         <w:rPr>
           <w:b w:val="0"/>
-          <w:color w:val="5F6B7A"/>
+          <w:color w:val="667085"/>
           <w:sz w:val="17"/>
         </w:rPr>
-        <w:t>21.</w:t>
+        <w:t>24.</w:t>
         <w:tab/>
       </w:r>
       <w:hyperlink r:id="rId20">
@@ -6401,10 +7668,10 @@
       <w:r>
         <w:rPr>
           <w:b w:val="0"/>
-          <w:color w:val="5F6B7A"/>
+          <w:color w:val="667085"/>
           <w:sz w:val="17"/>
         </w:rPr>
-        <w:t>22.</w:t>
+        <w:t>25.</w:t>
         <w:tab/>
       </w:r>
       <w:hyperlink r:id="rId20">
@@ -6424,7 +7691,7 @@
       <w:r>
         <w:rPr>
           <w:b w:val="0"/>
-          <w:color w:val="5F6B7A"/>
+          <w:color w:val="667085"/>
           <w:sz w:val="16"/>
         </w:rPr>
         <w:t>Report prepared from public sources. Figures are as published by the issuer; small numbers next to the text point to the source list.</w:t>
@@ -6449,7 +7716,7 @@
   <w:p>
     <w:pPr>
       <w:pBdr>
-        <w:top w:val="single" w:sz="4" w:color="C9D3DE" w:space="4"/>
+        <w:top w:val="single" w:sz="4" w:color="D5DCE4" w:space="4"/>
       </w:pBdr>
       <w:tabs>
         <w:tab w:pos="9638" w:val="right"/>
@@ -6458,7 +7725,7 @@
     <w:r>
       <w:rPr>
         <w:b w:val="0"/>
-        <w:color w:val="5F6B7A"/>
+        <w:color w:val="667085"/>
         <w:sz w:val="16"/>
       </w:rPr>
       <w:t>Augstsprieguma tīkls (AST) · 6M2026 · 2026-10-22</w:t>
@@ -6467,7 +7734,7 @@
     <w:r>
       <w:rPr>
         <w:b/>
-        <w:color w:val="1F4E79"/>
+        <w:color w:val="12355B"/>
         <w:sz w:val="16"/>
       </w:rPr>
       <w:fldChar w:fldCharType="begin"/>
@@ -6483,7 +7750,7 @@
   <w:p>
     <w:pPr>
       <w:pBdr>
-        <w:top w:val="single" w:sz="4" w:color="C9D3DE" w:space="4"/>
+        <w:top w:val="single" w:sz="4" w:color="D5DCE4" w:space="4"/>
       </w:pBdr>
       <w:tabs>
         <w:tab w:pos="9638" w:val="right"/>
@@ -6492,7 +7759,7 @@
     <w:r>
       <w:rPr>
         <w:b w:val="0"/>
-        <w:color w:val="5F6B7A"/>
+        <w:color w:val="667085"/>
         <w:sz w:val="16"/>
       </w:rPr>
       <w:t>Augstsprieguma tīkls (AST) · 6M2026 · 2026-10-22</w:t>
@@ -6501,7 +7768,7 @@
     <w:r>
       <w:rPr>
         <w:b/>
-        <w:color w:val="1F4E79"/>
+        <w:color w:val="12355B"/>
         <w:sz w:val="16"/>
       </w:rPr>
       <w:fldChar w:fldCharType="begin"/>
@@ -6517,7 +7784,7 @@
   <w:p>
     <w:pPr>
       <w:pBdr>
-        <w:bottom w:val="single" w:sz="4" w:color="C9D3DE" w:space="4"/>
+        <w:bottom w:val="single" w:sz="4" w:color="D5DCE4" w:space="4"/>
       </w:pBdr>
       <w:tabs>
         <w:tab w:pos="9638" w:val="right"/>
@@ -6526,7 +7793,7 @@
     <w:r>
       <w:rPr>
         <w:b/>
-        <w:color w:val="1F4E79"/>
+        <w:color w:val="12355B"/>
         <w:sz w:val="16"/>
       </w:rPr>
       <w:t>Augstsprieguma tīkls (AST)</w:t>
@@ -6534,7 +7801,7 @@
     <w:r>
       <w:rPr>
         <w:b w:val="0"/>
-        <w:color w:val="5F6B7A"/>
+        <w:color w:val="667085"/>
         <w:sz w:val="16"/>
       </w:rPr>
       <w:tab/>
@@ -6912,7 +8179,7 @@
     </w:pPr>
     <w:rPr>
       <w:rFonts w:ascii="Calibri" w:hAnsi="Calibri" w:eastAsia="Calibri"/>
-      <w:color w:val="1A1A1A"/>
+      <w:color w:val="1B2430"/>
       <w:sz w:val="21"/>
     </w:rPr>
   </w:style>

--- a/docs/files/ast/ast_6M2026_en.docx
+++ b/docs/files/ast/ast_6M2026_en.docx
@@ -337,6 +337,49 @@
               </w:rPr>
               <w:t>AST 0.5% green bond 2027</w:t>
             </w:r>
+            <w:r>
+              <w:t xml:space="preserve"> </w:t>
+              <w:drawing>
+                <wp:inline xmlns:a="http://schemas.openxmlformats.org/drawingml/2006/main" xmlns:pic="http://schemas.openxmlformats.org/drawingml/2006/picture">
+                  <wp:extent cx="91757" cy="91757"/>
+                  <wp:docPr id="1" name="Picture 1"/>
+                  <wp:cNvGraphicFramePr>
+                    <a:graphicFrameLocks noChangeAspect="1"/>
+                  </wp:cNvGraphicFramePr>
+                  <a:graphic>
+                    <a:graphicData uri="http://schemas.openxmlformats.org/drawingml/2006/picture">
+                      <pic:pic>
+                        <pic:nvPicPr>
+                          <pic:cNvPr id="0" name="leaf.png"/>
+                          <pic:cNvPicPr/>
+                        </pic:nvPicPr>
+                        <pic:blipFill>
+                          <a:blip r:embed="rId15"/>
+                          <a:stretch>
+                            <a:fillRect/>
+                          </a:stretch>
+                        </pic:blipFill>
+                        <pic:spPr>
+                          <a:xfrm>
+                            <a:off x="0" y="0"/>
+                            <a:ext cx="91757" cy="91757"/>
+                          </a:xfrm>
+                          <a:prstGeom prst="rect"/>
+                        </pic:spPr>
+                      </pic:pic>
+                    </a:graphicData>
+                  </a:graphic>
+                </wp:inline>
+              </w:drawing>
+            </w:r>
+            <w:r>
+              <w:rPr>
+                <w:b/>
+                <w:color w:val="1B7F3B"/>
+                <w:sz w:val="14"/>
+              </w:rPr>
+              <w:t xml:space="preserve"> Green bond</w:t>
+            </w:r>
           </w:p>
           <w:p>
             <w:pPr>
@@ -427,7 +470,7 @@
               </w:rPr>
               <w:t xml:space="preserve"> AST is Latvia's 100% state-owned electricity transmission operator, rated A-</w:t>
             </w:r>
-            <w:hyperlink r:id="rId15">
+            <w:hyperlink r:id="rId16">
               <w:r>
                 <w:rPr>
                   <w:color w:val="2A78D6"/>
@@ -462,7 +505,7 @@
               </w:rPr>
               <w:t>. For the EUR 100m bond maturing on 2027-01-20 it holds EUR 94.7m of cash and an undrawn SEB overdraft of up to EUR 90m</w:t>
             </w:r>
-            <w:hyperlink r:id="rId16">
+            <w:hyperlink r:id="rId17">
               <w:r>
                 <w:rPr>
                   <w:color w:val="2A78D6"/>
@@ -855,7 +898,7 @@
         </w:rPr>
         <w:t xml:space="preserve"> 1H EBITDA EUR 61.4m (50.2m), margin 33% (28%); profit EUR 22.5m (19.1m)</w:t>
       </w:r>
-      <w:hyperlink r:id="rId16">
+      <w:hyperlink r:id="rId17">
         <w:r>
           <w:rPr>
             <w:color w:val="2A78D6"/>
@@ -901,7 +944,7 @@
         </w:rPr>
         <w:t xml:space="preserve"> net debt about EUR 94m, about 0.9 times annual EBITDA (calculated by the tool); equity ratio 40%</w:t>
       </w:r>
-      <w:hyperlink r:id="rId16">
+      <w:hyperlink r:id="rId17">
         <w:r>
           <w:rPr>
             <w:color w:val="2A78D6"/>
@@ -1010,7 +1053,7 @@
         </w:rPr>
         <w:t xml:space="preserve"> EUR 209m invested in 2025; the Development Plan 2027-2036 is EUR 1,066m, of which up to EUR 289m is EU co-financing</w:t>
       </w:r>
-      <w:hyperlink r:id="rId17">
+      <w:hyperlink r:id="rId18">
         <w:r>
           <w:rPr>
             <w:color w:val="2A78D6"/>
@@ -1299,6 +1342,49 @@
               </w:rPr>
               <w:t>AST 0.5% green bond 2027</w:t>
             </w:r>
+            <w:r>
+              <w:t xml:space="preserve"> </w:t>
+              <w:drawing>
+                <wp:inline xmlns:a="http://schemas.openxmlformats.org/drawingml/2006/main" xmlns:pic="http://schemas.openxmlformats.org/drawingml/2006/picture">
+                  <wp:extent cx="91757" cy="91757"/>
+                  <wp:docPr id="2" name="Picture 2"/>
+                  <wp:cNvGraphicFramePr>
+                    <a:graphicFrameLocks noChangeAspect="1"/>
+                  </wp:cNvGraphicFramePr>
+                  <a:graphic>
+                    <a:graphicData uri="http://schemas.openxmlformats.org/drawingml/2006/picture">
+                      <pic:pic>
+                        <pic:nvPicPr>
+                          <pic:cNvPr id="0" name="leaf.png"/>
+                          <pic:cNvPicPr/>
+                        </pic:nvPicPr>
+                        <pic:blipFill>
+                          <a:blip r:embed="rId15"/>
+                          <a:stretch>
+                            <a:fillRect/>
+                          </a:stretch>
+                        </pic:blipFill>
+                        <pic:spPr>
+                          <a:xfrm>
+                            <a:off x="0" y="0"/>
+                            <a:ext cx="91757" cy="91757"/>
+                          </a:xfrm>
+                          <a:prstGeom prst="rect"/>
+                        </pic:spPr>
+                      </pic:pic>
+                    </a:graphicData>
+                  </a:graphic>
+                </wp:inline>
+              </w:drawing>
+            </w:r>
+            <w:r>
+              <w:rPr>
+                <w:b/>
+                <w:color w:val="1B7F3B"/>
+                <w:sz w:val="14"/>
+              </w:rPr>
+              <w:t xml:space="preserve"> Green bond</w:t>
+            </w:r>
           </w:p>
         </w:tc>
         <w:tc>
@@ -1637,7 +1723,7 @@
               </w:rPr>
               <w:t>Revenue, EUR m</w:t>
             </w:r>
-            <w:hyperlink r:id="rId18">
+            <w:hyperlink r:id="rId19">
               <w:r>
                 <w:rPr>
                   <w:color w:val="2A78D6"/>
@@ -1654,7 +1740,7 @@
               </w:rPr>
               <w:t>,</w:t>
             </w:r>
-            <w:hyperlink r:id="rId16">
+            <w:hyperlink r:id="rId17">
               <w:r>
                 <w:rPr>
                   <w:color w:val="2A78D6"/>
@@ -1810,7 +1896,7 @@
               </w:rPr>
               <w:t>EBITDA, EUR m</w:t>
             </w:r>
-            <w:hyperlink r:id="rId18">
+            <w:hyperlink r:id="rId19">
               <w:r>
                 <w:rPr>
                   <w:color w:val="2A78D6"/>
@@ -1827,7 +1913,7 @@
               </w:rPr>
               <w:t>,</w:t>
             </w:r>
-            <w:hyperlink r:id="rId16">
+            <w:hyperlink r:id="rId17">
               <w:r>
                 <w:rPr>
                   <w:color w:val="2A78D6"/>
@@ -1983,7 +2069,7 @@
               </w:rPr>
               <w:t>Net profit, EUR m</w:t>
             </w:r>
-            <w:hyperlink r:id="rId18">
+            <w:hyperlink r:id="rId19">
               <w:r>
                 <w:rPr>
                   <w:color w:val="2A78D6"/>
@@ -2000,7 +2086,7 @@
               </w:rPr>
               <w:t>,</w:t>
             </w:r>
-            <w:hyperlink r:id="rId16">
+            <w:hyperlink r:id="rId17">
               <w:r>
                 <w:rPr>
                   <w:color w:val="2A78D6"/>
@@ -2156,7 +2242,7 @@
               </w:rPr>
               <w:t>Investments, EUR m</w:t>
             </w:r>
-            <w:hyperlink r:id="rId17">
+            <w:hyperlink r:id="rId18">
               <w:r>
                 <w:rPr>
                   <w:color w:val="2A78D6"/>
@@ -2173,7 +2259,7 @@
               </w:rPr>
               <w:t>,</w:t>
             </w:r>
-            <w:hyperlink r:id="rId16">
+            <w:hyperlink r:id="rId17">
               <w:r>
                 <w:rPr>
                   <w:color w:val="2A78D6"/>
@@ -2329,7 +2415,7 @@
               </w:rPr>
               <w:t>Net debt, EUR m</w:t>
             </w:r>
-            <w:hyperlink r:id="rId18">
+            <w:hyperlink r:id="rId19">
               <w:r>
                 <w:rPr>
                   <w:color w:val="2A78D6"/>
@@ -2346,7 +2432,7 @@
               </w:rPr>
               <w:t>,</w:t>
             </w:r>
-            <w:hyperlink r:id="rId16">
+            <w:hyperlink r:id="rId17">
               <w:r>
                 <w:rPr>
                   <w:color w:val="2A78D6"/>
@@ -2502,7 +2588,7 @@
               </w:rPr>
               <w:t>Net debt / EBITDA</w:t>
             </w:r>
-            <w:hyperlink r:id="rId18">
+            <w:hyperlink r:id="rId19">
               <w:r>
                 <w:rPr>
                   <w:color w:val="2A78D6"/>
@@ -2519,7 +2605,7 @@
               </w:rPr>
               <w:t>,</w:t>
             </w:r>
-            <w:hyperlink r:id="rId16">
+            <w:hyperlink r:id="rId17">
               <w:r>
                 <w:rPr>
                   <w:color w:val="2A78D6"/>
@@ -2676,7 +2762,7 @@
               </w:rPr>
               <w:t>Equity, EUR m</w:t>
             </w:r>
-            <w:hyperlink r:id="rId18">
+            <w:hyperlink r:id="rId19">
               <w:r>
                 <w:rPr>
                   <w:color w:val="2A78D6"/>
@@ -2693,7 +2779,7 @@
               </w:rPr>
               <w:t>,</w:t>
             </w:r>
-            <w:hyperlink r:id="rId16">
+            <w:hyperlink r:id="rId17">
               <w:r>
                 <w:rPr>
                   <w:color w:val="2A78D6"/>
@@ -2849,7 +2935,7 @@
               </w:rPr>
               <w:t>Equity ratio</w:t>
             </w:r>
-            <w:hyperlink r:id="rId18">
+            <w:hyperlink r:id="rId19">
               <w:r>
                 <w:rPr>
                   <w:color w:val="2A78D6"/>
@@ -2866,7 +2952,7 @@
               </w:rPr>
               <w:t>,</w:t>
             </w:r>
-            <w:hyperlink r:id="rId16">
+            <w:hyperlink r:id="rId17">
               <w:r>
                 <w:rPr>
                   <w:color w:val="2A78D6"/>
@@ -3023,7 +3109,7 @@
               </w:rPr>
               <w:t>Total assets, EUR m</w:t>
             </w:r>
-            <w:hyperlink r:id="rId18">
+            <w:hyperlink r:id="rId19">
               <w:r>
                 <w:rPr>
                   <w:color w:val="2A78D6"/>
@@ -3040,7 +3126,7 @@
               </w:rPr>
               <w:t>,</w:t>
             </w:r>
-            <w:hyperlink r:id="rId16">
+            <w:hyperlink r:id="rId17">
               <w:r>
                 <w:rPr>
                   <w:color w:val="2A78D6"/>
@@ -3211,7 +3297,7 @@
         <w:drawing>
           <wp:inline xmlns:a="http://schemas.openxmlformats.org/drawingml/2006/main" xmlns:pic="http://schemas.openxmlformats.org/drawingml/2006/picture">
             <wp:extent cx="6120000" cy="2231199"/>
-            <wp:docPr id="1" name="Picture 1"/>
+            <wp:docPr id="3" name="Picture 3"/>
             <wp:cNvGraphicFramePr>
               <a:graphicFrameLocks noChangeAspect="1"/>
             </wp:cNvGraphicFramePr>
@@ -3223,7 +3309,7 @@
                     <pic:cNvPicPr/>
                   </pic:nvPicPr>
                   <pic:blipFill>
-                    <a:blip r:embed="rId19"/>
+                    <a:blip r:embed="rId20"/>
                     <a:stretch>
                       <a:fillRect/>
                     </a:stretch>
@@ -3294,7 +3380,7 @@
         </w:rPr>
         <w:t>AST runs Latvia's 330 kV and 110 kV transmission grid (330 kV: 17 substations, 1,727 km; 110 kV: 130 substations, 3,786 km) and owns 68.46% of Conexus Baltic Grid (gas transmission and the Inčukalns storage)</w:t>
       </w:r>
-      <w:hyperlink r:id="rId20">
+      <w:hyperlink r:id="rId21">
         <w:r>
           <w:rPr>
             <w:color w:val="2A78D6"/>
@@ -3334,7 +3420,7 @@
         </w:rPr>
         <w:t>The Baltics synchronised with Continental Europe on 2025-02-09; the balancing capacity market has run since 2025-02-04</w:t>
       </w:r>
-      <w:hyperlink r:id="rId21">
+      <w:hyperlink r:id="rId22">
         <w:r>
           <w:rPr>
             <w:color w:val="2A78D6"/>
@@ -3374,7 +3460,7 @@
         </w:rPr>
         <w:t>New three-year tariffs apply from 2026-01-01, with the average AST tariff falling by 10%</w:t>
       </w:r>
-      <w:hyperlink r:id="rId22">
+      <w:hyperlink r:id="rId23">
         <w:r>
           <w:rPr>
             <w:color w:val="2A78D6"/>
@@ -3443,7 +3529,7 @@
         </w:rPr>
         <w:t>FY2025 revenue EUR 354.1m (258.6m), EBITDA EUR 90.8m (108.3m), profit EUR 27.5m (22.7m)</w:t>
       </w:r>
-      <w:hyperlink r:id="rId18">
+      <w:hyperlink r:id="rId19">
         <w:r>
           <w:rPr>
             <w:color w:val="2A78D6"/>
@@ -3483,7 +3569,7 @@
         </w:rPr>
         <w:t>Borrowings EUR 189.0m and cash EUR 94.7m at 2026-06-30; the bonds (EUR 100.2m) are now short-term</w:t>
       </w:r>
-      <w:hyperlink r:id="rId16">
+      <w:hyperlink r:id="rId17">
         <w:r>
           <w:rPr>
             <w:color w:val="2A78D6"/>
@@ -3529,7 +3615,7 @@
         </w:rPr>
         <w:t xml:space="preserve"> the parent company paid EUR 13.6m in 1H</w:t>
       </w:r>
-      <w:hyperlink r:id="rId23">
+      <w:hyperlink r:id="rId24">
         <w:r>
           <w:rPr>
             <w:color w:val="2A78D6"/>
@@ -3748,7 +3834,7 @@
               </w:rPr>
               <w:t>Done on 2025-02-09, confirmed as permanent</w:t>
             </w:r>
-            <w:hyperlink r:id="rId21">
+            <w:hyperlink r:id="rId22">
               <w:r>
                 <w:rPr>
                   <w:color w:val="2A78D6"/>
@@ -3765,7 +3851,7 @@
               </w:rPr>
               <w:t>,</w:t>
             </w:r>
-            <w:hyperlink r:id="rId24">
+            <w:hyperlink r:id="rId25">
               <w:r>
                 <w:rPr>
                   <w:color w:val="2A78D6"/>
@@ -3798,7 +3884,7 @@
               </w:rPr>
               <w:t>Done</w:t>
             </w:r>
-            <w:hyperlink r:id="rId21">
+            <w:hyperlink r:id="rId22">
               <w:r>
                 <w:rPr>
                   <w:color w:val="2A78D6"/>
@@ -3887,7 +3973,7 @@
               </w:rPr>
               <w:t>Cash EUR 94.7m and an SEB overdraft of up to EUR 90m; no new issue plan in the report</w:t>
             </w:r>
-            <w:hyperlink r:id="rId16">
+            <w:hyperlink r:id="rId17">
               <w:r>
                 <w:rPr>
                   <w:color w:val="2A78D6"/>
@@ -3920,7 +4006,7 @@
               </w:rPr>
               <w:t>Enough funds for the redemption</w:t>
             </w:r>
-            <w:hyperlink r:id="rId16">
+            <w:hyperlink r:id="rId17">
               <w:r>
                 <w:rPr>
                   <w:color w:val="2A78D6"/>
@@ -4150,7 +4236,7 @@
         </w:rPr>
         <w:t xml:space="preserve"> a 0.5% green bond, EUR 100m, maturing 2027-01-20 (Nasdaq Riga since 2021-11-29)</w:t>
       </w:r>
-      <w:hyperlink r:id="rId25">
+      <w:hyperlink r:id="rId26">
         <w:r>
           <w:rPr>
             <w:color w:val="2A78D6"/>
@@ -4196,7 +4282,7 @@
         </w:rPr>
         <w:t xml:space="preserve"> less than three months to maturity; cash (EUR 94.7m) and the undrawn EUR 90m overdraft cover the full amount</w:t>
       </w:r>
-      <w:hyperlink r:id="rId16">
+      <w:hyperlink r:id="rId17">
         <w:r>
           <w:rPr>
             <w:color w:val="2A78D6"/>
@@ -4301,7 +4387,7 @@
         </w:rPr>
         <w:t xml:space="preserve"> to EUR 22.5m (19.1m a year earlier) on higher power and gas transmission revenue</w:t>
       </w:r>
-      <w:hyperlink r:id="rId26">
+      <w:hyperlink r:id="rId27">
         <w:r>
           <w:rPr>
             <w:color w:val="2A78D6"/>
@@ -4317,7 +4403,7 @@
         </w:rPr>
         <w:t>; power transmission revenue +8% thanks to balancing and congestion-management revenue (+EUR 41.8m)</w:t>
       </w:r>
-      <w:hyperlink r:id="rId26">
+      <w:hyperlink r:id="rId27">
         <w:r>
           <w:rPr>
             <w:color w:val="2A78D6"/>
@@ -4363,7 +4449,7 @@
         </w:rPr>
         <w:t xml:space="preserve"> new transmission tariffs from 2026-01-01; up to EUR 44.4m of accumulated congestion revenue can be used until end-2028, EUR 4.0m recognised in 1H 2026</w:t>
       </w:r>
-      <w:hyperlink r:id="rId27">
+      <w:hyperlink r:id="rId28">
         <w:r>
           <w:rPr>
             <w:color w:val="2A78D6"/>
@@ -4379,7 +4465,7 @@
         </w:rPr>
         <w:t>. Gas storage revenue fell 36% on lower bookings and tariff</w:t>
       </w:r>
-      <w:hyperlink r:id="rId27">
+      <w:hyperlink r:id="rId28">
         <w:r>
           <w:rPr>
             <w:color w:val="2A78D6"/>
@@ -4425,7 +4511,7 @@
         </w:rPr>
         <w:t xml:space="preserve"> the June power price in Latvia was EUR 92.23/MWh (+12.3% m/m) on lower wind output and a European heatwave</w:t>
       </w:r>
-      <w:hyperlink r:id="rId28">
+      <w:hyperlink r:id="rId29">
         <w:r>
           <w:rPr>
             <w:color w:val="2A78D6"/>
@@ -5572,7 +5658,7 @@
               </w:rPr>
               <w:t>No activity in excluded sectors</w:t>
             </w:r>
-            <w:hyperlink r:id="rId20">
+            <w:hyperlink r:id="rId21">
               <w:r>
                 <w:rPr>
                   <w:color w:val="2A78D6"/>
@@ -5920,7 +6006,7 @@
                 <w:color w:val="333333"/>
                 <w:sz w:val="18"/>
               </w:rPr>
-              <w:t>News summary 2026-07-24 – 2026-10-22: 0 articles, 0 with an adverse keyword in the headline (details in the section "In the press").</w:t>
+              <w:t>News summary 2026-07-25 – 2026-10-23: 0 articles, 0 with an adverse keyword in the headline (details in the section "In the press").</w:t>
             </w:r>
           </w:p>
         </w:tc>
@@ -6092,7 +6178,7 @@
               </w:rPr>
               <w:t>New links with Estonia, Sweden and Germany planned</w:t>
             </w:r>
-            <w:hyperlink r:id="rId29">
+            <w:hyperlink r:id="rId30">
               <w:r>
                 <w:rPr>
                   <w:color w:val="2A78D6"/>
@@ -6109,7 +6195,7 @@
               </w:rPr>
               <w:t>,</w:t>
             </w:r>
-            <w:hyperlink r:id="rId30">
+            <w:hyperlink r:id="rId31">
               <w:r>
                 <w:rPr>
                   <w:color w:val="2A78D6"/>
@@ -6272,7 +6358,7 @@
               </w:rPr>
               <w:t>,</w:t>
             </w:r>
-            <w:hyperlink r:id="rId21">
+            <w:hyperlink r:id="rId22">
               <w:r>
                 <w:rPr>
                   <w:color w:val="2A78D6"/>
@@ -6418,7 +6504,7 @@
               </w:rPr>
               <w:t>Board appointments follow open competitions</w:t>
             </w:r>
-            <w:hyperlink r:id="rId29">
+            <w:hyperlink r:id="rId30">
               <w:r>
                 <w:rPr>
                   <w:color w:val="2A78D6"/>
@@ -6551,7 +6637,7 @@
               </w:rPr>
               <w:t>The Electricity &amp; Renewable Energy policy</w:t>
             </w:r>
-            <w:hyperlink r:id="rId31">
+            <w:hyperlink r:id="rId32">
               <w:r>
                 <w:rPr>
                   <w:color w:val="2A78D6"/>
@@ -6608,7 +6694,7 @@
               </w:rPr>
               <w:t>The development plan integrates more renewables, ISO 45001 safety, an annual sustainability report</w:t>
             </w:r>
-            <w:hyperlink r:id="rId20">
+            <w:hyperlink r:id="rId21">
               <w:r>
                 <w:rPr>
                   <w:color w:val="2A78D6"/>
@@ -6914,7 +7000,7 @@
               </w:rPr>
               <w:t>Almost 100% of waste is recycled</w:t>
             </w:r>
-            <w:hyperlink r:id="rId20">
+            <w:hyperlink r:id="rId21">
               <w:r>
                 <w:rPr>
                   <w:color w:val="2A78D6"/>
@@ -7107,7 +7193,7 @@
         <w:t>4.</w:t>
         <w:tab/>
       </w:r>
-      <w:hyperlink r:id="rId15">
+      <w:hyperlink r:id="rId16">
         <w:r>
           <w:rPr>
             <w:color w:val="2A78D6"/>
@@ -7134,7 +7220,7 @@
         <w:t>5.</w:t>
         <w:tab/>
       </w:r>
-      <w:hyperlink r:id="rId16">
+      <w:hyperlink r:id="rId17">
         <w:r>
           <w:rPr>
             <w:color w:val="2A78D6"/>
@@ -7161,7 +7247,7 @@
         <w:t>6.</w:t>
         <w:tab/>
       </w:r>
-      <w:hyperlink r:id="rId16">
+      <w:hyperlink r:id="rId17">
         <w:r>
           <w:rPr>
             <w:color w:val="2A78D6"/>
@@ -7215,7 +7301,7 @@
         <w:t>8.</w:t>
         <w:tab/>
       </w:r>
-      <w:hyperlink r:id="rId17">
+      <w:hyperlink r:id="rId18">
         <w:r>
           <w:rPr>
             <w:color w:val="2A78D6"/>
@@ -7242,7 +7328,7 @@
         <w:t>9.</w:t>
         <w:tab/>
       </w:r>
-      <w:hyperlink r:id="rId18">
+      <w:hyperlink r:id="rId19">
         <w:r>
           <w:rPr>
             <w:color w:val="2A78D6"/>
@@ -7269,7 +7355,7 @@
         <w:t>10.</w:t>
         <w:tab/>
       </w:r>
-      <w:hyperlink r:id="rId20">
+      <w:hyperlink r:id="rId21">
         <w:r>
           <w:rPr>
             <w:color w:val="2A78D6"/>
@@ -7296,7 +7382,7 @@
         <w:t>11.</w:t>
         <w:tab/>
       </w:r>
-      <w:hyperlink r:id="rId21">
+      <w:hyperlink r:id="rId22">
         <w:r>
           <w:rPr>
             <w:color w:val="2A78D6"/>
@@ -7323,7 +7409,7 @@
         <w:t>12.</w:t>
         <w:tab/>
       </w:r>
-      <w:hyperlink r:id="rId22">
+      <w:hyperlink r:id="rId23">
         <w:r>
           <w:rPr>
             <w:color w:val="2A78D6"/>
@@ -7350,7 +7436,7 @@
         <w:t>13.</w:t>
         <w:tab/>
       </w:r>
-      <w:hyperlink r:id="rId23">
+      <w:hyperlink r:id="rId24">
         <w:r>
           <w:rPr>
             <w:color w:val="2A78D6"/>
@@ -7377,7 +7463,7 @@
         <w:t>14.</w:t>
         <w:tab/>
       </w:r>
-      <w:hyperlink r:id="rId21">
+      <w:hyperlink r:id="rId22">
         <w:r>
           <w:rPr>
             <w:color w:val="2A78D6"/>
@@ -7404,7 +7490,7 @@
         <w:t>15.</w:t>
         <w:tab/>
       </w:r>
-      <w:hyperlink r:id="rId24">
+      <w:hyperlink r:id="rId25">
         <w:r>
           <w:rPr>
             <w:color w:val="2A78D6"/>
@@ -7431,7 +7517,7 @@
         <w:t>16.</w:t>
         <w:tab/>
       </w:r>
-      <w:hyperlink r:id="rId25">
+      <w:hyperlink r:id="rId26">
         <w:r>
           <w:rPr>
             <w:color w:val="2A78D6"/>
@@ -7458,7 +7544,7 @@
         <w:t>17.</w:t>
         <w:tab/>
       </w:r>
-      <w:hyperlink r:id="rId26">
+      <w:hyperlink r:id="rId27">
         <w:r>
           <w:rPr>
             <w:color w:val="2A78D6"/>
@@ -7485,7 +7571,7 @@
         <w:t>18.</w:t>
         <w:tab/>
       </w:r>
-      <w:hyperlink r:id="rId27">
+      <w:hyperlink r:id="rId28">
         <w:r>
           <w:rPr>
             <w:color w:val="2A78D6"/>
@@ -7512,7 +7598,7 @@
         <w:t>19.</w:t>
         <w:tab/>
       </w:r>
-      <w:hyperlink r:id="rId28">
+      <w:hyperlink r:id="rId29">
         <w:r>
           <w:rPr>
             <w:color w:val="2A78D6"/>
@@ -7539,7 +7625,7 @@
         <w:t>20.</w:t>
         <w:tab/>
       </w:r>
-      <w:hyperlink r:id="rId29">
+      <w:hyperlink r:id="rId30">
         <w:r>
           <w:rPr>
             <w:color w:val="2A78D6"/>
@@ -7566,7 +7652,7 @@
         <w:t>21.</w:t>
         <w:tab/>
       </w:r>
-      <w:hyperlink r:id="rId30">
+      <w:hyperlink r:id="rId31">
         <w:r>
           <w:rPr>
             <w:color w:val="2A78D6"/>
@@ -7593,7 +7679,7 @@
         <w:t>22.</w:t>
         <w:tab/>
       </w:r>
-      <w:hyperlink r:id="rId29">
+      <w:hyperlink r:id="rId30">
         <w:r>
           <w:rPr>
             <w:color w:val="2A78D6"/>
@@ -7620,7 +7706,7 @@
         <w:t>23.</w:t>
         <w:tab/>
       </w:r>
-      <w:hyperlink r:id="rId31">
+      <w:hyperlink r:id="rId32">
         <w:r>
           <w:rPr>
             <w:color w:val="2A78D6"/>
@@ -7647,7 +7733,7 @@
         <w:t>24.</w:t>
         <w:tab/>
       </w:r>
-      <w:hyperlink r:id="rId20">
+      <w:hyperlink r:id="rId21">
         <w:r>
           <w:rPr>
             <w:color w:val="2A78D6"/>
@@ -7674,7 +7760,7 @@
         <w:t>25.</w:t>
         <w:tab/>
       </w:r>
-      <w:hyperlink r:id="rId20">
+      <w:hyperlink r:id="rId21">
         <w:r>
           <w:rPr>
             <w:color w:val="2A78D6"/>

--- a/docs/files/ast/ast_6M2026_en.docx
+++ b/docs/files/ast/ast_6M2026_en.docx
@@ -942,7 +942,7 @@
         <w:rPr>
           <w:b w:val="0"/>
         </w:rPr>
-        <w:t xml:space="preserve"> net debt about EUR 94m, about 0.9 times annual EBITDA (calculated by the tool); equity ratio 40%</w:t>
+        <w:t xml:space="preserve"> net debt about EUR 94m, about 0.9 times annual EBITDA (own calculation); equity ratio 40%</w:t>
       </w:r>
       <w:hyperlink r:id="rId17">
         <w:r>
@@ -3276,7 +3276,7 @@
           <w:color w:val="667085"/>
           <w:sz w:val="16"/>
         </w:rPr>
-        <w:t>Colours: green change – the metric is improving, red – worsening. Latest-period cell background: green – good level, amber – average, red – weak (tool benchmarks, config/metric_rules.yaml).</w:t>
+        <w:t>Colours: green change – the metric is improving, red – worsening. Latest-period cell background: green – good level, amber – average, red – weak (internal benchmarks, config/metric_rules.yaml).</w:t>
       </w:r>
     </w:p>
     <w:p>
@@ -3289,7 +3289,7 @@
           <w:color w:val="667085"/>
           <w:sz w:val="16"/>
         </w:rPr>
-        <w:t>* – taken from the report summary;  ᶜ – calculated by the tool. Small numbers next to text link to the source (opens the document at the cited page).</w:t>
+        <w:t>* – taken from the report summary;  ᶜ – own calculation. Small numbers next to text link to the source (opens the document at the cited page).</w:t>
       </w:r>
     </w:p>
     <w:p>

--- a/docs/files/ast/ast_6M2026_en.docx
+++ b/docs/files/ast/ast_6M2026_en.docx
@@ -5229,7 +5229,7 @@
                 <w:b w:val="0"/>
                 <w:sz w:val="17"/>
               </w:rPr>
-              <w:t>3.43% (2026-10)</w:t>
+              <w:t>3.38% (2026-10)</w:t>
             </w:r>
           </w:p>
         </w:tc>
@@ -5301,7 +5301,7 @@
                 <w:b w:val="0"/>
                 <w:sz w:val="17"/>
               </w:rPr>
-              <w:t>▲ 0.71 p. p.</w:t>
+              <w:t>▲ 0.66 p. p.</w:t>
             </w:r>
           </w:p>
         </w:tc>
@@ -5878,7 +5878,7 @@
                 <w:color w:val="333333"/>
                 <w:sz w:val="18"/>
               </w:rPr>
-              <w:t>Not found on the EU, UN, UK, US OFAC consolidated sanctions lists (automatic check 2026-10-22).</w:t>
+              <w:t>Not found on the EU, UN, UK, US OFAC consolidated sanctions lists (automatic check 2026-10-23).</w:t>
             </w:r>
           </w:p>
         </w:tc>

--- a/docs/files/ast/ast_6M2026_en.docx
+++ b/docs/files/ast/ast_6M2026_en.docx
@@ -5881,6 +5881,117 @@
               <w:t>Not found on the EU, UN, UK, US OFAC consolidated sanctions lists (automatic check 2026-10-23).</w:t>
             </w:r>
           </w:p>
+          <w:p>
+            <w:pPr>
+              <w:spacing w:before="40" w:after="0"/>
+            </w:pPr>
+            <w:r>
+              <w:rPr>
+                <w:b/>
+                <w:color w:val="333333"/>
+                <w:sz w:val="18"/>
+              </w:rPr>
+              <w:t>Manual check</w:t>
+            </w:r>
+          </w:p>
+          <w:p>
+            <w:pPr>
+              <w:tabs>
+                <w:tab w:pos="198" w:val="left"/>
+              </w:tabs>
+              <w:spacing w:before="0" w:after="20"/>
+              <w:ind w:left="198" w:hanging="198"/>
+            </w:pPr>
+            <w:r>
+              <w:rPr>
+                <w:b w:val="0"/>
+                <w:color w:val="667085"/>
+                <w:sz w:val="18"/>
+              </w:rPr>
+              <w:t>•</w:t>
+              <w:tab/>
+            </w:r>
+            <w:r>
+              <w:rPr>
+                <w:b w:val="0"/>
+                <w:color w:val="333333"/>
+                <w:sz w:val="18"/>
+              </w:rPr>
+              <w:t>OFAC sanctions search</w:t>
+            </w:r>
+            <w:hyperlink r:id="rId30">
+              <w:r>
+                <w:rPr>
+                  <w:color w:val="2A78D6"/>
+                  <w:vertAlign w:val="superscript"/>
+                  <w:sz w:val="15"/>
+                </w:rPr>
+                <w:t xml:space="preserve">20</w:t>
+              </w:r>
+            </w:hyperlink>
+          </w:p>
+          <w:p>
+            <w:pPr>
+              <w:tabs>
+                <w:tab w:pos="198" w:val="left"/>
+              </w:tabs>
+              <w:spacing w:before="0" w:after="20"/>
+              <w:ind w:left="198" w:hanging="198"/>
+            </w:pPr>
+            <w:r>
+              <w:rPr>
+                <w:b w:val="0"/>
+                <w:color w:val="667085"/>
+                <w:sz w:val="18"/>
+              </w:rPr>
+              <w:t>•</w:t>
+              <w:tab/>
+            </w:r>
+            <w:r>
+              <w:rPr>
+                <w:b w:val="0"/>
+                <w:color w:val="333333"/>
+                <w:sz w:val="18"/>
+              </w:rPr>
+              <w:t>EU Sanctions Map</w:t>
+            </w:r>
+            <w:hyperlink r:id="rId31">
+              <w:r>
+                <w:rPr>
+                  <w:color w:val="2A78D6"/>
+                  <w:vertAlign w:val="superscript"/>
+                  <w:sz w:val="15"/>
+                </w:rPr>
+                <w:t xml:space="preserve">21</w:t>
+              </w:r>
+            </w:hyperlink>
+          </w:p>
+          <w:p>
+            <w:pPr>
+              <w:tabs>
+                <w:tab w:pos="198" w:val="left"/>
+              </w:tabs>
+              <w:spacing w:before="0" w:after="20"/>
+              <w:ind w:left="198" w:hanging="198"/>
+            </w:pPr>
+            <w:r>
+              <w:rPr>
+                <w:b w:val="0"/>
+                <w:color w:val="667085"/>
+                <w:sz w:val="18"/>
+              </w:rPr>
+              <w:t>•</w:t>
+              <w:tab/>
+            </w:r>
+            <w:r>
+              <w:rPr>
+                <w:b w:val="0"/>
+                <w:color w:val="333333"/>
+                <w:sz w:val="18"/>
+              </w:rPr>
+              <w:t>SEB eNameChecker (internal SEB system).</w:t>
+            </w:r>
+          </w:p>
         </w:tc>
       </w:tr>
     </w:tbl>
@@ -6178,14 +6289,14 @@
               </w:rPr>
               <w:t>New links with Estonia, Sweden and Germany planned</w:t>
             </w:r>
-            <w:hyperlink r:id="rId30">
+            <w:hyperlink r:id="rId32">
               <w:r>
                 <w:rPr>
                   <w:color w:val="2A78D6"/>
                   <w:vertAlign w:val="superscript"/>
                   <w:sz w:val="15"/>
                 </w:rPr>
-                <w:t xml:space="preserve">20</w:t>
+                <w:t xml:space="preserve">22</w:t>
               </w:r>
             </w:hyperlink>
             <w:r>
@@ -6195,14 +6306,14 @@
               </w:rPr>
               <w:t>,</w:t>
             </w:r>
-            <w:hyperlink r:id="rId31">
+            <w:hyperlink r:id="rId33">
               <w:r>
                 <w:rPr>
                   <w:color w:val="2A78D6"/>
                   <w:vertAlign w:val="superscript"/>
                   <w:sz w:val="15"/>
                 </w:rPr>
-                <w:t xml:space="preserve">21</w:t>
+                <w:t xml:space="preserve">23</w:t>
               </w:r>
             </w:hyperlink>
             <w:r>
@@ -6504,14 +6615,14 @@
               </w:rPr>
               <w:t>Board appointments follow open competitions</w:t>
             </w:r>
-            <w:hyperlink r:id="rId30">
+            <w:hyperlink r:id="rId32">
               <w:r>
                 <w:rPr>
                   <w:color w:val="2A78D6"/>
                   <w:vertAlign w:val="superscript"/>
                   <w:sz w:val="15"/>
                 </w:rPr>
-                <w:t xml:space="preserve">22</w:t>
+                <w:t xml:space="preserve">24</w:t>
               </w:r>
             </w:hyperlink>
             <w:r>
@@ -6637,14 +6748,14 @@
               </w:rPr>
               <w:t>The Electricity &amp; Renewable Energy policy</w:t>
             </w:r>
-            <w:hyperlink r:id="rId32">
+            <w:hyperlink r:id="rId34">
               <w:r>
                 <w:rPr>
                   <w:color w:val="2A78D6"/>
                   <w:vertAlign w:val="superscript"/>
                   <w:sz w:val="15"/>
                 </w:rPr>
-                <w:t xml:space="preserve">23</w:t>
+                <w:t xml:space="preserve">25</w:t>
               </w:r>
             </w:hyperlink>
             <w:r>
@@ -6701,7 +6812,7 @@
                   <w:vertAlign w:val="superscript"/>
                   <w:sz w:val="15"/>
                 </w:rPr>
-                <w:t xml:space="preserve">24</w:t>
+                <w:t xml:space="preserve">26</w:t>
               </w:r>
             </w:hyperlink>
             <w:r>
@@ -7007,7 +7118,7 @@
                   <w:vertAlign w:val="superscript"/>
                   <w:sz w:val="15"/>
                 </w:rPr>
-                <w:t xml:space="preserve">25</w:t>
+                <w:t xml:space="preserve">27</w:t>
               </w:r>
             </w:hyperlink>
             <w:r>
@@ -7631,7 +7742,7 @@
             <w:color w:val="2A78D6"/>
             <w:sz w:val="17"/>
           </w:rPr>
-          <w:t xml:space="preserve">AST - Condensed interim financial statements 6M 2026 (unaudited), p. 5, 11, 2026</w:t>
+          <w:t xml:space="preserve">OFAC Sanctions List Search (US Treasury)</w:t>
         </w:r>
       </w:hyperlink>
     </w:p>
@@ -7658,7 +7769,7 @@
             <w:color w:val="2A78D6"/>
             <w:sz w:val="17"/>
           </w:rPr>
-          <w:t xml:space="preserve">AST - Annual report 2025 (sustainability report and audited financial statements), p. 18, 2026-04-24</w:t>
+          <w:t xml:space="preserve">EU Sanctions Map</w:t>
         </w:r>
       </w:hyperlink>
     </w:p>
@@ -7679,7 +7790,61 @@
         <w:t>22.</w:t>
         <w:tab/>
       </w:r>
-      <w:hyperlink r:id="rId30">
+      <w:hyperlink r:id="rId32">
+        <w:r>
+          <w:rPr>
+            <w:color w:val="2A78D6"/>
+            <w:sz w:val="17"/>
+          </w:rPr>
+          <w:t xml:space="preserve">AST - Condensed interim financial statements 6M 2026 (unaudited), p. 5, 11, 2026</w:t>
+        </w:r>
+      </w:hyperlink>
+    </w:p>
+    <w:p>
+      <w:pPr>
+        <w:tabs>
+          <w:tab w:pos="397" w:val="left"/>
+        </w:tabs>
+        <w:spacing w:before="0" w:after="30"/>
+        <w:ind w:left="397" w:hanging="397"/>
+      </w:pPr>
+      <w:r>
+        <w:rPr>
+          <w:b w:val="0"/>
+          <w:color w:val="667085"/>
+          <w:sz w:val="17"/>
+        </w:rPr>
+        <w:t>23.</w:t>
+        <w:tab/>
+      </w:r>
+      <w:hyperlink r:id="rId33">
+        <w:r>
+          <w:rPr>
+            <w:color w:val="2A78D6"/>
+            <w:sz w:val="17"/>
+          </w:rPr>
+          <w:t xml:space="preserve">AST - Annual report 2025 (sustainability report and audited financial statements), p. 18, 2026-04-24</w:t>
+        </w:r>
+      </w:hyperlink>
+    </w:p>
+    <w:p>
+      <w:pPr>
+        <w:tabs>
+          <w:tab w:pos="397" w:val="left"/>
+        </w:tabs>
+        <w:spacing w:before="0" w:after="30"/>
+        <w:ind w:left="397" w:hanging="397"/>
+      </w:pPr>
+      <w:r>
+        <w:rPr>
+          <w:b w:val="0"/>
+          <w:color w:val="667085"/>
+          <w:sz w:val="17"/>
+        </w:rPr>
+        <w:t>24.</w:t>
+        <w:tab/>
+      </w:r>
+      <w:hyperlink r:id="rId32">
         <w:r>
           <w:rPr>
             <w:color w:val="2A78D6"/>
@@ -7703,10 +7868,10 @@
           <w:color w:val="667085"/>
           <w:sz w:val="17"/>
         </w:rPr>
-        <w:t>23.</w:t>
+        <w:t>25.</w:t>
         <w:tab/>
       </w:r>
-      <w:hyperlink r:id="rId32">
+      <w:hyperlink r:id="rId34">
         <w:r>
           <w:rPr>
             <w:color w:val="2A78D6"/>
@@ -7730,7 +7895,7 @@
           <w:color w:val="667085"/>
           <w:sz w:val="17"/>
         </w:rPr>
-        <w:t>24.</w:t>
+        <w:t>26.</w:t>
         <w:tab/>
       </w:r>
       <w:hyperlink r:id="rId21">
@@ -7757,7 +7922,7 @@
           <w:color w:val="667085"/>
           <w:sz w:val="17"/>
         </w:rPr>
-        <w:t>25.</w:t>
+        <w:t>27.</w:t>
         <w:tab/>
       </w:r>
       <w:hyperlink r:id="rId21">

--- a/docs/files/ast/ast_6M2026_en.docx
+++ b/docs/files/ast/ast_6M2026_en.docx
@@ -5878,7 +5878,7 @@
                 <w:color w:val="333333"/>
                 <w:sz w:val="18"/>
               </w:rPr>
-              <w:t>Not found on the EU, UN, UK, US OFAC consolidated sanctions lists (automatic check 2026-10-23).</w:t>
+              <w:t>Not found on the EU, UN, UK, US OFAC consolidated sanctions lists (automatic check 2026-10-24).</w:t>
             </w:r>
           </w:p>
           <w:p>
@@ -6117,7 +6117,7 @@
                 <w:color w:val="333333"/>
                 <w:sz w:val="18"/>
               </w:rPr>
-              <w:t>News summary 2026-07-25 – 2026-10-23: 0 articles, 0 with an adverse keyword in the headline (details in the section "In the press").</w:t>
+              <w:t>News summary 2026-07-26 – 2026-10-24: 0 articles, 0 with an adverse keyword in the headline (details in the section "In the press").</w:t>
             </w:r>
           </w:p>
         </w:tc>

--- a/docs/files/ast/ast_6M2026_en.docx
+++ b/docs/files/ast/ast_6M2026_en.docx
@@ -5878,7 +5878,7 @@
                 <w:color w:val="333333"/>
                 <w:sz w:val="18"/>
               </w:rPr>
-              <w:t>Not found on the EU, UN, UK, US OFAC consolidated sanctions lists (automatic check 2026-10-24).</w:t>
+              <w:t>Not found on the EU, UN, UK, US OFAC consolidated sanctions lists (automatic check 2026-10-25).</w:t>
             </w:r>
           </w:p>
           <w:p>
@@ -6117,7 +6117,7 @@
                 <w:color w:val="333333"/>
                 <w:sz w:val="18"/>
               </w:rPr>
-              <w:t>News summary 2026-07-26 – 2026-10-24: 0 articles, 0 with an adverse keyword in the headline (details in the section "In the press").</w:t>
+              <w:t>News summary 2026-07-27 – 2026-10-25: 0 articles, 0 with an adverse keyword in the headline (details in the section "In the press").</w:t>
             </w:r>
           </w:p>
         </w:tc>

--- a/docs/files/ast/ast_6M2026_en.docx
+++ b/docs/files/ast/ast_6M2026_en.docx
@@ -5229,7 +5229,7 @@
                 <w:b w:val="0"/>
                 <w:sz w:val="17"/>
               </w:rPr>
-              <w:t>3.38% (2026-10)</w:t>
+              <w:t>3.37% (2026-10)</w:t>
             </w:r>
           </w:p>
         </w:tc>
@@ -5301,7 +5301,7 @@
                 <w:b w:val="0"/>
                 <w:sz w:val="17"/>
               </w:rPr>
-              <w:t>▲ 0.66 p. p.</w:t>
+              <w:t>▲ 0.65 p. p.</w:t>
             </w:r>
           </w:p>
         </w:tc>
@@ -5878,7 +5878,7 @@
                 <w:color w:val="333333"/>
                 <w:sz w:val="18"/>
               </w:rPr>
-              <w:t>Not found on the EU, UN, UK, US OFAC consolidated sanctions lists (automatic check 2026-10-25).</w:t>
+              <w:t>Not found on the EU, UN, US OFAC consolidated sanctions lists (automatic check 2026-10-26).</w:t>
             </w:r>
           </w:p>
           <w:p>
@@ -6117,7 +6117,7 @@
                 <w:color w:val="333333"/>
                 <w:sz w:val="18"/>
               </w:rPr>
-              <w:t>News summary 2026-07-27 – 2026-10-25: 0 articles, 0 with an adverse keyword in the headline (details in the section "In the press").</w:t>
+              <w:t>News summary 2026-07-28 – 2026-10-26: 0 articles, 0 with an adverse keyword in the headline (details in the section "In the press").</w:t>
             </w:r>
           </w:p>
         </w:tc>

--- a/docs/files/ast/ast_6M2026_en.docx
+++ b/docs/files/ast/ast_6M2026_en.docx
@@ -5878,7 +5878,7 @@
                 <w:color w:val="333333"/>
                 <w:sz w:val="18"/>
               </w:rPr>
-              <w:t>Not found on the EU, UN, US OFAC consolidated sanctions lists (automatic check 2026-10-26).</w:t>
+              <w:t>Not found on the EU, UN, US OFAC consolidated sanctions lists (automatic check 2026-10-27).</w:t>
             </w:r>
           </w:p>
           <w:p>
@@ -6117,7 +6117,7 @@
                 <w:color w:val="333333"/>
                 <w:sz w:val="18"/>
               </w:rPr>
-              <w:t>News summary 2026-07-28 – 2026-10-26: 0 articles, 0 with an adverse keyword in the headline (details in the section "In the press").</w:t>
+              <w:t>News summary 2026-07-29 – 2026-10-27: 0 articles, 0 with an adverse keyword in the headline (details in the section "In the press").</w:t>
             </w:r>
           </w:p>
         </w:tc>

--- a/docs/files/ast/ast_6M2026_en.docx
+++ b/docs/files/ast/ast_6M2026_en.docx
@@ -5878,7 +5878,7 @@
                 <w:color w:val="333333"/>
                 <w:sz w:val="18"/>
               </w:rPr>
-              <w:t>Not found on the EU, UN, US OFAC consolidated sanctions lists (automatic check 2026-10-27).</w:t>
+              <w:t>Not found on the EU, UN, US OFAC consolidated sanctions lists (automatic check 2026-10-28).</w:t>
             </w:r>
           </w:p>
           <w:p>
@@ -6117,7 +6117,7 @@
                 <w:color w:val="333333"/>
                 <w:sz w:val="18"/>
               </w:rPr>
-              <w:t>News summary 2026-07-29 – 2026-10-27: 0 articles, 0 with an adverse keyword in the headline (details in the section "In the press").</w:t>
+              <w:t>News summary 2026-07-30 – 2026-10-28: 0 articles, 0 with an adverse keyword in the headline (details in the section "In the press").</w:t>
             </w:r>
           </w:p>
         </w:tc>

--- a/docs/files/ast/ast_6M2026_en.docx
+++ b/docs/files/ast/ast_6M2026_en.docx
@@ -5878,7 +5878,7 @@
                 <w:color w:val="333333"/>
                 <w:sz w:val="18"/>
               </w:rPr>
-              <w:t>Not found on the EU, UN, US OFAC consolidated sanctions lists (automatic check 2026-10-28).</w:t>
+              <w:t>Not found on the EU, UN, US OFAC consolidated sanctions lists (automatic check 2026-10-30).</w:t>
             </w:r>
           </w:p>
           <w:p>
@@ -6117,7 +6117,7 @@
                 <w:color w:val="333333"/>
                 <w:sz w:val="18"/>
               </w:rPr>
-              <w:t>News summary 2026-07-30 – 2026-10-28: 0 articles, 0 with an adverse keyword in the headline (details in the section "In the press").</w:t>
+              <w:t>News summary 2026-08-01 – 2026-10-30: 0 articles, 0 with an adverse keyword in the headline (details in the section "In the press").</w:t>
             </w:r>
           </w:p>
         </w:tc>

--- a/docs/files/ast/ast_6M2026_en.docx
+++ b/docs/files/ast/ast_6M2026_en.docx
@@ -5878,7 +5878,7 @@
                 <w:color w:val="333333"/>
                 <w:sz w:val="18"/>
               </w:rPr>
-              <w:t>Not found on the EU, UN, US OFAC consolidated sanctions lists (automatic check 2026-10-30).</w:t>
+              <w:t>Not found on the EU, UN, US OFAC consolidated sanctions lists (automatic check 2026-10-31).</w:t>
             </w:r>
           </w:p>
           <w:p>
@@ -6117,7 +6117,7 @@
                 <w:color w:val="333333"/>
                 <w:sz w:val="18"/>
               </w:rPr>
-              <w:t>News summary 2026-08-01 – 2026-10-30: 0 articles, 0 with an adverse keyword in the headline (details in the section "In the press").</w:t>
+              <w:t>News summary 2026-08-02 – 2026-10-31: 0 articles, 0 with an adverse keyword in the headline (details in the section "In the press").</w:t>
             </w:r>
           </w:p>
         </w:tc>
